--- a/zht/docx/022.content.docx
+++ b/zht/docx/022.content.docx
@@ -150,26 +150,6 @@
           <w:lang w:val="zh_TW" w:bidi="zh_TW"/>
         </w:rPr>
         <w:t>dao</w:t>
-      </w:r>
-      <w:r>
-        <w:rPr>
-          <w:lang w:val="zh_TW" w:bidi="zh_TW"/>
-        </w:rPr>
-      </w:r>
-    </w:p>
-    <w:p>
-      <w:pPr/>
-      <w:r>
-        <w:rPr>
-          <w:lang w:val="zh_TW" w:bidi="zh_TW"/>
-        </w:rPr>
-      </w:r>
-      <w:r>
-        <w:rPr>
-          <w:i/>
-          <w:lang w:val="zh_TW" w:bidi="zh_TW"/>
-        </w:rPr>
-        <w:t>道成肉身, 道路</w:t>
       </w:r>
       <w:r>
         <w:rPr>

--- a/zht/docx/022.content.docx
+++ b/zht/docx/022.content.docx
@@ -19,7 +19,7 @@
         <w:rPr>
           <w:lang w:val="zh_TW" w:bidi="zh_TW"/>
         </w:rPr>
-        <w:t>Resource: 聖經詞典 (Tyndale)</w:t>
+        <w:t>Resource: Tyndale Open Bible Dictionary</w:t>
       </w:r>
       <w:r>
         <w:rPr>
@@ -112,7 +112,7 @@
         <w:rPr>
           <w:lang w:val="zh_TW" w:bidi="zh_TW"/>
         </w:rPr>
-        <w:t>聖經詞典 (Tyndale)</w:t>
+        <w:t>Tyndale Open Bible Dictionary</w:t>
       </w:r>
     </w:p>
     <w:p>
@@ -149,7 +149,7 @@
         <w:rPr>
           <w:lang w:val="zh_TW" w:bidi="zh_TW"/>
         </w:rPr>
-        <w:t>dao</w:t>
+        <w:t>da</w:t>
       </w:r>
       <w:r>
         <w:rPr>
@@ -212,7 +212,7 @@
         <w:rPr>
           <w:lang w:val="zh_TW" w:bidi="zh_TW"/>
         </w:rPr>
-        <w:t>道成肉身</w:t>
+        <w:t>大利大，古米</w:t>
       </w:r>
       <w:r>
         <w:rPr>
@@ -231,7 +231,641 @@
         <w:rPr>
           <w:lang w:val="zh_TW" w:bidi="zh_TW"/>
         </w:rPr>
-        <w:t>從字面上來看，是「在肉身中」的意思；在神學上，指的是藉著拿撒勒人耶穌，神取了人的肉身，成為神-人（God-man）的這一教義。在歷史上，道成肉身的教義在教父時代是基督論辯論的核心，並且這個教義最近在學術界中再次成為了焦點。從聖經的角度來說，它表述的是耶穌身份的奧秘。</w:t>
+        <w:t>耶穌說的亞蘭文詞語，並被馬可記載在其福音書中（</w:t>
+      </w:r>
+      <w:hyperlink r:id="rId13">
+        <w:r>
+          <w:rPr>
+            <w:lang w:val="zh_TW" w:bidi="zh_TW"/>
+          </w:rPr>
+          <w:rPr>
+            <w:color w:val="0000EE"/>
+            <w:u w:val="single"/>
+          </w:rPr>
+          <w:t>可5:41</w:t>
+        </w:r>
+      </w:hyperlink>
+      <w:r>
+        <w:rPr>
+          <w:lang w:val="zh_TW" w:bidi="zh_TW"/>
+        </w:rPr>
+        <w:t>）。加利利地區的一位會堂主管睚魯請求耶穌醫治他生病的女兒。然而，在耶穌到達前，女兒便已去世。耶穌來到女孩身旁，握住她的手，說：「大利大，古米」，意思是「小女孩，起來」。其中「大利大」是一個表達親切的詞語，意思是「羊羔」或「年輕人」；「古米」則是一個命令，意指「起來」，馬可將其翻譯為「我對妳說，起來！」</w:t>
+      </w:r>
+    </w:p>
+    <w:p>
+      <w:pPr/>
+      <w:r>
+        <w:rPr>
+          <w:lang w:val="zh_TW" w:bidi="zh_TW"/>
+        </w:rPr>
+      </w:r>
+      <w:r>
+        <w:rPr>
+          <w:lang w:val="zh_TW" w:bidi="zh_TW"/>
+        </w:rPr>
+        <w:t>馬可在他的福音書中記載了其它耶穌所說的亞蘭文詞語（</w:t>
+      </w:r>
+      <w:hyperlink r:id="rId14">
+        <w:r>
+          <w:rPr>
+            <w:lang w:val="zh_TW" w:bidi="zh_TW"/>
+          </w:rPr>
+          <w:rPr>
+            <w:color w:val="0000EE"/>
+            <w:u w:val="single"/>
+          </w:rPr>
+          <w:t>可3:17，</w:t>
+        </w:r>
+      </w:hyperlink>
+      <w:hyperlink r:id="rId13">
+        <w:r>
+          <w:rPr>
+            <w:lang w:val="zh_TW" w:bidi="zh_TW"/>
+          </w:rPr>
+          <w:rPr>
+            <w:color w:val="0000EE"/>
+            <w:u w:val="single"/>
+          </w:rPr>
+          <w:t>5:41，</w:t>
+        </w:r>
+      </w:hyperlink>
+      <w:hyperlink r:id="rId15">
+        <w:r>
+          <w:rPr>
+            <w:lang w:val="zh_TW" w:bidi="zh_TW"/>
+          </w:rPr>
+          <w:rPr>
+            <w:color w:val="0000EE"/>
+            <w:u w:val="single"/>
+          </w:rPr>
+          <w:t>7:11、34，</w:t>
+        </w:r>
+      </w:hyperlink>
+      <w:hyperlink r:id="rId16">
+        <w:r>
+          <w:rPr>
+            <w:lang w:val="zh_TW" w:bidi="zh_TW"/>
+          </w:rPr>
+          <w:rPr>
+            <w:color w:val="0000EE"/>
+            <w:u w:val="single"/>
+          </w:rPr>
+          <w:t>11:9–10，</w:t>
+        </w:r>
+      </w:hyperlink>
+      <w:hyperlink r:id="rId17">
+        <w:r>
+          <w:rPr>
+            <w:lang w:val="zh_TW" w:bidi="zh_TW"/>
+          </w:rPr>
+          <w:rPr>
+            <w:color w:val="0000EE"/>
+            <w:u w:val="single"/>
+          </w:rPr>
+          <w:t>14:36，</w:t>
+        </w:r>
+      </w:hyperlink>
+      <w:hyperlink r:id="rId18">
+        <w:r>
+          <w:rPr>
+            <w:lang w:val="zh_TW" w:bidi="zh_TW"/>
+          </w:rPr>
+          <w:rPr>
+            <w:color w:val="0000EE"/>
+            <w:u w:val="single"/>
+          </w:rPr>
+          <w:t>15:22、34</w:t>
+        </w:r>
+      </w:hyperlink>
+      <w:r>
+        <w:rPr>
+          <w:lang w:val="zh_TW" w:bidi="zh_TW"/>
+        </w:rPr>
+        <w:t>）。馬太只記載了兩個亞蘭文片語（</w:t>
+      </w:r>
+      <w:hyperlink r:id="rId19">
+        <w:r>
+          <w:rPr>
+            <w:lang w:val="zh_TW" w:bidi="zh_TW"/>
+          </w:rPr>
+          <w:rPr>
+            <w:color w:val="0000EE"/>
+            <w:u w:val="single"/>
+          </w:rPr>
+          <w:t>太27:33、46</w:t>
+        </w:r>
+      </w:hyperlink>
+      <w:r>
+        <w:rPr>
+          <w:lang w:val="zh_TW" w:bidi="zh_TW"/>
+        </w:rPr>
+        <w:t>），而路加則一個也沒有記載。</w:t>
+      </w:r>
+      <w:r>
+        <w:rPr>
+          <w:lang w:val="zh_TW" w:bidi="zh_TW"/>
+        </w:rPr>
+      </w:r>
+      <w:r>
+        <w:rPr>
+          <w:lang w:val="zh_TW" w:bidi="zh_TW"/>
+        </w:rPr>
+      </w:r>
+    </w:p>
+    <w:p>
+      <w:pPr/>
+      <w:r>
+        <w:rPr>
+          <w:lang w:val="zh_TW" w:bidi="zh_TW"/>
+        </w:rPr>
+      </w:r>
+    </w:p>
+    <w:p>
+      <w:pPr>
+        <w:pStyle w:val="Heading2"/>
+      </w:pPr>
+      <w:r>
+        <w:rPr>
+          <w:lang w:val="zh_TW" w:bidi="zh_TW"/>
+        </w:rPr>
+        <w:t>大瑪努他</w:t>
+      </w:r>
+      <w:r>
+        <w:rPr>
+          <w:lang w:val="zh_TW" w:bidi="zh_TW"/>
+        </w:rPr>
+      </w:r>
+    </w:p>
+    <w:p>
+      <w:pPr/>
+      <w:r>
+        <w:rPr>
+          <w:lang w:val="zh_TW" w:bidi="zh_TW"/>
+        </w:rPr>
+      </w:r>
+      <w:r>
+        <w:rPr>
+          <w:lang w:val="zh_TW" w:bidi="zh_TW"/>
+        </w:rPr>
+        <w:t>位於加利利海西側、革尼撒勒平原南端附近的地區，其確切位置不明。耶穌和祂的門徒在餵飽四千人的事件後，曾短暫停留於此（</w:t>
+      </w:r>
+      <w:hyperlink r:id="rId20">
+        <w:r>
+          <w:rPr>
+            <w:lang w:val="zh_TW" w:bidi="zh_TW"/>
+          </w:rPr>
+          <w:rPr>
+            <w:color w:val="0000EE"/>
+            <w:u w:val="single"/>
+          </w:rPr>
+          <w:t>可8:10</w:t>
+        </w:r>
+      </w:hyperlink>
+      <w:r>
+        <w:rPr>
+          <w:lang w:val="zh_TW" w:bidi="zh_TW"/>
+        </w:rPr>
+        <w:t>）。當時，法利賽人來試探祂，要求祂顯示從天而來的神蹟。耶穌回答說，沒有神蹟給這世代看（</w:t>
+      </w:r>
+      <w:hyperlink r:id="rId21">
+        <w:r>
+          <w:rPr>
+            <w:lang w:val="zh_TW" w:bidi="zh_TW"/>
+          </w:rPr>
+          <w:rPr>
+            <w:color w:val="0000EE"/>
+            <w:u w:val="single"/>
+          </w:rPr>
+          <w:t>12</w:t>
+        </w:r>
+      </w:hyperlink>
+      <w:r>
+        <w:rPr>
+          <w:lang w:val="zh_TW" w:bidi="zh_TW"/>
+        </w:rPr>
+        <w:t>節），隨後便離開那裡。</w:t>
+      </w:r>
+    </w:p>
+    <w:p>
+      <w:pPr/>
+      <w:r>
+        <w:rPr>
+          <w:lang w:val="zh_TW" w:bidi="zh_TW"/>
+        </w:rPr>
+      </w:r>
+      <w:r>
+        <w:rPr>
+          <w:lang w:val="zh_TW" w:bidi="zh_TW"/>
+        </w:rPr>
+        <w:t>「大瑪努他」這名稱出現在最可靠的抄本中，然而其它文獻記載則為馬加丹（Magadan）或</w:t>
+      </w:r>
+      <w:r>
+        <w:rPr>
+          <w:lang w:val="zh_TW" w:bidi="zh_TW"/>
+        </w:rPr>
+        <w:t>抹大拉（</w:t>
+      </w:r>
+      <w:r>
+        <w:rPr>
+          <w:lang w:val="zh_TW" w:bidi="zh_TW"/>
+        </w:rPr>
+        <w:t>Magdala）。</w:t>
+      </w:r>
+      <w:hyperlink r:id="rId22">
+        <w:r>
+          <w:rPr>
+            <w:lang w:val="zh_TW" w:bidi="zh_TW"/>
+          </w:rPr>
+          <w:rPr>
+            <w:color w:val="0000EE"/>
+            <w:u w:val="single"/>
+          </w:rPr>
+          <w:t>馬太福音十五章39節</w:t>
+        </w:r>
+      </w:hyperlink>
+      <w:r>
+        <w:rPr>
+          <w:lang w:val="zh_TW" w:bidi="zh_TW"/>
+        </w:rPr>
+        <w:t>平行經文中提到的是馬加丹。因此，確切的名字和位置一直難以確定。這些名稱可能指的是同一地點，或至少是在同一地區的兩個地方。</w:t>
+      </w:r>
+    </w:p>
+    <w:p>
+      <w:pPr/>
+      <w:r>
+        <w:rPr>
+          <w:lang w:val="zh_TW" w:bidi="zh_TW"/>
+        </w:rPr>
+      </w:r>
+      <w:r>
+        <w:rPr>
+          <w:i/>
+          <w:lang w:val="zh_TW" w:bidi="zh_TW"/>
+        </w:rPr>
+        <w:t>另見</w:t>
+      </w:r>
+      <w:r>
+        <w:rPr>
+          <w:lang w:val="zh_TW" w:bidi="zh_TW"/>
+        </w:rPr>
+        <w:t xml:space="preserve"> </w:t>
+      </w:r>
+      <w:r>
+        <w:rPr>
+          <w:lang w:val="zh_TW" w:bidi="zh_TW"/>
+        </w:rPr>
+        <w:t>馬加丹</w:t>
+      </w:r>
+      <w:r>
+        <w:rPr>
+          <w:lang w:val="zh_TW" w:bidi="zh_TW"/>
+        </w:rPr>
+        <w:t>；</w:t>
+      </w:r>
+      <w:r>
+        <w:rPr>
+          <w:lang w:val="zh_TW" w:bidi="zh_TW"/>
+        </w:rPr>
+        <w:t>抹大拉</w:t>
+      </w:r>
+      <w:r>
+        <w:rPr>
+          <w:lang w:val="zh_TW" w:bidi="zh_TW"/>
+        </w:rPr>
+        <w:t>。</w:t>
+      </w:r>
+      <w:r>
+        <w:rPr>
+          <w:lang w:val="zh_TW" w:bidi="zh_TW"/>
+        </w:rPr>
+      </w:r>
+      <w:r>
+        <w:rPr>
+          <w:lang w:val="zh_TW" w:bidi="zh_TW"/>
+        </w:rPr>
+      </w:r>
+    </w:p>
+    <w:p>
+      <w:pPr/>
+      <w:r>
+        <w:rPr>
+          <w:lang w:val="zh_TW" w:bidi="zh_TW"/>
+        </w:rPr>
+      </w:r>
+    </w:p>
+    <w:p>
+      <w:pPr>
+        <w:pStyle w:val="Heading2"/>
+      </w:pPr>
+      <w:r>
+        <w:rPr>
+          <w:lang w:val="zh_TW" w:bidi="zh_TW"/>
+        </w:rPr>
+        <w:t>大錢</w:t>
+      </w:r>
+      <w:r>
+        <w:rPr>
+          <w:lang w:val="zh_TW" w:bidi="zh_TW"/>
+        </w:rPr>
+      </w:r>
+    </w:p>
+    <w:p>
+      <w:pPr>
+        <w:pStyle w:val="ListNumber"/>
+        <w:numPr>
+          <w:ilvl w:val="0"/>
+          <w:numId w:val="14"/>
+        </w:numPr>
+        <w:spacing w:line="240" w:lineRule="auto"/>
+        <w:ind w:left="720"/>
+      </w:pPr>
+      <w:r>
+        <w:rPr>
+          <w:lang w:val="zh_TW" w:bidi="zh_TW"/>
+        </w:rPr>
+      </w:r>
+      <w:r>
+        <w:rPr>
+          <w:lang w:val="zh_TW" w:bidi="zh_TW"/>
+        </w:rPr>
+        <w:t>在一些譯本中，將此用於翻譯一種小面額的硬幣，相當於一錢銀子（denarius）的十六分之一（</w:t>
+      </w:r>
+      <w:hyperlink r:id="rId23">
+        <w:r>
+          <w:rPr>
+            <w:lang w:val="zh_TW" w:bidi="zh_TW"/>
+          </w:rPr>
+          <w:rPr>
+            <w:color w:val="0000EE"/>
+            <w:u w:val="single"/>
+          </w:rPr>
+          <w:t>太10:29</w:t>
+        </w:r>
+      </w:hyperlink>
+      <w:r>
+        <w:rPr>
+          <w:lang w:val="zh_TW" w:bidi="zh_TW"/>
+        </w:rPr>
+        <w:t>；</w:t>
+      </w:r>
+      <w:hyperlink r:id="rId24">
+        <w:r>
+          <w:rPr>
+            <w:lang w:val="zh_TW" w:bidi="zh_TW"/>
+          </w:rPr>
+          <w:rPr>
+            <w:color w:val="0000EE"/>
+            <w:u w:val="single"/>
+          </w:rPr>
+          <w:t>路12:6</w:t>
+        </w:r>
+      </w:hyperlink>
+      <w:r>
+        <w:rPr>
+          <w:lang w:val="zh_TW" w:bidi="zh_TW"/>
+        </w:rPr>
+        <w:t>）。一錢銀子是一日的工資。</w:t>
+      </w:r>
+    </w:p>
+    <w:p>
+      <w:pPr>
+        <w:pStyle w:val="ListNumber"/>
+        <w:spacing w:line="240" w:lineRule="auto"/>
+        <w:ind w:left="720"/>
+      </w:pPr>
+      <w:r>
+        <w:rPr>
+          <w:lang w:val="zh_TW" w:bidi="zh_TW"/>
+        </w:rPr>
+      </w:r>
+      <w:r>
+        <w:rPr>
+          <w:lang w:val="zh_TW" w:bidi="zh_TW"/>
+        </w:rPr>
+        <w:t>在一些譯本中，另一處將其譯為「大錢（penny）」，相當於上述#1的四分之一，或一錢銀子的六十四分之一（</w:t>
+      </w:r>
+      <w:hyperlink r:id="rId25">
+        <w:r>
+          <w:rPr>
+            <w:lang w:val="zh_TW" w:bidi="zh_TW"/>
+          </w:rPr>
+          <w:rPr>
+            <w:color w:val="0000EE"/>
+            <w:u w:val="single"/>
+          </w:rPr>
+          <w:t>太5:26</w:t>
+        </w:r>
+      </w:hyperlink>
+      <w:r>
+        <w:rPr>
+          <w:lang w:val="zh_TW" w:bidi="zh_TW"/>
+        </w:rPr>
+        <w:t>；</w:t>
+      </w:r>
+      <w:hyperlink r:id="rId26">
+        <w:r>
+          <w:rPr>
+            <w:lang w:val="zh_TW" w:bidi="zh_TW"/>
+          </w:rPr>
+          <w:rPr>
+            <w:color w:val="0000EE"/>
+            <w:u w:val="single"/>
+          </w:rPr>
+          <w:t>可12:42</w:t>
+        </w:r>
+      </w:hyperlink>
+      <w:r>
+        <w:rPr>
+          <w:lang w:val="zh_TW" w:bidi="zh_TW"/>
+        </w:rPr>
+        <w:t>）。</w:t>
+      </w:r>
+    </w:p>
+    <w:p>
+      <w:pPr/>
+      <w:r>
+        <w:rPr>
+          <w:lang w:val="zh_TW" w:bidi="zh_TW"/>
+        </w:rPr>
+      </w:r>
+      <w:r>
+        <w:rPr>
+          <w:i/>
+          <w:lang w:val="zh_TW" w:bidi="zh_TW"/>
+        </w:rPr>
+        <w:t>另見</w:t>
+      </w:r>
+      <w:r>
+        <w:rPr>
+          <w:lang w:val="zh_TW" w:bidi="zh_TW"/>
+        </w:rPr>
+        <w:t xml:space="preserve"> 銀錢；銀子。</w:t>
+      </w:r>
+      <w:r>
+        <w:rPr>
+          <w:lang w:val="zh_TW" w:bidi="zh_TW"/>
+        </w:rPr>
+      </w:r>
+      <w:r>
+        <w:rPr>
+          <w:lang w:val="zh_TW" w:bidi="zh_TW"/>
+        </w:rPr>
+      </w:r>
+    </w:p>
+    <w:p>
+      <w:pPr/>
+      <w:r>
+        <w:rPr>
+          <w:lang w:val="zh_TW" w:bidi="zh_TW"/>
+        </w:rPr>
+      </w:r>
+    </w:p>
+    <w:p>
+      <w:pPr>
+        <w:pStyle w:val="Heading2"/>
+      </w:pPr>
+      <w:r>
+        <w:rPr>
+          <w:lang w:val="zh_TW" w:bidi="zh_TW"/>
+        </w:rPr>
+        <w:t>大衛</w:t>
+      </w:r>
+      <w:r>
+        <w:rPr>
+          <w:lang w:val="zh_TW" w:bidi="zh_TW"/>
+        </w:rPr>
+      </w:r>
+    </w:p>
+    <w:p>
+      <w:pPr/>
+      <w:r>
+        <w:rPr>
+          <w:lang w:val="zh_TW" w:bidi="zh_TW"/>
+        </w:rPr>
+      </w:r>
+      <w:r>
+        <w:rPr>
+          <w:lang w:val="zh_TW" w:bidi="zh_TW"/>
+        </w:rPr>
+        <w:t>以色列最重要的王。大衛的王國代表以色列在舊約歷史上權力和影響力的巔峰。</w:t>
+      </w:r>
+    </w:p>
+    <w:p>
+      <w:pPr/>
+      <w:r>
+        <w:rPr>
+          <w:lang w:val="zh_TW" w:bidi="zh_TW"/>
+        </w:rPr>
+      </w:r>
+      <w:r>
+        <w:rPr>
+          <w:lang w:val="zh_TW" w:bidi="zh_TW"/>
+        </w:rPr>
+        <w:t>舊約中專門記載大衛統治的兩卷書，是撒母耳記下和歷代志上。大衛早年的事蹟則記錄在撒母耳記上，自第</w:t>
+      </w:r>
+      <w:hyperlink r:id="rId27">
+        <w:r>
+          <w:rPr>
+            <w:lang w:val="zh_TW" w:bidi="zh_TW"/>
+          </w:rPr>
+          <w:rPr>
+            <w:color w:val="0000EE"/>
+            <w:u w:val="single"/>
+          </w:rPr>
+          <w:t>十六</w:t>
+        </w:r>
+      </w:hyperlink>
+      <w:r>
+        <w:rPr>
+          <w:lang w:val="zh_TW" w:bidi="zh_TW"/>
+        </w:rPr>
+        <w:t>章開始。聖經中的詩篇，有接近一半是由大衛所寫。他的重要地位延伸到新約，人們認定他是耶穌基督的祖先和彌賽亞君王的預表。</w:t>
+      </w:r>
+    </w:p>
+    <w:p>
+      <w:pPr/>
+      <w:r>
+        <w:rPr>
+          <w:lang w:val="zh_TW" w:bidi="zh_TW"/>
+        </w:rPr>
+      </w:r>
+      <w:r>
+        <w:rPr>
+          <w:lang w:val="zh_TW" w:bidi="zh_TW"/>
+        </w:rPr>
+        <w:t>概述</w:t>
+      </w:r>
+    </w:p>
+    <w:p>
+      <w:pPr>
+        <w:pStyle w:val="ListBullet"/>
+        <w:spacing w:line="240" w:lineRule="auto"/>
+        <w:ind w:left="720"/>
+      </w:pPr>
+      <w:r>
+        <w:rPr>
+          <w:lang w:val="zh_TW" w:bidi="zh_TW"/>
+        </w:rPr>
+      </w:r>
+      <w:r>
+        <w:rPr>
+          <w:lang w:val="zh_TW" w:bidi="zh_TW"/>
+        </w:rPr>
+        <w:t>早年</w:t>
+      </w:r>
+    </w:p>
+    <w:p>
+      <w:pPr>
+        <w:pStyle w:val="ListBullet"/>
+        <w:spacing w:line="240" w:lineRule="auto"/>
+        <w:ind w:left="720"/>
+      </w:pPr>
+      <w:r>
+        <w:rPr>
+          <w:lang w:val="zh_TW" w:bidi="zh_TW"/>
+        </w:rPr>
+      </w:r>
+      <w:r>
+        <w:rPr>
+          <w:lang w:val="zh_TW" w:bidi="zh_TW"/>
+        </w:rPr>
+        <w:t>為君王職分做準備</w:t>
+      </w:r>
+    </w:p>
+    <w:p>
+      <w:pPr>
+        <w:pStyle w:val="ListBullet"/>
+        <w:spacing w:line="240" w:lineRule="auto"/>
+        <w:ind w:left="720"/>
+      </w:pPr>
+      <w:r>
+        <w:rPr>
+          <w:lang w:val="zh_TW" w:bidi="zh_TW"/>
+        </w:rPr>
+      </w:r>
+      <w:r>
+        <w:rPr>
+          <w:lang w:val="zh_TW" w:bidi="zh_TW"/>
+        </w:rPr>
+        <w:t>大衛作為君王</w:t>
+      </w:r>
+    </w:p>
+    <w:p>
+      <w:pPr>
+        <w:pStyle w:val="ListBullet"/>
+        <w:spacing w:line="240" w:lineRule="auto"/>
+        <w:ind w:left="720"/>
+      </w:pPr>
+      <w:r>
+        <w:rPr>
+          <w:lang w:val="zh_TW" w:bidi="zh_TW"/>
+        </w:rPr>
+      </w:r>
+      <w:r>
+        <w:rPr>
+          <w:lang w:val="zh_TW" w:bidi="zh_TW"/>
+        </w:rPr>
+        <w:t>大衛的持續影響</w:t>
       </w:r>
     </w:p>
     <w:p>
@@ -242,7 +876,7 @@
         <w:rPr>
           <w:lang w:val="zh_TW" w:bidi="zh_TW"/>
         </w:rPr>
-        <w:t>新約中的見證</w:t>
+        <w:t>早年</w:t>
       </w:r>
     </w:p>
     <w:p>
@@ -253,7 +887,7 @@
         <w:rPr>
           <w:lang w:val="zh_TW" w:bidi="zh_TW"/>
         </w:rPr>
-        <w:t>對觀福音</w:t>
+        <w:t>家世</w:t>
       </w:r>
     </w:p>
     <w:p>
@@ -267,36 +901,36 @@
         <w:rPr>
           <w:lang w:val="zh_TW" w:bidi="zh_TW"/>
         </w:rPr>
-        <w:t>馬可福音沒有關於道成肉身的記載，並且強調耶穌的彌賽亞身份多過祂的神性。因此，有些人認為馬可福音代表了當時教會的神學還處於早期階段，是在道成肉身的教義尚未形成之前。但這一點值得懷疑，有以下兩個原因：道成肉身的經文，如腓立比書讚美詩這樣的（</w:t>
-      </w:r>
-      <w:hyperlink r:id="rId13">
-        <w:r>
-          <w:rPr>
-            <w:lang w:val="zh_TW" w:bidi="zh_TW"/>
-          </w:rPr>
-          <w:rPr>
-            <w:color w:val="0000EE"/>
-            <w:u w:val="single"/>
-          </w:rPr>
-          <w:t>腓2:6–11</w:t>
-        </w:r>
-      </w:hyperlink>
-      <w:r>
-        <w:rPr>
-          <w:lang w:val="zh_TW" w:bidi="zh_TW"/>
-        </w:rPr>
-        <w:t>），可能成書早於馬可福音，並且馬可對基督的二性有完整的神學論述。雖然他強調耶穌的人性，但是馬可是以強調神性來突顯這一點。耶穌在受洗和登山變像時，被天上的聲音稱為「愛子」（</w:t>
-      </w:r>
-      <w:hyperlink r:id="rId14">
-        <w:r>
-          <w:rPr>
-            <w:lang w:val="zh_TW" w:bidi="zh_TW"/>
-          </w:rPr>
-          <w:rPr>
-            <w:color w:val="0000EE"/>
-            <w:u w:val="single"/>
-          </w:rPr>
-          <w:t>可1:11</w:t>
+        <w:t>大衛是耶西家中最小的兒子，屬於猶大支派。他們一家住在伯利恆，距離耶路撒冷約六英里（十公里）。他的曾祖母是來自摩押地的路得（</w:t>
+      </w:r>
+      <w:hyperlink r:id="rId28">
+        <w:r>
+          <w:rPr>
+            <w:lang w:val="zh_TW" w:bidi="zh_TW"/>
+          </w:rPr>
+          <w:rPr>
+            <w:color w:val="0000EE"/>
+            <w:u w:val="single"/>
+          </w:rPr>
+          <w:t>得4:18–22</w:t>
+        </w:r>
+      </w:hyperlink>
+      <w:r>
+        <w:rPr>
+          <w:lang w:val="zh_TW" w:bidi="zh_TW"/>
+        </w:rPr>
+        <w:t>）。舊約與新約中的族譜，均將大衛的血統追溯到雅各的兒子猶大（</w:t>
+      </w:r>
+      <w:hyperlink r:id="rId29">
+        <w:r>
+          <w:rPr>
+            <w:lang w:val="zh_TW" w:bidi="zh_TW"/>
+          </w:rPr>
+          <w:rPr>
+            <w:color w:val="0000EE"/>
+            <w:u w:val="single"/>
+          </w:rPr>
+          <w:t>代上2:3–15</w:t>
         </w:r>
       </w:hyperlink>
       <w:r>
@@ -305,34 +939,16 @@
         </w:rPr>
         <w:t>；</w:t>
       </w:r>
-      <w:hyperlink r:id="rId15">
-        <w:r>
-          <w:rPr>
-            <w:lang w:val="zh_TW" w:bidi="zh_TW"/>
-          </w:rPr>
-          <w:rPr>
-            <w:color w:val="0000EE"/>
-            <w:u w:val="single"/>
-          </w:rPr>
-          <w:t>9:7</w:t>
-        </w:r>
-      </w:hyperlink>
-      <w:r>
-        <w:rPr>
-          <w:lang w:val="zh_TW" w:bidi="zh_TW"/>
-        </w:rPr>
-        <w:t>）；污鬼稱他為神的兒子（</w:t>
-      </w:r>
-      <w:hyperlink r:id="rId16">
-        <w:r>
-          <w:rPr>
-            <w:lang w:val="zh_TW" w:bidi="zh_TW"/>
-          </w:rPr>
-          <w:rPr>
-            <w:color w:val="0000EE"/>
-            <w:u w:val="single"/>
-          </w:rPr>
-          <w:t>3:11</w:t>
+      <w:hyperlink r:id="rId30">
+        <w:r>
+          <w:rPr>
+            <w:lang w:val="zh_TW" w:bidi="zh_TW"/>
+          </w:rPr>
+          <w:rPr>
+            <w:color w:val="0000EE"/>
+            <w:u w:val="single"/>
+          </w:rPr>
+          <w:t>太1:3–6</w:t>
         </w:r>
       </w:hyperlink>
       <w:r>
@@ -341,70 +957,572 @@
         </w:rPr>
         <w:t>；</w:t>
       </w:r>
-      <w:hyperlink r:id="rId17">
-        <w:r>
-          <w:rPr>
-            <w:lang w:val="zh_TW" w:bidi="zh_TW"/>
-          </w:rPr>
-          <w:rPr>
-            <w:color w:val="0000EE"/>
-            <w:u w:val="single"/>
-          </w:rPr>
-          <w:t>5:7</w:t>
-        </w:r>
-      </w:hyperlink>
-      <w:r>
-        <w:rPr>
-          <w:lang w:val="zh_TW" w:bidi="zh_TW"/>
-        </w:rPr>
-        <w:t>），羅馬百夫長也如此稱呼祂（</w:t>
-      </w:r>
-      <w:hyperlink r:id="rId18">
-        <w:r>
-          <w:rPr>
-            <w:lang w:val="zh_TW" w:bidi="zh_TW"/>
-          </w:rPr>
-          <w:rPr>
-            <w:color w:val="0000EE"/>
-            <w:u w:val="single"/>
-          </w:rPr>
-          <w:t>15:39</w:t>
-        </w:r>
-      </w:hyperlink>
-      <w:r>
-        <w:rPr>
-          <w:lang w:val="zh_TW" w:bidi="zh_TW"/>
-        </w:rPr>
-        <w:t>）。耶穌的「阿爸父」禱告（</w:t>
-      </w:r>
-      <w:hyperlink r:id="rId19">
-        <w:r>
-          <w:rPr>
-            <w:lang w:val="zh_TW" w:bidi="zh_TW"/>
-          </w:rPr>
-          <w:rPr>
-            <w:color w:val="0000EE"/>
-            <w:u w:val="single"/>
-          </w:rPr>
-          <w:t>14:36</w:t>
-        </w:r>
-      </w:hyperlink>
-      <w:r>
-        <w:rPr>
-          <w:lang w:val="zh_TW" w:bidi="zh_TW"/>
-        </w:rPr>
-        <w:t>；參</w:t>
-      </w:r>
-      <w:hyperlink r:id="rId20">
-        <w:r>
-          <w:rPr>
-            <w:lang w:val="zh_TW" w:bidi="zh_TW"/>
-          </w:rPr>
-          <w:rPr>
-            <w:color w:val="0000EE"/>
-            <w:u w:val="single"/>
-          </w:rPr>
-          <w:t>太26:39</w:t>
+      <w:hyperlink r:id="rId31">
+        <w:r>
+          <w:rPr>
+            <w:lang w:val="zh_TW" w:bidi="zh_TW"/>
+          </w:rPr>
+          <w:rPr>
+            <w:color w:val="0000EE"/>
+            <w:u w:val="single"/>
+          </w:rPr>
+          <w:t>路3:31–33</w:t>
+        </w:r>
+      </w:hyperlink>
+      <w:r>
+        <w:rPr>
+          <w:lang w:val="zh_TW" w:bidi="zh_TW"/>
+        </w:rPr>
+        <w:t>）。</w:t>
+      </w:r>
+    </w:p>
+    <w:p>
+      <w:pPr>
+        <w:pStyle w:val="Heading4"/>
+      </w:pPr>
+      <w:r>
+        <w:rPr>
+          <w:lang w:val="zh_TW" w:bidi="zh_TW"/>
+        </w:rPr>
+        <w:t>訓練與才能</w:t>
+      </w:r>
+    </w:p>
+    <w:p>
+      <w:pPr/>
+      <w:r>
+        <w:rPr>
+          <w:lang w:val="zh_TW" w:bidi="zh_TW"/>
+        </w:rPr>
+      </w:r>
+      <w:r>
+        <w:rPr>
+          <w:lang w:val="zh_TW" w:bidi="zh_TW"/>
+        </w:rPr>
+        <w:t>我們對於大衛早年的生活，所知甚少。他年少時為父親牧羊，甚至冒險擊殺襲擊羊群的熊和獅子。後來，大衛公開承認，神曾賜給他保護羊群的本領和力量（</w:t>
+      </w:r>
+      <w:hyperlink r:id="rId32">
+        <w:r>
+          <w:rPr>
+            <w:lang w:val="zh_TW" w:bidi="zh_TW"/>
+          </w:rPr>
+          <w:rPr>
+            <w:color w:val="0000EE"/>
+            <w:u w:val="single"/>
+          </w:rPr>
+          <w:t>撒上17:34–37</w:t>
+        </w:r>
+      </w:hyperlink>
+      <w:r>
+        <w:rPr>
+          <w:lang w:val="zh_TW" w:bidi="zh_TW"/>
+        </w:rPr>
+        <w:t>）。</w:t>
+      </w:r>
+    </w:p>
+    <w:p>
+      <w:pPr/>
+      <w:r>
+        <w:rPr>
+          <w:lang w:val="zh_TW" w:bidi="zh_TW"/>
+        </w:rPr>
+      </w:r>
+      <w:r>
+        <w:rPr>
+          <w:lang w:val="zh_TW" w:bidi="zh_TW"/>
+        </w:rPr>
+        <w:t>大衛也是一位出色的音樂家。他的豎琴技巧卓越，以至當掃羅王的宮廷需要樂手時，有人立即舉薦大衛。</w:t>
+      </w:r>
+    </w:p>
+    <w:p>
+      <w:pPr/>
+      <w:r>
+        <w:rPr>
+          <w:lang w:val="zh_TW" w:bidi="zh_TW"/>
+        </w:rPr>
+      </w:r>
+      <w:r>
+        <w:rPr>
+          <w:lang w:val="zh_TW" w:bidi="zh_TW"/>
+        </w:rPr>
+        <w:t>在耶西家中，大衛的地位無足輕重。當全國知名的先知撒母耳拜訪耶西的家時，所有哥哥都被叫來見他；而大衛則在牧羊。神指示撒母耳要從耶西的兒子中膏立一位王，但事先並未告知是哪一位兒子。七個兄弟在撒母耳面前經過，他感受到神的引導而進一步詢問，得知耶西還有一個兒子。大衛隨即被召來，並受撒母耳膏立，領受耶和華的靈（</w:t>
+      </w:r>
+      <w:hyperlink r:id="rId33">
+        <w:r>
+          <w:rPr>
+            <w:lang w:val="zh_TW" w:bidi="zh_TW"/>
+          </w:rPr>
+          <w:rPr>
+            <w:color w:val="0000EE"/>
+            <w:u w:val="single"/>
+          </w:rPr>
+          <w:t>撒上16:1–13</w:t>
+        </w:r>
+      </w:hyperlink>
+      <w:r>
+        <w:rPr>
+          <w:lang w:val="zh_TW" w:bidi="zh_TW"/>
+        </w:rPr>
+        <w:t>）。不論耶西一家如何理解這次膏立，卻似乎沒有即時改變大衛的生活模式，他仍然繼續牧羊。</w:t>
+      </w:r>
+    </w:p>
+    <w:p>
+      <w:pPr>
+        <w:pStyle w:val="Heading3"/>
+      </w:pPr>
+      <w:r>
+        <w:rPr>
+          <w:lang w:val="zh_TW" w:bidi="zh_TW"/>
+        </w:rPr>
+        <w:t>為君王職分做準備</w:t>
+      </w:r>
+    </w:p>
+    <w:p>
+      <w:pPr/>
+      <w:r>
+        <w:rPr>
+          <w:lang w:val="zh_TW" w:bidi="zh_TW"/>
+        </w:rPr>
+      </w:r>
+      <w:r>
+        <w:rPr>
+          <w:lang w:val="zh_TW" w:bidi="zh_TW"/>
+        </w:rPr>
+        <w:t>大衛年輕時願意服事他人，儘管他已被膏立為王。他為軍中的三位兄長補給時，得到展現自己、獲得全國名聲的機會。</w:t>
+      </w:r>
+    </w:p>
+    <w:p>
+      <w:pPr/>
+      <w:r>
+        <w:rPr>
+          <w:lang w:val="zh_TW" w:bidi="zh_TW"/>
+        </w:rPr>
+      </w:r>
+      <w:r>
+        <w:rPr>
+          <w:lang w:val="zh_TW" w:bidi="zh_TW"/>
+        </w:rPr>
+        <w:t>年紀輕輕的大衛，對神有敏銳的心。他探望兄長時，因為非利士人歌利亞挑釁神的軍隊而憤怒。雖然他受到兄長責備，卻仍接受挑戰，迎戰歌利亞。他相信那位幫助他擊殺獅子與熊的神，也必然會幫助他面對這位非利士戰士。因此，憑藉對神的信心和甩石的技巧，大衛擊殺了歌利亞（</w:t>
+      </w:r>
+      <w:hyperlink r:id="rId34">
+        <w:r>
+          <w:rPr>
+            <w:lang w:val="zh_TW" w:bidi="zh_TW"/>
+          </w:rPr>
+          <w:rPr>
+            <w:color w:val="0000EE"/>
+            <w:u w:val="single"/>
+          </w:rPr>
+          <w:t>撒上17:12–58</w:t>
+        </w:r>
+      </w:hyperlink>
+      <w:r>
+        <w:rPr>
+          <w:lang w:val="zh_TW" w:bidi="zh_TW"/>
+        </w:rPr>
+        <w:t>）。</w:t>
+      </w:r>
+    </w:p>
+    <w:p>
+      <w:pPr>
+        <w:pStyle w:val="Heading4"/>
+      </w:pPr>
+      <w:r>
+        <w:rPr>
+          <w:lang w:val="zh_TW" w:bidi="zh_TW"/>
+        </w:rPr>
+        <w:t>全國知名</w:t>
+      </w:r>
+    </w:p>
+    <w:p>
+      <w:pPr/>
+      <w:r>
+        <w:rPr>
+          <w:lang w:val="zh_TW" w:bidi="zh_TW"/>
+        </w:rPr>
+      </w:r>
+      <w:r>
+        <w:rPr>
+          <w:lang w:val="zh_TW" w:bidi="zh_TW"/>
+        </w:rPr>
+        <w:t>擊殺歌利亞之事，使大衛成為以色列的英雄，也讓他與掃羅王室建立了密切關係。不過，他得到勝利，又獲得全國讚譽，引發掃羅嫉妒，最終導致大衛被逐出以色列地。</w:t>
+      </w:r>
+    </w:p>
+    <w:p>
+      <w:pPr>
+        <w:pStyle w:val="Heading4"/>
+      </w:pPr>
+      <w:r>
+        <w:rPr>
+          <w:lang w:val="zh_TW" w:bidi="zh_TW"/>
+        </w:rPr>
+        <w:t>在王室中</w:t>
+      </w:r>
+    </w:p>
+    <w:p>
+      <w:pPr/>
+      <w:r>
+        <w:rPr>
+          <w:lang w:val="zh_TW" w:bidi="zh_TW"/>
+        </w:rPr>
+      </w:r>
+      <w:r>
+        <w:rPr>
+          <w:lang w:val="zh_TW" w:bidi="zh_TW"/>
+        </w:rPr>
+        <w:t>掃羅曾應許將長女米拉嫁給大衛，但後來反悔，改將另一個女兒米甲許配給他。掃羅要求的聘禮是從非利士人身上取來的戰利品，目的在於使大衛死於非利士人之手。然而，大衛再次得勝，婦女歌頌他的戰績，使掃羅更為嫉妒，令大衛的生命更加危險（</w:t>
+      </w:r>
+      <w:hyperlink r:id="rId35">
+        <w:r>
+          <w:rPr>
+            <w:lang w:val="zh_TW" w:bidi="zh_TW"/>
+          </w:rPr>
+          <w:rPr>
+            <w:color w:val="0000EE"/>
+            <w:u w:val="single"/>
+          </w:rPr>
+          <w:t>撒上18:6–30</w:t>
+        </w:r>
+      </w:hyperlink>
+      <w:r>
+        <w:rPr>
+          <w:lang w:val="zh_TW" w:bidi="zh_TW"/>
+        </w:rPr>
+        <w:t>）。</w:t>
+      </w:r>
+    </w:p>
+    <w:p>
+      <w:pPr/>
+      <w:r>
+        <w:rPr>
+          <w:lang w:val="zh_TW" w:bidi="zh_TW"/>
+        </w:rPr>
+      </w:r>
+      <w:r>
+        <w:rPr>
+          <w:lang w:val="zh_TW" w:bidi="zh_TW"/>
+        </w:rPr>
+        <w:t>同時，大衛和掃羅的兒子約拿單建立了深厚的友誼。他們立約，約拿單將自己最好的軍事裝備（劍、弓和腰帶）送給大衛。儘管掃羅試圖挑撥約拿單與大衛的關係，他們的友誼卻更加深厚。由於掃羅試圖殺害大衛，大衛不得不逃離王宮，過著逃亡的生活。</w:t>
+      </w:r>
+    </w:p>
+    <w:p>
+      <w:pPr/>
+      <w:r>
+        <w:rPr>
+          <w:lang w:val="zh_TW" w:bidi="zh_TW"/>
+        </w:rPr>
+      </w:r>
+      <w:r>
+        <w:rPr>
+          <w:lang w:val="zh_TW" w:bidi="zh_TW"/>
+        </w:rPr>
+        <w:t>約拿單警告大衛，指掃羅仍會圖謀害命，大衛於是前往拉瑪尋找先知撒母耳。他們一起去了靠近拉瑪的拿約。掃羅派出幾批人抓捕大衛，最後親自帶人前往，但所有抓捕行動受到挫敗，因為神的靈使他們整夜說預言（</w:t>
+      </w:r>
+      <w:hyperlink r:id="rId36">
+        <w:r>
+          <w:rPr>
+            <w:lang w:val="zh_TW" w:bidi="zh_TW"/>
+          </w:rPr>
+          <w:rPr>
+            <w:color w:val="0000EE"/>
+            <w:u w:val="single"/>
+          </w:rPr>
+          <w:t>撒上19章</w:t>
+        </w:r>
+      </w:hyperlink>
+      <w:r>
+        <w:rPr>
+          <w:lang w:val="zh_TW" w:bidi="zh_TW"/>
+        </w:rPr>
+        <w:t>）。</w:t>
+      </w:r>
+    </w:p>
+    <w:p>
+      <w:pPr/>
+      <w:r>
+        <w:rPr>
+          <w:lang w:val="zh_TW" w:bidi="zh_TW"/>
+        </w:rPr>
+      </w:r>
+      <w:r>
+        <w:rPr>
+          <w:lang w:val="zh_TW" w:bidi="zh_TW"/>
+        </w:rPr>
+        <w:t>大衛再次與約拿單商議，意識到掃羅的嫉妒已經轉化為仇恨。約拿單知道大衛將來必成為以色列的王，於是要求大衛保證，在他掌權時會保護自己的後代（</w:t>
+      </w:r>
+      <w:hyperlink r:id="rId37">
+        <w:r>
+          <w:rPr>
+            <w:lang w:val="zh_TW" w:bidi="zh_TW"/>
+          </w:rPr>
+          <w:rPr>
+            <w:color w:val="0000EE"/>
+            <w:u w:val="single"/>
+          </w:rPr>
+          <w:t>撒上20章</w:t>
+        </w:r>
+      </w:hyperlink>
+      <w:r>
+        <w:rPr>
+          <w:lang w:val="zh_TW" w:bidi="zh_TW"/>
+        </w:rPr>
+        <w:t>）。</w:t>
+      </w:r>
+    </w:p>
+    <w:p>
+      <w:pPr>
+        <w:pStyle w:val="Heading4"/>
+      </w:pPr>
+      <w:r>
+        <w:rPr>
+          <w:lang w:val="zh_TW" w:bidi="zh_TW"/>
+        </w:rPr>
+        <w:t>逃亡生活</w:t>
+      </w:r>
+    </w:p>
+    <w:p>
+      <w:pPr/>
+      <w:r>
+        <w:rPr>
+          <w:lang w:val="zh_TW" w:bidi="zh_TW"/>
+        </w:rPr>
+      </w:r>
+      <w:r>
+        <w:rPr>
+          <w:lang w:val="zh_TW" w:bidi="zh_TW"/>
+        </w:rPr>
+        <w:t>逃離掃羅的追殺後，大衛來到挪伯。在那裡，他欺騙當時的祭司亞希米勒，獲得食物和歌利亞的劍（是戰利品收藏）。一個名叫多益的以東人（掃羅牧人的首領）目睹在挪伯發生的事。大衛繼續逃亡，暫時躲避在迦特王亞吉處（</w:t>
+      </w:r>
+      <w:hyperlink r:id="rId38">
+        <w:r>
+          <w:rPr>
+            <w:lang w:val="zh_TW" w:bidi="zh_TW"/>
+          </w:rPr>
+          <w:rPr>
+            <w:color w:val="0000EE"/>
+            <w:u w:val="single"/>
+          </w:rPr>
+          <w:t>撒上21章</w:t>
+        </w:r>
+      </w:hyperlink>
+      <w:r>
+        <w:rPr>
+          <w:lang w:val="zh_TW" w:bidi="zh_TW"/>
+        </w:rPr>
+        <w:t>），隨後在避至亞杜蘭洞。亞杜蘭洞位於伯利恆西南約10英里（16.1公里）。他的親屬以及約400名能戰之士聚集到他身邊。大衛前往摩押的米斯巴，為了他父母的安全，請求摩押王，讓他們留在那裡。大衛自己也在一個山寨住了一段時間。當先知迦得告訴他不要留在此山寨時，大衛就離開，回到猶大地，在哈列樹林居住（</w:t>
+      </w:r>
+      <w:hyperlink r:id="rId39">
+        <w:r>
+          <w:rPr>
+            <w:lang w:val="zh_TW" w:bidi="zh_TW"/>
+          </w:rPr>
+          <w:rPr>
+            <w:color w:val="0000EE"/>
+            <w:u w:val="single"/>
+          </w:rPr>
+          <w:t>撒上22:1–5</w:t>
+        </w:r>
+      </w:hyperlink>
+      <w:r>
+        <w:rPr>
+          <w:lang w:val="zh_TW" w:bidi="zh_TW"/>
+        </w:rPr>
+        <w:t>）。</w:t>
+      </w:r>
+    </w:p>
+    <w:p>
+      <w:pPr/>
+      <w:r>
+        <w:rPr>
+          <w:lang w:val="zh_TW" w:bidi="zh_TW"/>
+        </w:rPr>
+      </w:r>
+      <w:r>
+        <w:rPr>
+          <w:lang w:val="zh_TW" w:bidi="zh_TW"/>
+        </w:rPr>
+        <w:t>掃羅對大衛能夠自由行動極為憤怒，指控他的臣民串通。多益報告自己在挪伯看到的事後，掃羅下令處決亞希米勒和其他84名祭司，並屠殺挪伯所有居民。一個名叫亞比亞他的祭司逃脫，向大衛報告掃羅的暴行。大衛向他保證提供保護（</w:t>
+      </w:r>
+      <w:hyperlink r:id="rId40">
+        <w:r>
+          <w:rPr>
+            <w:lang w:val="zh_TW" w:bidi="zh_TW"/>
+          </w:rPr>
+          <w:rPr>
+            <w:color w:val="0000EE"/>
+            <w:u w:val="single"/>
+          </w:rPr>
+          <w:t>撒上22:6–23</w:t>
+        </w:r>
+      </w:hyperlink>
+      <w:r>
+        <w:rPr>
+          <w:lang w:val="zh_TW" w:bidi="zh_TW"/>
+        </w:rPr>
+        <w:t>）。</w:t>
+      </w:r>
+    </w:p>
+    <w:p>
+      <w:pPr/>
+      <w:r>
+        <w:rPr>
+          <w:lang w:val="zh_TW" w:bidi="zh_TW"/>
+        </w:rPr>
+      </w:r>
+      <w:r>
+        <w:rPr>
+          <w:lang w:val="zh_TW" w:bidi="zh_TW"/>
+        </w:rPr>
+        <w:t>非利士人一直伺機利用以色列的弱點。在非利士人襲擊基伊拉（位於伯利恆西南約12英里或19.3公里）後，大衛率領人馬報復，讓掃羅有機會攻擊大衛。然而，大衛成功逃往希伯崙附近的曠野——西弗的沙漠地帶。在那片曠野中，大衛與約拿單最後一次相見。大衛被掃羅的軍隊追擊，便逃往更南的地區。他幾乎在靠近瑪雲的曠野中被包圍，但因非利士人再次進攻以色列，掃羅被迫帶兵撤離（</w:t>
+      </w:r>
+      <w:hyperlink r:id="rId41">
+        <w:r>
+          <w:rPr>
+            <w:lang w:val="zh_TW" w:bidi="zh_TW"/>
+          </w:rPr>
+          <w:rPr>
+            <w:color w:val="0000EE"/>
+            <w:u w:val="single"/>
+          </w:rPr>
+          <w:t>撒上23章</w:t>
+        </w:r>
+      </w:hyperlink>
+      <w:r>
+        <w:rPr>
+          <w:lang w:val="zh_TW" w:bidi="zh_TW"/>
+        </w:rPr>
+        <w:t>）。</w:t>
+      </w:r>
+    </w:p>
+    <w:p>
+      <w:pPr/>
+      <w:r>
+        <w:rPr>
+          <w:lang w:val="zh_TW" w:bidi="zh_TW"/>
+        </w:rPr>
+      </w:r>
+      <w:r>
+        <w:rPr>
+          <w:lang w:val="zh_TW" w:bidi="zh_TW"/>
+        </w:rPr>
+        <w:t>大衛的下一個避難之處，位於死海西岸的隱‧基底，大衛被掃羅追捕，掃羅帶著三千名士兵來搜捕他。大衛有機會殺害掃羅，但他拒絕傷害這位「耶和華的受膏者」以色列的王。掃羅得知大衛忠心後，承認自己追殺大衛是罪（</w:t>
+      </w:r>
+      <w:hyperlink r:id="rId42">
+        <w:r>
+          <w:rPr>
+            <w:lang w:val="zh_TW" w:bidi="zh_TW"/>
+          </w:rPr>
+          <w:rPr>
+            <w:color w:val="0000EE"/>
+            <w:u w:val="single"/>
+          </w:rPr>
+          <w:t>撒上24章</w:t>
+        </w:r>
+      </w:hyperlink>
+      <w:r>
+        <w:rPr>
+          <w:lang w:val="zh_TW" w:bidi="zh_TW"/>
+        </w:rPr>
+        <w:t>）。</w:t>
+      </w:r>
+    </w:p>
+    <w:p>
+      <w:pPr/>
+      <w:r>
+        <w:rPr>
+          <w:lang w:val="zh_TW" w:bidi="zh_TW"/>
+        </w:rPr>
+      </w:r>
+      <w:r>
+        <w:rPr>
+          <w:lang w:val="zh_TW" w:bidi="zh_TW"/>
+        </w:rPr>
+        <w:t>大衛與他的部下，在靠近瑪雲/西弗/隱‧基底地區的曠野時，他們善待拿八的牧羊人，保護他在迦密附近的羊群。後來，大衛派使者請拿八在一個節日分享一些食物和物資以示慷慨。然而，拿八的輕蔑態度激怒了大衛，而拿八的妻子亞比該勸阻大衛不要復仇。當亞比該告訴拿八，他僥倖逃過一劫時，拿八顯然因過度驚嚇而心臟病發，十天後死去。後來，亞比該成為了大衛的妻子（</w:t>
+      </w:r>
+      <w:hyperlink r:id="rId43">
+        <w:r>
+          <w:rPr>
+            <w:lang w:val="zh_TW" w:bidi="zh_TW"/>
+          </w:rPr>
+          <w:rPr>
+            <w:color w:val="0000EE"/>
+            <w:u w:val="single"/>
+          </w:rPr>
+          <w:t>撒上25章</w:t>
+        </w:r>
+      </w:hyperlink>
+      <w:r>
+        <w:rPr>
+          <w:lang w:val="zh_TW" w:bidi="zh_TW"/>
+        </w:rPr>
+        <w:t>）。</w:t>
+      </w:r>
+    </w:p>
+    <w:p>
+      <w:pPr/>
+      <w:r>
+        <w:rPr>
+          <w:lang w:val="zh_TW" w:bidi="zh_TW"/>
+        </w:rPr>
+      </w:r>
+      <w:r>
+        <w:rPr>
+          <w:lang w:val="zh_TW" w:bidi="zh_TW"/>
+        </w:rPr>
+        <w:t>掃羅再次率領3,000名士兵進入西弗沙漠追捕大衛，但大衛又一次放棄傷害這位王的機會。最終，掃羅意識到追殺大衛是徒勞的，便停止追捕（</w:t>
+      </w:r>
+      <w:hyperlink r:id="rId44">
+        <w:r>
+          <w:rPr>
+            <w:lang w:val="zh_TW" w:bidi="zh_TW"/>
+          </w:rPr>
+          <w:rPr>
+            <w:color w:val="0000EE"/>
+            <w:u w:val="single"/>
+          </w:rPr>
+          <w:t>撒上26章</w:t>
+        </w:r>
+      </w:hyperlink>
+      <w:r>
+        <w:rPr>
+          <w:lang w:val="zh_TW" w:bidi="zh_TW"/>
+        </w:rPr>
+        <w:t>）。</w:t>
+      </w:r>
+    </w:p>
+    <w:p>
+      <w:pPr>
+        <w:pStyle w:val="Heading4"/>
+      </w:pPr>
+      <w:r>
+        <w:rPr>
+          <w:lang w:val="zh_TW" w:bidi="zh_TW"/>
+        </w:rPr>
+        <w:t>非利士的避難所</w:t>
+      </w:r>
+    </w:p>
+    <w:p>
+      <w:pPr/>
+      <w:r>
+        <w:rPr>
+          <w:lang w:val="zh_TW" w:bidi="zh_TW"/>
+        </w:rPr>
+      </w:r>
+      <w:r>
+        <w:rPr>
+          <w:lang w:val="zh_TW" w:bidi="zh_TW"/>
+        </w:rPr>
+        <w:t>大衛在掃羅的國境內仍未感安全，於是再次前往非利士地的迦特，並受到亞吉王的歡迎。他的追隨者被分配到洗革拉城居住。他們在那裡生活了約16個月，期間吸引了來自猶大及以色列其它地區的新追隨者（</w:t>
+      </w:r>
+      <w:hyperlink r:id="rId45">
+        <w:r>
+          <w:rPr>
+            <w:lang w:val="zh_TW" w:bidi="zh_TW"/>
+          </w:rPr>
+          <w:rPr>
+            <w:color w:val="0000EE"/>
+            <w:u w:val="single"/>
+          </w:rPr>
+          <w:t>撒上27章</w:t>
         </w:r>
       </w:hyperlink>
       <w:r>
@@ -413,41 +1531,23 @@
         </w:rPr>
         <w:t>；</w:t>
       </w:r>
-      <w:hyperlink r:id="rId21">
-        <w:r>
-          <w:rPr>
-            <w:lang w:val="zh_TW" w:bidi="zh_TW"/>
-          </w:rPr>
-          <w:rPr>
-            <w:color w:val="0000EE"/>
-            <w:u w:val="single"/>
-          </w:rPr>
-          <w:t>路22:42</w:t>
-        </w:r>
-      </w:hyperlink>
-      <w:r>
-        <w:rPr>
-          <w:lang w:val="zh_TW" w:bidi="zh_TW"/>
-        </w:rPr>
-        <w:t>）顯示了祂對自己神性身份的認知，並且在受審判時，祂被指控聲稱自己是「那當稱頌者的兒子」（</w:t>
-      </w:r>
-      <w:hyperlink r:id="rId22">
-        <w:r>
-          <w:rPr>
-            <w:lang w:val="zh_TW" w:bidi="zh_TW"/>
-          </w:rPr>
-          <w:rPr>
-            <w:color w:val="0000EE"/>
-            <w:u w:val="single"/>
-          </w:rPr>
-          <w:t>14:61–62</w:t>
-        </w:r>
-      </w:hyperlink>
-      <w:r>
-        <w:rPr>
-          <w:lang w:val="zh_TW" w:bidi="zh_TW"/>
-        </w:rPr>
-        <w:t>）。 因此，儘管馬可福音中沒有明確說明道成肉身，但卻間接的肯定了這一點。</w:t>
+      <w:hyperlink r:id="rId46">
+        <w:r>
+          <w:rPr>
+            <w:lang w:val="zh_TW" w:bidi="zh_TW"/>
+          </w:rPr>
+          <w:rPr>
+            <w:color w:val="0000EE"/>
+            <w:u w:val="single"/>
+          </w:rPr>
+          <w:t>代上12:19–22</w:t>
+        </w:r>
+      </w:hyperlink>
+      <w:r>
+        <w:rPr>
+          <w:lang w:val="zh_TW" w:bidi="zh_TW"/>
+        </w:rPr>
+        <w:t>）。</w:t>
       </w:r>
     </w:p>
     <w:p>
@@ -461,108 +1561,221 @@
         <w:rPr>
           <w:lang w:val="zh_TW" w:bidi="zh_TW"/>
         </w:rPr>
-        <w:t>馬太和路加都記載了道成肉身。有關耶穌降生的記載當然首先強調的是其事件本身，但馬太側重耶穌的彌賽亞王權，路加則強調聖靈屬天的見證。馬太福音是以基督為中心的；路加福音則專注於基督是救主，更確切地說，是專注於救贖歷史。雖然馬太呈現了耶穌的人性，但他也強調了祂的主權（</w:t>
-      </w:r>
-      <w:hyperlink r:id="rId23">
-        <w:r>
-          <w:rPr>
-            <w:lang w:val="zh_TW" w:bidi="zh_TW"/>
-          </w:rPr>
-          <w:rPr>
-            <w:color w:val="0000EE"/>
-            <w:u w:val="single"/>
-          </w:rPr>
-          <w:t>太23:6–10</w:t>
-        </w:r>
-      </w:hyperlink>
-      <w:r>
-        <w:rPr>
-          <w:lang w:val="zh_TW" w:bidi="zh_TW"/>
-        </w:rPr>
-        <w:t>）和神子的身份。因此，道成肉身就是神成為人的方式，這是普遍能接受的觀點（</w:t>
-      </w:r>
-      <w:hyperlink r:id="rId24">
-        <w:r>
-          <w:rPr>
-            <w:lang w:val="zh_TW" w:bidi="zh_TW"/>
-          </w:rPr>
-          <w:rPr>
-            <w:color w:val="0000EE"/>
-            <w:u w:val="single"/>
-          </w:rPr>
-          <w:t>1:23</w:t>
-        </w:r>
-      </w:hyperlink>
-      <w:r>
-        <w:rPr>
-          <w:lang w:val="zh_TW" w:bidi="zh_TW"/>
-        </w:rPr>
-        <w:t>、</w:t>
-      </w:r>
-      <w:hyperlink r:id="rId25">
-        <w:r>
-          <w:rPr>
-            <w:lang w:val="zh_TW" w:bidi="zh_TW"/>
-          </w:rPr>
-          <w:rPr>
-            <w:color w:val="0000EE"/>
-            <w:u w:val="single"/>
-          </w:rPr>
-          <w:t>18:20</w:t>
-        </w:r>
-      </w:hyperlink>
-      <w:r>
-        <w:rPr>
-          <w:lang w:val="zh_TW" w:bidi="zh_TW"/>
-        </w:rPr>
-        <w:t>、</w:t>
-      </w:r>
-      <w:hyperlink r:id="rId26">
-        <w:r>
-          <w:rPr>
-            <w:lang w:val="zh_TW" w:bidi="zh_TW"/>
-          </w:rPr>
-          <w:rPr>
-            <w:color w:val="0000EE"/>
-            <w:u w:val="single"/>
-          </w:rPr>
-          <w:t>24:14</w:t>
-        </w:r>
-      </w:hyperlink>
-      <w:r>
-        <w:rPr>
-          <w:lang w:val="zh_TW" w:bidi="zh_TW"/>
-        </w:rPr>
-        <w:t>、</w:t>
-      </w:r>
-      <w:hyperlink r:id="rId27">
-        <w:r>
-          <w:rPr>
-            <w:lang w:val="zh_TW" w:bidi="zh_TW"/>
-          </w:rPr>
-          <w:rPr>
-            <w:color w:val="0000EE"/>
-            <w:u w:val="single"/>
-          </w:rPr>
-          <w:t>28:18–20</w:t>
-        </w:r>
-      </w:hyperlink>
-      <w:r>
-        <w:rPr>
-          <w:lang w:val="zh_TW" w:bidi="zh_TW"/>
-        </w:rPr>
-        <w:t>）。 在三部福音書的作者中，對耶穌在地上的生活最有興趣的是路加。然而，他的福音書不像馬可的那樣強調耶穌人性的一面。路加將耶穌主要描繪為歷史中神聖的救主（</w:t>
-      </w:r>
-      <w:hyperlink r:id="rId28">
-        <w:r>
-          <w:rPr>
-            <w:lang w:val="zh_TW" w:bidi="zh_TW"/>
-          </w:rPr>
-          <w:rPr>
-            <w:color w:val="0000EE"/>
-            <w:u w:val="single"/>
-          </w:rPr>
-          <w:t>路2:11</w:t>
+        <w:t>當非利士軍隊向米吉多谷進發，準備與掃羅的軍隊交戰時，非利士的指揮官對大衛的游擊隊出現在後方陣列感到不安，因而向亞吉施壓，要大衛離開。大衛返回洗革拉時，發現該城剛遭亞瑪力人洗劫。他隨即追擊敵人，奪回被擄掠的百姓與財物，並將戰利品分給留下看守物資的人（</w:t>
+      </w:r>
+      <w:hyperlink r:id="rId47">
+        <w:r>
+          <w:rPr>
+            <w:lang w:val="zh_TW" w:bidi="zh_TW"/>
+          </w:rPr>
+          <w:rPr>
+            <w:color w:val="0000EE"/>
+            <w:u w:val="single"/>
+          </w:rPr>
+          <w:t>撒上29–30章</w:t>
+        </w:r>
+      </w:hyperlink>
+      <w:r>
+        <w:rPr>
+          <w:lang w:val="zh_TW" w:bidi="zh_TW"/>
+        </w:rPr>
+        <w:t>）。與此同時，非利士人在基利波山大敗以色列軍，約拿單和掃羅另外兩個兒子在激烈的戰鬥中陣亡。掃羅身受重傷，最後以自己的劍自盡（</w:t>
+      </w:r>
+      <w:hyperlink r:id="rId48">
+        <w:r>
+          <w:rPr>
+            <w:lang w:val="zh_TW" w:bidi="zh_TW"/>
+          </w:rPr>
+          <w:rPr>
+            <w:color w:val="0000EE"/>
+            <w:u w:val="single"/>
+          </w:rPr>
+          <w:t>31</w:t>
+        </w:r>
+      </w:hyperlink>
+      <w:r>
+        <w:rPr>
+          <w:lang w:val="zh_TW" w:bidi="zh_TW"/>
+        </w:rPr>
+        <w:t>章）。</w:t>
+      </w:r>
+    </w:p>
+    <w:p>
+      <w:pPr>
+        <w:pStyle w:val="Heading3"/>
+      </w:pPr>
+      <w:r>
+        <w:rPr>
+          <w:lang w:val="zh_TW" w:bidi="zh_TW"/>
+        </w:rPr>
+        <w:t>大衛作為君王</w:t>
+      </w:r>
+    </w:p>
+    <w:p>
+      <w:pPr/>
+      <w:r>
+        <w:rPr>
+          <w:lang w:val="zh_TW" w:bidi="zh_TW"/>
+        </w:rPr>
+      </w:r>
+      <w:r>
+        <w:rPr>
+          <w:lang w:val="zh_TW" w:bidi="zh_TW"/>
+        </w:rPr>
+        <w:t>大衛統治以色列約40年，不過關於他統治的記載不多，不足以準確建立年表。他起初在希伯崙作王，統治猶大的地區七至八年。隨著掃羅的繼承人伊施波設去世，大衛被所有支派承認為王，並將耶路撒冷定為首都。在接下來的十年間，他通過軍事和經濟擴張統一以色列。然而，隨之而來的是王室約十年的內亂。在大衛統治的最後幾年，他似乎專注於耶路撒冷聖殿的建設計劃，該聖殿最終在兒子所羅門統治期間完成。</w:t>
+      </w:r>
+    </w:p>
+    <w:p>
+      <w:pPr>
+        <w:pStyle w:val="Heading4"/>
+      </w:pPr>
+      <w:r>
+        <w:rPr>
+          <w:lang w:val="zh_TW" w:bidi="zh_TW"/>
+        </w:rPr>
+        <w:t>希伯崙的歲月</w:t>
+      </w:r>
+    </w:p>
+    <w:p>
+      <w:pPr/>
+      <w:r>
+        <w:rPr>
+          <w:lang w:val="zh_TW" w:bidi="zh_TW"/>
+        </w:rPr>
+      </w:r>
+      <w:r>
+        <w:rPr>
+          <w:lang w:val="zh_TW" w:bidi="zh_TW"/>
+        </w:rPr>
+        <w:t>大衛在成為王之前，經歷了一段極其艱辛的訓練時期。他在掃羅手下服役時，累積了對抗非利士人的軍事作戰經驗。隨後，在猶大南部曠野的逃亡歲月裡，他通過保護土地擁有者和牧羊人，贏得他們的支持。他被視為以色列的逃亡者，甚至因此可以與摩押和非利士地建立外交關係。</w:t>
+      </w:r>
+    </w:p>
+    <w:p>
+      <w:pPr/>
+      <w:r>
+        <w:rPr>
+          <w:lang w:val="zh_TW" w:bidi="zh_TW"/>
+        </w:rPr>
+      </w:r>
+      <w:r>
+        <w:rPr>
+          <w:lang w:val="zh_TW" w:bidi="zh_TW"/>
+        </w:rPr>
+        <w:t>大衛在非利士地時，聽到掃羅和約拿單陣亡的消息，就以優美的輓歌悼念他的朋友約拿單，同時也向掃羅王致敬（</w:t>
+      </w:r>
+      <w:hyperlink r:id="rId49">
+        <w:r>
+          <w:rPr>
+            <w:lang w:val="zh_TW" w:bidi="zh_TW"/>
+          </w:rPr>
+          <w:rPr>
+            <w:color w:val="0000EE"/>
+            <w:u w:val="single"/>
+          </w:rPr>
+          <w:t>撒下1章</w:t>
+        </w:r>
+      </w:hyperlink>
+      <w:r>
+        <w:rPr>
+          <w:lang w:val="zh_TW" w:bidi="zh_TW"/>
+        </w:rPr>
+        <w:t>）。</w:t>
+      </w:r>
+    </w:p>
+    <w:p>
+      <w:pPr/>
+      <w:r>
+        <w:rPr>
+          <w:lang w:val="zh_TW" w:bidi="zh_TW"/>
+        </w:rPr>
+      </w:r>
+      <w:r>
+        <w:rPr>
+          <w:lang w:val="zh_TW" w:bidi="zh_TW"/>
+        </w:rPr>
+        <w:t>大衛確信神的引導，回到家鄉，猶大的領袖在希伯崙膏立他為王。他隨後向雅比的居民致謝，稱讚他們為掃羅王舉行體面的葬禮，可能也是為了爭取他們的支持。</w:t>
+      </w:r>
+    </w:p>
+    <w:p>
+      <w:pPr/>
+      <w:r>
+        <w:rPr>
+          <w:lang w:val="zh_TW" w:bidi="zh_TW"/>
+        </w:rPr>
+      </w:r>
+      <w:r>
+        <w:rPr>
+          <w:lang w:val="zh_TW" w:bidi="zh_TW"/>
+        </w:rPr>
+        <w:t>掃羅被殺後，以色列可能陷入混亂，因為非利士人佔據大量土地。隨著昔日的支派再次顯出忠誠，許多領袖召集他們能找到的戰士。大衛得到了猶大支派的大力支持。</w:t>
+      </w:r>
+    </w:p>
+    <w:p>
+      <w:pPr/>
+      <w:r>
+        <w:rPr>
+          <w:lang w:val="zh_TW" w:bidi="zh_TW"/>
+        </w:rPr>
+      </w:r>
+      <w:r>
+        <w:rPr>
+          <w:lang w:val="zh_TW" w:bidi="zh_TW"/>
+        </w:rPr>
+        <w:t>大衛的追隨者與掃羅的支持者之間爆發內戰，越來越多人歸順大衛。掃羅的將軍押尼珥最終與大衛談和，而大衛要求歸還米甲作為他的妻子，表明他對掃羅的王朝並無怨恨。在掃羅之子伊施波設（他曾擁立為王）同意之下，押尼珥到了希伯崙，向大衛承諾會讓全以色列支持他。然而，押尼珥因家族仇怨被大衛的將領約押殺害，不久之後，伊施波設也被刺殺。大衛公開哀悼押尼珥，並處決了刺殺伊施波設的兩名兇手。因此，當掃羅的王朝結束時，大衛並未被視為挑戰者，百姓認為他是順理成章的繼承人。於是，他得到了全以色列的承認而成為王（</w:t>
+      </w:r>
+      <w:hyperlink r:id="rId50">
+        <w:r>
+          <w:rPr>
+            <w:lang w:val="zh_TW" w:bidi="zh_TW"/>
+          </w:rPr>
+          <w:rPr>
+            <w:color w:val="0000EE"/>
+            <w:u w:val="single"/>
+          </w:rPr>
+          <w:t>撒下2–4章</w:t>
+        </w:r>
+      </w:hyperlink>
+      <w:r>
+        <w:rPr>
+          <w:lang w:val="zh_TW" w:bidi="zh_TW"/>
+        </w:rPr>
+        <w:t>）。</w:t>
+      </w:r>
+    </w:p>
+    <w:p>
+      <w:pPr>
+        <w:pStyle w:val="Heading4"/>
+      </w:pPr>
+      <w:r>
+        <w:rPr>
+          <w:lang w:val="zh_TW" w:bidi="zh_TW"/>
+        </w:rPr>
+        <w:t>在耶路撒冷建立統一的基礎</w:t>
+      </w:r>
+    </w:p>
+    <w:p>
+      <w:pPr/>
+      <w:r>
+        <w:rPr>
+          <w:lang w:val="zh_TW" w:bidi="zh_TW"/>
+        </w:rPr>
+      </w:r>
+      <w:r>
+        <w:rPr>
+          <w:lang w:val="zh_TW" w:bidi="zh_TW"/>
+        </w:rPr>
+        <w:t>當以色列人擁立大衛為王時，非利士人感到威脅，隨即發動攻擊（</w:t>
+      </w:r>
+      <w:hyperlink r:id="rId51">
+        <w:r>
+          <w:rPr>
+            <w:lang w:val="zh_TW" w:bidi="zh_TW"/>
+          </w:rPr>
+          <w:rPr>
+            <w:color w:val="0000EE"/>
+            <w:u w:val="single"/>
+          </w:rPr>
+          <w:t>撒下5章</w:t>
         </w:r>
       </w:hyperlink>
       <w:r>
@@ -571,23 +1784,227 @@
         </w:rPr>
         <w:t>；</w:t>
       </w:r>
-      <w:hyperlink r:id="rId29">
-        <w:r>
-          <w:rPr>
-            <w:lang w:val="zh_TW" w:bidi="zh_TW"/>
-          </w:rPr>
-          <w:rPr>
-            <w:color w:val="0000EE"/>
-            <w:u w:val="single"/>
-          </w:rPr>
-          <w:t>4:16–30</w:t>
-        </w:r>
-      </w:hyperlink>
-      <w:r>
-        <w:rPr>
-          <w:lang w:val="zh_TW" w:bidi="zh_TW"/>
-        </w:rPr>
-        <w:t>）。 他將耶穌的彌賽亞職分和神性結合在一起，表明道成肉身的神之子經過受苦與高昇，是為了將人帶到神的面前。</w:t>
+      <w:hyperlink r:id="rId52">
+        <w:r>
+          <w:rPr>
+            <w:lang w:val="zh_TW" w:bidi="zh_TW"/>
+          </w:rPr>
+          <w:rPr>
+            <w:color w:val="0000EE"/>
+            <w:u w:val="single"/>
+          </w:rPr>
+          <w:t>代上14:8–17</w:t>
+        </w:r>
+      </w:hyperlink>
+      <w:r>
+        <w:rPr>
+          <w:lang w:val="zh_TW" w:bidi="zh_TW"/>
+        </w:rPr>
+        <w:t>）。大衛展現了強大的軍事實力，擊敗非利士人，成功統一以色列各支派。</w:t>
+      </w:r>
+    </w:p>
+    <w:p>
+      <w:pPr/>
+      <w:r>
+        <w:rPr>
+          <w:lang w:val="zh_TW" w:bidi="zh_TW"/>
+        </w:rPr>
+      </w:r>
+      <w:r>
+        <w:rPr>
+          <w:lang w:val="zh_TW" w:bidi="zh_TW"/>
+        </w:rPr>
+        <w:t>為尋求一個更中心的首都位置，大衛將目光轉向耶路撒冷城，那是耶布斯人的堡壘。約押接受了大衛攻克該城的挑戰，最終成功，並因此被任命為大衛軍隊的將軍。耶路撒冷後來被稱為「大衛的城」（</w:t>
+      </w:r>
+      <w:hyperlink r:id="rId53">
+        <w:r>
+          <w:rPr>
+            <w:lang w:val="zh_TW" w:bidi="zh_TW"/>
+          </w:rPr>
+          <w:rPr>
+            <w:color w:val="0000EE"/>
+            <w:u w:val="single"/>
+          </w:rPr>
+          <w:t>代上11:4–9</w:t>
+        </w:r>
+      </w:hyperlink>
+      <w:r>
+        <w:rPr>
+          <w:lang w:val="zh_TW" w:bidi="zh_TW"/>
+        </w:rPr>
+        <w:t>）。</w:t>
+      </w:r>
+    </w:p>
+    <w:p>
+      <w:pPr/>
+      <w:r>
+        <w:rPr>
+          <w:lang w:val="zh_TW" w:bidi="zh_TW"/>
+        </w:rPr>
+      </w:r>
+      <w:r>
+        <w:rPr>
+          <w:lang w:val="zh_TW" w:bidi="zh_TW"/>
+        </w:rPr>
+        <w:t>大衛曾在希伯崙將早期的追隨者組織成一支有效的游擊隊（</w:t>
+      </w:r>
+      <w:hyperlink r:id="rId54">
+        <w:r>
+          <w:rPr>
+            <w:lang w:val="zh_TW" w:bidi="zh_TW"/>
+          </w:rPr>
+          <w:rPr>
+            <w:color w:val="0000EE"/>
+            <w:u w:val="single"/>
+          </w:rPr>
+          <w:t>代上11:1–12:22</w:t>
+        </w:r>
+      </w:hyperlink>
+      <w:r>
+        <w:rPr>
+          <w:lang w:val="zh_TW" w:bidi="zh_TW"/>
+        </w:rPr>
+        <w:t>），他也同樣開始著手，組織整個以色列民族（</w:t>
+      </w:r>
+      <w:hyperlink r:id="rId55">
+        <w:r>
+          <w:rPr>
+            <w:lang w:val="zh_TW" w:bidi="zh_TW"/>
+          </w:rPr>
+          <w:rPr>
+            <w:color w:val="0000EE"/>
+            <w:u w:val="single"/>
+          </w:rPr>
+          <w:t>12:23–40</w:t>
+        </w:r>
+      </w:hyperlink>
+      <w:r>
+        <w:rPr>
+          <w:lang w:val="zh_TW" w:bidi="zh_TW"/>
+        </w:rPr>
+        <w:t>）。他在耶路撒冷立足後，迅速贏得了腓尼基人的認可，並與他們立約，聘請工匠為他在新首都建造了一座華麗的宮殿（</w:t>
+      </w:r>
+      <w:hyperlink r:id="rId56">
+        <w:r>
+          <w:rPr>
+            <w:lang w:val="zh_TW" w:bidi="zh_TW"/>
+          </w:rPr>
+          <w:rPr>
+            <w:color w:val="0000EE"/>
+            <w:u w:val="single"/>
+          </w:rPr>
+          <w:t>14:1–2</w:t>
+        </w:r>
+      </w:hyperlink>
+      <w:r>
+        <w:rPr>
+          <w:lang w:val="zh_TW" w:bidi="zh_TW"/>
+        </w:rPr>
+        <w:t>）。他還確保耶路撒冷成為以色列的宗教中心（</w:t>
+      </w:r>
+      <w:hyperlink r:id="rId57">
+        <w:r>
+          <w:rPr>
+            <w:lang w:val="zh_TW" w:bidi="zh_TW"/>
+          </w:rPr>
+          <w:rPr>
+            <w:color w:val="0000EE"/>
+            <w:u w:val="single"/>
+          </w:rPr>
+          <w:t>撒下6章</w:t>
+        </w:r>
+      </w:hyperlink>
+      <w:r>
+        <w:rPr>
+          <w:lang w:val="zh_TW" w:bidi="zh_TW"/>
+        </w:rPr>
+        <w:t>；</w:t>
+      </w:r>
+      <w:hyperlink r:id="rId58">
+        <w:r>
+          <w:rPr>
+            <w:lang w:val="zh_TW" w:bidi="zh_TW"/>
+          </w:rPr>
+          <w:rPr>
+            <w:color w:val="0000EE"/>
+            <w:u w:val="single"/>
+          </w:rPr>
+          <w:t>代上13–16</w:t>
+        </w:r>
+      </w:hyperlink>
+      <w:r>
+        <w:rPr>
+          <w:lang w:val="zh_TW" w:bidi="zh_TW"/>
+        </w:rPr>
+        <w:t>）。然而，他嘗試用牛車搬運約櫃，並且失敗（參</w:t>
+      </w:r>
+      <w:hyperlink r:id="rId59">
+        <w:r>
+          <w:rPr>
+            <w:lang w:val="zh_TW" w:bidi="zh_TW"/>
+          </w:rPr>
+          <w:rPr>
+            <w:color w:val="0000EE"/>
+            <w:u w:val="single"/>
+          </w:rPr>
+          <w:t>民4章</w:t>
+        </w:r>
+      </w:hyperlink>
+      <w:r>
+        <w:rPr>
+          <w:lang w:val="zh_TW" w:bidi="zh_TW"/>
+        </w:rPr>
+        <w:t>），提醒了這位強大的王，仍需按照神的方式行事才能成功。</w:t>
+      </w:r>
+    </w:p>
+    <w:p>
+      <w:pPr/>
+      <w:r>
+        <w:rPr>
+          <w:lang w:val="zh_TW" w:bidi="zh_TW"/>
+        </w:rPr>
+      </w:r>
+      <w:r>
+        <w:rPr>
+          <w:lang w:val="zh_TW" w:bidi="zh_TW"/>
+        </w:rPr>
+        <w:t>當耶路撒冷完全建立，成為國的首都後，大衛計劃為神建造聖殿。他與先知拿單分享了這一計劃，拿單初步表示支持。然而，當晚神藉著拿單傳達了信息，表示大衛不應建造聖殿。先知告訴大衛，神應許他的王位將永遠堅立。大衛與掃羅不同，他將有一個兒子繼承王位並延續他的國度，而這個兒子將會建造聖殿（</w:t>
+      </w:r>
+      <w:hyperlink r:id="rId60">
+        <w:r>
+          <w:rPr>
+            <w:lang w:val="zh_TW" w:bidi="zh_TW"/>
+          </w:rPr>
+          <w:rPr>
+            <w:color w:val="0000EE"/>
+            <w:u w:val="single"/>
+          </w:rPr>
+          <w:t>撒下7章</w:t>
+        </w:r>
+      </w:hyperlink>
+      <w:r>
+        <w:rPr>
+          <w:lang w:val="zh_TW" w:bidi="zh_TW"/>
+        </w:rPr>
+        <w:t>；</w:t>
+      </w:r>
+      <w:hyperlink r:id="rId61">
+        <w:r>
+          <w:rPr>
+            <w:lang w:val="zh_TW" w:bidi="zh_TW"/>
+          </w:rPr>
+          <w:rPr>
+            <w:color w:val="0000EE"/>
+            <w:u w:val="single"/>
+          </w:rPr>
+          <w:t>代上17章</w:t>
+        </w:r>
+      </w:hyperlink>
+      <w:r>
+        <w:rPr>
+          <w:lang w:val="zh_TW" w:bidi="zh_TW"/>
+        </w:rPr>
+        <w:t>）。</w:t>
       </w:r>
     </w:p>
     <w:p>
@@ -598,7 +2015,7 @@
         <w:rPr>
           <w:lang w:val="zh_TW" w:bidi="zh_TW"/>
         </w:rPr>
-        <w:t>約翰的著作</w:t>
+        <w:t>繁榮與霸權</w:t>
       </w:r>
     </w:p>
     <w:p>
@@ -612,162 +2029,378 @@
         <w:rPr>
           <w:lang w:val="zh_TW" w:bidi="zh_TW"/>
         </w:rPr>
-        <w:t>使徒約翰關於道成肉身的教義比其他任何人的都更為明確，他不僅教導了耶穌的神-人（God-man）身份，還教導了祂先存的「榮耀」（</w:t>
-      </w:r>
-      <w:hyperlink r:id="rId30">
-        <w:r>
-          <w:rPr>
-            <w:lang w:val="zh_TW" w:bidi="zh_TW"/>
-          </w:rPr>
-          <w:rPr>
-            <w:color w:val="0000EE"/>
-            <w:u w:val="single"/>
-          </w:rPr>
-          <w:t>約1:1–18</w:t>
-        </w:r>
-      </w:hyperlink>
-      <w:r>
-        <w:rPr>
-          <w:lang w:val="zh_TW" w:bidi="zh_TW"/>
-        </w:rPr>
-        <w:t>）。 這一教義的核心就是耶穌與父神的合一（</w:t>
-      </w:r>
-      <w:hyperlink r:id="rId31">
-        <w:r>
-          <w:rPr>
-            <w:lang w:val="zh_TW" w:bidi="zh_TW"/>
-          </w:rPr>
-          <w:rPr>
-            <w:color w:val="0000EE"/>
-            <w:u w:val="single"/>
-          </w:rPr>
-          <w:t>10:29–30</w:t>
-        </w:r>
-      </w:hyperlink>
-      <w:r>
-        <w:rPr>
-          <w:lang w:val="zh_TW" w:bidi="zh_TW"/>
-        </w:rPr>
-        <w:t>，</w:t>
-      </w:r>
-      <w:hyperlink r:id="rId32">
-        <w:r>
-          <w:rPr>
-            <w:lang w:val="zh_TW" w:bidi="zh_TW"/>
-          </w:rPr>
-          <w:rPr>
-            <w:color w:val="0000EE"/>
-            <w:u w:val="single"/>
-          </w:rPr>
-          <w:t>14:8–11</w:t>
-        </w:r>
-      </w:hyperlink>
-      <w:r>
-        <w:rPr>
-          <w:lang w:val="zh_TW" w:bidi="zh_TW"/>
-        </w:rPr>
-        <w:t>，</w:t>
-      </w:r>
-      <w:hyperlink r:id="rId33">
-        <w:r>
-          <w:rPr>
-            <w:lang w:val="zh_TW" w:bidi="zh_TW"/>
-          </w:rPr>
-          <w:rPr>
-            <w:color w:val="0000EE"/>
-            <w:u w:val="single"/>
-          </w:rPr>
-          <w:t>約一2:23</w:t>
-        </w:r>
-      </w:hyperlink>
-      <w:r>
-        <w:rPr>
-          <w:lang w:val="zh_TW" w:bidi="zh_TW"/>
-        </w:rPr>
-        <w:t>）。「我是」（指的是基督，取自舊約中對獨一真神的稱呼，並且可能代表著神的個人名字，耶和華）來將神向祂的子民啓示出來（</w:t>
-      </w:r>
-      <w:hyperlink r:id="rId34">
-        <w:r>
-          <w:rPr>
-            <w:lang w:val="zh_TW" w:bidi="zh_TW"/>
-          </w:rPr>
-          <w:rPr>
-            <w:color w:val="0000EE"/>
-            <w:u w:val="single"/>
-          </w:rPr>
-          <w:t>約1:4–5、14、18</w:t>
-        </w:r>
-      </w:hyperlink>
-      <w:r>
-        <w:rPr>
-          <w:lang w:val="zh_TW" w:bidi="zh_TW"/>
-        </w:rPr>
-        <w:t>）。然而，約翰也對道成肉身有最平衡的呈現。神的道或聖言（</w:t>
-      </w:r>
-      <w:hyperlink r:id="rId30">
-        <w:r>
-          <w:rPr>
-            <w:lang w:val="zh_TW" w:bidi="zh_TW"/>
-          </w:rPr>
-          <w:rPr>
-            <w:color w:val="0000EE"/>
-            <w:u w:val="single"/>
-          </w:rPr>
-          <w:t>1:1–18</w:t>
-        </w:r>
-      </w:hyperlink>
-      <w:r>
-        <w:rPr>
-          <w:lang w:val="zh_TW" w:bidi="zh_TW"/>
-        </w:rPr>
-        <w:t>）是完美人性的典範；祂「成了肉身」（第</w:t>
-      </w:r>
-      <w:hyperlink r:id="rId35">
-        <w:r>
-          <w:rPr>
-            <w:lang w:val="zh_TW" w:bidi="zh_TW"/>
-          </w:rPr>
-          <w:rPr>
-            <w:color w:val="0000EE"/>
-            <w:u w:val="single"/>
-          </w:rPr>
-          <w:t>14</w:t>
-        </w:r>
-      </w:hyperlink>
-      <w:r>
-        <w:rPr>
-          <w:lang w:val="zh_TW" w:bidi="zh_TW"/>
-        </w:rPr>
-        <w:t>節）來向人類啓示（第</w:t>
-      </w:r>
-      <w:hyperlink r:id="rId36">
-        <w:r>
-          <w:rPr>
-            <w:lang w:val="zh_TW" w:bidi="zh_TW"/>
-          </w:rPr>
-          <w:rPr>
-            <w:color w:val="0000EE"/>
-            <w:u w:val="single"/>
-          </w:rPr>
-          <w:t>5、9</w:t>
-        </w:r>
-      </w:hyperlink>
-      <w:r>
-        <w:rPr>
-          <w:lang w:val="zh_TW" w:bidi="zh_TW"/>
-        </w:rPr>
-        <w:t>節）並在他們裡面產生「永生」（</w:t>
-      </w:r>
-      <w:hyperlink r:id="rId37">
-        <w:r>
-          <w:rPr>
-            <w:lang w:val="zh_TW" w:bidi="zh_TW"/>
-          </w:rPr>
-          <w:rPr>
-            <w:color w:val="0000EE"/>
-            <w:u w:val="single"/>
-          </w:rPr>
-          <w:t>3:14–18</w:t>
+        <w:t>關於大衛如何將其統治擴大，從猶大的部族地區擴展到從埃及的尼羅河至底格里斯—幼發拉底河流域的廣大帝國，記載甚少。然而，世俗歷史並未否定聖經的觀點，即大衛在公元前約1000年的「肥沃新月地帶」中心，擁有最強大的王國。</w:t>
+      </w:r>
+    </w:p>
+    <w:p>
+      <w:pPr/>
+      <w:r>
+        <w:rPr>
+          <w:lang w:val="zh_TW" w:bidi="zh_TW"/>
+        </w:rPr>
+      </w:r>
+      <w:r>
+        <w:rPr>
+          <w:lang w:val="zh_TW" w:bidi="zh_TW"/>
+        </w:rPr>
+        <w:t>與西部非利士人的小規模戰鬥可能頻繁發生，直到他們最終臣服大衛，並向他進貢。在掃羅的時代，非利士人壟斷了鐵器的使用（</w:t>
+      </w:r>
+      <w:hyperlink r:id="rId62">
+        <w:r>
+          <w:rPr>
+            <w:lang w:val="zh_TW" w:bidi="zh_TW"/>
+          </w:rPr>
+          <w:rPr>
+            <w:color w:val="0000EE"/>
+            <w:u w:val="single"/>
+          </w:rPr>
+          <w:t>撒上13:19–21</w:t>
+        </w:r>
+      </w:hyperlink>
+      <w:r>
+        <w:rPr>
+          <w:lang w:val="zh_TW" w:bidi="zh_TW"/>
+        </w:rPr>
+        <w:t>）。大衛晚年能夠自由使用鐵器（</w:t>
+      </w:r>
+      <w:hyperlink r:id="rId63">
+        <w:r>
+          <w:rPr>
+            <w:lang w:val="zh_TW" w:bidi="zh_TW"/>
+          </w:rPr>
+          <w:rPr>
+            <w:color w:val="0000EE"/>
+            <w:u w:val="single"/>
+          </w:rPr>
+          <w:t>代上22:3</w:t>
+        </w:r>
+      </w:hyperlink>
+      <w:r>
+        <w:rPr>
+          <w:lang w:val="zh_TW" w:bidi="zh_TW"/>
+        </w:rPr>
+        <w:t>），顯示以色列在經濟上可能發生了深遠的變化。</w:t>
+      </w:r>
+    </w:p>
+    <w:p>
+      <w:pPr/>
+      <w:r>
+        <w:rPr>
+          <w:lang w:val="zh_TW" w:bidi="zh_TW"/>
+        </w:rPr>
+      </w:r>
+      <w:r>
+        <w:rPr>
+          <w:lang w:val="zh_TW" w:bidi="zh_TW"/>
+        </w:rPr>
+        <w:t>大衛的王國向南擴展，在以東地區建立了軍事駐地。他還控制了摩押人和亞瑪力人，並從他們那裡獲得大量的金銀進貢。在東北方，以色列的支配權擴展至亞捫人和以大馬士革為首都的亞蘭人。大衛對待朋友與敵人的方式似乎都增強了他的王國的穩定和力量（</w:t>
+      </w:r>
+      <w:hyperlink r:id="rId64">
+        <w:r>
+          <w:rPr>
+            <w:lang w:val="zh_TW" w:bidi="zh_TW"/>
+          </w:rPr>
+          <w:rPr>
+            <w:color w:val="0000EE"/>
+            <w:u w:val="single"/>
+          </w:rPr>
+          <w:t>撒下8–10章</w:t>
+        </w:r>
+      </w:hyperlink>
+      <w:r>
+        <w:rPr>
+          <w:lang w:val="zh_TW" w:bidi="zh_TW"/>
+        </w:rPr>
+        <w:t>）。雖然大衛是一位才華橫溢的軍事戰略家，善於運用一切手段和資源帶領以色列取得成功，但他仍然謙卑將榮耀歸於神（</w:t>
+      </w:r>
+      <w:hyperlink r:id="rId65">
+        <w:r>
+          <w:rPr>
+            <w:lang w:val="zh_TW" w:bidi="zh_TW"/>
+          </w:rPr>
+          <w:rPr>
+            <w:color w:val="0000EE"/>
+            <w:u w:val="single"/>
+          </w:rPr>
+          <w:t>撒下22章</w:t>
+        </w:r>
+      </w:hyperlink>
+      <w:r>
+        <w:rPr>
+          <w:lang w:val="zh_TW" w:bidi="zh_TW"/>
+        </w:rPr>
+        <w:t>；見</w:t>
+      </w:r>
+      <w:hyperlink r:id="rId66">
+        <w:r>
+          <w:rPr>
+            <w:lang w:val="zh_TW" w:bidi="zh_TW"/>
+          </w:rPr>
+          <w:rPr>
+            <w:color w:val="0000EE"/>
+            <w:u w:val="single"/>
+          </w:rPr>
+          <w:t>詩18篇</w:t>
+        </w:r>
+      </w:hyperlink>
+      <w:r>
+        <w:rPr>
+          <w:lang w:val="zh_TW" w:bidi="zh_TW"/>
+        </w:rPr>
+        <w:t>）。</w:t>
+      </w:r>
+    </w:p>
+    <w:p>
+      <w:pPr>
+        <w:pStyle w:val="Heading4"/>
+      </w:pPr>
+      <w:r>
+        <w:rPr>
+          <w:lang w:val="zh_TW" w:bidi="zh_TW"/>
+        </w:rPr>
+        <w:t>王室中的罪</w:t>
+      </w:r>
+    </w:p>
+    <w:p>
+      <w:pPr/>
+      <w:r>
+        <w:rPr>
+          <w:lang w:val="zh_TW" w:bidi="zh_TW"/>
+        </w:rPr>
+      </w:r>
+      <w:r>
+        <w:rPr>
+          <w:lang w:val="zh_TW" w:bidi="zh_TW"/>
+        </w:rPr>
+        <w:t>撒母耳記下的長篇章節（第</w:t>
+      </w:r>
+      <w:hyperlink r:id="rId67">
+        <w:r>
+          <w:rPr>
+            <w:lang w:val="zh_TW" w:bidi="zh_TW"/>
+          </w:rPr>
+          <w:rPr>
+            <w:color w:val="0000EE"/>
+            <w:u w:val="single"/>
+          </w:rPr>
+          <w:t>11–20</w:t>
+        </w:r>
+      </w:hyperlink>
+      <w:r>
+        <w:rPr>
+          <w:lang w:val="zh_TW" w:bidi="zh_TW"/>
+        </w:rPr>
+        <w:t>章），坦白詳述了大衛家中的罪惡、犯罪和叛亂。他雖然是以色列的王，自身的缺點也有清楚描繪，並且他在行惡時也無法逃避神的審判。</w:t>
+      </w:r>
+    </w:p>
+    <w:p>
+      <w:pPr/>
+      <w:r>
+        <w:rPr>
+          <w:lang w:val="zh_TW" w:bidi="zh_TW"/>
+        </w:rPr>
+      </w:r>
+      <w:r>
+        <w:rPr>
+          <w:lang w:val="zh_TW" w:bidi="zh_TW"/>
+        </w:rPr>
+        <w:t>雖然在當時的近東地區，一夫多妻被視為地位的象徵，但以色列的王被明令禁止實行多妻制（</w:t>
+      </w:r>
+      <w:hyperlink r:id="rId68">
+        <w:r>
+          <w:rPr>
+            <w:lang w:val="zh_TW" w:bidi="zh_TW"/>
+          </w:rPr>
+          <w:rPr>
+            <w:color w:val="0000EE"/>
+            <w:u w:val="single"/>
+          </w:rPr>
+          <w:t>申17:17</w:t>
+        </w:r>
+      </w:hyperlink>
+      <w:r>
+        <w:rPr>
+          <w:lang w:val="zh_TW" w:bidi="zh_TW"/>
+        </w:rPr>
+        <w:t>）。然而，大衛卻實行了一夫多妻制，他的部分婚姻顯然具有政治目的，例如娶了掃羅的女兒米甲和基述公主瑪迦。家庭中接連發生亂倫、謀殺和叛亂等公然罪行，為大衛帶來極大的痛苦，甚至一度威脅他的王位。</w:t>
+      </w:r>
+    </w:p>
+    <w:p>
+      <w:pPr/>
+      <w:r>
+        <w:rPr>
+          <w:lang w:val="zh_TW" w:bidi="zh_TW"/>
+        </w:rPr>
+      </w:r>
+      <w:r>
+        <w:rPr>
+          <w:lang w:val="zh_TW" w:bidi="zh_TW"/>
+        </w:rPr>
+        <w:t>大衛與拔示巴犯下姦淫罪時，正值他軍事勝利和領土擴張的巔峰時期。這罪行使大衛陷入更深的罪惡之中：他策劃將拔示巴的丈夫烏利亞派往戰場前線，以圖謀害他的性命。在這段私生活中，大衛似乎完全將神排除在外。然而，當先知拿單直言責備他的罪時，大衛承認自己的過犯。他向神認罪，懇求赦免（見</w:t>
+      </w:r>
+      <w:hyperlink r:id="rId69">
+        <w:r>
+          <w:rPr>
+            <w:lang w:val="zh_TW" w:bidi="zh_TW"/>
+          </w:rPr>
+          <w:rPr>
+            <w:color w:val="0000EE"/>
+            <w:u w:val="single"/>
+          </w:rPr>
+          <w:t>詩32篇</w:t>
+        </w:r>
+      </w:hyperlink>
+      <w:r>
+        <w:rPr>
+          <w:lang w:val="zh_TW" w:bidi="zh_TW"/>
+        </w:rPr>
+        <w:t>和</w:t>
+      </w:r>
+      <w:hyperlink r:id="rId70">
+        <w:r>
+          <w:rPr>
+            <w:lang w:val="zh_TW" w:bidi="zh_TW"/>
+          </w:rPr>
+          <w:rPr>
+            <w:color w:val="0000EE"/>
+            <w:u w:val="single"/>
+          </w:rPr>
+          <w:t>51篇</w:t>
+        </w:r>
+      </w:hyperlink>
+      <w:r>
+        <w:rPr>
+          <w:lang w:val="zh_TW" w:bidi="zh_TW"/>
+        </w:rPr>
+        <w:t>）。神寬恕他，但他因缺乏自制和未能在家中執行紀律，承受了近十年的後果。雖然大衛在軍事和外交策略上無與倫比，但在家庭事務上卻顯得軟弱無力。他的放縱態度，很快見於兒子暗嫩亂倫犯罪之上，接著是押沙龍殺害兄弟的悲劇。</w:t>
+      </w:r>
+    </w:p>
+    <w:p>
+      <w:pPr/>
+      <w:r>
+        <w:rPr>
+          <w:lang w:val="zh_TW" w:bidi="zh_TW"/>
+        </w:rPr>
+      </w:r>
+      <w:r>
+        <w:rPr>
+          <w:lang w:val="zh_TW" w:bidi="zh_TW"/>
+        </w:rPr>
+        <w:t>押沙龍因觸怒父親逃往基述，在他母親的族人中避難了三年。最終，大衛的將軍約押成功讓大衛與這個疏遠的兒子和解。然而，押沙龍利用他在王室的地位籠絡人心，前往希伯崙發動突襲，並在全以色列自立為王。他的支持者眾多，對大衛構成巨大威脅，迫使大衛逃離耶路撒冷。大衛以他卓越的戰略才能，通過計策爭取時間，重組軍隊平息了兒子的叛亂。押沙龍在逃亡過程中喪命，使大衛哀痛不已。</w:t>
+      </w:r>
+    </w:p>
+    <w:p>
+      <w:pPr/>
+      <w:r>
+        <w:rPr>
+          <w:lang w:val="zh_TW" w:bidi="zh_TW"/>
+        </w:rPr>
+      </w:r>
+      <w:r>
+        <w:rPr>
+          <w:lang w:val="zh_TW" w:bidi="zh_TW"/>
+        </w:rPr>
+        <w:t>返回耶路撒冷後，大衛不得不修補押沙龍叛亂造成的損害。例如，他所屬的猶大支派曾支持押沙龍。此外，另一場由便雅憫支派的示巴煽動的叛亂，也必須由約押鎮壓後，王國才能恢復穩定。</w:t>
+      </w:r>
+    </w:p>
+    <w:p>
+      <w:pPr>
+        <w:pStyle w:val="Heading4"/>
+      </w:pPr>
+      <w:r>
+        <w:rPr>
+          <w:lang w:val="zh_TW" w:bidi="zh_TW"/>
+        </w:rPr>
+        <w:t>大衛的晚年</w:t>
+      </w:r>
+    </w:p>
+    <w:p>
+      <w:pPr/>
+      <w:r>
+        <w:rPr>
+          <w:lang w:val="zh_TW" w:bidi="zh_TW"/>
+        </w:rPr>
+      </w:r>
+      <w:r>
+        <w:rPr>
+          <w:lang w:val="zh_TW" w:bidi="zh_TW"/>
+        </w:rPr>
+        <w:t>儘管大衛未得允許建造耶路撒冷的聖殿，他在統治的最後幾年，卻為這一計劃做了大量準備。他儲備建築材料，並組織王國資源，有效使用國內外的勞動力。此外，他還仔細安排好新聖殿的宗教敬拜細節（</w:t>
+      </w:r>
+      <w:hyperlink r:id="rId71">
+        <w:r>
+          <w:rPr>
+            <w:lang w:val="zh_TW" w:bidi="zh_TW"/>
+          </w:rPr>
+          <w:rPr>
+            <w:color w:val="0000EE"/>
+            <w:u w:val="single"/>
+          </w:rPr>
+          <w:t>代上21–29章</w:t>
+        </w:r>
+      </w:hyperlink>
+      <w:r>
+        <w:rPr>
+          <w:lang w:val="zh_TW" w:bidi="zh_TW"/>
+        </w:rPr>
+        <w:t>）。</w:t>
+      </w:r>
+    </w:p>
+    <w:p>
+      <w:pPr/>
+      <w:r>
+        <w:rPr>
+          <w:lang w:val="zh_TW" w:bidi="zh_TW"/>
+        </w:rPr>
+      </w:r>
+      <w:r>
+        <w:rPr>
+          <w:lang w:val="zh_TW" w:bidi="zh_TW"/>
+        </w:rPr>
+        <w:t>大衛的軍事和行政組織可能仿效埃及的模式。他的軍隊由忠於王室的軍官嚴格控制，還包括雇傭兵。大衛任命可信賴的官員管理帝國各地的農場、牲畜和果園（</w:t>
+      </w:r>
+      <w:hyperlink r:id="rId72">
+        <w:r>
+          <w:rPr>
+            <w:lang w:val="zh_TW" w:bidi="zh_TW"/>
+          </w:rPr>
+          <w:rPr>
+            <w:color w:val="0000EE"/>
+            <w:u w:val="single"/>
+          </w:rPr>
+          <w:t>代上27:25–31</w:t>
+        </w:r>
+      </w:hyperlink>
+      <w:r>
+        <w:rPr>
+          <w:lang w:val="zh_TW" w:bidi="zh_TW"/>
+        </w:rPr>
+        <w:t>）。</w:t>
+      </w:r>
+    </w:p>
+    <w:p>
+      <w:pPr/>
+      <w:r>
+        <w:rPr>
+          <w:lang w:val="zh_TW" w:bidi="zh_TW"/>
+        </w:rPr>
+      </w:r>
+      <w:r>
+        <w:rPr>
+          <w:lang w:val="zh_TW" w:bidi="zh_TW"/>
+        </w:rPr>
+        <w:t>大衛發起或至少開始了一次以色列的人口普查（</w:t>
+      </w:r>
+      <w:hyperlink r:id="rId73">
+        <w:r>
+          <w:rPr>
+            <w:lang w:val="zh_TW" w:bidi="zh_TW"/>
+          </w:rPr>
+          <w:rPr>
+            <w:color w:val="0000EE"/>
+            <w:u w:val="single"/>
+          </w:rPr>
+          <w:t>撒下24章</w:t>
         </w:r>
       </w:hyperlink>
       <w:r>
@@ -776,16 +2409,305 @@
         </w:rPr>
         <w:t>；</w:t>
       </w:r>
-      <w:hyperlink r:id="rId38">
-        <w:r>
-          <w:rPr>
-            <w:lang w:val="zh_TW" w:bidi="zh_TW"/>
-          </w:rPr>
-          <w:rPr>
-            <w:color w:val="0000EE"/>
-            <w:u w:val="single"/>
-          </w:rPr>
-          <w:t>約一1:1–3</w:t>
+      <w:hyperlink r:id="rId74">
+        <w:r>
+          <w:rPr>
+            <w:lang w:val="zh_TW" w:bidi="zh_TW"/>
+          </w:rPr>
+          <w:rPr>
+            <w:color w:val="0000EE"/>
+            <w:u w:val="single"/>
+          </w:rPr>
+          <w:t>代上21章</w:t>
+        </w:r>
+      </w:hyperlink>
+      <w:r>
+        <w:rPr>
+          <w:lang w:val="zh_TW" w:bidi="zh_TW"/>
+        </w:rPr>
+        <w:t>）。記載並不完整，未能解答部分問題，例如神為何施行懲罰。儘管約押反對，大衛堅持進行普查。由於大衛後來清楚意識到此舉為罪，可能他是因驕傲而希望確定自己的軍事實力（約150萬人）。神的懲罰或許也與百姓支持押沙龍和示巴的叛亂有關。</w:t>
+      </w:r>
+    </w:p>
+    <w:p>
+      <w:pPr/>
+      <w:r>
+        <w:rPr>
+          <w:lang w:val="zh_TW" w:bidi="zh_TW"/>
+        </w:rPr>
+      </w:r>
+      <w:r>
+        <w:rPr>
+          <w:lang w:val="zh_TW" w:bidi="zh_TW"/>
+        </w:rPr>
+        <w:t>神藉著先知迦得，給大衛三種懲罰的選擇，他選擇了三天的瘟疫。在大衛和長老悔改時，他們看見一位天使站在耶布斯人阿珥楠（亞勞拿）的打麥場上。大衛在此獻祭，並為百姓禱告。後來，他購買了該打麥場，決定這裡將成為他的兒子所羅門建造聖殿的所在地（</w:t>
+      </w:r>
+      <w:hyperlink r:id="rId75">
+        <w:r>
+          <w:rPr>
+            <w:lang w:val="zh_TW" w:bidi="zh_TW"/>
+          </w:rPr>
+          <w:rPr>
+            <w:color w:val="0000EE"/>
+            <w:u w:val="single"/>
+          </w:rPr>
+          <w:t>代上21:28–22:1</w:t>
+        </w:r>
+      </w:hyperlink>
+      <w:r>
+        <w:rPr>
+          <w:lang w:val="zh_TW" w:bidi="zh_TW"/>
+        </w:rPr>
+        <w:t>）。</w:t>
+      </w:r>
+    </w:p>
+    <w:p>
+      <w:pPr>
+        <w:pStyle w:val="Heading3"/>
+      </w:pPr>
+      <w:r>
+        <w:rPr>
+          <w:lang w:val="zh_TW" w:bidi="zh_TW"/>
+        </w:rPr>
+        <w:t>大衛的持續影響</w:t>
+      </w:r>
+    </w:p>
+    <w:p>
+      <w:pPr>
+        <w:pStyle w:val="Heading4"/>
+      </w:pPr>
+      <w:r>
+        <w:rPr>
+          <w:lang w:val="zh_TW" w:bidi="zh_TW"/>
+        </w:rPr>
+        <w:t>詩篇的作者</w:t>
+      </w:r>
+    </w:p>
+    <w:p>
+      <w:pPr/>
+      <w:r>
+        <w:rPr>
+          <w:lang w:val="zh_TW" w:bidi="zh_TW"/>
+        </w:rPr>
+      </w:r>
+      <w:r>
+        <w:rPr>
+          <w:lang w:val="zh_TW" w:bidi="zh_TW"/>
+        </w:rPr>
+        <w:t>舊約的詩篇成為古代以色列最受歡迎的書卷之一，並持續影響歷世歷代的無數讀者。這些由大衛創作的讚美詩，是為聖殿敬拜所準備的（</w:t>
+      </w:r>
+      <w:hyperlink r:id="rId76">
+        <w:r>
+          <w:rPr>
+            <w:lang w:val="zh_TW" w:bidi="zh_TW"/>
+          </w:rPr>
+          <w:rPr>
+            <w:color w:val="0000EE"/>
+            <w:u w:val="single"/>
+          </w:rPr>
+          <w:t>代下29:30</w:t>
+        </w:r>
+      </w:hyperlink>
+      <w:r>
+        <w:rPr>
+          <w:lang w:val="zh_TW" w:bidi="zh_TW"/>
+        </w:rPr>
+        <w:t>）。由大衛所寫的73篇詩篇，靈感多數源自他與神及他人的關係。</w:t>
+      </w:r>
+    </w:p>
+    <w:p>
+      <w:pPr/>
+      <w:r>
+        <w:rPr>
+          <w:lang w:val="zh_TW" w:bidi="zh_TW"/>
+        </w:rPr>
+      </w:r>
+      <w:r>
+        <w:rPr>
+          <w:lang w:val="zh_TW" w:bidi="zh_TW"/>
+        </w:rPr>
+        <w:t>大衛可能編輯了詩篇的第一卷（</w:t>
+      </w:r>
+      <w:hyperlink r:id="rId77">
+        <w:r>
+          <w:rPr>
+            <w:lang w:val="zh_TW" w:bidi="zh_TW"/>
+          </w:rPr>
+          <w:rPr>
+            <w:color w:val="0000EE"/>
+            <w:u w:val="single"/>
+          </w:rPr>
+          <w:t>1–41篇</w:t>
+        </w:r>
+      </w:hyperlink>
+      <w:r>
+        <w:rPr>
+          <w:lang w:val="zh_TW" w:bidi="zh_TW"/>
+        </w:rPr>
+        <w:t>）和第四卷（</w:t>
+      </w:r>
+      <w:hyperlink r:id="rId78">
+        <w:r>
+          <w:rPr>
+            <w:lang w:val="zh_TW" w:bidi="zh_TW"/>
+          </w:rPr>
+          <w:rPr>
+            <w:color w:val="0000EE"/>
+            <w:u w:val="single"/>
+          </w:rPr>
+          <w:t>90–106篇</w:t>
+        </w:r>
+      </w:hyperlink>
+      <w:r>
+        <w:rPr>
+          <w:lang w:val="zh_TW" w:bidi="zh_TW"/>
+        </w:rPr>
+        <w:t>），因為其中大部分詩篇由他親自創作。他的其它詩篇（</w:t>
+      </w:r>
+      <w:hyperlink r:id="rId79">
+        <w:r>
+          <w:rPr>
+            <w:lang w:val="zh_TW" w:bidi="zh_TW"/>
+          </w:rPr>
+          <w:rPr>
+            <w:color w:val="0000EE"/>
+            <w:u w:val="single"/>
+          </w:rPr>
+          <w:t>詩51–71篇</w:t>
+        </w:r>
+      </w:hyperlink>
+      <w:r>
+        <w:rPr>
+          <w:lang w:val="zh_TW" w:bidi="zh_TW"/>
+        </w:rPr>
+        <w:t>）則被納入可能由所羅門編輯的第二卷（</w:t>
+      </w:r>
+      <w:hyperlink r:id="rId80">
+        <w:r>
+          <w:rPr>
+            <w:lang w:val="zh_TW" w:bidi="zh_TW"/>
+          </w:rPr>
+          <w:rPr>
+            <w:color w:val="0000EE"/>
+            <w:u w:val="single"/>
+          </w:rPr>
+          <w:t>42–72篇</w:t>
+        </w:r>
+      </w:hyperlink>
+      <w:r>
+        <w:rPr>
+          <w:lang w:val="zh_TW" w:bidi="zh_TW"/>
+        </w:rPr>
+        <w:t>）。在後世中，這些詩篇用於敬拜時，又添加了更多篇章，直至以斯拉的時代。</w:t>
+      </w:r>
+    </w:p>
+    <w:p>
+      <w:pPr/>
+      <w:r>
+        <w:rPr>
+          <w:lang w:val="zh_TW" w:bidi="zh_TW"/>
+        </w:rPr>
+      </w:r>
+      <w:r>
+        <w:rPr>
+          <w:lang w:val="zh_TW" w:bidi="zh_TW"/>
+        </w:rPr>
+        <w:t>大衛的詩篇是多篇詩作，為以色列敬拜而譜成音樂。他組織祭司和利未人，又為敬拜提供樂器（</w:t>
+      </w:r>
+      <w:hyperlink r:id="rId81">
+        <w:r>
+          <w:rPr>
+            <w:lang w:val="zh_TW" w:bidi="zh_TW"/>
+          </w:rPr>
+          <w:rPr>
+            <w:color w:val="0000EE"/>
+            <w:u w:val="single"/>
+          </w:rPr>
+          <w:t>代下7:6，</w:t>
+        </w:r>
+      </w:hyperlink>
+      <w:hyperlink r:id="rId82">
+        <w:r>
+          <w:rPr>
+            <w:lang w:val="zh_TW" w:bidi="zh_TW"/>
+          </w:rPr>
+          <w:rPr>
+            <w:color w:val="0000EE"/>
+            <w:u w:val="single"/>
+          </w:rPr>
+          <w:t>8:14</w:t>
+        </w:r>
+      </w:hyperlink>
+      <w:r>
+        <w:rPr>
+          <w:lang w:val="zh_TW" w:bidi="zh_TW"/>
+        </w:rPr>
+        <w:t>），奠定了以色列宗教生活的模式。</w:t>
+      </w:r>
+    </w:p>
+    <w:p>
+      <w:pPr>
+        <w:pStyle w:val="Heading4"/>
+      </w:pPr>
+      <w:r>
+        <w:rPr>
+          <w:lang w:val="zh_TW" w:bidi="zh_TW"/>
+        </w:rPr>
+        <w:t>先知書中的大衛</w:t>
+      </w:r>
+    </w:p>
+    <w:p>
+      <w:pPr/>
+      <w:r>
+        <w:rPr>
+          <w:lang w:val="zh_TW" w:bidi="zh_TW"/>
+        </w:rPr>
+      </w:r>
+      <w:r>
+        <w:rPr>
+          <w:lang w:val="zh_TW" w:bidi="zh_TW"/>
+        </w:rPr>
+        <w:t>大衛被認為是以色列最偉大的王，常在舊約先知書中用作比較的標準。以賽亞（如</w:t>
+      </w:r>
+      <w:hyperlink r:id="rId83">
+        <w:r>
+          <w:rPr>
+            <w:lang w:val="zh_TW" w:bidi="zh_TW"/>
+          </w:rPr>
+          <w:rPr>
+            <w:color w:val="0000EE"/>
+            <w:u w:val="single"/>
+          </w:rPr>
+          <w:t>賽7:2、13，</w:t>
+        </w:r>
+      </w:hyperlink>
+      <w:hyperlink r:id="rId84">
+        <w:r>
+          <w:rPr>
+            <w:lang w:val="zh_TW" w:bidi="zh_TW"/>
+          </w:rPr>
+          <w:rPr>
+            <w:color w:val="0000EE"/>
+            <w:u w:val="single"/>
+          </w:rPr>
+          <w:t>22:22</w:t>
+        </w:r>
+      </w:hyperlink>
+      <w:r>
+        <w:rPr>
+          <w:lang w:val="zh_TW" w:bidi="zh_TW"/>
+        </w:rPr>
+        <w:t>）和耶利米，經常提到他們當代的君王，是屬於大衛的「家」或「寶座」。對比一些未尊崇神的大衛後裔，以賽亞和耶利米都曾預言一位彌賽亞君王，將在大衛的寶座上，永遠施行公平和公義（</w:t>
+      </w:r>
+      <w:hyperlink r:id="rId85">
+        <w:r>
+          <w:rPr>
+            <w:lang w:val="zh_TW" w:bidi="zh_TW"/>
+          </w:rPr>
+          <w:rPr>
+            <w:color w:val="0000EE"/>
+            <w:u w:val="single"/>
+          </w:rPr>
+          <w:t>賽9:7</w:t>
         </w:r>
       </w:hyperlink>
       <w:r>
@@ -794,16 +2716,52 @@
         </w:rPr>
         <w:t>；</w:t>
       </w:r>
-      <w:hyperlink r:id="rId39">
-        <w:r>
-          <w:rPr>
-            <w:lang w:val="zh_TW" w:bidi="zh_TW"/>
-          </w:rPr>
-          <w:rPr>
-            <w:color w:val="0000EE"/>
-            <w:u w:val="single"/>
-          </w:rPr>
-          <w:t>4:9</w:t>
+      <w:hyperlink r:id="rId86">
+        <w:r>
+          <w:rPr>
+            <w:lang w:val="zh_TW" w:bidi="zh_TW"/>
+          </w:rPr>
+          <w:rPr>
+            <w:color w:val="0000EE"/>
+            <w:u w:val="single"/>
+          </w:rPr>
+          <w:t>耶33:15</w:t>
+        </w:r>
+      </w:hyperlink>
+      <w:r>
+        <w:rPr>
+          <w:lang w:val="zh_TW" w:bidi="zh_TW"/>
+        </w:rPr>
+        <w:t>）。以賽亞描述這位未來的君王時，指出他來自大衛之父耶西的家系（</w:t>
+      </w:r>
+      <w:hyperlink r:id="rId87">
+        <w:r>
+          <w:rPr>
+            <w:lang w:val="zh_TW" w:bidi="zh_TW"/>
+          </w:rPr>
+          <w:rPr>
+            <w:color w:val="0000EE"/>
+            <w:u w:val="single"/>
+          </w:rPr>
+          <w:t>賽11:1–10</w:t>
+        </w:r>
+      </w:hyperlink>
+      <w:r>
+        <w:rPr>
+          <w:lang w:val="zh_TW" w:bidi="zh_TW"/>
+        </w:rPr>
+        <w:t>）。預言普世和平的到來時，以賽亞提到首都在「錫安」，即大衛的城（</w:t>
+      </w:r>
+      <w:hyperlink r:id="rId88">
+        <w:r>
+          <w:rPr>
+            <w:lang w:val="zh_TW" w:bidi="zh_TW"/>
+          </w:rPr>
+          <w:rPr>
+            <w:color w:val="0000EE"/>
+            <w:u w:val="single"/>
+          </w:rPr>
+          <w:t>2:1–4</w:t>
         </w:r>
       </w:hyperlink>
       <w:r>
@@ -814,6 +2772,110 @@
       </w:r>
     </w:p>
     <w:p>
+      <w:pPr/>
+      <w:r>
+        <w:rPr>
+          <w:lang w:val="zh_TW" w:bidi="zh_TW"/>
+        </w:rPr>
+      </w:r>
+      <w:r>
+        <w:rPr>
+          <w:lang w:val="zh_TW" w:bidi="zh_TW"/>
+        </w:rPr>
+        <w:t>以西結應許大衛將在末世及彌賽亞時代重新作王（</w:t>
+      </w:r>
+      <w:hyperlink r:id="rId89">
+        <w:r>
+          <w:rPr>
+            <w:lang w:val="zh_TW" w:bidi="zh_TW"/>
+          </w:rPr>
+          <w:rPr>
+            <w:color w:val="0000EE"/>
+            <w:u w:val="single"/>
+          </w:rPr>
+          <w:t>結37:24–25</w:t>
+        </w:r>
+      </w:hyperlink>
+      <w:r>
+        <w:rPr>
+          <w:lang w:val="zh_TW" w:bidi="zh_TW"/>
+        </w:rPr>
+        <w:t>），並稱「我的僕人大衛」為以色列的牧人（</w:t>
+      </w:r>
+      <w:hyperlink r:id="rId90">
+        <w:r>
+          <w:rPr>
+            <w:lang w:val="zh_TW" w:bidi="zh_TW"/>
+          </w:rPr>
+          <w:rPr>
+            <w:color w:val="0000EE"/>
+            <w:u w:val="single"/>
+          </w:rPr>
+          <w:t>34:23</w:t>
+        </w:r>
+      </w:hyperlink>
+      <w:r>
+        <w:rPr>
+          <w:lang w:val="zh_TW" w:bidi="zh_TW"/>
+        </w:rPr>
+        <w:t>）。何西阿同樣將未來的君王視為大衛王（</w:t>
+      </w:r>
+      <w:hyperlink r:id="rId91">
+        <w:r>
+          <w:rPr>
+            <w:lang w:val="zh_TW" w:bidi="zh_TW"/>
+          </w:rPr>
+          <w:rPr>
+            <w:color w:val="0000EE"/>
+            <w:u w:val="single"/>
+          </w:rPr>
+          <w:t>何3:5</w:t>
+        </w:r>
+      </w:hyperlink>
+      <w:r>
+        <w:rPr>
+          <w:lang w:val="zh_TW" w:bidi="zh_TW"/>
+        </w:rPr>
+        <w:t>）。阿摩司保證神將重建大衛倒塌的「帳幕」（</w:t>
+      </w:r>
+      <w:hyperlink r:id="rId92">
+        <w:r>
+          <w:rPr>
+            <w:lang w:val="zh_TW" w:bidi="zh_TW"/>
+          </w:rPr>
+          <w:rPr>
+            <w:color w:val="0000EE"/>
+            <w:u w:val="single"/>
+          </w:rPr>
+          <w:t>摩9:11</w:t>
+        </w:r>
+      </w:hyperlink>
+      <w:r>
+        <w:rPr>
+          <w:lang w:val="zh_TW" w:bidi="zh_TW"/>
+        </w:rPr>
+        <w:t>），使百姓再次安居。撒迦利亞五次提到「大衛的家」（在</w:t>
+      </w:r>
+      <w:hyperlink r:id="rId93">
+        <w:r>
+          <w:rPr>
+            <w:lang w:val="zh_TW" w:bidi="zh_TW"/>
+          </w:rPr>
+          <w:rPr>
+            <w:color w:val="0000EE"/>
+            <w:u w:val="single"/>
+          </w:rPr>
+          <w:t>亞12–13章</w:t>
+        </w:r>
+      </w:hyperlink>
+      <w:r>
+        <w:rPr>
+          <w:lang w:val="zh_TW" w:bidi="zh_TW"/>
+        </w:rPr>
+        <w:t>），激勵人們盼望恢復大衛的輝煌王朝。在預告審判降臨當代君王與百姓的同時，先知的信息也闡明了大衛統治期間，應許那永恆寶座的概念。</w:t>
+      </w:r>
+    </w:p>
+    <w:p>
       <w:pPr>
         <w:pStyle w:val="Heading4"/>
       </w:pPr>
@@ -821,7 +2883,7 @@
         <w:rPr>
           <w:lang w:val="zh_TW" w:bidi="zh_TW"/>
         </w:rPr>
-        <w:t>保羅的書信</w:t>
+        <w:t>新約聖經中的大衛</w:t>
       </w:r>
     </w:p>
     <w:p>
@@ -835,43 +2897,199 @@
         <w:rPr>
           <w:lang w:val="zh_TW" w:bidi="zh_TW"/>
         </w:rPr>
-        <w:t>使徒保羅將道成肉身描述為一條耶穌通往受苦與救贖的道路。在</w:t>
-      </w:r>
-      <w:hyperlink r:id="rId40">
-        <w:r>
-          <w:rPr>
-            <w:lang w:val="zh_TW" w:bidi="zh_TW"/>
-          </w:rPr>
-          <w:rPr>
-            <w:color w:val="0000EE"/>
-            <w:u w:val="single"/>
-          </w:rPr>
-          <w:t>加4:4–5</w:t>
-        </w:r>
-      </w:hyperlink>
-      <w:r>
-        <w:rPr>
-          <w:lang w:val="zh_TW" w:bidi="zh_TW"/>
-        </w:rPr>
-        <w:t>中，道成肉身（「由女人所生」）是在「時候滿足」的時候，或在救恩歷史的頂點而到來的，要「救贖那些在律法以下的人」。在腓立比書的讚美詩中（</w:t>
-      </w:r>
-      <w:hyperlink r:id="rId13">
-        <w:r>
-          <w:rPr>
-            <w:lang w:val="zh_TW" w:bidi="zh_TW"/>
-          </w:rPr>
-          <w:rPr>
-            <w:color w:val="0000EE"/>
-            <w:u w:val="single"/>
-          </w:rPr>
-          <w:t>腓2:6–11</w:t>
-        </w:r>
-      </w:hyperlink>
-      <w:r>
-        <w:rPr>
-          <w:lang w:val="zh_TW" w:bidi="zh_TW"/>
-        </w:rPr>
-        <w:t>），道成肉身被視為先存的（「他本有神的形象」），降卑的（「虛己⋯⋯卑微」），和順服的（「順服以至於死」）。 道成肉身的目的是十字架（「且死在十字架上」），其結果是基督的高昇。這首詩歌或許是新約中關於道成肉身的最高神學論述。耶穌的人生是一種「倒空」，是對緊握不放祂神性特權（「不以自己與神同等為強奪的」）的拒絕。</w:t>
+        <w:t>福音書多次提到大衛，確立耶穌為「大衛子孫」的身份。神與大衛所立的約，包括一位永恆的君王將來自大衛的家系（</w:t>
+      </w:r>
+      <w:hyperlink r:id="rId94">
+        <w:r>
+          <w:rPr>
+            <w:lang w:val="zh_TW" w:bidi="zh_TW"/>
+          </w:rPr>
+          <w:rPr>
+            <w:color w:val="0000EE"/>
+            <w:u w:val="single"/>
+          </w:rPr>
+          <w:t>太1:1，</w:t>
+        </w:r>
+      </w:hyperlink>
+      <w:hyperlink r:id="rId95">
+        <w:r>
+          <w:rPr>
+            <w:lang w:val="zh_TW" w:bidi="zh_TW"/>
+          </w:rPr>
+          <w:rPr>
+            <w:color w:val="0000EE"/>
+            <w:u w:val="single"/>
+          </w:rPr>
+          <w:t>9:27，</w:t>
+        </w:r>
+      </w:hyperlink>
+      <w:hyperlink r:id="rId96">
+        <w:r>
+          <w:rPr>
+            <w:lang w:val="zh_TW" w:bidi="zh_TW"/>
+          </w:rPr>
+          <w:rPr>
+            <w:color w:val="0000EE"/>
+            <w:u w:val="single"/>
+          </w:rPr>
+          <w:t>12:23</w:t>
+        </w:r>
+      </w:hyperlink>
+      <w:r>
+        <w:rPr>
+          <w:lang w:val="zh_TW" w:bidi="zh_TW"/>
+        </w:rPr>
+        <w:t>；</w:t>
+      </w:r>
+      <w:hyperlink r:id="rId97">
+        <w:r>
+          <w:rPr>
+            <w:lang w:val="zh_TW" w:bidi="zh_TW"/>
+          </w:rPr>
+          <w:rPr>
+            <w:color w:val="0000EE"/>
+            <w:u w:val="single"/>
+          </w:rPr>
+          <w:t>可10:48，</w:t>
+        </w:r>
+      </w:hyperlink>
+      <w:hyperlink r:id="rId98">
+        <w:r>
+          <w:rPr>
+            <w:lang w:val="zh_TW" w:bidi="zh_TW"/>
+          </w:rPr>
+          <w:rPr>
+            <w:color w:val="0000EE"/>
+            <w:u w:val="single"/>
+          </w:rPr>
+          <w:t>12:35</w:t>
+        </w:r>
+      </w:hyperlink>
+      <w:r>
+        <w:rPr>
+          <w:lang w:val="zh_TW" w:bidi="zh_TW"/>
+        </w:rPr>
+        <w:t>；</w:t>
+      </w:r>
+      <w:hyperlink r:id="rId99">
+        <w:r>
+          <w:rPr>
+            <w:lang w:val="zh_TW" w:bidi="zh_TW"/>
+          </w:rPr>
+          <w:rPr>
+            <w:color w:val="0000EE"/>
+            <w:u w:val="single"/>
+          </w:rPr>
+          <w:t>路18:38–39，</w:t>
+        </w:r>
+      </w:hyperlink>
+      <w:hyperlink r:id="rId100">
+        <w:r>
+          <w:rPr>
+            <w:lang w:val="zh_TW" w:bidi="zh_TW"/>
+          </w:rPr>
+          <w:rPr>
+            <w:color w:val="0000EE"/>
+            <w:u w:val="single"/>
+          </w:rPr>
+          <w:t>20:41</w:t>
+        </w:r>
+      </w:hyperlink>
+      <w:r>
+        <w:rPr>
+          <w:lang w:val="zh_TW" w:bidi="zh_TW"/>
+        </w:rPr>
+        <w:t>）。根據</w:t>
+      </w:r>
+      <w:hyperlink r:id="rId101">
+        <w:r>
+          <w:rPr>
+            <w:lang w:val="zh_TW" w:bidi="zh_TW"/>
+          </w:rPr>
+          <w:rPr>
+            <w:color w:val="0000EE"/>
+            <w:u w:val="single"/>
+          </w:rPr>
+          <w:t>馬可福音十一章10節</w:t>
+        </w:r>
+      </w:hyperlink>
+      <w:r>
+        <w:rPr>
+          <w:lang w:val="zh_TW" w:bidi="zh_TW"/>
+        </w:rPr>
+        <w:t>和</w:t>
+      </w:r>
+      <w:hyperlink r:id="rId102">
+        <w:r>
+          <w:rPr>
+            <w:lang w:val="zh_TW" w:bidi="zh_TW"/>
+          </w:rPr>
+          <w:rPr>
+            <w:color w:val="0000EE"/>
+            <w:u w:val="single"/>
+          </w:rPr>
+          <w:t>約翰福音七章42節</w:t>
+        </w:r>
+      </w:hyperlink>
+      <w:r>
+        <w:rPr>
+          <w:lang w:val="zh_TW" w:bidi="zh_TW"/>
+        </w:rPr>
+        <w:t>，耶穌時代的猶太人期望彌賽亞（基督）是大衛的後裔。雖然福音書表明耶穌來自大衛的家系，但也明確教導耶穌是神的兒子（</w:t>
+      </w:r>
+      <w:hyperlink r:id="rId103">
+        <w:r>
+          <w:rPr>
+            <w:lang w:val="zh_TW" w:bidi="zh_TW"/>
+          </w:rPr>
+          <w:rPr>
+            <w:color w:val="0000EE"/>
+            <w:u w:val="single"/>
+          </w:rPr>
+          <w:t>太22:41–45</w:t>
+        </w:r>
+      </w:hyperlink>
+      <w:r>
+        <w:rPr>
+          <w:lang w:val="zh_TW" w:bidi="zh_TW"/>
+        </w:rPr>
+        <w:t>；</w:t>
+      </w:r>
+      <w:hyperlink r:id="rId104">
+        <w:r>
+          <w:rPr>
+            <w:lang w:val="zh_TW" w:bidi="zh_TW"/>
+          </w:rPr>
+          <w:rPr>
+            <w:color w:val="0000EE"/>
+            <w:u w:val="single"/>
+          </w:rPr>
+          <w:t>可12:35–37</w:t>
+        </w:r>
+      </w:hyperlink>
+      <w:r>
+        <w:rPr>
+          <w:lang w:val="zh_TW" w:bidi="zh_TW"/>
+        </w:rPr>
+        <w:t>；</w:t>
+      </w:r>
+      <w:hyperlink r:id="rId105">
+        <w:r>
+          <w:rPr>
+            <w:lang w:val="zh_TW" w:bidi="zh_TW"/>
+          </w:rPr>
+          <w:rPr>
+            <w:color w:val="0000EE"/>
+            <w:u w:val="single"/>
+          </w:rPr>
+          <w:t>路20:41–44</w:t>
+        </w:r>
+      </w:hyperlink>
+      <w:r>
+        <w:rPr>
+          <w:lang w:val="zh_TW" w:bidi="zh_TW"/>
+        </w:rPr>
+        <w:t>）。</w:t>
       </w:r>
     </w:p>
     <w:p>
@@ -885,18 +3103,18 @@
         <w:rPr>
           <w:lang w:val="zh_TW" w:bidi="zh_TW"/>
         </w:rPr>
-        <w:t>保羅將基督描述為末後的亞當（</w:t>
-      </w:r>
-      <w:hyperlink r:id="rId41">
-        <w:r>
-          <w:rPr>
-            <w:lang w:val="zh_TW" w:bidi="zh_TW"/>
-          </w:rPr>
-          <w:rPr>
-            <w:color w:val="0000EE"/>
-            <w:u w:val="single"/>
-          </w:rPr>
-          <w:t>羅5:12–19</w:t>
+        <w:t>使徒行傳將大衛視為神應許的接受者，而這些應許在耶穌基督裡得以成就。此外，大衛也被視為先知，受聖靈啟示而寫下詩篇（</w:t>
+      </w:r>
+      <w:hyperlink r:id="rId106">
+        <w:r>
+          <w:rPr>
+            <w:lang w:val="zh_TW" w:bidi="zh_TW"/>
+          </w:rPr>
+          <w:rPr>
+            <w:color w:val="0000EE"/>
+            <w:u w:val="single"/>
+          </w:rPr>
+          <w:t>徒1:16</w:t>
         </w:r>
       </w:hyperlink>
       <w:r>
@@ -905,1283 +3123,208 @@
         </w:rPr>
         <w:t>；</w:t>
       </w:r>
-      <w:hyperlink r:id="rId42">
-        <w:r>
-          <w:rPr>
-            <w:lang w:val="zh_TW" w:bidi="zh_TW"/>
-          </w:rPr>
-          <w:rPr>
-            <w:color w:val="0000EE"/>
-            <w:u w:val="single"/>
-          </w:rPr>
-          <w:t>林前15:45–47</w:t>
-        </w:r>
-      </w:hyperlink>
-      <w:r>
-        <w:rPr>
-          <w:lang w:val="zh_TW" w:bidi="zh_TW"/>
-        </w:rPr>
-        <w:t>），亞當所失去的，祂將其帶了回來，使我們有可能重新獲得。通過取了人的樣式，基督成為了使人與神和好的救贖主（</w:t>
-      </w:r>
-      <w:hyperlink r:id="rId43">
-        <w:r>
-          <w:rPr>
-            <w:lang w:val="zh_TW" w:bidi="zh_TW"/>
-          </w:rPr>
-          <w:rPr>
-            <w:color w:val="0000EE"/>
-            <w:u w:val="single"/>
-          </w:rPr>
-          <w:t>羅3:25</w:t>
-        </w:r>
-      </w:hyperlink>
+      <w:hyperlink r:id="rId107">
+        <w:r>
+          <w:rPr>
+            <w:lang w:val="zh_TW" w:bidi="zh_TW"/>
+          </w:rPr>
+          <w:rPr>
+            <w:color w:val="0000EE"/>
+            <w:u w:val="single"/>
+          </w:rPr>
+          <w:t>2:22–36，</w:t>
+        </w:r>
+      </w:hyperlink>
+      <w:hyperlink r:id="rId108">
+        <w:r>
+          <w:rPr>
+            <w:lang w:val="zh_TW" w:bidi="zh_TW"/>
+          </w:rPr>
+          <w:rPr>
+            <w:color w:val="0000EE"/>
+            <w:u w:val="single"/>
+          </w:rPr>
+          <w:t>4:25，</w:t>
+        </w:r>
+      </w:hyperlink>
+      <w:hyperlink r:id="rId109">
+        <w:r>
+          <w:rPr>
+            <w:lang w:val="zh_TW" w:bidi="zh_TW"/>
+          </w:rPr>
+          <w:rPr>
+            <w:color w:val="0000EE"/>
+            <w:u w:val="single"/>
+          </w:rPr>
+          <w:t>13:26–39</w:t>
+        </w:r>
+      </w:hyperlink>
+      <w:r>
+        <w:rPr>
+          <w:lang w:val="zh_TW" w:bidi="zh_TW"/>
+        </w:rPr>
+        <w:t>）。</w:t>
+      </w:r>
+    </w:p>
+    <w:p>
+      <w:pPr/>
+      <w:r>
+        <w:rPr>
+          <w:lang w:val="zh_TW" w:bidi="zh_TW"/>
+        </w:rPr>
+      </w:r>
+      <w:r>
+        <w:rPr>
+          <w:lang w:val="zh_TW" w:bidi="zh_TW"/>
+        </w:rPr>
+        <w:t>在啟示錄中，耶穌被稱為擁有「大衛的鑰匙」（</w:t>
+      </w:r>
+      <w:hyperlink r:id="rId110">
+        <w:r>
+          <w:rPr>
+            <w:lang w:val="zh_TW" w:bidi="zh_TW"/>
+          </w:rPr>
+          <w:rPr>
+            <w:color w:val="0000EE"/>
+            <w:u w:val="single"/>
+          </w:rPr>
+          <w:t>啟3:7</w:t>
+        </w:r>
+      </w:hyperlink>
+      <w:r>
+        <w:rPr>
+          <w:lang w:val="zh_TW" w:bidi="zh_TW"/>
+        </w:rPr>
+        <w:t>），並被稱為「猶大支派中的獅子， 大衛的根」（</w:t>
+      </w:r>
+      <w:hyperlink r:id="rId111">
+        <w:r>
+          <w:rPr>
+            <w:lang w:val="zh_TW" w:bidi="zh_TW"/>
+          </w:rPr>
+          <w:rPr>
+            <w:color w:val="0000EE"/>
+            <w:u w:val="single"/>
+          </w:rPr>
+          <w:t>5:5</w:t>
+        </w:r>
+      </w:hyperlink>
+      <w:r>
+        <w:rPr>
+          <w:lang w:val="zh_TW" w:bidi="zh_TW"/>
+        </w:rPr>
+        <w:t>）。耶穌自稱說：「我是大衛的根，又是他的後裔。我是明亮的晨星」（</w:t>
+      </w:r>
+      <w:hyperlink r:id="rId112">
+        <w:r>
+          <w:rPr>
+            <w:lang w:val="zh_TW" w:bidi="zh_TW"/>
+          </w:rPr>
+          <w:rPr>
+            <w:color w:val="0000EE"/>
+            <w:u w:val="single"/>
+          </w:rPr>
+          <w:t>22:16</w:t>
+        </w:r>
+      </w:hyperlink>
+      <w:r>
+        <w:rPr>
+          <w:lang w:val="zh_TW" w:bidi="zh_TW"/>
+        </w:rPr>
+        <w:t>）。</w:t>
+      </w:r>
+    </w:p>
+    <w:p>
+      <w:pPr/>
+      <w:r>
+        <w:rPr>
+          <w:lang w:val="zh_TW" w:bidi="zh_TW"/>
+        </w:rPr>
+      </w:r>
+      <w:r>
+        <w:rPr>
+          <w:i/>
+          <w:lang w:val="zh_TW" w:bidi="zh_TW"/>
+        </w:rPr>
+        <w:t>另見</w:t>
+      </w:r>
+      <w:r>
+        <w:rPr>
+          <w:lang w:val="zh_TW" w:bidi="zh_TW"/>
+        </w:rPr>
+        <w:t xml:space="preserve"> </w:t>
+      </w:r>
+      <w:r>
+        <w:rPr>
+          <w:lang w:val="zh_TW" w:bidi="zh_TW"/>
+        </w:rPr>
+        <w:t>基督論</w:t>
+      </w:r>
       <w:r>
         <w:rPr>
           <w:lang w:val="zh_TW" w:bidi="zh_TW"/>
         </w:rPr>
         <w:t>；</w:t>
       </w:r>
-      <w:hyperlink r:id="rId44">
-        <w:r>
-          <w:rPr>
-            <w:lang w:val="zh_TW" w:bidi="zh_TW"/>
-          </w:rPr>
-          <w:rPr>
-            <w:color w:val="0000EE"/>
-            <w:u w:val="single"/>
-          </w:rPr>
-          <w:t>林後5:19</w:t>
-        </w:r>
-      </w:hyperlink>
+      <w:r>
+        <w:rPr>
+          <w:lang w:val="zh_TW" w:bidi="zh_TW"/>
+        </w:rPr>
+        <w:t>聖經年表（舊約）</w:t>
+      </w:r>
       <w:r>
         <w:rPr>
           <w:lang w:val="zh_TW" w:bidi="zh_TW"/>
         </w:rPr>
         <w:t>；</w:t>
       </w:r>
-      <w:hyperlink r:id="rId45">
-        <w:r>
-          <w:rPr>
-            <w:lang w:val="zh_TW" w:bidi="zh_TW"/>
-          </w:rPr>
-          <w:rPr>
-            <w:color w:val="0000EE"/>
-            <w:u w:val="single"/>
-          </w:rPr>
-          <w:t>提前1:15</w:t>
-        </w:r>
-      </w:hyperlink>
-      <w:r>
-        <w:rPr>
-          <w:lang w:val="zh_TW" w:bidi="zh_TW"/>
-        </w:rPr>
-        <w:t>）。然而，保羅更強調，被高昇的基督帶來了新的生命（</w:t>
-      </w:r>
-      <w:hyperlink r:id="rId46">
-        <w:r>
-          <w:rPr>
-            <w:lang w:val="zh_TW" w:bidi="zh_TW"/>
-          </w:rPr>
-          <w:rPr>
-            <w:color w:val="0000EE"/>
-            <w:u w:val="single"/>
-          </w:rPr>
-          <w:t>羅6:4–6</w:t>
-        </w:r>
-      </w:hyperlink>
+      <w:r>
+        <w:rPr>
+          <w:lang w:val="zh_TW" w:bidi="zh_TW"/>
+        </w:rPr>
+        <w:t>以色列歷史</w:t>
+      </w:r>
       <w:r>
         <w:rPr>
           <w:lang w:val="zh_TW" w:bidi="zh_TW"/>
         </w:rPr>
         <w:t>；</w:t>
       </w:r>
-      <w:hyperlink r:id="rId47">
-        <w:r>
-          <w:rPr>
-            <w:lang w:val="zh_TW" w:bidi="zh_TW"/>
-          </w:rPr>
-          <w:rPr>
-            <w:color w:val="0000EE"/>
-            <w:u w:val="single"/>
-          </w:rPr>
-          <w:t>林後3:17–18</w:t>
-        </w:r>
-      </w:hyperlink>
+      <w:r>
+        <w:rPr>
+          <w:lang w:val="zh_TW" w:bidi="zh_TW"/>
+        </w:rPr>
+        <w:t>王</w:t>
+      </w:r>
       <w:r>
         <w:rPr>
           <w:lang w:val="zh_TW" w:bidi="zh_TW"/>
         </w:rPr>
         <w:t>；</w:t>
       </w:r>
-      <w:hyperlink r:id="rId48">
-        <w:r>
-          <w:rPr>
-            <w:lang w:val="zh_TW" w:bidi="zh_TW"/>
-          </w:rPr>
-          <w:rPr>
-            <w:color w:val="0000EE"/>
-            <w:u w:val="single"/>
-          </w:rPr>
-          <w:t>西3:1–4</w:t>
-        </w:r>
-      </w:hyperlink>
-      <w:r>
-        <w:rPr>
-          <w:lang w:val="zh_TW" w:bidi="zh_TW"/>
-        </w:rPr>
-        <w:t>）。 歌羅西書</w:t>
-      </w:r>
-      <w:hyperlink r:id="rId49">
-        <w:r>
-          <w:rPr>
-            <w:lang w:val="zh_TW" w:bidi="zh_TW"/>
-          </w:rPr>
-          <w:rPr>
-            <w:color w:val="0000EE"/>
-            <w:u w:val="single"/>
-          </w:rPr>
-          <w:t>1:15–20</w:t>
-        </w:r>
-      </w:hyperlink>
-      <w:r>
-        <w:rPr>
-          <w:lang w:val="zh_TW" w:bidi="zh_TW"/>
-        </w:rPr>
-        <w:t>中的讚美詩，運用了猶太智慧思辨，可能還混有希臘元素，它顯明了基督是「首生的」和「神的豐盛」。那位永存為神的，通過祂的犧牲死亡，成為被尊崇的主，並將人帶到神面前（另見</w:t>
-      </w:r>
-      <w:hyperlink r:id="rId50">
-        <w:r>
-          <w:rPr>
-            <w:lang w:val="zh_TW" w:bidi="zh_TW"/>
-          </w:rPr>
-          <w:rPr>
-            <w:color w:val="0000EE"/>
-            <w:u w:val="single"/>
-          </w:rPr>
-          <w:t>羅1:3–4</w:t>
-        </w:r>
-      </w:hyperlink>
-      <w:r>
-        <w:rPr>
-          <w:lang w:val="zh_TW" w:bidi="zh_TW"/>
-        </w:rPr>
-        <w:t>、</w:t>
-      </w:r>
-      <w:hyperlink r:id="rId51">
-        <w:r>
-          <w:rPr>
-            <w:lang w:val="zh_TW" w:bidi="zh_TW"/>
-          </w:rPr>
-          <w:rPr>
-            <w:color w:val="0000EE"/>
-            <w:u w:val="single"/>
-          </w:rPr>
-          <w:t>提前3:16</w:t>
-        </w:r>
-      </w:hyperlink>
-      <w:r>
-        <w:rPr>
-          <w:lang w:val="zh_TW" w:bidi="zh_TW"/>
-        </w:rPr>
-        <w:t>中的「肉體—靈」主題）。</w:t>
-      </w:r>
-    </w:p>
-    <w:p>
-      <w:pPr>
-        <w:pStyle w:val="Heading4"/>
-      </w:pPr>
-      <w:r>
-        <w:rPr>
-          <w:lang w:val="zh_TW" w:bidi="zh_TW"/>
-        </w:rPr>
-        <w:t>希伯來書</w:t>
-      </w:r>
-    </w:p>
-    <w:p>
-      <w:pPr/>
-      <w:r>
-        <w:rPr>
-          <w:lang w:val="zh_TW" w:bidi="zh_TW"/>
-        </w:rPr>
-      </w:r>
-      <w:r>
-        <w:rPr>
-          <w:lang w:val="zh_TW" w:bidi="zh_TW"/>
-        </w:rPr>
-        <w:t>希伯來書多處提到了道成肉身。開場讚美詩（</w:t>
-      </w:r>
-      <w:hyperlink r:id="rId52">
-        <w:r>
-          <w:rPr>
-            <w:lang w:val="zh_TW" w:bidi="zh_TW"/>
-          </w:rPr>
-          <w:rPr>
-            <w:color w:val="0000EE"/>
-            <w:u w:val="single"/>
-          </w:rPr>
-          <w:t>來1:1–3</w:t>
-        </w:r>
-      </w:hyperlink>
-      <w:r>
-        <w:rPr>
-          <w:lang w:val="zh_TW" w:bidi="zh_TW"/>
-        </w:rPr>
-        <w:t>）就強調了基督崇高的地位，祂是神形象的「真實印記」和榮耀所發的光輝。基督比天使更尊貴（</w:t>
-      </w:r>
-      <w:hyperlink r:id="rId53">
-        <w:r>
-          <w:rPr>
-            <w:lang w:val="zh_TW" w:bidi="zh_TW"/>
-          </w:rPr>
-          <w:rPr>
-            <w:color w:val="0000EE"/>
-            <w:u w:val="single"/>
-          </w:rPr>
-          <w:t>1:4–9</w:t>
-        </w:r>
-      </w:hyperlink>
-      <w:r>
-        <w:rPr>
-          <w:lang w:val="zh_TW" w:bidi="zh_TW"/>
-        </w:rPr>
-        <w:t>），但祂成為人，為拯救人類而受苦（</w:t>
-      </w:r>
-      <w:hyperlink r:id="rId54">
-        <w:r>
-          <w:rPr>
-            <w:lang w:val="zh_TW" w:bidi="zh_TW"/>
-          </w:rPr>
-          <w:rPr>
-            <w:color w:val="0000EE"/>
-            <w:u w:val="single"/>
-          </w:rPr>
-          <w:t>2:9</w:t>
-        </w:r>
-      </w:hyperlink>
-      <w:r>
-        <w:rPr>
-          <w:lang w:val="zh_TW" w:bidi="zh_TW"/>
-        </w:rPr>
-        <w:t>、</w:t>
-      </w:r>
-      <w:hyperlink r:id="rId55">
-        <w:r>
-          <w:rPr>
-            <w:lang w:val="zh_TW" w:bidi="zh_TW"/>
-          </w:rPr>
-          <w:rPr>
-            <w:color w:val="0000EE"/>
-            <w:u w:val="single"/>
-          </w:rPr>
-          <w:t>5:7–9</w:t>
-        </w:r>
-      </w:hyperlink>
-      <w:r>
-        <w:rPr>
-          <w:lang w:val="zh_TW" w:bidi="zh_TW"/>
-        </w:rPr>
-        <w:t>）。道成肉身符合罪人對救主的需求。希伯來書的目的是要表明基督之於舊約祭祀無可比擬的超越性，同時強調祂的救贖工作。祂真實的受試探（</w:t>
-      </w:r>
-      <w:hyperlink r:id="rId56">
-        <w:r>
-          <w:rPr>
-            <w:lang w:val="zh_TW" w:bidi="zh_TW"/>
-          </w:rPr>
-          <w:rPr>
-            <w:color w:val="0000EE"/>
-            <w:u w:val="single"/>
-          </w:rPr>
-          <w:t>2:18</w:t>
-        </w:r>
-      </w:hyperlink>
+      <w:r>
+        <w:rPr>
+          <w:lang w:val="zh_TW" w:bidi="zh_TW"/>
+        </w:rPr>
+        <w:t>神的國，天國</w:t>
+      </w:r>
       <w:r>
         <w:rPr>
           <w:lang w:val="zh_TW" w:bidi="zh_TW"/>
         </w:rPr>
         <w:t>；</w:t>
       </w:r>
-      <w:hyperlink r:id="rId57">
-        <w:r>
-          <w:rPr>
-            <w:lang w:val="zh_TW" w:bidi="zh_TW"/>
-          </w:rPr>
-          <w:rPr>
-            <w:color w:val="0000EE"/>
-            <w:u w:val="single"/>
-          </w:rPr>
-          <w:t>4:15</w:t>
-        </w:r>
-      </w:hyperlink>
-      <w:r>
-        <w:rPr>
-          <w:lang w:val="zh_TW" w:bidi="zh_TW"/>
-        </w:rPr>
-        <w:t>）與祂的無罪結合在一起（</w:t>
-      </w:r>
-      <w:hyperlink r:id="rId57">
-        <w:r>
-          <w:rPr>
-            <w:lang w:val="zh_TW" w:bidi="zh_TW"/>
-          </w:rPr>
-          <w:rPr>
-            <w:color w:val="0000EE"/>
-            <w:u w:val="single"/>
-          </w:rPr>
-          <w:t>4:15</w:t>
-        </w:r>
-      </w:hyperlink>
-      <w:r>
-        <w:rPr>
-          <w:lang w:val="zh_TW" w:bidi="zh_TW"/>
-        </w:rPr>
-        <w:t>、</w:t>
-      </w:r>
-      <w:hyperlink r:id="rId58">
-        <w:r>
-          <w:rPr>
-            <w:lang w:val="zh_TW" w:bidi="zh_TW"/>
-          </w:rPr>
-          <w:rPr>
-            <w:color w:val="0000EE"/>
-            <w:u w:val="single"/>
-          </w:rPr>
-          <w:t>5:9</w:t>
-        </w:r>
-      </w:hyperlink>
-      <w:r>
-        <w:rPr>
-          <w:lang w:val="zh_TW" w:bidi="zh_TW"/>
-        </w:rPr>
-        <w:t>、</w:t>
-      </w:r>
-      <w:hyperlink r:id="rId59">
-        <w:r>
-          <w:rPr>
-            <w:lang w:val="zh_TW" w:bidi="zh_TW"/>
-          </w:rPr>
-          <w:rPr>
-            <w:color w:val="0000EE"/>
-            <w:u w:val="single"/>
-          </w:rPr>
-          <w:t>7:26</w:t>
-        </w:r>
-      </w:hyperlink>
-      <w:r>
-        <w:rPr>
-          <w:lang w:val="zh_TW" w:bidi="zh_TW"/>
-        </w:rPr>
-        <w:t>），完成了以人的身份來對人的罪的救贖。道成肉身是一條基督最終只要一次獻上贖罪祭，就能永遠勝過罪的途徑（</w:t>
-      </w:r>
-      <w:hyperlink r:id="rId60">
-        <w:r>
-          <w:rPr>
-            <w:lang w:val="zh_TW" w:bidi="zh_TW"/>
-          </w:rPr>
-          <w:rPr>
-            <w:color w:val="0000EE"/>
-            <w:u w:val="single"/>
-          </w:rPr>
-          <w:t>7:28</w:t>
-        </w:r>
-      </w:hyperlink>
-      <w:r>
-        <w:rPr>
-          <w:lang w:val="zh_TW" w:bidi="zh_TW"/>
-        </w:rPr>
-        <w:t>；</w:t>
-      </w:r>
-      <w:hyperlink r:id="rId61">
-        <w:r>
-          <w:rPr>
-            <w:lang w:val="zh_TW" w:bidi="zh_TW"/>
-          </w:rPr>
-          <w:rPr>
-            <w:color w:val="0000EE"/>
-            <w:u w:val="single"/>
-          </w:rPr>
-          <w:t>9:26</w:t>
-        </w:r>
-      </w:hyperlink>
-      <w:r>
-        <w:rPr>
-          <w:lang w:val="zh_TW" w:bidi="zh_TW"/>
-        </w:rPr>
-        <w:t>）。</w:t>
-      </w:r>
-    </w:p>
-    <w:p>
-      <w:pPr>
-        <w:pStyle w:val="Heading3"/>
-      </w:pPr>
-      <w:r>
-        <w:rPr>
-          <w:lang w:val="zh_TW" w:bidi="zh_TW"/>
-        </w:rPr>
-        <w:t>歷史沿革</w:t>
-      </w:r>
-    </w:p>
-    <w:p>
-      <w:pPr/>
-      <w:r>
-        <w:rPr>
-          <w:lang w:val="zh_TW" w:bidi="zh_TW"/>
-        </w:rPr>
-      </w:r>
-      <w:r>
-        <w:rPr>
-          <w:lang w:val="zh_TW" w:bidi="zh_TW"/>
-        </w:rPr>
-        <w:t>第一個挑戰傳統道成肉身教義的群體是諾斯底派，他們在第一世紀末否認耶穌是真正的人。這個源自希臘的信仰認為物質世界是邪惡的，因此他們否認道成肉身。他們認為基督是一個類靈體（quasi-spiritual）的存在，只是看起來像人類。神學家馬吉安（Marcion，死於公元後160年），受諾斯底派教師的訓練，也接受了幻影說（docetic）對基督的解釋（即祂的人性只是表象）。 馬吉安傳授他的教義以對抗當時基督教中偏向舊約和猶太教的傾向。在公元144年被逐出教會後，馬吉安創立了自己的教會，他的觀點在接下來的兩個世紀中被廣泛的傳播。大公教會之所以統一了教義，部分原因也是为了對抗馬吉安的基督論異端。</w:t>
-      </w:r>
-    </w:p>
-    <w:p>
-      <w:pPr/>
-      <w:r>
-        <w:rPr>
-          <w:lang w:val="zh_TW" w:bidi="zh_TW"/>
-        </w:rPr>
-      </w:r>
-      <w:r>
-        <w:rPr>
-          <w:lang w:val="zh_TW" w:bidi="zh_TW"/>
-        </w:rPr>
-        <w:t>對正統觀點的下一個挑戰來自於三世紀和四世紀的亞流派（Arian）、亞玻里拿留派（</w:t>
-      </w:r>
-      <w:r>
-        <w:rPr>
-          <w:lang w:val="zh_TW" w:bidi="zh_TW"/>
-        </w:rPr>
-        <w:t>Apollinarian</w:t>
-      </w:r>
-      <w:r>
-        <w:rPr>
-          <w:lang w:val="zh_TW" w:bidi="zh_TW"/>
-        </w:rPr>
-        <w:t>）和</w:t>
-      </w:r>
-      <w:r>
-        <w:rPr>
-          <w:lang w:val="zh_TW" w:bidi="zh_TW"/>
-        </w:rPr>
-        <w:t>涅斯多留派</w:t>
-      </w:r>
-      <w:r>
-        <w:rPr>
-          <w:lang w:val="zh_TW" w:bidi="zh_TW"/>
-        </w:rPr>
-        <w:t>（Nestorian）的爭議。亞流主義認為道成肉身是完全的，因此神的道基督不再是完全的神。同時，祂也不是完全的人，因此基督是介於兩種本性之間的存在。尼西亞大公會議（公元325年）確認耶穌確實既是神又是人。然而，很快又出現了一個新的問題，就是關於祂兩種本性之間的關係。亞玻里拿留（公元310？–390年？）教導說，耶穌只有肉體是人；祂的靈魂則完全被融入到神的道之中。涅斯多留（約公元381–451年）教導說，基督的兩種本性在其位格中必須始終保持分別；它們一起運作但在其存有上是分開的。在迦克墩會議（公元451年）上，確認了耶穌的兩性合一。許多迦克墩會議的反對者隨後出現，他們被稱為基督一性論者，他們相信耶穌只有一種神性，只是在某種意義上是人。那場運動引起了嚴重的政治和宗教上的分裂，直到君士坦丁堡會議（公元680–681年）重申了迦克墩會議的決議，並確立了正統的道成肉身神學。</w:t>
-      </w:r>
-    </w:p>
-    <w:p>
-      <w:pPr/>
-      <w:r>
-        <w:rPr>
-          <w:lang w:val="zh_TW" w:bidi="zh_TW"/>
-        </w:rPr>
-      </w:r>
-      <w:r>
-        <w:rPr>
-          <w:lang w:val="zh_TW" w:bidi="zh_TW"/>
-        </w:rPr>
-        <w:t>在第八世紀，西班牙和法國是「</w:t>
-      </w:r>
-      <w:r>
-        <w:rPr>
-          <w:lang w:val="zh_TW" w:bidi="zh_TW"/>
-        </w:rPr>
-        <w:t>嗣子論（adoptionist）</w:t>
-      </w:r>
-      <w:r>
-        <w:rPr>
-          <w:lang w:val="zh_TW" w:bidi="zh_TW"/>
-        </w:rPr>
-        <w:t>」爭論的中心。嗣子論教導說耶穌在出生時是人類，但在他的洗禮時經歷了「第二次出生（second birth）」並被「收養（adopted）」為神之子。它在一系列的宗教會議中被譴責，直到近代才得到許多人的追捧。在經院哲學時代，</w:t>
-      </w:r>
-      <w:r>
-        <w:rPr>
-          <w:lang w:val="zh_TW" w:bidi="zh_TW"/>
-        </w:rPr>
-        <w:t>彼得·倫巴都</w:t>
-      </w:r>
-      <w:r>
-        <w:rPr>
-          <w:lang w:val="zh_TW" w:bidi="zh_TW"/>
-        </w:rPr>
-        <w:t>（Peter Lombard，公元1095？–1160年）提倡了後來被稱為「虛無主義（nihilism）」的觀點。他假定道成肉身並未對耶穌的神性造成根本性的改變，但他人的本性既無實質性也無必要性（insubstantial and unessential）。這種觀點同樣被教皇亞歷山大三世（Pope Alexander III，公元1159–1181年）所譴責。當時的另一個爭論焦點是人的墮落與道成肉身之間的關係。阿奎那（Thomas Aquinas，公元1224–1274年）得出有存在因果關係的結論；道成肉身是對付罪的必然要求，而不是在墮落之外預定的。</w:t>
-      </w:r>
-    </w:p>
-    <w:p>
-      <w:pPr/>
-      <w:r>
-        <w:rPr>
-          <w:lang w:val="zh_TW" w:bidi="zh_TW"/>
-        </w:rPr>
-      </w:r>
-      <w:r>
-        <w:rPr>
-          <w:lang w:val="zh_TW" w:bidi="zh_TW"/>
-        </w:rPr>
-        <w:t>羅馬天主教會和新教改教家們在道成肉身上基本遵循相同的正統教義觀。宗教改革的衝突更多集中在救恩論（救恩的教義）上。然而，幾個反對三位一體的異端利用了教會權威的崩塌。米迦勒·</w:t>
-      </w:r>
-      <w:r>
-        <w:rPr>
-          <w:lang w:val="zh_TW" w:bidi="zh_TW"/>
-        </w:rPr>
-        <w:t>塞爾韋特</w:t>
-      </w:r>
-      <w:r>
-        <w:rPr>
-          <w:lang w:val="zh_TW" w:bidi="zh_TW"/>
-        </w:rPr>
-        <w:t>（Michael Servetus，公元1511–1553年）教導了一種泛神論的道成肉身觀點，其重點在於神的靈在耶穌的人形中顯現。因此，道不是三一神中的一個獨立位格，也與每個人心中的「神性火花（divine spark）」沒有本質性的區別。同時，拉埃利烏斯·蘇西尼（Laelius Socinus，公元1525–1562年）和他的侄子，浮士德·</w:t>
-      </w:r>
-      <w:r>
-        <w:rPr>
-          <w:lang w:val="zh_TW" w:bidi="zh_TW"/>
-        </w:rPr>
-        <w:t>蘇西尼</w:t>
-      </w:r>
-      <w:r>
-        <w:rPr>
-          <w:lang w:val="zh_TW" w:bidi="zh_TW"/>
-        </w:rPr>
-        <w:t>（Faustus Socinus，公元1539–1604年），教授一種神格一位論（unitarian）的體系。道成肉身不是神性本質的轉移，而是神性權柄和啟示的傳達。因此，基督的死不是為了贖罪，而是樹立道德榜樣。塞爾韋特和蘇西尼主義都被天主教徒和新教徒所譴責。</w:t>
-      </w:r>
-    </w:p>
-    <w:p>
-      <w:pPr/>
-      <w:r>
-        <w:rPr>
-          <w:lang w:val="zh_TW" w:bidi="zh_TW"/>
-        </w:rPr>
-      </w:r>
-      <w:r>
-        <w:rPr>
-          <w:lang w:val="zh_TW" w:bidi="zh_TW"/>
-        </w:rPr>
-        <w:t>在17和18世紀，「虛己論（kenoticism）」（來自希臘語「空（empty）」）教導在道成肉身時，道完全的「倒空」（</w:t>
-      </w:r>
-      <w:hyperlink r:id="rId62">
-        <w:r>
-          <w:rPr>
-            <w:lang w:val="zh_TW" w:bidi="zh_TW"/>
-          </w:rPr>
-          <w:rPr>
-            <w:color w:val="0000EE"/>
-            <w:u w:val="single"/>
-          </w:rPr>
-          <w:t>腓2:7</w:t>
-        </w:r>
-      </w:hyperlink>
-      <w:r>
-        <w:rPr>
-          <w:lang w:val="zh_TW" w:bidi="zh_TW"/>
-        </w:rPr>
-        <w:t>）了神性。這個教義代表著經院時期討論耶穌的神人二性之間的相通已進入了最後階段。祂的人性是全能的嗎？如果不是，那麼耶穌這個人又是如何行使神性的？虛己學派認為耶穌是完全的人，祂的神性在升天之前是靜止的。祂的神奇力量是外來的，由聖靈所賜予的。與此觀點相反，大多數神學家認為耶穌始終是神和人，並且在</w:t>
-      </w:r>
-      <w:hyperlink r:id="rId63">
-        <w:r>
-          <w:rPr>
-            <w:lang w:val="zh_TW" w:bidi="zh_TW"/>
-          </w:rPr>
-          <w:rPr>
-            <w:color w:val="0000EE"/>
-            <w:u w:val="single"/>
-          </w:rPr>
-          <w:t>腓2:6–8</w:t>
-        </w:r>
-      </w:hyperlink>
-      <w:r>
-        <w:rPr>
-          <w:lang w:val="zh_TW" w:bidi="zh_TW"/>
-        </w:rPr>
-        <w:t>中，耶穌並沒有放棄神性的屬性（祂仍然顯示出「神的形象」），而是放棄了與神性相關的威嚴（majesty）。</w:t>
-      </w:r>
-    </w:p>
-    <w:p>
-      <w:pPr/>
-      <w:r>
-        <w:rPr>
-          <w:lang w:val="zh_TW" w:bidi="zh_TW"/>
-        </w:rPr>
-      </w:r>
-      <w:r>
-        <w:rPr>
-          <w:lang w:val="zh_TW" w:bidi="zh_TW"/>
-        </w:rPr>
-        <w:t>19世紀和20世紀出現了一種觀點，認為道成肉身是一個「神話故事（myth）」，是一種描述神如何透過耶穌說話的圖像化表達。童女生子並不是一個歷史事件，福音書中的任何超自然事件也都從未發生過。相反，福音書中的故事是後來教會所杜撰的，旨在描繪耶穌對教會運動的影響。然而，福音書的歷史真實性太強，這種觀點不可能佔上風（見</w:t>
-      </w:r>
-      <w:hyperlink r:id="rId64">
-        <w:r>
-          <w:rPr>
-            <w:lang w:val="zh_TW" w:bidi="zh_TW"/>
-          </w:rPr>
-          <w:rPr>
-            <w:color w:val="0000EE"/>
-            <w:u w:val="single"/>
-          </w:rPr>
-          <w:t>路1:1–5</w:t>
-        </w:r>
-      </w:hyperlink>
-      <w:r>
-        <w:rPr>
-          <w:lang w:val="zh_TW" w:bidi="zh_TW"/>
-        </w:rPr>
-        <w:t>、</w:t>
-      </w:r>
-      <w:hyperlink r:id="rId65">
-        <w:r>
-          <w:rPr>
-            <w:lang w:val="zh_TW" w:bidi="zh_TW"/>
-          </w:rPr>
-          <w:rPr>
-            <w:color w:val="0000EE"/>
-            <w:u w:val="single"/>
-          </w:rPr>
-          <w:t>約19:35</w:t>
-        </w:r>
-      </w:hyperlink>
-      <w:r>
-        <w:rPr>
-          <w:lang w:val="zh_TW" w:bidi="zh_TW"/>
-        </w:rPr>
-        <w:t>、</w:t>
-      </w:r>
-      <w:hyperlink r:id="rId66">
-        <w:r>
-          <w:rPr>
-            <w:lang w:val="zh_TW" w:bidi="zh_TW"/>
-          </w:rPr>
-          <w:rPr>
-            <w:color w:val="0000EE"/>
-            <w:u w:val="single"/>
-          </w:rPr>
-          <w:t>21:24</w:t>
-        </w:r>
-      </w:hyperlink>
-      <w:r>
-        <w:rPr>
-          <w:lang w:val="zh_TW" w:bidi="zh_TW"/>
-        </w:rPr>
-        <w:t>）。</w:t>
-      </w:r>
-    </w:p>
-    <w:p>
-      <w:pPr>
-        <w:pStyle w:val="Heading3"/>
-      </w:pPr>
-      <w:r>
-        <w:rPr>
-          <w:lang w:val="zh_TW" w:bidi="zh_TW"/>
-        </w:rPr>
-        <w:t>結論</w:t>
-      </w:r>
-    </w:p>
-    <w:p>
-      <w:pPr/>
-      <w:r>
-        <w:rPr>
-          <w:lang w:val="zh_TW" w:bidi="zh_TW"/>
-        </w:rPr>
-      </w:r>
-      <w:r>
-        <w:rPr>
-          <w:lang w:val="zh_TW" w:bidi="zh_TW"/>
-        </w:rPr>
-        <w:t>新約關於道成肉身的教導平衡了基督的人性和神性。 在任何神學體系中，這兩個事實都必須協調一致，因為二者都是神救贖計劃中絕對必要的部分。在道成肉身中，耶穌成為了一個完美的人。作為道成肉身的神，祂成為無罪的替罪羊承受了神的懲罰。作為神和人，耶穌同時揭示了神對人類生活的旨意，並通過祂自己完美的生命和死亡使罪人與神和好。因此，因為道成肉身，信基督的人得與神和好，並從神那裡得著新生命。</w:t>
-      </w:r>
-    </w:p>
-    <w:p>
-      <w:pPr/>
-      <w:r>
-        <w:rPr>
-          <w:lang w:val="zh_TW" w:bidi="zh_TW"/>
-        </w:rPr>
-      </w:r>
-      <w:r>
-        <w:rPr>
-          <w:i/>
-          <w:lang w:val="zh_TW" w:bidi="zh_TW"/>
-        </w:rPr>
-        <w:t>另見</w:t>
-      </w:r>
-      <w:r>
-        <w:rPr>
-          <w:lang w:val="zh_TW" w:bidi="zh_TW"/>
-        </w:rPr>
-        <w:t xml:space="preserve"> </w:t>
-      </w:r>
-      <w:r>
-        <w:rPr>
-          <w:lang w:val="zh_TW" w:bidi="zh_TW"/>
-        </w:rPr>
-        <w:t>基督論</w:t>
-      </w:r>
-      <w:r>
-        <w:rPr>
-          <w:lang w:val="zh_TW" w:bidi="zh_TW"/>
-        </w:rPr>
-        <w:t>；</w:t>
-      </w:r>
-      <w:r>
-        <w:rPr>
-          <w:lang w:val="zh_TW" w:bidi="zh_TW"/>
-        </w:rPr>
-        <w:t>耶穌基督的生平和教導</w:t>
-      </w:r>
-      <w:r>
-        <w:rPr>
-          <w:lang w:val="zh_TW" w:bidi="zh_TW"/>
-        </w:rPr>
-        <w:t>；</w:t>
-      </w:r>
-      <w:r>
-        <w:rPr>
-          <w:lang w:val="zh_TW" w:bidi="zh_TW"/>
-        </w:rPr>
-        <w:t>耶穌基督的家譜</w:t>
-      </w:r>
-      <w:r>
-        <w:rPr>
-          <w:lang w:val="zh_TW" w:bidi="zh_TW"/>
-        </w:rPr>
-        <w:t>；</w:t>
-      </w:r>
-      <w:r>
-        <w:rPr>
-          <w:lang w:val="zh_TW" w:bidi="zh_TW"/>
-        </w:rPr>
-        <w:t>耶穌的童貞女誕生</w:t>
+      <w:r>
+        <w:rPr>
+          <w:lang w:val="zh_TW" w:bidi="zh_TW"/>
+        </w:rPr>
+        <w:t>彌賽亞</w:t>
       </w:r>
       <w:r>
         <w:rPr>
           <w:lang w:val="zh_TW" w:bidi="zh_TW"/>
         </w:rPr>
         <w:t>。</w:t>
-      </w:r>
-      <w:r>
-        <w:rPr>
-          <w:lang w:val="zh_TW" w:bidi="zh_TW"/>
-        </w:rPr>
-      </w:r>
-      <w:r>
-        <w:rPr>
-          <w:lang w:val="zh_TW" w:bidi="zh_TW"/>
-        </w:rPr>
-      </w:r>
-    </w:p>
-    <w:p>
-      <w:pPr/>
-      <w:r>
-        <w:rPr>
-          <w:lang w:val="zh_TW" w:bidi="zh_TW"/>
-        </w:rPr>
-      </w:r>
-    </w:p>
-    <w:p>
-      <w:pPr>
-        <w:pStyle w:val="Heading2"/>
-      </w:pPr>
-      <w:r>
-        <w:rPr>
-          <w:lang w:val="zh_TW" w:bidi="zh_TW"/>
-        </w:rPr>
-        <w:t>道路</w:t>
-      </w:r>
-      <w:r>
-        <w:rPr>
-          <w:lang w:val="zh_TW" w:bidi="zh_TW"/>
-        </w:rPr>
-      </w:r>
-    </w:p>
-    <w:p>
-      <w:pPr/>
-      <w:r>
-        <w:rPr>
-          <w:lang w:val="zh_TW" w:bidi="zh_TW"/>
-        </w:rPr>
-      </w:r>
-      <w:r>
-        <w:rPr>
-          <w:lang w:val="zh_TW" w:bidi="zh_TW"/>
-        </w:rPr>
-        <w:t>指經常行走而成的小徑或道路。「道路」和「路徑」在聖經中用來翻譯多種詞彙：（1）一條被頻繁使用的常用道路（</w:t>
-      </w:r>
-      <w:hyperlink r:id="rId67">
-        <w:r>
-          <w:rPr>
-            <w:lang w:val="zh_TW" w:bidi="zh_TW"/>
-          </w:rPr>
-          <w:rPr>
-            <w:color w:val="0000EE"/>
-            <w:u w:val="single"/>
-          </w:rPr>
-          <w:t>創49:17</w:t>
-        </w:r>
-      </w:hyperlink>
-      <w:r>
-        <w:rPr>
-          <w:lang w:val="zh_TW" w:bidi="zh_TW"/>
-        </w:rPr>
-        <w:t>；</w:t>
-      </w:r>
-      <w:hyperlink r:id="rId68">
-        <w:r>
-          <w:rPr>
-            <w:lang w:val="zh_TW" w:bidi="zh_TW"/>
-          </w:rPr>
-          <w:rPr>
-            <w:color w:val="0000EE"/>
-            <w:u w:val="single"/>
-          </w:rPr>
-          <w:t>詩16:11，</w:t>
-        </w:r>
-      </w:hyperlink>
-      <w:hyperlink r:id="rId69">
-        <w:r>
-          <w:rPr>
-            <w:lang w:val="zh_TW" w:bidi="zh_TW"/>
-          </w:rPr>
-          <w:rPr>
-            <w:color w:val="0000EE"/>
-            <w:u w:val="single"/>
-          </w:rPr>
-          <w:t>139:3</w:t>
-        </w:r>
-      </w:hyperlink>
-      <w:r>
-        <w:rPr>
-          <w:lang w:val="zh_TW" w:bidi="zh_TW"/>
-        </w:rPr>
-        <w:t>；</w:t>
-      </w:r>
-      <w:hyperlink r:id="rId70">
-        <w:r>
-          <w:rPr>
-            <w:lang w:val="zh_TW" w:bidi="zh_TW"/>
-          </w:rPr>
-          <w:rPr>
-            <w:color w:val="0000EE"/>
-            <w:u w:val="single"/>
-          </w:rPr>
-          <w:t>箴2:8、19</w:t>
-        </w:r>
-      </w:hyperlink>
-      <w:r>
-        <w:rPr>
-          <w:lang w:val="zh_TW" w:bidi="zh_TW"/>
-        </w:rPr>
-        <w:t>）；（2）一條交通要道或大道（</w:t>
-      </w:r>
-      <w:hyperlink r:id="rId71">
-        <w:r>
-          <w:rPr>
-            <w:lang w:val="zh_TW" w:bidi="zh_TW"/>
-          </w:rPr>
-          <w:rPr>
-            <w:color w:val="0000EE"/>
-            <w:u w:val="single"/>
-          </w:rPr>
-          <w:t>賽59:7</w:t>
-        </w:r>
-      </w:hyperlink>
-      <w:r>
-        <w:rPr>
-          <w:lang w:val="zh_TW" w:bidi="zh_TW"/>
-        </w:rPr>
-        <w:t>；</w:t>
-      </w:r>
-      <w:hyperlink r:id="rId72">
-        <w:r>
-          <w:rPr>
-            <w:lang w:val="zh_TW" w:bidi="zh_TW"/>
-          </w:rPr>
-          <w:rPr>
-            <w:color w:val="0000EE"/>
-            <w:u w:val="single"/>
-          </w:rPr>
-          <w:t>珥2:8</w:t>
-        </w:r>
-      </w:hyperlink>
-      <w:r>
-        <w:rPr>
-          <w:lang w:val="zh_TW" w:bidi="zh_TW"/>
-        </w:rPr>
-        <w:t>）；（3）一條穿越田野、越過山丘和通過山谷的步道（</w:t>
-      </w:r>
-      <w:hyperlink r:id="rId73">
-        <w:r>
-          <w:rPr>
-            <w:lang w:val="zh_TW" w:bidi="zh_TW"/>
-          </w:rPr>
-          <w:rPr>
-            <w:color w:val="0000EE"/>
-            <w:u w:val="single"/>
-          </w:rPr>
-          <w:t>伯30:13</w:t>
-        </w:r>
-      </w:hyperlink>
-      <w:r>
-        <w:rPr>
-          <w:lang w:val="zh_TW" w:bidi="zh_TW"/>
-        </w:rPr>
-        <w:t>；</w:t>
-      </w:r>
-      <w:hyperlink r:id="rId74">
-        <w:r>
-          <w:rPr>
-            <w:lang w:val="zh_TW" w:bidi="zh_TW"/>
-          </w:rPr>
-          <w:rPr>
-            <w:color w:val="0000EE"/>
-            <w:u w:val="single"/>
-          </w:rPr>
-          <w:t>詩119:35</w:t>
-        </w:r>
-      </w:hyperlink>
-      <w:r>
-        <w:rPr>
-          <w:lang w:val="zh_TW" w:bidi="zh_TW"/>
-        </w:rPr>
-        <w:t>；</w:t>
-      </w:r>
-      <w:hyperlink r:id="rId75">
-        <w:r>
-          <w:rPr>
-            <w:lang w:val="zh_TW" w:bidi="zh_TW"/>
-          </w:rPr>
-          <w:rPr>
-            <w:color w:val="0000EE"/>
-            <w:u w:val="single"/>
-          </w:rPr>
-          <w:t>箴3:17</w:t>
-        </w:r>
-      </w:hyperlink>
-      <w:r>
-        <w:rPr>
-          <w:lang w:val="zh_TW" w:bidi="zh_TW"/>
-        </w:rPr>
-        <w:t>）；（4）帶有流動意象的路徑或通道（</w:t>
-      </w:r>
-      <w:hyperlink r:id="rId76">
-        <w:r>
-          <w:rPr>
-            <w:lang w:val="zh_TW" w:bidi="zh_TW"/>
-          </w:rPr>
-          <w:rPr>
-            <w:color w:val="0000EE"/>
-            <w:u w:val="single"/>
-          </w:rPr>
-          <w:t>詩77:19</w:t>
-        </w:r>
-      </w:hyperlink>
-      <w:r>
-        <w:rPr>
-          <w:lang w:val="zh_TW" w:bidi="zh_TW"/>
-        </w:rPr>
-        <w:t>；</w:t>
-      </w:r>
-      <w:hyperlink r:id="rId77">
-        <w:r>
-          <w:rPr>
-            <w:lang w:val="zh_TW" w:bidi="zh_TW"/>
-          </w:rPr>
-          <w:rPr>
-            <w:color w:val="0000EE"/>
-            <w:u w:val="single"/>
-          </w:rPr>
-          <w:t>耶18:15</w:t>
-        </w:r>
-      </w:hyperlink>
-      <w:r>
-        <w:rPr>
-          <w:lang w:val="zh_TW" w:bidi="zh_TW"/>
-        </w:rPr>
-        <w:t>）；（5）一條圓形道路，如壕溝或護欄中的小徑（</w:t>
-      </w:r>
-      <w:hyperlink r:id="rId78">
-        <w:r>
-          <w:rPr>
-            <w:lang w:val="zh_TW" w:bidi="zh_TW"/>
-          </w:rPr>
-          <w:rPr>
-            <w:color w:val="0000EE"/>
-            <w:u w:val="single"/>
-          </w:rPr>
-          <w:t>詩65:11</w:t>
-        </w:r>
-      </w:hyperlink>
-      <w:r>
-        <w:rPr>
-          <w:lang w:val="zh_TW" w:bidi="zh_TW"/>
-        </w:rPr>
-        <w:t>；</w:t>
-      </w:r>
-      <w:hyperlink r:id="rId79">
-        <w:r>
-          <w:rPr>
-            <w:lang w:val="zh_TW" w:bidi="zh_TW"/>
-          </w:rPr>
-          <w:rPr>
-            <w:color w:val="0000EE"/>
-            <w:u w:val="single"/>
-          </w:rPr>
-          <w:t>箴2:9</w:t>
-        </w:r>
-      </w:hyperlink>
-      <w:r>
-        <w:rPr>
-          <w:lang w:val="zh_TW" w:bidi="zh_TW"/>
-        </w:rPr>
-        <w:t>）；以及（6）一條狹窄的通道，如穿過洞口的通路（</w:t>
-      </w:r>
-      <w:hyperlink r:id="rId80">
-        <w:r>
-          <w:rPr>
-            <w:lang w:val="zh_TW" w:bidi="zh_TW"/>
-          </w:rPr>
-          <w:rPr>
-            <w:color w:val="0000EE"/>
-            <w:u w:val="single"/>
-          </w:rPr>
-          <w:t>民22:24</w:t>
-        </w:r>
-      </w:hyperlink>
-      <w:r>
-        <w:rPr>
-          <w:lang w:val="zh_TW" w:bidi="zh_TW"/>
-        </w:rPr>
-        <w:t>）。「道路」用來翻譯希臘文中意為磨損的道路（</w:t>
-      </w:r>
-      <w:hyperlink r:id="rId81">
-        <w:r>
-          <w:rPr>
-            <w:lang w:val="zh_TW" w:bidi="zh_TW"/>
-          </w:rPr>
-          <w:rPr>
-            <w:color w:val="0000EE"/>
-            <w:u w:val="single"/>
-          </w:rPr>
-          <w:t>太3:3</w:t>
-        </w:r>
-      </w:hyperlink>
-      <w:r>
-        <w:rPr>
-          <w:lang w:val="zh_TW" w:bidi="zh_TW"/>
-        </w:rPr>
-        <w:t>；</w:t>
-      </w:r>
-      <w:hyperlink r:id="rId82">
-        <w:r>
-          <w:rPr>
-            <w:lang w:val="zh_TW" w:bidi="zh_TW"/>
-          </w:rPr>
-          <w:rPr>
-            <w:color w:val="0000EE"/>
-            <w:u w:val="single"/>
-          </w:rPr>
-          <w:t>可1:3</w:t>
-        </w:r>
-      </w:hyperlink>
-      <w:r>
-        <w:rPr>
-          <w:lang w:val="zh_TW" w:bidi="zh_TW"/>
-        </w:rPr>
-        <w:t>；</w:t>
-      </w:r>
-      <w:hyperlink r:id="rId83">
-        <w:r>
-          <w:rPr>
-            <w:lang w:val="zh_TW" w:bidi="zh_TW"/>
-          </w:rPr>
-          <w:rPr>
-            <w:color w:val="0000EE"/>
-            <w:u w:val="single"/>
-          </w:rPr>
-          <w:t>路3:4</w:t>
-        </w:r>
-      </w:hyperlink>
-      <w:r>
-        <w:rPr>
-          <w:lang w:val="zh_TW" w:bidi="zh_TW"/>
-        </w:rPr>
-        <w:t>）和車轍（</w:t>
-      </w:r>
-      <w:hyperlink r:id="rId84">
-        <w:r>
-          <w:rPr>
-            <w:lang w:val="zh_TW" w:bidi="zh_TW"/>
-          </w:rPr>
-          <w:rPr>
-            <w:color w:val="0000EE"/>
-            <w:u w:val="single"/>
-          </w:rPr>
-          <w:t>來12:13</w:t>
-        </w:r>
-      </w:hyperlink>
-      <w:r>
-        <w:rPr>
-          <w:lang w:val="zh_TW" w:bidi="zh_TW"/>
-        </w:rPr>
-        <w:t>）。</w:t>
-      </w:r>
-    </w:p>
-    <w:p>
-      <w:pPr/>
-      <w:r>
-        <w:rPr>
-          <w:lang w:val="zh_TW" w:bidi="zh_TW"/>
-        </w:rPr>
-      </w:r>
-      <w:r>
-        <w:rPr>
-          <w:lang w:val="zh_TW" w:bidi="zh_TW"/>
-        </w:rPr>
-        <w:t>仔細回顧「道路」和「路徑」這些詞彙的使用，就會發現聖經使用這兩個詞語的字面意思是指交通所經過的一段地面，這些地面可能是曲折的山路、未鋪設但人們經常行走的路，或是精心鋪設的道路。聖經作者也常用這些詞彙作比喻，用來描述人與神之間的關係，以及神如何引導並豐富或削弱人類的生命。這些詞彙比喻性地描述了在人生各種情境中人類的行為和經歷。最後兩種用法的表達特別生動，如生命的道路（</w:t>
-      </w:r>
-      <w:hyperlink r:id="rId68">
-        <w:r>
-          <w:rPr>
-            <w:lang w:val="zh_TW" w:bidi="zh_TW"/>
-          </w:rPr>
-          <w:rPr>
-            <w:color w:val="0000EE"/>
-            <w:u w:val="single"/>
-          </w:rPr>
-          <w:t>詩16:11</w:t>
-        </w:r>
-      </w:hyperlink>
-      <w:r>
-        <w:rPr>
-          <w:lang w:val="zh_TW" w:bidi="zh_TW"/>
-        </w:rPr>
-        <w:t>）、平坦的路（</w:t>
-      </w:r>
-      <w:hyperlink r:id="rId85">
-        <w:r>
-          <w:rPr>
-            <w:lang w:val="zh_TW" w:bidi="zh_TW"/>
-          </w:rPr>
-          <w:rPr>
-            <w:color w:val="0000EE"/>
-            <w:u w:val="single"/>
-          </w:rPr>
-          <w:t>27:11</w:t>
-        </w:r>
-      </w:hyperlink>
-      <w:r>
-        <w:rPr>
-          <w:lang w:val="zh_TW" w:bidi="zh_TW"/>
-        </w:rPr>
-        <w:t>）、善道（</w:t>
-      </w:r>
-      <w:hyperlink r:id="rId79">
-        <w:r>
-          <w:rPr>
-            <w:lang w:val="zh_TW" w:bidi="zh_TW"/>
-          </w:rPr>
-          <w:rPr>
-            <w:color w:val="0000EE"/>
-            <w:u w:val="single"/>
-          </w:rPr>
-          <w:t>箴2:9</w:t>
-        </w:r>
-      </w:hyperlink>
-      <w:r>
-        <w:rPr>
-          <w:lang w:val="zh_TW" w:bidi="zh_TW"/>
-        </w:rPr>
-        <w:t>）、惡人的路（</w:t>
-      </w:r>
-      <w:hyperlink r:id="rId86">
-        <w:r>
-          <w:rPr>
-            <w:lang w:val="zh_TW" w:bidi="zh_TW"/>
-          </w:rPr>
-          <w:rPr>
-            <w:color w:val="0000EE"/>
-            <w:u w:val="single"/>
-          </w:rPr>
-          <w:t>4:14</w:t>
-        </w:r>
-      </w:hyperlink>
-      <w:r>
-        <w:rPr>
-          <w:lang w:val="zh_TW" w:bidi="zh_TW"/>
-        </w:rPr>
-        <w:t>）、義人的路（</w:t>
-      </w:r>
-      <w:hyperlink r:id="rId87">
-        <w:r>
-          <w:rPr>
-            <w:lang w:val="zh_TW" w:bidi="zh_TW"/>
-          </w:rPr>
-          <w:rPr>
-            <w:color w:val="0000EE"/>
-            <w:u w:val="single"/>
-          </w:rPr>
-          <w:t>18</w:t>
-        </w:r>
-      </w:hyperlink>
-      <w:r>
-        <w:rPr>
-          <w:lang w:val="zh_TW" w:bidi="zh_TW"/>
-        </w:rPr>
-        <w:t>節）、審判的道（</w:t>
-      </w:r>
-      <w:hyperlink r:id="rId88">
-        <w:r>
-          <w:rPr>
-            <w:lang w:val="zh_TW" w:bidi="zh_TW"/>
-          </w:rPr>
-          <w:rPr>
-            <w:color w:val="0000EE"/>
-            <w:u w:val="single"/>
-          </w:rPr>
-          <w:t>賽40:14</w:t>
-        </w:r>
-      </w:hyperlink>
-      <w:r>
-        <w:rPr>
-          <w:lang w:val="zh_TW" w:bidi="zh_TW"/>
-        </w:rPr>
-        <w:t>）、正直的路（</w:t>
-      </w:r>
-      <w:hyperlink r:id="rId89">
-        <w:r>
-          <w:rPr>
-            <w:lang w:val="zh_TW" w:bidi="zh_TW"/>
-          </w:rPr>
-          <w:rPr>
-            <w:color w:val="0000EE"/>
-            <w:u w:val="single"/>
-          </w:rPr>
-          <w:t>箴4:11</w:t>
-        </w:r>
-      </w:hyperlink>
-      <w:r>
-        <w:rPr>
-          <w:lang w:val="zh_TW" w:bidi="zh_TW"/>
-        </w:rPr>
-        <w:t>）和平安的路（</w:t>
-      </w:r>
-      <w:hyperlink r:id="rId75">
-        <w:r>
-          <w:rPr>
-            <w:lang w:val="zh_TW" w:bidi="zh_TW"/>
-          </w:rPr>
-          <w:rPr>
-            <w:color w:val="0000EE"/>
-            <w:u w:val="single"/>
-          </w:rPr>
-          <w:t>3:17</w:t>
-        </w:r>
-      </w:hyperlink>
-      <w:r>
-        <w:rPr>
-          <w:lang w:val="zh_TW" w:bidi="zh_TW"/>
-        </w:rPr>
-        <w:t>）。</w:t>
       </w:r>
       <w:r>
         <w:rPr>
@@ -4083,6 +5226,12 @@
   </w:num>
   <w:num w:numId="13" w16cid:durableId="592781308">
     <w:abstractNumId w:val="11"/>
+  </w:num>
+  <w:num w:numId="14">
+    <w:abstractNumId w:val="3"/>
+    <w:lvlOverride w:ilvl="0">
+      <w:startOverride w:val="1"/>
+    </w:lvlOverride>
   </w:num>
   <w:numIdMacAtCleanup w:val="10"/>
 </w:numbering>

--- a/zht/docx/022.content.docx
+++ b/zht/docx/022.content.docx
@@ -149,7 +149,7 @@
         <w:rPr>
           <w:lang w:val="zh_TW" w:bidi="zh_TW"/>
         </w:rPr>
-        <w:t>da</w:t>
+        <w:t>ci</w:t>
       </w:r>
       <w:r>
         <w:rPr>
@@ -212,7 +212,7 @@
         <w:rPr>
           <w:lang w:val="zh_TW" w:bidi="zh_TW"/>
         </w:rPr>
-        <w:t>大利大，古米</w:t>
+        <w:t>次經</w:t>
       </w:r>
       <w:r>
         <w:rPr>
@@ -231,7 +231,140 @@
         <w:rPr>
           <w:lang w:val="zh_TW" w:bidi="zh_TW"/>
         </w:rPr>
-        <w:t>耶穌說的亞蘭文詞語，並被馬可記載在其福音書中（</w:t>
+        <w:t>次經（Apocrypha）是複數詞語，是指某些特定的猶太與基督教書卷。這個詞語原本來自希臘文</w:t>
+      </w:r>
+      <w:r>
+        <w:rPr>
+          <w:i/>
+          <w:lang w:val="zh_TW" w:bidi="zh_TW"/>
+        </w:rPr>
+        <w:t>apocryphos</w:t>
+      </w:r>
+      <w:r>
+        <w:rPr>
+          <w:lang w:val="zh_TW" w:bidi="zh_TW"/>
+        </w:rPr>
+        <w:t>，意思是「隱藏」或「秘密」。這些書卷通常以三種方式呈現：</w:t>
+      </w:r>
+    </w:p>
+    <w:p>
+      <w:pPr>
+        <w:pStyle w:val="ListBullet"/>
+        <w:spacing w:line="240" w:lineRule="auto"/>
+        <w:ind w:left="720"/>
+      </w:pPr>
+      <w:r>
+        <w:rPr>
+          <w:lang w:val="zh_TW" w:bidi="zh_TW"/>
+        </w:rPr>
+      </w:r>
+      <w:r>
+        <w:rPr>
+          <w:lang w:val="zh_TW" w:bidi="zh_TW"/>
+        </w:rPr>
+        <w:t>由某位著名的聖經人物所寫，</w:t>
+      </w:r>
+    </w:p>
+    <w:p>
+      <w:pPr>
+        <w:pStyle w:val="ListBullet"/>
+        <w:spacing w:line="240" w:lineRule="auto"/>
+        <w:ind w:left="720"/>
+      </w:pPr>
+      <w:r>
+        <w:rPr>
+          <w:lang w:val="zh_TW" w:bidi="zh_TW"/>
+        </w:rPr>
+      </w:r>
+      <w:r>
+        <w:rPr>
+          <w:lang w:val="zh_TW" w:bidi="zh_TW"/>
+        </w:rPr>
+        <w:t>從神而來的啟示，以及</w:t>
+      </w:r>
+    </w:p>
+    <w:p>
+      <w:pPr>
+        <w:pStyle w:val="ListBullet"/>
+        <w:spacing w:line="240" w:lineRule="auto"/>
+        <w:ind w:left="720"/>
+      </w:pPr>
+      <w:r>
+        <w:rPr>
+          <w:lang w:val="zh_TW" w:bidi="zh_TW"/>
+        </w:rPr>
+      </w:r>
+      <w:r>
+        <w:rPr>
+          <w:lang w:val="zh_TW" w:bidi="zh_TW"/>
+        </w:rPr>
+        <w:t>包含與聖經信仰有關的重要教導。</w:t>
+      </w:r>
+    </w:p>
+    <w:p>
+      <w:pPr/>
+      <w:r>
+        <w:rPr>
+          <w:lang w:val="zh_TW" w:bidi="zh_TW"/>
+        </w:rPr>
+      </w:r>
+      <w:r>
+        <w:rPr>
+          <w:lang w:val="zh_TW" w:bidi="zh_TW"/>
+        </w:rPr>
+        <w:t>猶太人與基督徒都熟悉這些次經，而且常常使用它們。不過，是否應該把這些書卷接納為聖經，當時的人一直都有爭論。後來，次經這個詞語便逐漸用來指向聖經以外的書卷，人們不認為這些書卷與聖經同樣具有默示性質或權威。</w:t>
+      </w:r>
+    </w:p>
+    <w:p>
+      <w:pPr/>
+      <w:r>
+        <w:rPr>
+          <w:lang w:val="zh_TW" w:bidi="zh_TW"/>
+        </w:rPr>
+      </w:r>
+      <w:r>
+        <w:rPr>
+          <w:lang w:val="zh_TW" w:bidi="zh_TW"/>
+        </w:rPr>
+        <w:t>有些基督教傳統（包括天主教會與東正教會）接納若干古代猶太書卷作為他們的聖經一部分。這些書卷寫於舊約聖經與新約聖經之間的時期。這些傳統稱它們為次正典（</w:t>
+      </w:r>
+      <w:r>
+        <w:rPr>
+          <w:i/>
+          <w:lang w:val="zh_TW" w:bidi="zh_TW"/>
+        </w:rPr>
+        <w:t>Deuterocanon，</w:t>
+      </w:r>
+      <w:r>
+        <w:rPr>
+          <w:lang w:val="zh_TW" w:bidi="zh_TW"/>
+        </w:rPr>
+        <w:t>意指「第二正典」或後來被視為聖經的「第二批書卷」）。在這些傳統的聖經中，這些書卷通常放在舊約聖經與新約聖經之間。</w:t>
+      </w:r>
+    </w:p>
+    <w:p>
+      <w:pPr>
+        <w:pStyle w:val="Heading3"/>
+      </w:pPr>
+      <w:r>
+        <w:rPr>
+          <w:lang w:val="zh_TW" w:bidi="zh_TW"/>
+        </w:rPr>
+        <w:t>簡介</w:t>
+      </w:r>
+    </w:p>
+    <w:p>
+      <w:pPr/>
+      <w:r>
+        <w:rPr>
+          <w:lang w:val="zh_TW" w:bidi="zh_TW"/>
+        </w:rPr>
+      </w:r>
+      <w:r>
+        <w:rPr>
+          <w:lang w:val="zh_TW" w:bidi="zh_TW"/>
+        </w:rPr>
+        <w:t>古代有不少與聖經信仰有關的書卷，不只是舊約聖經與新約聖經本身。舊約聖經偶爾提到一些後來失傳的書卷，例如雅煞珥書（</w:t>
       </w:r>
       <w:hyperlink r:id="rId13">
         <w:r>
@@ -242,28 +375,14 @@
             <w:color w:val="0000EE"/>
             <w:u w:val="single"/>
           </w:rPr>
-          <w:t>可5:41</w:t>
+          <w:t>書10:13</w:t>
         </w:r>
       </w:hyperlink>
       <w:r>
         <w:rPr>
           <w:lang w:val="zh_TW" w:bidi="zh_TW"/>
         </w:rPr>
-        <w:t>）。加利利地區的一位會堂主管睚魯請求耶穌醫治他生病的女兒。然而，在耶穌到達前，女兒便已去世。耶穌來到女孩身旁，握住她的手，說：「大利大，古米」，意思是「小女孩，起來」。其中「大利大」是一個表達親切的詞語，意思是「羊羔」或「年輕人」；「古米」則是一個命令，意指「起來」，馬可將其翻譯為「我對妳說，起來！」</w:t>
-      </w:r>
-    </w:p>
-    <w:p>
-      <w:pPr/>
-      <w:r>
-        <w:rPr>
-          <w:lang w:val="zh_TW" w:bidi="zh_TW"/>
-        </w:rPr>
-      </w:r>
-      <w:r>
-        <w:rPr>
-          <w:lang w:val="zh_TW" w:bidi="zh_TW"/>
-        </w:rPr>
-        <w:t>馬可在他的福音書中記載了其它耶穌所說的亞蘭文詞語（</w:t>
+        <w:t>）。新約聖經也有引用聖經以外的書面資料（例如，</w:t>
       </w:r>
       <w:hyperlink r:id="rId14">
         <w:r>
@@ -274,21 +393,373 @@
             <w:color w:val="0000EE"/>
             <w:u w:val="single"/>
           </w:rPr>
-          <w:t>可3:17，</w:t>
+          <w:t>猶14–15</w:t>
         </w:r>
       </w:hyperlink>
-      <w:hyperlink r:id="rId13">
-        <w:r>
-          <w:rPr>
-            <w:lang w:val="zh_TW" w:bidi="zh_TW"/>
-          </w:rPr>
-          <w:rPr>
-            <w:color w:val="0000EE"/>
-            <w:u w:val="single"/>
-          </w:rPr>
-          <w:t>5:41，</w:t>
-        </w:r>
-      </w:hyperlink>
+      <w:r>
+        <w:rPr>
+          <w:lang w:val="zh_TW" w:bidi="zh_TW"/>
+        </w:rPr>
+        <w:t>）。</w:t>
+      </w:r>
+    </w:p>
+    <w:p>
+      <w:pPr>
+        <w:pStyle w:val="Heading3"/>
+      </w:pPr>
+      <w:r>
+        <w:rPr>
+          <w:lang w:val="zh_TW" w:bidi="zh_TW"/>
+        </w:rPr>
+        <w:t>猶太背景與舊約聖經次經</w:t>
+      </w:r>
+    </w:p>
+    <w:p>
+      <w:pPr/>
+      <w:r>
+        <w:rPr>
+          <w:lang w:val="zh_TW" w:bidi="zh_TW"/>
+        </w:rPr>
+      </w:r>
+      <w:r>
+        <w:rPr>
+          <w:lang w:val="zh_TW" w:bidi="zh_TW"/>
+        </w:rPr>
+        <w:t>這類書卷中，有部分被納入七十士譯本（即在公元前二世紀完成的希臘文舊約聖經譯本）。那些收錄於七十士譯本的書卷就被稱為舊約聖經次經。羅馬天主教會與東正教會把其中許多書卷視為次經書卷（deuterocanonical），但兩者對哪些書卷應列入次經書卷清單，則沒有共識。猶太群體與大部分新教教會，則不接納這些著作為神的話語，認為這些著作並無同等的默示性質與權威。</w:t>
+      </w:r>
+    </w:p>
+    <w:p>
+      <w:pPr>
+        <w:pStyle w:val="Heading3"/>
+      </w:pPr>
+      <w:r>
+        <w:rPr>
+          <w:lang w:val="zh_TW" w:bidi="zh_TW"/>
+        </w:rPr>
+        <w:t>基督教的使用與新約聖經次經</w:t>
+      </w:r>
+    </w:p>
+    <w:p>
+      <w:pPr/>
+      <w:r>
+        <w:rPr>
+          <w:lang w:val="zh_TW" w:bidi="zh_TW"/>
+        </w:rPr>
+      </w:r>
+      <w:r>
+        <w:rPr>
+          <w:lang w:val="zh_TW" w:bidi="zh_TW"/>
+        </w:rPr>
+        <w:t>一些來自早期基督教時代的著作，被稱為新約聖經次經（模仿或擴展新約聖經故事的一組書卷）。其中有些著作，曾被視為有助靈修或道德教導，但很快就被人發現其中包含與聖經真理不符的思想，因此被視為異端（即錯誤或違背信仰共識）而被拒絕。</w:t>
+      </w:r>
+    </w:p>
+    <w:p>
+      <w:pPr/>
+      <w:r>
+        <w:rPr>
+          <w:lang w:val="zh_TW" w:bidi="zh_TW"/>
+        </w:rPr>
+      </w:r>
+      <w:r>
+        <w:rPr>
+          <w:lang w:val="zh_TW" w:bidi="zh_TW"/>
+        </w:rPr>
+        <w:t>所有新約聖經次經都沒有被納入聖經正典（即公認具有默示性質與權威的書卷），只有部分東正教傳統接納其中少數著作為正典。</w:t>
+      </w:r>
+    </w:p>
+    <w:p>
+      <w:pPr>
+        <w:pStyle w:val="Heading3"/>
+      </w:pPr>
+      <w:r>
+        <w:rPr>
+          <w:lang w:val="zh_TW" w:bidi="zh_TW"/>
+        </w:rPr>
+        <w:t>作者與偽經</w:t>
+      </w:r>
+    </w:p>
+    <w:p>
+      <w:pPr/>
+      <w:r>
+        <w:rPr>
+          <w:lang w:val="zh_TW" w:bidi="zh_TW"/>
+        </w:rPr>
+      </w:r>
+      <w:r>
+        <w:rPr>
+          <w:lang w:val="zh_TW" w:bidi="zh_TW"/>
+        </w:rPr>
+        <w:t>大多數次經的作者，都沒有在書卷裡留下其名字。不過，有些人把自己的著作寫得好像出自某位著名的舊約人物，或早期某位知名的基督徒領袖。</w:t>
+      </w:r>
+    </w:p>
+    <w:p>
+      <w:pPr/>
+      <w:r>
+        <w:rPr>
+          <w:lang w:val="zh_TW" w:bidi="zh_TW"/>
+        </w:rPr>
+      </w:r>
+      <w:r>
+        <w:rPr>
+          <w:lang w:val="zh_TW" w:bidi="zh_TW"/>
+        </w:rPr>
+        <w:t>舊約聖經次經成為介乎舊約聖經與新約聖經之間，一小部分但重要的猶太文學。這些猶太著作中，許多出自一個時代，當時猶太人感到自己的信仰與生活方式受到希臘文化（希臘化）威脅，後來又受到羅馬統治的威脅。</w:t>
+      </w:r>
+    </w:p>
+    <w:p>
+      <w:pPr/>
+      <w:r>
+        <w:rPr>
+          <w:lang w:val="zh_TW" w:bidi="zh_TW"/>
+        </w:rPr>
+      </w:r>
+      <w:r>
+        <w:rPr>
+          <w:lang w:val="zh_TW" w:bidi="zh_TW"/>
+        </w:rPr>
+        <w:t>若干次經書卷也被稱為偽經（</w:t>
+      </w:r>
+      <w:r>
+        <w:rPr>
+          <w:i/>
+          <w:lang w:val="zh_TW" w:bidi="zh_TW"/>
+        </w:rPr>
+        <w:t>Pseudepigrapha，</w:t>
+      </w:r>
+      <w:r>
+        <w:rPr>
+          <w:lang w:val="zh_TW" w:bidi="zh_TW"/>
+        </w:rPr>
+        <w:t>源自希臘文</w:t>
+      </w:r>
+      <w:r>
+        <w:rPr>
+          <w:i/>
+          <w:lang w:val="zh_TW" w:bidi="zh_TW"/>
+        </w:rPr>
+        <w:t>pseudes</w:t>
+      </w:r>
+      <w:r>
+        <w:rPr>
+          <w:lang w:val="zh_TW" w:bidi="zh_TW"/>
+        </w:rPr>
+        <w:t>和</w:t>
+      </w:r>
+      <w:r>
+        <w:rPr>
+          <w:i/>
+          <w:lang w:val="zh_TW" w:bidi="zh_TW"/>
+        </w:rPr>
+        <w:t>epigraphe</w:t>
+      </w:r>
+      <w:r>
+        <w:rPr>
+          <w:lang w:val="zh_TW" w:bidi="zh_TW"/>
+        </w:rPr>
+        <w:t>，意為「虛假」和「名字/銘文」）。偽經這個名稱反映出這些書卷所作的宣稱：</w:t>
+      </w:r>
+    </w:p>
+    <w:p>
+      <w:pPr>
+        <w:pStyle w:val="ListNumber"/>
+        <w:numPr>
+          <w:ilvl w:val="0"/>
+          <w:numId w:val="14"/>
+        </w:numPr>
+        <w:spacing w:line="240" w:lineRule="auto"/>
+        <w:ind w:left="720"/>
+      </w:pPr>
+      <w:r>
+        <w:rPr>
+          <w:lang w:val="zh_TW" w:bidi="zh_TW"/>
+        </w:rPr>
+      </w:r>
+      <w:r>
+        <w:rPr>
+          <w:lang w:val="zh_TW" w:bidi="zh_TW"/>
+        </w:rPr>
+        <w:t>說該書卷是由某位聖經人物（例如以諾、亞伯拉罕、摩西、所羅門、巴多羅買或多馬）寫成，或</w:t>
+      </w:r>
+    </w:p>
+    <w:p>
+      <w:pPr>
+        <w:pStyle w:val="ListNumber"/>
+        <w:spacing w:line="240" w:lineRule="auto"/>
+        <w:ind w:left="720"/>
+      </w:pPr>
+      <w:r>
+        <w:rPr>
+          <w:lang w:val="zh_TW" w:bidi="zh_TW"/>
+        </w:rPr>
+      </w:r>
+      <w:r>
+        <w:rPr>
+          <w:lang w:val="zh_TW" w:bidi="zh_TW"/>
+        </w:rPr>
+        <w:t>說該書卷包含原本啟示給某位聖經人物（例如亞當和夏娃或以賽亞）的啟示。</w:t>
+      </w:r>
+    </w:p>
+    <w:p>
+      <w:pPr/>
+      <w:r>
+        <w:rPr>
+          <w:lang w:val="zh_TW" w:bidi="zh_TW"/>
+        </w:rPr>
+      </w:r>
+      <w:r>
+        <w:rPr>
+          <w:lang w:val="zh_TW" w:bidi="zh_TW"/>
+        </w:rPr>
+        <w:t>換句話說，這些書卷都錯誤宣稱其作者為某位聖經人物，或錯誤宣稱其提供啟示，而該啟示原本是給予某位聖經人物。</w:t>
+      </w:r>
+    </w:p>
+    <w:p>
+      <w:pPr/>
+      <w:r>
+        <w:rPr>
+          <w:lang w:val="zh_TW" w:bidi="zh_TW"/>
+        </w:rPr>
+      </w:r>
+      <w:r>
+        <w:rPr>
+          <w:lang w:val="zh_TW" w:bidi="zh_TW"/>
+        </w:rPr>
+        <w:t>偽經常常強烈關注天啟題材，例如世界的創造、以色列與列邦的將來、神與天使的榮耀、彌賽亞的國度，以及死後的生命。</w:t>
+      </w:r>
+    </w:p>
+    <w:p>
+      <w:pPr/>
+      <w:r>
+        <w:rPr>
+          <w:lang w:val="zh_TW" w:bidi="zh_TW"/>
+        </w:rPr>
+      </w:r>
+      <w:r>
+        <w:rPr>
+          <w:lang w:val="zh_TW" w:bidi="zh_TW"/>
+        </w:rPr>
+        <w:t>許多偽經是猶太人的著作，但從未被猶太或基督徒群體接納。他們的寫作年代與其它次經大致相同（約公元前200年至公元110年）。不過，這些書卷的內容具有特殊性，因此只得到某些群體的承認。又由於其中一些作品模仿正典聖經的部分內容，那些群體可能視它們的權威與受神默示的程度，與聖經書卷相近。</w:t>
+      </w:r>
+    </w:p>
+    <w:p>
+      <w:pPr>
+        <w:pStyle w:val="Heading3"/>
+      </w:pPr>
+      <w:r>
+        <w:rPr>
+          <w:b/>
+          <w:lang w:val="zh_TW" w:bidi="zh_TW"/>
+        </w:rPr>
+        <w:t>該時期的其它宗教著作</w:t>
+      </w:r>
+    </w:p>
+    <w:p>
+      <w:pPr/>
+      <w:r>
+        <w:rPr>
+          <w:lang w:val="zh_TW" w:bidi="zh_TW"/>
+        </w:rPr>
+      </w:r>
+      <w:r>
+        <w:rPr>
+          <w:lang w:val="zh_TW" w:bidi="zh_TW"/>
+        </w:rPr>
+        <w:t>當時其他宗教著作並沒有宣稱自己是聖經。這些作品保存了一些猶太與早期基督徒的傳統，有時也加入傳說與其它故事，這些內容並未有記載準確的歷史，或包含與聖經不同的教導。在那個時期，除了聖經本身之外，與聖經信仰有關的書卷並不多。</w:t>
+      </w:r>
+    </w:p>
+    <w:p>
+      <w:pPr/>
+      <w:r>
+        <w:rPr>
+          <w:lang w:val="zh_TW" w:bidi="zh_TW"/>
+        </w:rPr>
+      </w:r>
+      <w:r>
+        <w:rPr>
+          <w:lang w:val="zh_TW" w:bidi="zh_TW"/>
+        </w:rPr>
+        <w:t>因此，這些僅有的其它書卷，往往在猶太人與基督徒中為人熟知。妥拉（摩西律法）一直被猶太人視為神學上合乎正統的標準。然而，在外邦統治下，猶太人的生活艱難，他們偏愛其它書卷的故事，因為這些故事講述人們如何在逼迫中忍耐，或講述神百姓的仇敵如何被擊敗。</w:t>
+      </w:r>
+    </w:p>
+    <w:p>
+      <w:pPr/>
+      <w:r>
+        <w:rPr>
+          <w:lang w:val="zh_TW" w:bidi="zh_TW"/>
+        </w:rPr>
+      </w:r>
+      <w:r>
+        <w:rPr>
+          <w:lang w:val="zh_TW" w:bidi="zh_TW"/>
+        </w:rPr>
+        <w:t>同樣地，早期基督徒也對許多與新約相關的其它書卷感興趣，即使那些書卷並不屬於已被接納的書卷之列（包括猶太人的舊約聖經，以及我們今日所知的新約聖經）。其它著作常常講述耶穌與祂的跟隨者所做的事，也包含自稱的啟示與屬靈教導。其中有些內容缺乏歷史根據，並且相當奇異；而另一些內容在某種程度上反映出基督的精神與使徒的教導。</w:t>
+      </w:r>
+    </w:p>
+    <w:p>
+      <w:pPr/>
+      <w:r>
+        <w:rPr>
+          <w:lang w:val="zh_TW" w:bidi="zh_TW"/>
+        </w:rPr>
+      </w:r>
+      <w:r>
+        <w:rPr>
+          <w:lang w:val="zh_TW" w:bidi="zh_TW"/>
+        </w:rPr>
+        <w:t>對猶太人而言（就像對早期基督徒一樣），正式確認一個正典，也就是正式列出哪些書卷被認為具有默示性質與權威，可視為神的話語，這件事變得十分重要。這過程有助人們把聖經的正典書卷，與那些傳講其它教義、異端思想，或虛構故事的書卷區分開來。</w:t>
+      </w:r>
+    </w:p>
+    <w:p>
+      <w:pPr>
+        <w:pStyle w:val="Heading3"/>
+      </w:pPr>
+      <w:r>
+        <w:rPr>
+          <w:lang w:val="zh_TW" w:bidi="zh_TW"/>
+        </w:rPr>
+        <w:t>早期基督徒對次經的看法</w:t>
+      </w:r>
+    </w:p>
+    <w:p>
+      <w:pPr/>
+      <w:r>
+        <w:rPr>
+          <w:lang w:val="zh_TW" w:bidi="zh_TW"/>
+        </w:rPr>
+      </w:r>
+      <w:r>
+        <w:rPr>
+          <w:lang w:val="zh_TW" w:bidi="zh_TW"/>
+        </w:rPr>
+        <w:t>在最初的幾個世紀，一些基督徒教師用次經一詞，指那些未有納入舊約聖經或新約聖經正典的著作。這個詞來自希臘文</w:t>
+      </w:r>
+      <w:r>
+        <w:rPr>
+          <w:i/>
+          <w:lang w:val="zh_TW" w:bidi="zh_TW"/>
+        </w:rPr>
+        <w:t>apokrypha</w:t>
+      </w:r>
+      <w:r>
+        <w:rPr>
+          <w:lang w:val="zh_TW" w:bidi="zh_TW"/>
+        </w:rPr>
+        <w:t>，意思是「隱藏的事」。早期基督徒學者把這些著作稱為次經，是表示這些書卷不應在敬拜中公開朗讀。他們認為這些書卷包含特殊的知識，不適合一般信徒閱讀。</w:t>
+      </w:r>
+    </w:p>
+    <w:p>
+      <w:pPr/>
+      <w:r>
+        <w:rPr>
+          <w:lang w:val="zh_TW" w:bidi="zh_TW"/>
+        </w:rPr>
+      </w:r>
+      <w:r>
+        <w:rPr>
+          <w:lang w:val="zh_TW" w:bidi="zh_TW"/>
+        </w:rPr>
+        <w:t>關於「哪些書卷給所有人讀，哪些只給受過特別教導的人讀」這種區別，可在</w:t>
+      </w:r>
       <w:hyperlink r:id="rId15">
         <w:r>
           <w:rPr>
@@ -298,9 +769,23 @@
             <w:color w:val="0000EE"/>
             <w:u w:val="single"/>
           </w:rPr>
-          <w:t>7:11、34，</w:t>
+          <w:t>以斯拉二書十四章1至6節</w:t>
         </w:r>
       </w:hyperlink>
+      <w:r>
+        <w:rPr>
+          <w:lang w:val="zh_TW" w:bidi="zh_TW"/>
+        </w:rPr>
+        <w:t>（以斯拉二書有時稱為以斯拉四書）找到例子。這段經文的作者聲稱，神告訴以斯拉，讓所有人都能讀某些著作（如妥拉），但要把另一些著作保密。這些「隱藏的書卷」包含天啟（末世）傳統，關於末世的內容。</w:t>
+      </w:r>
+    </w:p>
+    <w:p>
+      <w:pPr/>
+      <w:r>
+        <w:rPr>
+          <w:lang w:val="zh_TW" w:bidi="zh_TW"/>
+        </w:rPr>
+      </w:r>
       <w:hyperlink r:id="rId16">
         <w:r>
           <w:rPr>
@@ -310,9 +795,2802 @@
             <w:color w:val="0000EE"/>
             <w:u w:val="single"/>
           </w:rPr>
-          <w:t>11:9–10，</w:t>
+          <w:t>以斯拉二書十四章42至46節</w:t>
         </w:r>
       </w:hyperlink>
+      <w:r>
+        <w:rPr>
+          <w:lang w:val="zh_TW" w:bidi="zh_TW"/>
+        </w:rPr>
+        <w:t>提到70卷書，這些書明顯不屬於正典，因為它們的寫作年代在24卷希伯來正典之後。到了公元一世紀末，多數猶太人已經區分哪些著作可以公開使用，哪些不適合公開使用。</w:t>
+      </w:r>
+    </w:p>
+    <w:p>
+      <w:pPr/>
+      <w:r>
+        <w:rPr>
+          <w:lang w:val="zh_TW" w:bidi="zh_TW"/>
+        </w:rPr>
+      </w:r>
+      <w:r>
+        <w:rPr>
+          <w:lang w:val="zh_TW" w:bidi="zh_TW"/>
+        </w:rPr>
+        <w:t>人們也將次經一詞語用在負面意義上，來指那些應該被隱藏起來的書卷，因為它們包含有害或錯誤的教導。這些教導的目的不是為了建立讀者的信仰，而是敗壞信仰。當時要阻止這類著作散佈，相對容易，因為書卷的抄本本來就很少，流傳的數量也不多。</w:t>
+      </w:r>
+    </w:p>
+    <w:p>
+      <w:pPr>
+        <w:pStyle w:val="Heading3"/>
+      </w:pPr>
+      <w:r>
+        <w:rPr>
+          <w:b/>
+          <w:lang w:val="zh_TW" w:bidi="zh_TW"/>
+        </w:rPr>
+        <w:t>公元</w:t>
+      </w:r>
+      <w:r>
+        <w:rPr>
+          <w:lang w:val="zh_TW" w:bidi="zh_TW"/>
+        </w:rPr>
+        <w:t>五世紀起及後期教會傳統中的用法</w:t>
+      </w:r>
+    </w:p>
+    <w:p>
+      <w:pPr/>
+      <w:r>
+        <w:rPr>
+          <w:lang w:val="zh_TW" w:bidi="zh_TW"/>
+        </w:rPr>
+      </w:r>
+      <w:r>
+        <w:rPr>
+          <w:lang w:val="zh_TW" w:bidi="zh_TW"/>
+        </w:rPr>
+        <w:t>到了公元五世紀，次經一詞開始用來表示「不屬於正典」的意思。教父耶柔米（Jerome）教導，凡是在七十士譯本與拉丁文聖經中出現，但不在希伯來文舊約聖經裡的書卷，都應視為次經。耶柔米認為，人們不應完全拒絕這些著作，因為它們是猶太文學的重要部分。</w:t>
+      </w:r>
+    </w:p>
+    <w:p>
+      <w:pPr/>
+      <w:r>
+        <w:rPr>
+          <w:lang w:val="zh_TW" w:bidi="zh_TW"/>
+        </w:rPr>
+      </w:r>
+      <w:r>
+        <w:rPr>
+          <w:lang w:val="zh_TW" w:bidi="zh_TW"/>
+        </w:rPr>
+        <w:t>不過，他同時教導，這些書卷不能用作基督教教義的根基，但可以用來得著勉勵與啟發。新教教會採納耶柔米的看法，把這些書卷排除在聖經正典之外。有些新教群體仍然視它們為靈修閱讀的材料，但大部分並不把它們視為聖經。</w:t>
+      </w:r>
+    </w:p>
+    <w:p>
+      <w:pPr>
+        <w:pStyle w:val="Heading3"/>
+      </w:pPr>
+      <w:r>
+        <w:rPr>
+          <w:b/>
+          <w:lang w:val="zh_TW" w:bidi="zh_TW"/>
+        </w:rPr>
+        <w:t>正典的形成</w:t>
+      </w:r>
+    </w:p>
+    <w:p>
+      <w:pPr/>
+      <w:r>
+        <w:rPr>
+          <w:lang w:val="zh_TW" w:bidi="zh_TW"/>
+        </w:rPr>
+      </w:r>
+      <w:r>
+        <w:rPr>
+          <w:lang w:val="zh_TW" w:bidi="zh_TW"/>
+        </w:rPr>
+        <w:t>當猶太學者在托勒密二世（Ptolemy II）統治期間（公元前285至246年）於埃及把希伯來聖經譯成希臘文時，他們也收錄了幾卷額外的書卷。這些書卷雖然不屬於當時公認的希伯來正典，卻在猶太歷史與社會中具有重要地位。這情況顯示：至少在某些猶太群體當中，正典書卷與非正典書卷之間的界線當時尚未完全清楚。</w:t>
+      </w:r>
+    </w:p>
+    <w:p>
+      <w:pPr/>
+      <w:r>
+        <w:rPr>
+          <w:lang w:val="zh_TW" w:bidi="zh_TW"/>
+        </w:rPr>
+      </w:r>
+      <w:r>
+        <w:rPr>
+          <w:lang w:val="zh_TW" w:bidi="zh_TW"/>
+        </w:rPr>
+        <w:t>古代抄本和死海古卷的殘片顯示，希伯來正典最後完成的書卷，極可能寫於亞歷山大大帝（Alexander the Great）征服近東（公元前356至323年）前的幾十年。雖然妥拉一直被視為神的話，但承認其它書卷屬於聖經的過程則漫長得多。</w:t>
+      </w:r>
+    </w:p>
+    <w:p>
+      <w:pPr/>
+      <w:r>
+        <w:rPr>
+          <w:lang w:val="zh_TW" w:bidi="zh_TW"/>
+        </w:rPr>
+      </w:r>
+      <w:r>
+        <w:rPr>
+          <w:lang w:val="zh_TW" w:bidi="zh_TW"/>
+        </w:rPr>
+        <w:t>當更多人認識和閱讀這些書卷，並將它們與妥拉的教導比較之後，人們才逐漸承認它們為聖經。由此可見，在正統猶太教中，人們經常使用這些書卷並達成普遍共識，對分辨哪些書卷屬於</w:t>
+      </w:r>
+      <w:r>
+        <w:rPr>
+          <w:b/>
+          <w:lang w:val="zh_TW" w:bidi="zh_TW"/>
+        </w:rPr>
+        <w:t>正典</w:t>
+      </w:r>
+      <w:r>
+        <w:rPr>
+          <w:lang w:val="zh_TW" w:bidi="zh_TW"/>
+        </w:rPr>
+        <w:t>、哪些屬於</w:t>
+      </w:r>
+      <w:r>
+        <w:rPr>
+          <w:b/>
+          <w:lang w:val="zh_TW" w:bidi="zh_TW"/>
+        </w:rPr>
+        <w:t>次經</w:t>
+      </w:r>
+      <w:r>
+        <w:rPr>
+          <w:lang w:val="zh_TW" w:bidi="zh_TW"/>
+        </w:rPr>
+        <w:t>，具有關鍵的影響。</w:t>
+      </w:r>
+    </w:p>
+    <w:p>
+      <w:pPr/>
+      <w:r>
+        <w:rPr>
+          <w:lang w:val="zh_TW" w:bidi="zh_TW"/>
+        </w:rPr>
+      </w:r>
+      <w:r>
+        <w:rPr>
+          <w:lang w:val="zh_TW" w:bidi="zh_TW"/>
+        </w:rPr>
+        <w:t>較早期的學者曾認為，古巴勒斯坦的雅麥尼亞（Jamnia）曾在約公元100年舉行了一場會議，用來決定舊約聖經正典的書卷名單。這種看法基於古代猶太資料中的記載。</w:t>
+      </w:r>
+    </w:p>
+    <w:p>
+      <w:pPr/>
+      <w:r>
+        <w:rPr>
+          <w:lang w:val="zh_TW" w:bidi="zh_TW"/>
+        </w:rPr>
+      </w:r>
+      <w:r>
+        <w:rPr>
+          <w:lang w:val="zh_TW" w:bidi="zh_TW"/>
+        </w:rPr>
+        <w:t>然而，後來的研究質疑，這類會議有否真的舉行。這些研究也顯示，當時的猶太領袖認為非正典著作會阻礙人的信仰與敬虔，而不是帶來幫助。</w:t>
+      </w:r>
+    </w:p>
+    <w:p>
+      <w:pPr>
+        <w:pStyle w:val="Heading3"/>
+      </w:pPr>
+      <w:r>
+        <w:rPr>
+          <w:b/>
+          <w:lang w:val="zh_TW" w:bidi="zh_TW"/>
+        </w:rPr>
+        <w:t>猶太次經書卷</w:t>
+      </w:r>
+    </w:p>
+    <w:p>
+      <w:pPr/>
+      <w:r>
+        <w:rPr>
+          <w:lang w:val="zh_TW" w:bidi="zh_TW"/>
+        </w:rPr>
+      </w:r>
+      <w:r>
+        <w:rPr>
+          <w:lang w:val="zh_TW" w:bidi="zh_TW"/>
+        </w:rPr>
+        <w:t>猶太群體把以下著作視為正典以外的書卷，因此歸為次經：</w:t>
+      </w:r>
+    </w:p>
+    <w:p>
+      <w:pPr>
+        <w:pStyle w:val="ListBullet"/>
+        <w:spacing w:line="240" w:lineRule="auto"/>
+        <w:ind w:left="720"/>
+      </w:pPr>
+      <w:r>
+        <w:rPr>
+          <w:lang w:val="zh_TW" w:bidi="zh_TW"/>
+        </w:rPr>
+      </w:r>
+      <w:r>
+        <w:rPr>
+          <w:lang w:val="zh_TW" w:bidi="zh_TW"/>
+        </w:rPr>
+        <w:t>以斯拉一書</w:t>
+      </w:r>
+    </w:p>
+    <w:p>
+      <w:pPr>
+        <w:pStyle w:val="ListBullet"/>
+        <w:spacing w:line="240" w:lineRule="auto"/>
+        <w:ind w:left="720"/>
+      </w:pPr>
+      <w:r>
+        <w:rPr>
+          <w:lang w:val="zh_TW" w:bidi="zh_TW"/>
+        </w:rPr>
+      </w:r>
+      <w:r>
+        <w:rPr>
+          <w:lang w:val="zh_TW" w:bidi="zh_TW"/>
+        </w:rPr>
+        <w:t>以斯拉二書</w:t>
+      </w:r>
+    </w:p>
+    <w:p>
+      <w:pPr>
+        <w:pStyle w:val="ListBullet"/>
+        <w:spacing w:line="240" w:lineRule="auto"/>
+        <w:ind w:left="720"/>
+      </w:pPr>
+      <w:r>
+        <w:rPr>
+          <w:lang w:val="zh_TW" w:bidi="zh_TW"/>
+        </w:rPr>
+      </w:r>
+      <w:r>
+        <w:rPr>
+          <w:lang w:val="zh_TW" w:bidi="zh_TW"/>
+        </w:rPr>
+        <w:t>多比傳</w:t>
+      </w:r>
+    </w:p>
+    <w:p>
+      <w:pPr>
+        <w:pStyle w:val="ListBullet"/>
+        <w:spacing w:line="240" w:lineRule="auto"/>
+        <w:ind w:left="720"/>
+      </w:pPr>
+      <w:r>
+        <w:rPr>
+          <w:lang w:val="zh_TW" w:bidi="zh_TW"/>
+        </w:rPr>
+      </w:r>
+      <w:r>
+        <w:rPr>
+          <w:lang w:val="zh_TW" w:bidi="zh_TW"/>
+        </w:rPr>
+        <w:t>猶滴傳</w:t>
+      </w:r>
+    </w:p>
+    <w:p>
+      <w:pPr>
+        <w:pStyle w:val="ListBullet"/>
+        <w:spacing w:line="240" w:lineRule="auto"/>
+        <w:ind w:left="720"/>
+      </w:pPr>
+      <w:r>
+        <w:rPr>
+          <w:lang w:val="zh_TW" w:bidi="zh_TW"/>
+        </w:rPr>
+      </w:r>
+      <w:r>
+        <w:rPr>
+          <w:lang w:val="zh_TW" w:bidi="zh_TW"/>
+        </w:rPr>
+        <w:t>以斯帖記補篇</w:t>
+      </w:r>
+    </w:p>
+    <w:p>
+      <w:pPr>
+        <w:pStyle w:val="ListBullet"/>
+        <w:spacing w:line="240" w:lineRule="auto"/>
+        <w:ind w:left="720"/>
+      </w:pPr>
+      <w:r>
+        <w:rPr>
+          <w:lang w:val="zh_TW" w:bidi="zh_TW"/>
+        </w:rPr>
+      </w:r>
+      <w:r>
+        <w:rPr>
+          <w:lang w:val="zh_TW" w:bidi="zh_TW"/>
+        </w:rPr>
+        <w:t>所羅門智訓</w:t>
+      </w:r>
+    </w:p>
+    <w:p>
+      <w:pPr>
+        <w:pStyle w:val="ListBullet"/>
+        <w:spacing w:line="240" w:lineRule="auto"/>
+        <w:ind w:left="720"/>
+      </w:pPr>
+      <w:r>
+        <w:rPr>
+          <w:lang w:val="zh_TW" w:bidi="zh_TW"/>
+        </w:rPr>
+      </w:r>
+      <w:r>
+        <w:rPr>
+          <w:lang w:val="zh_TW" w:bidi="zh_TW"/>
+        </w:rPr>
+        <w:t>便西拉智訓</w:t>
+      </w:r>
+    </w:p>
+    <w:p>
+      <w:pPr>
+        <w:pStyle w:val="ListBullet"/>
+        <w:spacing w:line="240" w:lineRule="auto"/>
+        <w:ind w:left="720"/>
+      </w:pPr>
+      <w:r>
+        <w:rPr>
+          <w:lang w:val="zh_TW" w:bidi="zh_TW"/>
+        </w:rPr>
+      </w:r>
+      <w:r>
+        <w:rPr>
+          <w:lang w:val="zh_TW" w:bidi="zh_TW"/>
+        </w:rPr>
+        <w:t>巴錄書</w:t>
+      </w:r>
+    </w:p>
+    <w:p>
+      <w:pPr>
+        <w:pStyle w:val="ListBullet"/>
+        <w:spacing w:line="240" w:lineRule="auto"/>
+        <w:ind w:left="720"/>
+      </w:pPr>
+      <w:r>
+        <w:rPr>
+          <w:lang w:val="zh_TW" w:bidi="zh_TW"/>
+        </w:rPr>
+      </w:r>
+      <w:r>
+        <w:rPr>
+          <w:lang w:val="zh_TW" w:bidi="zh_TW"/>
+        </w:rPr>
+        <w:t>耶利米書信</w:t>
+      </w:r>
+    </w:p>
+    <w:p>
+      <w:pPr>
+        <w:pStyle w:val="ListBullet"/>
+        <w:spacing w:line="240" w:lineRule="auto"/>
+        <w:ind w:left="720"/>
+      </w:pPr>
+      <w:r>
+        <w:rPr>
+          <w:lang w:val="zh_TW" w:bidi="zh_TW"/>
+        </w:rPr>
+      </w:r>
+      <w:r>
+        <w:rPr>
+          <w:lang w:val="zh_TW" w:bidi="zh_TW"/>
+        </w:rPr>
+        <w:t>但以理書補篇</w:t>
+      </w:r>
+    </w:p>
+    <w:p>
+      <w:pPr>
+        <w:pStyle w:val="ListBullet"/>
+        <w:spacing w:line="240" w:lineRule="auto"/>
+        <w:ind w:left="1440"/>
+      </w:pPr>
+      <w:r>
+        <w:rPr>
+          <w:lang w:val="zh_TW" w:bidi="zh_TW"/>
+        </w:rPr>
+      </w:r>
+      <w:r>
+        <w:rPr>
+          <w:lang w:val="zh_TW" w:bidi="zh_TW"/>
+        </w:rPr>
+        <w:t>亞撒利雅的禱告</w:t>
+      </w:r>
+    </w:p>
+    <w:p>
+      <w:pPr>
+        <w:pStyle w:val="ListBullet"/>
+        <w:spacing w:line="240" w:lineRule="auto"/>
+        <w:ind w:left="1440"/>
+      </w:pPr>
+      <w:r>
+        <w:rPr>
+          <w:lang w:val="zh_TW" w:bidi="zh_TW"/>
+        </w:rPr>
+      </w:r>
+      <w:r>
+        <w:rPr>
+          <w:lang w:val="zh_TW" w:bidi="zh_TW"/>
+        </w:rPr>
+        <w:t>三童歌</w:t>
+      </w:r>
+    </w:p>
+    <w:p>
+      <w:pPr>
+        <w:pStyle w:val="ListBullet"/>
+        <w:spacing w:line="240" w:lineRule="auto"/>
+        <w:ind w:left="1440"/>
+      </w:pPr>
+      <w:r>
+        <w:rPr>
+          <w:lang w:val="zh_TW" w:bidi="zh_TW"/>
+        </w:rPr>
+      </w:r>
+      <w:r>
+        <w:rPr>
+          <w:lang w:val="zh_TW" w:bidi="zh_TW"/>
+        </w:rPr>
+        <w:t>蘇撒拿與長老</w:t>
+      </w:r>
+    </w:p>
+    <w:p>
+      <w:pPr>
+        <w:pStyle w:val="ListBullet"/>
+        <w:spacing w:line="240" w:lineRule="auto"/>
+        <w:ind w:left="1440"/>
+      </w:pPr>
+      <w:r>
+        <w:rPr>
+          <w:lang w:val="zh_TW" w:bidi="zh_TW"/>
+        </w:rPr>
+      </w:r>
+      <w:r>
+        <w:rPr>
+          <w:lang w:val="zh_TW" w:bidi="zh_TW"/>
+        </w:rPr>
+        <w:t>彼勒與大龍</w:t>
+      </w:r>
+    </w:p>
+    <w:p>
+      <w:pPr>
+        <w:pStyle w:val="ListBullet"/>
+        <w:spacing w:line="240" w:lineRule="auto"/>
+        <w:ind w:left="720"/>
+      </w:pPr>
+      <w:r>
+        <w:rPr>
+          <w:lang w:val="zh_TW" w:bidi="zh_TW"/>
+        </w:rPr>
+      </w:r>
+      <w:r>
+        <w:rPr>
+          <w:lang w:val="zh_TW" w:bidi="zh_TW"/>
+        </w:rPr>
+        <w:t>瑪拿西禱文</w:t>
+      </w:r>
+    </w:p>
+    <w:p>
+      <w:pPr>
+        <w:pStyle w:val="ListBullet"/>
+        <w:spacing w:line="240" w:lineRule="auto"/>
+        <w:ind w:left="720"/>
+      </w:pPr>
+      <w:r>
+        <w:rPr>
+          <w:lang w:val="zh_TW" w:bidi="zh_TW"/>
+        </w:rPr>
+      </w:r>
+      <w:r>
+        <w:rPr>
+          <w:lang w:val="zh_TW" w:bidi="zh_TW"/>
+        </w:rPr>
+        <w:t>馬加比一書和馬加比二書</w:t>
+      </w:r>
+    </w:p>
+    <w:p>
+      <w:pPr/>
+      <w:r>
+        <w:rPr>
+          <w:lang w:val="zh_TW" w:bidi="zh_TW"/>
+        </w:rPr>
+      </w:r>
+      <w:r>
+        <w:rPr>
+          <w:lang w:val="zh_TW" w:bidi="zh_TW"/>
+        </w:rPr>
+        <w:t>有若干七十士譯本的抄本把一些具有</w:t>
+      </w:r>
+      <w:r>
+        <w:rPr>
+          <w:b/>
+          <w:lang w:val="zh_TW" w:bidi="zh_TW"/>
+        </w:rPr>
+        <w:t>偽歷史性</w:t>
+      </w:r>
+      <w:r>
+        <w:rPr>
+          <w:lang w:val="zh_TW" w:bidi="zh_TW"/>
+        </w:rPr>
+        <w:t>（pseudohistorical）的著作（看起來像歷史但實際並非如此），收錄於</w:t>
+      </w:r>
+      <w:r>
+        <w:rPr>
+          <w:lang w:val="zh_TW" w:bidi="zh_TW"/>
+        </w:rPr>
+        <w:t>馬加比三書和馬加比四書</w:t>
+      </w:r>
+      <w:r>
+        <w:rPr>
+          <w:lang w:val="zh_TW" w:bidi="zh_TW"/>
+        </w:rPr>
+        <w:t>。這些次經內容上的差異，反映出不同抄本傳統之間的分別。</w:t>
+      </w:r>
+    </w:p>
+    <w:p>
+      <w:pPr>
+        <w:pStyle w:val="Heading3"/>
+      </w:pPr>
+      <w:r>
+        <w:rPr>
+          <w:lang w:val="zh_TW" w:bidi="zh_TW"/>
+        </w:rPr>
+        <w:t>初期教會的爭議</w:t>
+      </w:r>
+    </w:p>
+    <w:p>
+      <w:pPr/>
+      <w:r>
+        <w:rPr>
+          <w:lang w:val="zh_TW" w:bidi="zh_TW"/>
+        </w:rPr>
+      </w:r>
+      <w:r>
+        <w:rPr>
+          <w:lang w:val="zh_TW" w:bidi="zh_TW"/>
+        </w:rPr>
+        <w:t>在最初的幾個世紀，一些基督徒學者對哪些書卷應列入舊約聖經正典、哪些應視為次經，並沒有共識。希坡的奧古斯丁（Augustine of Hippo，公元354至430年）的著作在其中起了決定性的影響，他主張舊約聖經次經，跟希伯來正典與基督教正典中的其它書卷具有同等的權威。這一立場與較早的希伯來與拉比傳統有所不同。</w:t>
+      </w:r>
+    </w:p>
+    <w:p>
+      <w:pPr/>
+      <w:r>
+        <w:rPr>
+          <w:lang w:val="zh_TW" w:bidi="zh_TW"/>
+        </w:rPr>
+      </w:r>
+      <w:r>
+        <w:rPr>
+          <w:lang w:val="zh_TW" w:bidi="zh_TW"/>
+        </w:rPr>
+        <w:t>雖然有些領袖支持耶柔米的反對立場，但羅馬天主教會在公元1546年的天特會議（Council of Trent）中，採納了奧古斯丁的觀點，並把這立場定為天主教會的官方教導。</w:t>
+      </w:r>
+    </w:p>
+    <w:p>
+      <w:pPr/>
+      <w:r>
+        <w:rPr>
+          <w:lang w:val="zh_TW" w:bidi="zh_TW"/>
+        </w:rPr>
+      </w:r>
+      <w:r>
+        <w:rPr>
+          <w:lang w:val="zh_TW" w:bidi="zh_TW"/>
+        </w:rPr>
+        <w:t>許多後來從羅馬天主教會分裂出來、並形成東正教會的地區，也一直使用舊約聖經次經。其中一些書卷得到東正教官方所承認，但不同教區承認的書卷並不相同。在某些國家，東正教官方甚至不承認任何一卷次經。新教教會則把所有出現在七十士譯本、但不屬於希伯來舊約聖經正典的著作都視為次經。</w:t>
+      </w:r>
+    </w:p>
+    <w:p>
+      <w:pPr>
+        <w:pStyle w:val="Heading3"/>
+      </w:pPr>
+      <w:r>
+        <w:rPr>
+          <w:lang w:val="zh_TW" w:bidi="zh_TW"/>
+        </w:rPr>
+        <w:t>羅馬天主教與東正教所接納的書卷</w:t>
+      </w:r>
+    </w:p>
+    <w:p>
+      <w:pPr/>
+      <w:r>
+        <w:rPr>
+          <w:lang w:val="zh_TW" w:bidi="zh_TW"/>
+        </w:rPr>
+      </w:r>
+      <w:r>
+        <w:rPr>
+          <w:lang w:val="zh_TW" w:bidi="zh_TW"/>
+        </w:rPr>
+        <w:t>羅馬天主教會正式把下列著作列入次經書卷：</w:t>
+      </w:r>
+    </w:p>
+    <w:p>
+      <w:pPr>
+        <w:pStyle w:val="ListBullet"/>
+        <w:spacing w:line="240" w:lineRule="auto"/>
+        <w:ind w:left="720"/>
+      </w:pPr>
+      <w:r>
+        <w:rPr>
+          <w:lang w:val="zh_TW" w:bidi="zh_TW"/>
+        </w:rPr>
+      </w:r>
+      <w:r>
+        <w:rPr>
+          <w:lang w:val="zh_TW" w:bidi="zh_TW"/>
+        </w:rPr>
+        <w:t>多比傳</w:t>
+      </w:r>
+    </w:p>
+    <w:p>
+      <w:pPr>
+        <w:pStyle w:val="ListBullet"/>
+        <w:spacing w:line="240" w:lineRule="auto"/>
+        <w:ind w:left="720"/>
+      </w:pPr>
+      <w:r>
+        <w:rPr>
+          <w:lang w:val="zh_TW" w:bidi="zh_TW"/>
+        </w:rPr>
+      </w:r>
+      <w:r>
+        <w:rPr>
+          <w:lang w:val="zh_TW" w:bidi="zh_TW"/>
+        </w:rPr>
+        <w:t>猶滴傳</w:t>
+      </w:r>
+    </w:p>
+    <w:p>
+      <w:pPr>
+        <w:pStyle w:val="ListBullet"/>
+        <w:spacing w:line="240" w:lineRule="auto"/>
+        <w:ind w:left="720"/>
+      </w:pPr>
+      <w:r>
+        <w:rPr>
+          <w:lang w:val="zh_TW" w:bidi="zh_TW"/>
+        </w:rPr>
+      </w:r>
+      <w:r>
+        <w:rPr>
+          <w:lang w:val="zh_TW" w:bidi="zh_TW"/>
+        </w:rPr>
+        <w:t>以斯帖記補篇</w:t>
+      </w:r>
+    </w:p>
+    <w:p>
+      <w:pPr>
+        <w:pStyle w:val="ListBullet"/>
+        <w:spacing w:line="240" w:lineRule="auto"/>
+        <w:ind w:left="720"/>
+      </w:pPr>
+      <w:r>
+        <w:rPr>
+          <w:lang w:val="zh_TW" w:bidi="zh_TW"/>
+        </w:rPr>
+      </w:r>
+      <w:r>
+        <w:rPr>
+          <w:lang w:val="zh_TW" w:bidi="zh_TW"/>
+        </w:rPr>
+        <w:t>所羅門智訓</w:t>
+      </w:r>
+    </w:p>
+    <w:p>
+      <w:pPr>
+        <w:pStyle w:val="ListBullet"/>
+        <w:spacing w:line="240" w:lineRule="auto"/>
+        <w:ind w:left="720"/>
+      </w:pPr>
+      <w:r>
+        <w:rPr>
+          <w:lang w:val="zh_TW" w:bidi="zh_TW"/>
+        </w:rPr>
+      </w:r>
+      <w:r>
+        <w:rPr>
+          <w:lang w:val="zh_TW" w:bidi="zh_TW"/>
+        </w:rPr>
+        <w:t>便西拉智訓</w:t>
+      </w:r>
+    </w:p>
+    <w:p>
+      <w:pPr>
+        <w:pStyle w:val="ListBullet"/>
+        <w:spacing w:line="240" w:lineRule="auto"/>
+        <w:ind w:left="720"/>
+      </w:pPr>
+      <w:r>
+        <w:rPr>
+          <w:lang w:val="zh_TW" w:bidi="zh_TW"/>
+        </w:rPr>
+      </w:r>
+      <w:r>
+        <w:rPr>
+          <w:lang w:val="zh_TW" w:bidi="zh_TW"/>
+        </w:rPr>
+        <w:t>巴錄書</w:t>
+      </w:r>
+    </w:p>
+    <w:p>
+      <w:pPr>
+        <w:pStyle w:val="ListBullet"/>
+        <w:spacing w:line="240" w:lineRule="auto"/>
+        <w:ind w:left="720"/>
+      </w:pPr>
+      <w:r>
+        <w:rPr>
+          <w:lang w:val="zh_TW" w:bidi="zh_TW"/>
+        </w:rPr>
+      </w:r>
+      <w:r>
+        <w:rPr>
+          <w:lang w:val="zh_TW" w:bidi="zh_TW"/>
+        </w:rPr>
+        <w:t>但以理書補篇</w:t>
+      </w:r>
+    </w:p>
+    <w:p>
+      <w:pPr>
+        <w:pStyle w:val="ListBullet"/>
+        <w:spacing w:line="240" w:lineRule="auto"/>
+        <w:ind w:left="1440"/>
+      </w:pPr>
+      <w:r>
+        <w:rPr>
+          <w:lang w:val="zh_TW" w:bidi="zh_TW"/>
+        </w:rPr>
+      </w:r>
+      <w:r>
+        <w:rPr>
+          <w:lang w:val="zh_TW" w:bidi="zh_TW"/>
+        </w:rPr>
+        <w:t>亞撒利雅的禱告</w:t>
+      </w:r>
+    </w:p>
+    <w:p>
+      <w:pPr>
+        <w:pStyle w:val="ListBullet"/>
+        <w:spacing w:line="240" w:lineRule="auto"/>
+        <w:ind w:left="1440"/>
+      </w:pPr>
+      <w:r>
+        <w:rPr>
+          <w:lang w:val="zh_TW" w:bidi="zh_TW"/>
+        </w:rPr>
+      </w:r>
+      <w:r>
+        <w:rPr>
+          <w:lang w:val="zh_TW" w:bidi="zh_TW"/>
+        </w:rPr>
+        <w:t>三童歌</w:t>
+      </w:r>
+    </w:p>
+    <w:p>
+      <w:pPr>
+        <w:pStyle w:val="ListBullet"/>
+        <w:spacing w:line="240" w:lineRule="auto"/>
+        <w:ind w:left="1440"/>
+      </w:pPr>
+      <w:r>
+        <w:rPr>
+          <w:lang w:val="zh_TW" w:bidi="zh_TW"/>
+        </w:rPr>
+      </w:r>
+      <w:r>
+        <w:rPr>
+          <w:lang w:val="zh_TW" w:bidi="zh_TW"/>
+        </w:rPr>
+        <w:t>蘇撒拿與長老</w:t>
+      </w:r>
+    </w:p>
+    <w:p>
+      <w:pPr>
+        <w:pStyle w:val="ListBullet"/>
+        <w:spacing w:line="240" w:lineRule="auto"/>
+        <w:ind w:left="1440"/>
+      </w:pPr>
+      <w:r>
+        <w:rPr>
+          <w:lang w:val="zh_TW" w:bidi="zh_TW"/>
+        </w:rPr>
+      </w:r>
+      <w:r>
+        <w:rPr>
+          <w:lang w:val="zh_TW" w:bidi="zh_TW"/>
+        </w:rPr>
+        <w:t>彼勒與大龍</w:t>
+      </w:r>
+    </w:p>
+    <w:p>
+      <w:pPr>
+        <w:pStyle w:val="ListBullet"/>
+        <w:spacing w:line="240" w:lineRule="auto"/>
+        <w:ind w:left="720"/>
+      </w:pPr>
+      <w:r>
+        <w:rPr>
+          <w:lang w:val="zh_TW" w:bidi="zh_TW"/>
+        </w:rPr>
+      </w:r>
+      <w:r>
+        <w:rPr>
+          <w:lang w:val="zh_TW" w:bidi="zh_TW"/>
+        </w:rPr>
+        <w:t>馬加比一書和馬加比二書</w:t>
+      </w:r>
+    </w:p>
+    <w:p>
+      <w:pPr/>
+      <w:r>
+        <w:rPr>
+          <w:lang w:val="zh_TW" w:bidi="zh_TW"/>
+        </w:rPr>
+      </w:r>
+      <w:r>
+        <w:rPr>
+          <w:lang w:val="zh_TW" w:bidi="zh_TW"/>
+        </w:rPr>
+        <w:t>東正教會亦把</w:t>
+      </w:r>
+      <w:r>
+        <w:rPr>
+          <w:lang w:val="zh_TW" w:bidi="zh_TW"/>
+        </w:rPr>
+        <w:t>馬加比三書</w:t>
+      </w:r>
+      <w:r>
+        <w:rPr>
+          <w:lang w:val="zh_TW" w:bidi="zh_TW"/>
+        </w:rPr>
+        <w:t>列入次經書卷名單。</w:t>
+        <w:br/>
+      </w:r>
+      <w:r>
+        <w:rPr>
+          <w:lang w:val="zh_TW" w:bidi="zh_TW"/>
+        </w:rPr>
+        <w:t>本辭典另有討論這些書卷的個別條目。</w:t>
+      </w:r>
+    </w:p>
+    <w:p>
+      <w:pPr>
+        <w:pStyle w:val="Heading3"/>
+      </w:pPr>
+      <w:r>
+        <w:rPr>
+          <w:b/>
+          <w:lang w:val="zh_TW" w:bidi="zh_TW"/>
+        </w:rPr>
+        <w:t>基督教次經與新約聖經正典</w:t>
+      </w:r>
+    </w:p>
+    <w:p>
+      <w:pPr/>
+      <w:r>
+        <w:rPr>
+          <w:lang w:val="zh_TW" w:bidi="zh_TW"/>
+        </w:rPr>
+      </w:r>
+      <w:r>
+        <w:rPr>
+          <w:lang w:val="zh_TW" w:bidi="zh_TW"/>
+        </w:rPr>
+        <w:t>在新約聖經時期，基督徒已經熟悉猶太人的次經著作，包括以斯拉二書裡那些帶有天啟推想的內容。因此，不久之後，當大部分新約書卷已經寫成並開始流傳時，另有一些人開始撰寫並散佈他們自己關於基督信仰的著作。為了把這些書卷與具有默示性與權威性的聖經區分開來，清楚界定新約書卷的正式正典便成為一件重要的事。</w:t>
+      </w:r>
+    </w:p>
+    <w:p>
+      <w:pPr/>
+      <w:r>
+        <w:rPr>
+          <w:lang w:val="zh_TW" w:bidi="zh_TW"/>
+        </w:rPr>
+      </w:r>
+      <w:r>
+        <w:rPr>
+          <w:lang w:val="zh_TW" w:bidi="zh_TW"/>
+        </w:rPr>
+        <w:t>我們現存最早的新約聖經核准書卷名單──穆拉多利正典（Muratorian Canon），大約是在公元200年前後才被編成。因此，在正式教會聲明出現，指出哪些書卷應被視為新約次經之前，已經過了一段相當漫長的時間。在此期間，大量以宗教性質為主的著作出現，並開始在各地流傳。這些著作自稱為教導真理，並描寫歷史上基督信仰的種種面貌。然而，新約聖經次經文獻最終未能達成這些著作原本的目的，因為教會從它們的內容看出其虛假性質，並不接納它們。</w:t>
+      </w:r>
+    </w:p>
+    <w:p>
+      <w:pPr>
+        <w:pStyle w:val="Heading4"/>
+      </w:pPr>
+      <w:r>
+        <w:rPr>
+          <w:b/>
+          <w:lang w:val="zh_TW" w:bidi="zh_TW"/>
+        </w:rPr>
+        <w:t>新約聖經次經的類型</w:t>
+      </w:r>
+    </w:p>
+    <w:p>
+      <w:pPr/>
+      <w:r>
+        <w:rPr>
+          <w:lang w:val="zh_TW" w:bidi="zh_TW"/>
+        </w:rPr>
+      </w:r>
+      <w:r>
+        <w:rPr>
+          <w:lang w:val="zh_TW" w:bidi="zh_TW"/>
+        </w:rPr>
+        <w:t>要了解新約次經不同的類型，可參考以下各項：</w:t>
+      </w:r>
+    </w:p>
+    <w:p>
+      <w:pPr>
+        <w:pStyle w:val="ListBullet"/>
+        <w:spacing w:line="240" w:lineRule="auto"/>
+        <w:ind w:left="720"/>
+      </w:pPr>
+      <w:r>
+        <w:rPr>
+          <w:lang w:val="zh_TW" w:bidi="zh_TW"/>
+        </w:rPr>
+      </w:r>
+      <w:r>
+        <w:rPr>
+          <w:lang w:val="zh_TW" w:bidi="zh_TW"/>
+        </w:rPr>
+        <w:t>次經福音書</w:t>
+      </w:r>
+      <w:r>
+        <w:rPr>
+          <w:lang w:val="zh_TW" w:bidi="zh_TW"/>
+        </w:rPr>
+        <w:t>：這類著作擴展闡述耶穌的生平與教導。</w:t>
+      </w:r>
+    </w:p>
+    <w:p>
+      <w:pPr>
+        <w:pStyle w:val="ListBullet"/>
+        <w:spacing w:line="240" w:lineRule="auto"/>
+        <w:ind w:left="720"/>
+      </w:pPr>
+      <w:r>
+        <w:rPr>
+          <w:lang w:val="zh_TW" w:bidi="zh_TW"/>
+        </w:rPr>
+      </w:r>
+      <w:r>
+        <w:rPr>
+          <w:lang w:val="zh_TW" w:bidi="zh_TW"/>
+        </w:rPr>
+        <w:t>次經使徒行傳</w:t>
+      </w:r>
+      <w:r>
+        <w:rPr>
+          <w:lang w:val="zh_TW" w:bidi="zh_TW"/>
+        </w:rPr>
+        <w:t>：這類著作聲稱記錄聖經沒有記載的使徒事蹟。</w:t>
+      </w:r>
+    </w:p>
+    <w:p>
+      <w:pPr>
+        <w:pStyle w:val="ListBullet"/>
+        <w:spacing w:line="240" w:lineRule="auto"/>
+        <w:ind w:left="720"/>
+      </w:pPr>
+      <w:r>
+        <w:rPr>
+          <w:lang w:val="zh_TW" w:bidi="zh_TW"/>
+        </w:rPr>
+      </w:r>
+      <w:r>
+        <w:rPr>
+          <w:lang w:val="zh_TW" w:bidi="zh_TW"/>
+        </w:rPr>
+        <w:t>次經書信</w:t>
+      </w:r>
+      <w:r>
+        <w:rPr>
+          <w:lang w:val="zh_TW" w:bidi="zh_TW"/>
+        </w:rPr>
+        <w:t>：這些書信以新約以外的使徒或早期基督徒人物為名而寫成。</w:t>
+      </w:r>
+    </w:p>
+    <w:p>
+      <w:pPr>
+        <w:pStyle w:val="ListBullet"/>
+        <w:spacing w:line="240" w:lineRule="auto"/>
+        <w:ind w:left="720"/>
+      </w:pPr>
+      <w:r>
+        <w:rPr>
+          <w:lang w:val="zh_TW" w:bidi="zh_TW"/>
+        </w:rPr>
+      </w:r>
+      <w:r>
+        <w:rPr>
+          <w:lang w:val="zh_TW" w:bidi="zh_TW"/>
+        </w:rPr>
+        <w:t>天啟次經</w:t>
+      </w:r>
+      <w:r>
+        <w:rPr>
+          <w:lang w:val="zh_TW" w:bidi="zh_TW"/>
+        </w:rPr>
+        <w:t>：這類著作描述關於天上、審判和末世的異象與啟示。</w:t>
+      </w:r>
+    </w:p>
+    <w:p>
+      <w:pPr>
+        <w:pStyle w:val="Heading3"/>
+      </w:pPr>
+      <w:r>
+        <w:rPr>
+          <w:lang w:val="zh_TW" w:bidi="zh_TW"/>
+        </w:rPr>
+        <w:t>特定的次經書卷</w:t>
+      </w:r>
+    </w:p>
+    <w:p>
+      <w:pPr>
+        <w:pStyle w:val="Heading4"/>
+      </w:pPr>
+      <w:r>
+        <w:rPr>
+          <w:lang w:val="zh_TW" w:bidi="zh_TW"/>
+        </w:rPr>
+        <w:t>舊約聖經次經與偽經</w:t>
+      </w:r>
+    </w:p>
+    <w:p>
+      <w:pPr/>
+      <w:r>
+        <w:rPr>
+          <w:lang w:val="zh_TW" w:bidi="zh_TW"/>
+        </w:rPr>
+      </w:r>
+      <w:r>
+        <w:rPr>
+          <w:lang w:val="zh_TW" w:bidi="zh_TW"/>
+        </w:rPr>
+        <w:t>這些著作是介乎舊約聖經與新約聖經時期所寫的猶太文獻，用來擴展、詮釋或重新敘述聖經的傳統。</w:t>
+      </w:r>
+    </w:p>
+    <w:p>
+      <w:pPr/>
+      <w:r>
+        <w:rPr>
+          <w:lang w:val="zh_TW" w:bidi="zh_TW"/>
+        </w:rPr>
+      </w:r>
+      <w:r>
+        <w:rPr>
+          <w:b/>
+          <w:lang w:val="zh_TW" w:bidi="zh_TW"/>
+        </w:rPr>
+        <w:t>啟示錄與遺訓</w:t>
+      </w:r>
+    </w:p>
+    <w:p>
+      <w:pPr/>
+      <w:r>
+        <w:rPr>
+          <w:lang w:val="zh_TW" w:bidi="zh_TW"/>
+        </w:rPr>
+      </w:r>
+      <w:r>
+        <w:rPr>
+          <w:lang w:val="zh_TW" w:bidi="zh_TW"/>
+        </w:rPr>
+        <w:t>這些著作屬於啟示性著作與遺訓著作，用來描寫關於天上的異象、最後審判，或偉大先祖臨終遺訓。</w:t>
+      </w:r>
+    </w:p>
+    <w:p>
+      <w:pPr>
+        <w:pStyle w:val="ListBullet"/>
+        <w:spacing w:line="240" w:lineRule="auto"/>
+        <w:ind w:left="720"/>
+      </w:pPr>
+      <w:r>
+        <w:rPr>
+          <w:lang w:val="zh_TW" w:bidi="zh_TW"/>
+        </w:rPr>
+      </w:r>
+      <w:r>
+        <w:rPr>
+          <w:lang w:val="zh_TW" w:bidi="zh_TW"/>
+        </w:rPr>
+        <w:t>亞伯拉罕的啟示錄</w:t>
+      </w:r>
+    </w:p>
+    <w:p>
+      <w:pPr>
+        <w:pStyle w:val="ListBullet"/>
+        <w:spacing w:line="240" w:lineRule="auto"/>
+        <w:ind w:left="720"/>
+      </w:pPr>
+      <w:r>
+        <w:rPr>
+          <w:lang w:val="zh_TW" w:bidi="zh_TW"/>
+        </w:rPr>
+      </w:r>
+      <w:r>
+        <w:rPr>
+          <w:lang w:val="zh_TW" w:bidi="zh_TW"/>
+        </w:rPr>
+        <w:t>巴錄的啟示錄</w:t>
+      </w:r>
+    </w:p>
+    <w:p>
+      <w:pPr>
+        <w:pStyle w:val="ListBullet"/>
+        <w:spacing w:line="240" w:lineRule="auto"/>
+        <w:ind w:left="720"/>
+      </w:pPr>
+      <w:r>
+        <w:rPr>
+          <w:lang w:val="zh_TW" w:bidi="zh_TW"/>
+        </w:rPr>
+      </w:r>
+      <w:r>
+        <w:rPr>
+          <w:lang w:val="zh_TW" w:bidi="zh_TW"/>
+        </w:rPr>
+        <w:t>以斯拉四書</w:t>
+      </w:r>
+    </w:p>
+    <w:p>
+      <w:pPr>
+        <w:pStyle w:val="ListBullet"/>
+        <w:spacing w:line="240" w:lineRule="auto"/>
+        <w:ind w:left="720"/>
+      </w:pPr>
+      <w:r>
+        <w:rPr>
+          <w:lang w:val="zh_TW" w:bidi="zh_TW"/>
+        </w:rPr>
+      </w:r>
+      <w:r>
+        <w:rPr>
+          <w:lang w:val="zh_TW" w:bidi="zh_TW"/>
+        </w:rPr>
+        <w:t>摩西升天記</w:t>
+      </w:r>
+    </w:p>
+    <w:p>
+      <w:pPr>
+        <w:pStyle w:val="ListBullet"/>
+        <w:spacing w:line="240" w:lineRule="auto"/>
+        <w:ind w:left="720"/>
+      </w:pPr>
+      <w:r>
+        <w:rPr>
+          <w:lang w:val="zh_TW" w:bidi="zh_TW"/>
+        </w:rPr>
+      </w:r>
+      <w:r>
+        <w:rPr>
+          <w:lang w:val="zh_TW" w:bidi="zh_TW"/>
+        </w:rPr>
+        <w:t>亞伯拉罕遺訓</w:t>
+      </w:r>
+    </w:p>
+    <w:p>
+      <w:pPr>
+        <w:pStyle w:val="ListBullet"/>
+        <w:spacing w:line="240" w:lineRule="auto"/>
+        <w:ind w:left="720"/>
+      </w:pPr>
+      <w:r>
+        <w:rPr>
+          <w:lang w:val="zh_TW" w:bidi="zh_TW"/>
+        </w:rPr>
+      </w:r>
+      <w:r>
+        <w:rPr>
+          <w:lang w:val="zh_TW" w:bidi="zh_TW"/>
+        </w:rPr>
+        <w:t>約伯遺訓</w:t>
+      </w:r>
+    </w:p>
+    <w:p>
+      <w:pPr>
+        <w:pStyle w:val="ListBullet"/>
+        <w:spacing w:line="240" w:lineRule="auto"/>
+        <w:ind w:left="720"/>
+      </w:pPr>
+      <w:r>
+        <w:rPr>
+          <w:lang w:val="zh_TW" w:bidi="zh_TW"/>
+        </w:rPr>
+      </w:r>
+      <w:r>
+        <w:rPr>
+          <w:lang w:val="zh_TW" w:bidi="zh_TW"/>
+        </w:rPr>
+        <w:t>十二族長遺訓</w:t>
+      </w:r>
+    </w:p>
+    <w:p>
+      <w:pPr>
+        <w:pStyle w:val="ListBullet"/>
+        <w:spacing w:line="240" w:lineRule="auto"/>
+        <w:ind w:left="720"/>
+      </w:pPr>
+      <w:r>
+        <w:rPr>
+          <w:lang w:val="zh_TW" w:bidi="zh_TW"/>
+        </w:rPr>
+      </w:r>
+      <w:r>
+        <w:rPr>
+          <w:lang w:val="zh_TW" w:bidi="zh_TW"/>
+        </w:rPr>
+        <w:t>所羅門遺訓</w:t>
+      </w:r>
+    </w:p>
+    <w:p>
+      <w:pPr/>
+      <w:r>
+        <w:rPr>
+          <w:lang w:val="zh_TW" w:bidi="zh_TW"/>
+        </w:rPr>
+      </w:r>
+      <w:r>
+        <w:rPr>
+          <w:b/>
+          <w:lang w:val="zh_TW" w:bidi="zh_TW"/>
+        </w:rPr>
+        <w:t>智慧與道德文學</w:t>
+      </w:r>
+    </w:p>
+    <w:p>
+      <w:pPr/>
+      <w:r>
+        <w:rPr>
+          <w:lang w:val="zh_TW" w:bidi="zh_TW"/>
+        </w:rPr>
+      </w:r>
+      <w:r>
+        <w:rPr>
+          <w:lang w:val="zh_TW" w:bidi="zh_TW"/>
+        </w:rPr>
+        <w:t>這些是關於道德教導、美德省思與倫理指引的文獻集。</w:t>
+      </w:r>
+    </w:p>
+    <w:p>
+      <w:pPr>
+        <w:pStyle w:val="ListBullet"/>
+        <w:spacing w:line="240" w:lineRule="auto"/>
+        <w:ind w:left="720"/>
+      </w:pPr>
+      <w:r>
+        <w:rPr>
+          <w:lang w:val="zh_TW" w:bidi="zh_TW"/>
+        </w:rPr>
+      </w:r>
+      <w:r>
+        <w:rPr>
+          <w:lang w:val="zh_TW" w:bidi="zh_TW"/>
+        </w:rPr>
+        <w:t>阿希卡之書</w:t>
+      </w:r>
+    </w:p>
+    <w:p>
+      <w:pPr>
+        <w:pStyle w:val="ListBullet"/>
+        <w:spacing w:line="240" w:lineRule="auto"/>
+        <w:ind w:left="720"/>
+      </w:pPr>
+      <w:r>
+        <w:rPr>
+          <w:lang w:val="zh_TW" w:bidi="zh_TW"/>
+        </w:rPr>
+      </w:r>
+      <w:r>
+        <w:rPr>
+          <w:lang w:val="zh_TW" w:bidi="zh_TW"/>
+        </w:rPr>
+        <w:t>伊利達和米達之書</w:t>
+      </w:r>
+    </w:p>
+    <w:p>
+      <w:pPr>
+        <w:pStyle w:val="ListBullet"/>
+        <w:spacing w:line="240" w:lineRule="auto"/>
+        <w:ind w:left="720"/>
+      </w:pPr>
+      <w:r>
+        <w:rPr>
+          <w:lang w:val="zh_TW" w:bidi="zh_TW"/>
+        </w:rPr>
+      </w:r>
+      <w:r>
+        <w:rPr>
+          <w:lang w:val="zh_TW" w:bidi="zh_TW"/>
+        </w:rPr>
+        <w:t>亞當和夏娃生平</w:t>
+      </w:r>
+    </w:p>
+    <w:p>
+      <w:pPr>
+        <w:pStyle w:val="ListBullet"/>
+        <w:spacing w:line="240" w:lineRule="auto"/>
+        <w:ind w:left="720"/>
+      </w:pPr>
+      <w:r>
+        <w:rPr>
+          <w:lang w:val="zh_TW" w:bidi="zh_TW"/>
+        </w:rPr>
+      </w:r>
+      <w:r>
+        <w:rPr>
+          <w:lang w:val="zh_TW" w:bidi="zh_TW"/>
+        </w:rPr>
+        <w:t>所羅門詩篇</w:t>
+      </w:r>
+    </w:p>
+    <w:p>
+      <w:pPr/>
+      <w:r>
+        <w:rPr>
+          <w:lang w:val="zh_TW" w:bidi="zh_TW"/>
+        </w:rPr>
+      </w:r>
+      <w:r>
+        <w:rPr>
+          <w:b/>
+          <w:lang w:val="zh_TW" w:bidi="zh_TW"/>
+        </w:rPr>
+        <w:t>歷史與傳奇著作</w:t>
+      </w:r>
+    </w:p>
+    <w:p>
+      <w:pPr/>
+      <w:r>
+        <w:rPr>
+          <w:lang w:val="zh_TW" w:bidi="zh_TW"/>
+        </w:rPr>
+      </w:r>
+      <w:r>
+        <w:rPr>
+          <w:lang w:val="zh_TW" w:bidi="zh_TW"/>
+        </w:rPr>
+        <w:t>這些文獻以重述早期聖經歷史或傳奇事件的方式，補足舊約聖經記載中的空缺。</w:t>
+      </w:r>
+    </w:p>
+    <w:p>
+      <w:pPr>
+        <w:pStyle w:val="ListBullet"/>
+        <w:spacing w:line="240" w:lineRule="auto"/>
+        <w:ind w:left="720"/>
+      </w:pPr>
+      <w:r>
+        <w:rPr>
+          <w:lang w:val="zh_TW" w:bidi="zh_TW"/>
+        </w:rPr>
+      </w:r>
+      <w:r>
+        <w:rPr>
+          <w:lang w:val="zh_TW" w:bidi="zh_TW"/>
+        </w:rPr>
+        <w:t>挪亞書</w:t>
+      </w:r>
+    </w:p>
+    <w:p>
+      <w:pPr>
+        <w:pStyle w:val="ListBullet"/>
+        <w:spacing w:line="240" w:lineRule="auto"/>
+        <w:ind w:left="720"/>
+      </w:pPr>
+      <w:r>
+        <w:rPr>
+          <w:lang w:val="zh_TW" w:bidi="zh_TW"/>
+        </w:rPr>
+      </w:r>
+      <w:r>
+        <w:rPr>
+          <w:lang w:val="zh_TW" w:bidi="zh_TW"/>
+        </w:rPr>
+        <w:t>禧年書</w:t>
+      </w:r>
+    </w:p>
+    <w:p>
+      <w:pPr>
+        <w:pStyle w:val="ListBullet"/>
+        <w:spacing w:line="240" w:lineRule="auto"/>
+        <w:ind w:left="720"/>
+      </w:pPr>
+      <w:r>
+        <w:rPr>
+          <w:lang w:val="zh_TW" w:bidi="zh_TW"/>
+        </w:rPr>
+      </w:r>
+      <w:r>
+        <w:rPr>
+          <w:lang w:val="zh_TW" w:bidi="zh_TW"/>
+        </w:rPr>
+        <w:t>次經創世記</w:t>
+      </w:r>
+    </w:p>
+    <w:p>
+      <w:pPr>
+        <w:pStyle w:val="ListBullet"/>
+        <w:spacing w:line="240" w:lineRule="auto"/>
+        <w:ind w:left="720"/>
+      </w:pPr>
+      <w:r>
+        <w:rPr>
+          <w:lang w:val="zh_TW" w:bidi="zh_TW"/>
+        </w:rPr>
+      </w:r>
+      <w:r>
+        <w:rPr>
+          <w:lang w:val="zh_TW" w:bidi="zh_TW"/>
+        </w:rPr>
+        <w:t>亞里斯提書信</w:t>
+      </w:r>
+    </w:p>
+    <w:p>
+      <w:pPr>
+        <w:pStyle w:val="ListBullet"/>
+        <w:spacing w:line="240" w:lineRule="auto"/>
+        <w:ind w:left="720"/>
+      </w:pPr>
+      <w:r>
+        <w:rPr>
+          <w:lang w:val="zh_TW" w:bidi="zh_TW"/>
+        </w:rPr>
+      </w:r>
+      <w:r>
+        <w:rPr>
+          <w:lang w:val="zh_TW" w:bidi="zh_TW"/>
+        </w:rPr>
+        <w:t>約瑟和亞西納書</w:t>
+      </w:r>
+    </w:p>
+    <w:p>
+      <w:pPr/>
+      <w:r>
+        <w:rPr>
+          <w:lang w:val="zh_TW" w:bidi="zh_TW"/>
+        </w:rPr>
+      </w:r>
+      <w:r>
+        <w:rPr>
+          <w:b/>
+          <w:lang w:val="zh_TW" w:bidi="zh_TW"/>
+        </w:rPr>
+        <w:t>先知與異象著作</w:t>
+      </w:r>
+    </w:p>
+    <w:p>
+      <w:pPr/>
+      <w:r>
+        <w:rPr>
+          <w:lang w:val="zh_TW" w:bidi="zh_TW"/>
+        </w:rPr>
+      </w:r>
+      <w:r>
+        <w:rPr>
+          <w:lang w:val="zh_TW" w:bidi="zh_TW"/>
+        </w:rPr>
+        <w:t>這些文獻宣稱記載來自神的異象或神諭，並以先知性的洞察重新詮釋以色列的歷史與命定。</w:t>
+      </w:r>
+    </w:p>
+    <w:p>
+      <w:pPr>
+        <w:pStyle w:val="ListBullet"/>
+        <w:spacing w:line="240" w:lineRule="auto"/>
+        <w:ind w:left="720"/>
+      </w:pPr>
+      <w:r>
+        <w:rPr>
+          <w:lang w:val="zh_TW" w:bidi="zh_TW"/>
+        </w:rPr>
+      </w:r>
+      <w:r>
+        <w:rPr>
+          <w:lang w:val="zh_TW" w:bidi="zh_TW"/>
+        </w:rPr>
+        <w:t>次經以西結書</w:t>
+      </w:r>
+    </w:p>
+    <w:p>
+      <w:pPr>
+        <w:pStyle w:val="ListBullet"/>
+        <w:spacing w:line="240" w:lineRule="auto"/>
+        <w:ind w:left="720"/>
+      </w:pPr>
+      <w:r>
+        <w:rPr>
+          <w:lang w:val="zh_TW" w:bidi="zh_TW"/>
+        </w:rPr>
+      </w:r>
+      <w:r>
+        <w:rPr>
+          <w:lang w:val="zh_TW" w:bidi="zh_TW"/>
+        </w:rPr>
+        <w:t>約瑟的禱告</w:t>
+      </w:r>
+    </w:p>
+    <w:p>
+      <w:pPr>
+        <w:pStyle w:val="ListBullet"/>
+        <w:spacing w:line="240" w:lineRule="auto"/>
+        <w:ind w:left="720"/>
+      </w:pPr>
+      <w:r>
+        <w:rPr>
+          <w:lang w:val="zh_TW" w:bidi="zh_TW"/>
+        </w:rPr>
+      </w:r>
+      <w:r>
+        <w:rPr>
+          <w:lang w:val="zh_TW" w:bidi="zh_TW"/>
+        </w:rPr>
+        <w:t>西比拉神諭</w:t>
+      </w:r>
+    </w:p>
+    <w:p>
+      <w:pPr>
+        <w:pStyle w:val="Heading4"/>
+      </w:pPr>
+      <w:r>
+        <w:rPr>
+          <w:lang w:val="zh_TW" w:bidi="zh_TW"/>
+        </w:rPr>
+        <w:t>新約聖經次經</w:t>
+      </w:r>
+    </w:p>
+    <w:p>
+      <w:pPr/>
+      <w:r>
+        <w:rPr>
+          <w:lang w:val="zh_TW" w:bidi="zh_TW"/>
+        </w:rPr>
+      </w:r>
+      <w:r>
+        <w:rPr>
+          <w:lang w:val="zh_TW" w:bidi="zh_TW"/>
+        </w:rPr>
+        <w:t>這些基督教著作模仿新約聖經的文體，並進一步記述耶穌與使徒的生平、教導與神蹟。</w:t>
+      </w:r>
+    </w:p>
+    <w:p>
+      <w:pPr/>
+      <w:r>
+        <w:rPr>
+          <w:lang w:val="zh_TW" w:bidi="zh_TW"/>
+        </w:rPr>
+      </w:r>
+      <w:r>
+        <w:rPr>
+          <w:b/>
+          <w:lang w:val="zh_TW" w:bidi="zh_TW"/>
+        </w:rPr>
+        <w:t>次經福音書</w:t>
+      </w:r>
+    </w:p>
+    <w:p>
+      <w:pPr/>
+      <w:r>
+        <w:rPr>
+          <w:lang w:val="zh_TW" w:bidi="zh_TW"/>
+        </w:rPr>
+      </w:r>
+      <w:r>
+        <w:rPr>
+          <w:lang w:val="zh_TW" w:bidi="zh_TW"/>
+        </w:rPr>
+        <w:t>這些是擴展闡述耶穌生命和教導的故事。</w:t>
+      </w:r>
+    </w:p>
+    <w:p>
+      <w:pPr>
+        <w:pStyle w:val="ListBullet"/>
+        <w:spacing w:line="240" w:lineRule="auto"/>
+        <w:ind w:left="720"/>
+      </w:pPr>
+      <w:r>
+        <w:rPr>
+          <w:lang w:val="zh_TW" w:bidi="zh_TW"/>
+        </w:rPr>
+      </w:r>
+      <w:r>
+        <w:rPr>
+          <w:lang w:val="zh_TW" w:bidi="zh_TW"/>
+        </w:rPr>
+        <w:t>以便尼派福音</w:t>
+      </w:r>
+    </w:p>
+    <w:p>
+      <w:pPr>
+        <w:pStyle w:val="ListBullet"/>
+        <w:spacing w:line="240" w:lineRule="auto"/>
+        <w:ind w:left="720"/>
+      </w:pPr>
+      <w:r>
+        <w:rPr>
+          <w:lang w:val="zh_TW" w:bidi="zh_TW"/>
+        </w:rPr>
+      </w:r>
+      <w:r>
+        <w:rPr>
+          <w:lang w:val="zh_TW" w:bidi="zh_TW"/>
+        </w:rPr>
+        <w:t>埃及人福音</w:t>
+      </w:r>
+    </w:p>
+    <w:p>
+      <w:pPr>
+        <w:pStyle w:val="ListBullet"/>
+        <w:spacing w:line="240" w:lineRule="auto"/>
+        <w:ind w:left="720"/>
+      </w:pPr>
+      <w:r>
+        <w:rPr>
+          <w:lang w:val="zh_TW" w:bidi="zh_TW"/>
+        </w:rPr>
+      </w:r>
+      <w:r>
+        <w:rPr>
+          <w:lang w:val="zh_TW" w:bidi="zh_TW"/>
+        </w:rPr>
+        <w:t>多馬福音</w:t>
+      </w:r>
+    </w:p>
+    <w:p>
+      <w:pPr>
+        <w:pStyle w:val="ListBullet"/>
+        <w:spacing w:line="240" w:lineRule="auto"/>
+        <w:ind w:left="720"/>
+      </w:pPr>
+      <w:r>
+        <w:rPr>
+          <w:lang w:val="zh_TW" w:bidi="zh_TW"/>
+        </w:rPr>
+      </w:r>
+      <w:r>
+        <w:rPr>
+          <w:lang w:val="zh_TW" w:bidi="zh_TW"/>
+        </w:rPr>
+        <w:t>真理福音</w:t>
+      </w:r>
+    </w:p>
+    <w:p>
+      <w:pPr>
+        <w:pStyle w:val="ListBullet"/>
+        <w:spacing w:line="240" w:lineRule="auto"/>
+        <w:ind w:left="720"/>
+      </w:pPr>
+      <w:r>
+        <w:rPr>
+          <w:lang w:val="zh_TW" w:bidi="zh_TW"/>
+        </w:rPr>
+      </w:r>
+      <w:r>
+        <w:rPr>
+          <w:lang w:val="zh_TW" w:bidi="zh_TW"/>
+        </w:rPr>
+        <w:t>夏娃福音</w:t>
+      </w:r>
+    </w:p>
+    <w:p>
+      <w:pPr>
+        <w:pStyle w:val="ListBullet"/>
+        <w:spacing w:line="240" w:lineRule="auto"/>
+        <w:ind w:left="720"/>
+      </w:pPr>
+      <w:r>
+        <w:rPr>
+          <w:lang w:val="zh_TW" w:bidi="zh_TW"/>
+        </w:rPr>
+      </w:r>
+      <w:r>
+        <w:rPr>
+          <w:lang w:val="zh_TW" w:bidi="zh_TW"/>
+        </w:rPr>
+        <w:t>巴西里德福音</w:t>
+      </w:r>
+    </w:p>
+    <w:p>
+      <w:pPr>
+        <w:pStyle w:val="ListBullet"/>
+        <w:spacing w:line="240" w:lineRule="auto"/>
+        <w:ind w:left="720"/>
+      </w:pPr>
+      <w:r>
+        <w:rPr>
+          <w:lang w:val="zh_TW" w:bidi="zh_TW"/>
+        </w:rPr>
+      </w:r>
+      <w:r>
+        <w:rPr>
+          <w:lang w:val="zh_TW" w:bidi="zh_TW"/>
+        </w:rPr>
+        <w:t>十二使徒福音</w:t>
+      </w:r>
+    </w:p>
+    <w:p>
+      <w:pPr>
+        <w:pStyle w:val="ListBullet"/>
+        <w:spacing w:line="240" w:lineRule="auto"/>
+        <w:ind w:left="720"/>
+      </w:pPr>
+      <w:r>
+        <w:rPr>
+          <w:lang w:val="zh_TW" w:bidi="zh_TW"/>
+        </w:rPr>
+      </w:r>
+      <w:r>
+        <w:rPr>
+          <w:lang w:val="zh_TW" w:bidi="zh_TW"/>
+        </w:rPr>
+        <w:t>巴拿巴福音</w:t>
+      </w:r>
+    </w:p>
+    <w:p>
+      <w:pPr>
+        <w:pStyle w:val="ListBullet"/>
+        <w:spacing w:line="240" w:lineRule="auto"/>
+        <w:ind w:left="720"/>
+      </w:pPr>
+      <w:r>
+        <w:rPr>
+          <w:lang w:val="zh_TW" w:bidi="zh_TW"/>
+        </w:rPr>
+      </w:r>
+      <w:r>
+        <w:rPr>
+          <w:lang w:val="zh_TW" w:bidi="zh_TW"/>
+        </w:rPr>
+        <w:t>巴多羅買福音</w:t>
+      </w:r>
+    </w:p>
+    <w:p>
+      <w:pPr>
+        <w:pStyle w:val="ListBullet"/>
+        <w:spacing w:line="240" w:lineRule="auto"/>
+        <w:ind w:left="720"/>
+      </w:pPr>
+      <w:r>
+        <w:rPr>
+          <w:lang w:val="zh_TW" w:bidi="zh_TW"/>
+        </w:rPr>
+      </w:r>
+      <w:r>
+        <w:rPr>
+          <w:lang w:val="zh_TW" w:bidi="zh_TW"/>
+        </w:rPr>
+        <w:t>約翰傳道者之書</w:t>
+      </w:r>
+    </w:p>
+    <w:p>
+      <w:pPr>
+        <w:pStyle w:val="ListBullet"/>
+        <w:spacing w:line="240" w:lineRule="auto"/>
+        <w:ind w:left="720"/>
+      </w:pPr>
+      <w:r>
+        <w:rPr>
+          <w:lang w:val="zh_TW" w:bidi="zh_TW"/>
+        </w:rPr>
+      </w:r>
+      <w:r>
+        <w:rPr>
+          <w:lang w:val="zh_TW" w:bidi="zh_TW"/>
+        </w:rPr>
+        <w:t>雅各原始福音</w:t>
+      </w:r>
+    </w:p>
+    <w:p>
+      <w:pPr>
+        <w:pStyle w:val="ListBullet"/>
+        <w:spacing w:line="240" w:lineRule="auto"/>
+        <w:ind w:left="720"/>
+      </w:pPr>
+      <w:r>
+        <w:rPr>
+          <w:lang w:val="zh_TW" w:bidi="zh_TW"/>
+        </w:rPr>
+      </w:r>
+      <w:r>
+        <w:rPr>
+          <w:lang w:val="zh_TW" w:bidi="zh_TW"/>
+        </w:rPr>
+        <w:t>馬利亞出生記</w:t>
+      </w:r>
+    </w:p>
+    <w:p>
+      <w:pPr>
+        <w:pStyle w:val="ListBullet"/>
+        <w:spacing w:line="240" w:lineRule="auto"/>
+        <w:ind w:left="720"/>
+      </w:pPr>
+      <w:r>
+        <w:rPr>
+          <w:lang w:val="zh_TW" w:bidi="zh_TW"/>
+        </w:rPr>
+      </w:r>
+      <w:r>
+        <w:rPr>
+          <w:lang w:val="zh_TW" w:bidi="zh_TW"/>
+        </w:rPr>
+        <w:t>馬利亞誕生福音</w:t>
+      </w:r>
+    </w:p>
+    <w:p>
+      <w:pPr>
+        <w:pStyle w:val="ListBullet"/>
+        <w:spacing w:line="240" w:lineRule="auto"/>
+        <w:ind w:left="720"/>
+      </w:pPr>
+      <w:r>
+        <w:rPr>
+          <w:lang w:val="zh_TW" w:bidi="zh_TW"/>
+        </w:rPr>
+      </w:r>
+      <w:r>
+        <w:rPr>
+          <w:lang w:val="zh_TW" w:bidi="zh_TW"/>
+        </w:rPr>
+        <w:t>阿拉伯文耶穌嬰兒時期福音</w:t>
+      </w:r>
+    </w:p>
+    <w:p>
+      <w:pPr>
+        <w:pStyle w:val="ListBullet"/>
+        <w:spacing w:line="240" w:lineRule="auto"/>
+        <w:ind w:left="720"/>
+      </w:pPr>
+      <w:r>
+        <w:rPr>
+          <w:lang w:val="zh_TW" w:bidi="zh_TW"/>
+        </w:rPr>
+      </w:r>
+      <w:r>
+        <w:rPr>
+          <w:lang w:val="zh_TW" w:bidi="zh_TW"/>
+        </w:rPr>
+        <w:t>亞美尼亞文耶穌嬰兒時期福音</w:t>
+      </w:r>
+    </w:p>
+    <w:p>
+      <w:pPr>
+        <w:pStyle w:val="ListBullet"/>
+        <w:spacing w:line="240" w:lineRule="auto"/>
+        <w:ind w:left="720"/>
+      </w:pPr>
+      <w:r>
+        <w:rPr>
+          <w:lang w:val="zh_TW" w:bidi="zh_TW"/>
+        </w:rPr>
+      </w:r>
+      <w:r>
+        <w:rPr>
+          <w:lang w:val="zh_TW" w:bidi="zh_TW"/>
+        </w:rPr>
+        <w:t>木匠約瑟史述</w:t>
+      </w:r>
+    </w:p>
+    <w:p>
+      <w:pPr>
+        <w:pStyle w:val="ListBullet"/>
+        <w:spacing w:line="240" w:lineRule="auto"/>
+        <w:ind w:left="720"/>
+      </w:pPr>
+      <w:r>
+        <w:rPr>
+          <w:lang w:val="zh_TW" w:bidi="zh_TW"/>
+        </w:rPr>
+      </w:r>
+      <w:r>
+        <w:rPr>
+          <w:lang w:val="zh_TW" w:bidi="zh_TW"/>
+        </w:rPr>
+        <w:t>阿拉伯文木匠約瑟史述</w:t>
+      </w:r>
+    </w:p>
+    <w:p>
+      <w:pPr>
+        <w:pStyle w:val="ListBullet"/>
+        <w:spacing w:line="240" w:lineRule="auto"/>
+        <w:ind w:left="720"/>
+      </w:pPr>
+      <w:r>
+        <w:rPr>
+          <w:lang w:val="zh_TW" w:bidi="zh_TW"/>
+        </w:rPr>
+      </w:r>
+      <w:r>
+        <w:rPr>
+          <w:lang w:val="zh_TW" w:bidi="zh_TW"/>
+        </w:rPr>
+        <w:t>施洗約翰生平</w:t>
+      </w:r>
+    </w:p>
+    <w:p>
+      <w:pPr>
+        <w:pStyle w:val="ListBullet"/>
+        <w:spacing w:line="240" w:lineRule="auto"/>
+        <w:ind w:left="720"/>
+      </w:pPr>
+      <w:r>
+        <w:rPr>
+          <w:lang w:val="zh_TW" w:bidi="zh_TW"/>
+        </w:rPr>
+      </w:r>
+      <w:r>
+        <w:rPr>
+          <w:lang w:val="zh_TW" w:bidi="zh_TW"/>
+        </w:rPr>
+        <w:t>公雞之書</w:t>
+      </w:r>
+    </w:p>
+    <w:p>
+      <w:pPr>
+        <w:pStyle w:val="ListBullet"/>
+        <w:spacing w:line="240" w:lineRule="auto"/>
+        <w:ind w:left="720"/>
+      </w:pPr>
+      <w:r>
+        <w:rPr>
+          <w:lang w:val="zh_TW" w:bidi="zh_TW"/>
+        </w:rPr>
+      </w:r>
+      <w:r>
+        <w:rPr>
+          <w:lang w:val="zh_TW" w:bidi="zh_TW"/>
+        </w:rPr>
+        <w:t>巴多羅買的基督復活之書</w:t>
+      </w:r>
+    </w:p>
+    <w:p>
+      <w:pPr>
+        <w:pStyle w:val="ListBullet"/>
+        <w:spacing w:line="240" w:lineRule="auto"/>
+        <w:ind w:left="720"/>
+      </w:pPr>
+      <w:r>
+        <w:rPr>
+          <w:lang w:val="zh_TW" w:bidi="zh_TW"/>
+        </w:rPr>
+      </w:r>
+      <w:r>
+        <w:rPr>
+          <w:lang w:val="zh_TW" w:bidi="zh_TW"/>
+        </w:rPr>
+        <w:t>加略人猶大福音</w:t>
+      </w:r>
+    </w:p>
+    <w:p>
+      <w:pPr>
+        <w:pStyle w:val="ListBullet"/>
+        <w:spacing w:line="240" w:lineRule="auto"/>
+        <w:ind w:left="720"/>
+      </w:pPr>
+      <w:r>
+        <w:rPr>
+          <w:lang w:val="zh_TW" w:bidi="zh_TW"/>
+        </w:rPr>
+      </w:r>
+      <w:r>
+        <w:rPr>
+          <w:lang w:val="zh_TW" w:bidi="zh_TW"/>
+        </w:rPr>
+        <w:t>聖母生平</w:t>
+      </w:r>
+    </w:p>
+    <w:p>
+      <w:pPr>
+        <w:pStyle w:val="ListBullet"/>
+        <w:spacing w:line="240" w:lineRule="auto"/>
+        <w:ind w:left="720"/>
+      </w:pPr>
+      <w:r>
+        <w:rPr>
+          <w:lang w:val="zh_TW" w:bidi="zh_TW"/>
+        </w:rPr>
+      </w:r>
+      <w:r>
+        <w:rPr>
+          <w:lang w:val="zh_TW" w:bidi="zh_TW"/>
+        </w:rPr>
+        <w:t>狄奧多西講論</w:t>
+      </w:r>
+    </w:p>
+    <w:p>
+      <w:pPr>
+        <w:pStyle w:val="ListBullet"/>
+        <w:spacing w:line="240" w:lineRule="auto"/>
+        <w:ind w:left="720"/>
+      </w:pPr>
+      <w:r>
+        <w:rPr>
+          <w:lang w:val="zh_TW" w:bidi="zh_TW"/>
+        </w:rPr>
+      </w:r>
+      <w:r>
+        <w:rPr>
+          <w:lang w:val="zh_TW" w:bidi="zh_TW"/>
+        </w:rPr>
+        <w:t>聖母升天記</w:t>
+      </w:r>
+    </w:p>
+    <w:p>
+      <w:pPr/>
+      <w:r>
+        <w:rPr>
+          <w:lang w:val="zh_TW" w:bidi="zh_TW"/>
+        </w:rPr>
+      </w:r>
+      <w:r>
+        <w:rPr>
+          <w:b/>
+          <w:lang w:val="zh_TW" w:bidi="zh_TW"/>
+        </w:rPr>
+        <w:t>次經使徒行傳</w:t>
+      </w:r>
+    </w:p>
+    <w:p>
+      <w:pPr/>
+      <w:r>
+        <w:rPr>
+          <w:lang w:val="zh_TW" w:bidi="zh_TW"/>
+        </w:rPr>
+      </w:r>
+      <w:r>
+        <w:rPr>
+          <w:lang w:val="zh_TW" w:bidi="zh_TW"/>
+        </w:rPr>
+        <w:t>這些是關於使徒的作為與宣教事工的故事，並未記載於新約聖經。</w:t>
+      </w:r>
+    </w:p>
+    <w:p>
+      <w:pPr>
+        <w:pStyle w:val="ListBullet"/>
+        <w:spacing w:line="240" w:lineRule="auto"/>
+        <w:ind w:left="720"/>
+      </w:pPr>
+      <w:r>
+        <w:rPr>
+          <w:lang w:val="zh_TW" w:bidi="zh_TW"/>
+        </w:rPr>
+      </w:r>
+      <w:r>
+        <w:rPr>
+          <w:lang w:val="zh_TW" w:bidi="zh_TW"/>
+        </w:rPr>
+        <w:t>安得烈行傳</w:t>
+      </w:r>
+    </w:p>
+    <w:p>
+      <w:pPr>
+        <w:pStyle w:val="ListBullet"/>
+        <w:spacing w:line="240" w:lineRule="auto"/>
+        <w:ind w:left="720"/>
+      </w:pPr>
+      <w:r>
+        <w:rPr>
+          <w:lang w:val="zh_TW" w:bidi="zh_TW"/>
+        </w:rPr>
+      </w:r>
+      <w:r>
+        <w:rPr>
+          <w:lang w:val="zh_TW" w:bidi="zh_TW"/>
+        </w:rPr>
+        <w:t>安得烈與馬提亞行傳</w:t>
+      </w:r>
+    </w:p>
+    <w:p>
+      <w:pPr>
+        <w:pStyle w:val="ListBullet"/>
+        <w:spacing w:line="240" w:lineRule="auto"/>
+        <w:ind w:left="720"/>
+      </w:pPr>
+      <w:r>
+        <w:rPr>
+          <w:lang w:val="zh_TW" w:bidi="zh_TW"/>
+        </w:rPr>
+      </w:r>
+      <w:r>
+        <w:rPr>
+          <w:lang w:val="zh_TW" w:bidi="zh_TW"/>
+        </w:rPr>
+        <w:t>安得烈與保羅行傳</w:t>
+      </w:r>
+    </w:p>
+    <w:p>
+      <w:pPr>
+        <w:pStyle w:val="ListBullet"/>
+        <w:spacing w:line="240" w:lineRule="auto"/>
+        <w:ind w:left="720"/>
+      </w:pPr>
+      <w:r>
+        <w:rPr>
+          <w:lang w:val="zh_TW" w:bidi="zh_TW"/>
+        </w:rPr>
+      </w:r>
+      <w:r>
+        <w:rPr>
+          <w:lang w:val="zh_TW" w:bidi="zh_TW"/>
+        </w:rPr>
+        <w:t>安得烈的故事</w:t>
+      </w:r>
+    </w:p>
+    <w:p>
+      <w:pPr>
+        <w:pStyle w:val="ListBullet"/>
+        <w:spacing w:line="240" w:lineRule="auto"/>
+        <w:ind w:left="720"/>
+      </w:pPr>
+      <w:r>
+        <w:rPr>
+          <w:lang w:val="zh_TW" w:bidi="zh_TW"/>
+        </w:rPr>
+      </w:r>
+      <w:r>
+        <w:rPr>
+          <w:lang w:val="zh_TW" w:bidi="zh_TW"/>
+        </w:rPr>
+        <w:t>巴多羅買行傳</w:t>
+      </w:r>
+    </w:p>
+    <w:p>
+      <w:pPr>
+        <w:pStyle w:val="ListBullet"/>
+        <w:spacing w:line="240" w:lineRule="auto"/>
+        <w:ind w:left="720"/>
+      </w:pPr>
+      <w:r>
+        <w:rPr>
+          <w:lang w:val="zh_TW" w:bidi="zh_TW"/>
+        </w:rPr>
+      </w:r>
+      <w:r>
+        <w:rPr>
+          <w:lang w:val="zh_TW" w:bidi="zh_TW"/>
+        </w:rPr>
+        <w:t>巴拿巴行傳</w:t>
+      </w:r>
+    </w:p>
+    <w:p>
+      <w:pPr>
+        <w:pStyle w:val="ListBullet"/>
+        <w:spacing w:line="240" w:lineRule="auto"/>
+        <w:ind w:left="720"/>
+      </w:pPr>
+      <w:r>
+        <w:rPr>
+          <w:lang w:val="zh_TW" w:bidi="zh_TW"/>
+        </w:rPr>
+      </w:r>
+      <w:r>
+        <w:rPr>
+          <w:lang w:val="zh_TW" w:bidi="zh_TW"/>
+        </w:rPr>
+        <w:t>保羅與特格拉行傳</w:t>
+      </w:r>
+    </w:p>
+    <w:p>
+      <w:pPr>
+        <w:pStyle w:val="ListBullet"/>
+        <w:spacing w:line="240" w:lineRule="auto"/>
+        <w:ind w:left="720"/>
+      </w:pPr>
+      <w:r>
+        <w:rPr>
+          <w:lang w:val="zh_TW" w:bidi="zh_TW"/>
+        </w:rPr>
+      </w:r>
+      <w:r>
+        <w:rPr>
+          <w:lang w:val="zh_TW" w:bidi="zh_TW"/>
+        </w:rPr>
+        <w:t>多馬行傳</w:t>
+      </w:r>
+    </w:p>
+    <w:p>
+      <w:pPr>
+        <w:pStyle w:val="ListBullet"/>
+        <w:spacing w:line="240" w:lineRule="auto"/>
+        <w:ind w:left="720"/>
+      </w:pPr>
+      <w:r>
+        <w:rPr>
+          <w:lang w:val="zh_TW" w:bidi="zh_TW"/>
+        </w:rPr>
+      </w:r>
+      <w:r>
+        <w:rPr>
+          <w:lang w:val="zh_TW" w:bidi="zh_TW"/>
+        </w:rPr>
+        <w:t>達太行傳</w:t>
+      </w:r>
+    </w:p>
+    <w:p>
+      <w:pPr>
+        <w:pStyle w:val="ListBullet"/>
+        <w:spacing w:line="240" w:lineRule="auto"/>
+        <w:ind w:left="720"/>
+      </w:pPr>
+      <w:r>
+        <w:rPr>
+          <w:lang w:val="zh_TW" w:bidi="zh_TW"/>
+        </w:rPr>
+      </w:r>
+      <w:r>
+        <w:rPr>
+          <w:lang w:val="zh_TW" w:bidi="zh_TW"/>
+        </w:rPr>
+        <w:t>彼得與保羅受難記</w:t>
+      </w:r>
+    </w:p>
+    <w:p>
+      <w:pPr>
+        <w:pStyle w:val="ListBullet"/>
+        <w:spacing w:line="240" w:lineRule="auto"/>
+        <w:ind w:left="720"/>
+      </w:pPr>
+      <w:r>
+        <w:rPr>
+          <w:lang w:val="zh_TW" w:bidi="zh_TW"/>
+        </w:rPr>
+      </w:r>
+      <w:r>
+        <w:rPr>
+          <w:lang w:val="zh_TW" w:bidi="zh_TW"/>
+        </w:rPr>
+        <w:t>斯拉夫文彼得行傳</w:t>
+      </w:r>
+    </w:p>
+    <w:p>
+      <w:pPr>
+        <w:pStyle w:val="ListBullet"/>
+        <w:spacing w:line="240" w:lineRule="auto"/>
+        <w:ind w:left="720"/>
+      </w:pPr>
+      <w:r>
+        <w:rPr>
+          <w:lang w:val="zh_TW" w:bidi="zh_TW"/>
+        </w:rPr>
+      </w:r>
+      <w:r>
+        <w:rPr>
+          <w:lang w:val="zh_TW" w:bidi="zh_TW"/>
+        </w:rPr>
+        <w:t>保羅受難記</w:t>
+      </w:r>
+    </w:p>
+    <w:p>
+      <w:pPr>
+        <w:pStyle w:val="ListBullet"/>
+        <w:spacing w:line="240" w:lineRule="auto"/>
+        <w:ind w:left="720"/>
+      </w:pPr>
+      <w:r>
+        <w:rPr>
+          <w:lang w:val="zh_TW" w:bidi="zh_TW"/>
+        </w:rPr>
+      </w:r>
+      <w:r>
+        <w:rPr>
+          <w:lang w:val="zh_TW" w:bidi="zh_TW"/>
+        </w:rPr>
+        <w:t>阿迪教義</w:t>
+      </w:r>
+    </w:p>
+    <w:p>
+      <w:pPr>
+        <w:pStyle w:val="ListBullet"/>
+        <w:spacing w:line="240" w:lineRule="auto"/>
+        <w:ind w:left="720"/>
+      </w:pPr>
+      <w:r>
+        <w:rPr>
+          <w:lang w:val="zh_TW" w:bidi="zh_TW"/>
+        </w:rPr>
+      </w:r>
+      <w:r>
+        <w:rPr>
+          <w:lang w:val="zh_TW" w:bidi="zh_TW"/>
+        </w:rPr>
+        <w:t>阿布迪亞斯的使徒歷史</w:t>
+      </w:r>
+    </w:p>
+    <w:p>
+      <w:pPr>
+        <w:pStyle w:val="ListBullet"/>
+        <w:spacing w:line="240" w:lineRule="auto"/>
+        <w:ind w:left="720"/>
+      </w:pPr>
+      <w:r>
+        <w:rPr>
+          <w:lang w:val="zh_TW" w:bidi="zh_TW"/>
+        </w:rPr>
+      </w:r>
+      <w:r>
+        <w:rPr>
+          <w:lang w:val="zh_TW" w:bidi="zh_TW"/>
+        </w:rPr>
+        <w:t>彼得講道集</w:t>
+      </w:r>
+    </w:p>
+    <w:p>
+      <w:pPr>
+        <w:pStyle w:val="ListBullet"/>
+        <w:spacing w:line="240" w:lineRule="auto"/>
+        <w:ind w:left="720"/>
+      </w:pPr>
+      <w:r>
+        <w:rPr>
+          <w:lang w:val="zh_TW" w:bidi="zh_TW"/>
+        </w:rPr>
+      </w:r>
+      <w:r>
+        <w:rPr>
+          <w:lang w:val="zh_TW" w:bidi="zh_TW"/>
+        </w:rPr>
+        <w:t>彼拉多行傳</w:t>
+      </w:r>
+    </w:p>
+    <w:p>
+      <w:pPr>
+        <w:pStyle w:val="ListBullet"/>
+        <w:spacing w:line="240" w:lineRule="auto"/>
+        <w:ind w:left="720"/>
+      </w:pPr>
+      <w:r>
+        <w:rPr>
+          <w:lang w:val="zh_TW" w:bidi="zh_TW"/>
+        </w:rPr>
+      </w:r>
+      <w:r>
+        <w:rPr>
+          <w:lang w:val="zh_TW" w:bidi="zh_TW"/>
+        </w:rPr>
+        <w:t>馬太殉道記</w:t>
+      </w:r>
+    </w:p>
+    <w:p>
+      <w:pPr/>
+      <w:r>
+        <w:rPr>
+          <w:lang w:val="zh_TW" w:bidi="zh_TW"/>
+        </w:rPr>
+      </w:r>
+      <w:r>
+        <w:rPr>
+          <w:b/>
+          <w:lang w:val="zh_TW" w:bidi="zh_TW"/>
+        </w:rPr>
+        <w:t>次經書信</w:t>
+      </w:r>
+    </w:p>
+    <w:p>
+      <w:pPr/>
+      <w:r>
+        <w:rPr>
+          <w:lang w:val="zh_TW" w:bidi="zh_TW"/>
+        </w:rPr>
+      </w:r>
+      <w:r>
+        <w:rPr>
+          <w:lang w:val="zh_TW" w:bidi="zh_TW"/>
+        </w:rPr>
+        <w:t>這些是以使徒或早期基督徒人物為署名的書信。</w:t>
+      </w:r>
+    </w:p>
+    <w:p>
+      <w:pPr>
+        <w:pStyle w:val="ListBullet"/>
+        <w:spacing w:line="240" w:lineRule="auto"/>
+        <w:ind w:left="720"/>
+      </w:pPr>
+      <w:r>
+        <w:rPr>
+          <w:lang w:val="zh_TW" w:bidi="zh_TW"/>
+        </w:rPr>
+      </w:r>
+      <w:r>
+        <w:rPr>
+          <w:lang w:val="zh_TW" w:bidi="zh_TW"/>
+        </w:rPr>
+        <w:t>使徒書信</w:t>
+      </w:r>
+    </w:p>
+    <w:p>
+      <w:pPr>
+        <w:pStyle w:val="ListBullet"/>
+        <w:spacing w:line="240" w:lineRule="auto"/>
+        <w:ind w:left="720"/>
+      </w:pPr>
+      <w:r>
+        <w:rPr>
+          <w:lang w:val="zh_TW" w:bidi="zh_TW"/>
+        </w:rPr>
+      </w:r>
+      <w:r>
+        <w:rPr>
+          <w:lang w:val="zh_TW" w:bidi="zh_TW"/>
+        </w:rPr>
+        <w:t>巴拿巴書信</w:t>
+      </w:r>
+    </w:p>
+    <w:p>
+      <w:pPr>
+        <w:pStyle w:val="ListBullet"/>
+        <w:spacing w:line="240" w:lineRule="auto"/>
+        <w:ind w:left="720"/>
+      </w:pPr>
+      <w:r>
+        <w:rPr>
+          <w:lang w:val="zh_TW" w:bidi="zh_TW"/>
+        </w:rPr>
+      </w:r>
+      <w:r>
+        <w:rPr>
+          <w:lang w:val="zh_TW" w:bidi="zh_TW"/>
+        </w:rPr>
+        <w:t>哥林多三書</w:t>
+      </w:r>
+    </w:p>
+    <w:p>
+      <w:pPr>
+        <w:pStyle w:val="ListBullet"/>
+        <w:spacing w:line="240" w:lineRule="auto"/>
+        <w:ind w:left="720"/>
+      </w:pPr>
+      <w:r>
+        <w:rPr>
+          <w:lang w:val="zh_TW" w:bidi="zh_TW"/>
+        </w:rPr>
+      </w:r>
+      <w:r>
+        <w:rPr>
+          <w:lang w:val="zh_TW" w:bidi="zh_TW"/>
+        </w:rPr>
+        <w:t>彼得致腓力信書</w:t>
+      </w:r>
+    </w:p>
+    <w:p>
+      <w:pPr>
+        <w:pStyle w:val="ListBullet"/>
+        <w:spacing w:line="240" w:lineRule="auto"/>
+        <w:ind w:left="720"/>
+      </w:pPr>
+      <w:r>
+        <w:rPr>
+          <w:lang w:val="zh_TW" w:bidi="zh_TW"/>
+        </w:rPr>
+      </w:r>
+      <w:r>
+        <w:rPr>
+          <w:lang w:val="zh_TW" w:bidi="zh_TW"/>
+        </w:rPr>
+        <w:t>猶諾斯托斯書信</w:t>
+      </w:r>
+    </w:p>
+    <w:p>
+      <w:pPr>
+        <w:pStyle w:val="ListBullet"/>
+        <w:spacing w:line="240" w:lineRule="auto"/>
+        <w:ind w:left="720"/>
+      </w:pPr>
+      <w:r>
+        <w:rPr>
+          <w:lang w:val="zh_TW" w:bidi="zh_TW"/>
+        </w:rPr>
+      </w:r>
+      <w:r>
+        <w:rPr>
+          <w:lang w:val="zh_TW" w:bidi="zh_TW"/>
+        </w:rPr>
+        <w:t>西拉訓言</w:t>
+      </w:r>
+    </w:p>
+    <w:p>
+      <w:pPr>
+        <w:pStyle w:val="ListBullet"/>
+        <w:spacing w:line="240" w:lineRule="auto"/>
+        <w:ind w:left="720"/>
+      </w:pPr>
+      <w:r>
+        <w:rPr>
+          <w:lang w:val="zh_TW" w:bidi="zh_TW"/>
+        </w:rPr>
+      </w:r>
+      <w:r>
+        <w:rPr>
+          <w:lang w:val="zh_TW" w:bidi="zh_TW"/>
+        </w:rPr>
+        <w:t>蘭圖拉斯書信</w:t>
+      </w:r>
+    </w:p>
+    <w:p>
+      <w:pPr>
+        <w:pStyle w:val="ListBullet"/>
+        <w:spacing w:line="240" w:lineRule="auto"/>
+        <w:ind w:left="720"/>
+      </w:pPr>
+      <w:r>
+        <w:rPr>
+          <w:lang w:val="zh_TW" w:bidi="zh_TW"/>
+        </w:rPr>
+      </w:r>
+      <w:r>
+        <w:rPr>
+          <w:lang w:val="zh_TW" w:bidi="zh_TW"/>
+        </w:rPr>
+        <w:t>基督與阿布加魯斯書信</w:t>
+      </w:r>
+    </w:p>
+    <w:p>
+      <w:pPr/>
+      <w:r>
+        <w:rPr>
+          <w:lang w:val="zh_TW" w:bidi="zh_TW"/>
+        </w:rPr>
+      </w:r>
+      <w:r>
+        <w:rPr>
+          <w:b/>
+          <w:lang w:val="zh_TW" w:bidi="zh_TW"/>
+        </w:rPr>
+        <w:t>天啟次經</w:t>
+      </w:r>
+    </w:p>
+    <w:p>
+      <w:pPr/>
+      <w:r>
+        <w:rPr>
+          <w:lang w:val="zh_TW" w:bidi="zh_TW"/>
+        </w:rPr>
+      </w:r>
+      <w:r>
+        <w:rPr>
+          <w:lang w:val="zh_TW" w:bidi="zh_TW"/>
+        </w:rPr>
+        <w:t>這些是關於天堂、審判和末世的異象與啟示。</w:t>
+      </w:r>
+    </w:p>
+    <w:p>
+      <w:pPr>
+        <w:pStyle w:val="ListBullet"/>
+        <w:spacing w:line="240" w:lineRule="auto"/>
+        <w:ind w:left="720"/>
+      </w:pPr>
+      <w:r>
+        <w:rPr>
+          <w:lang w:val="zh_TW" w:bidi="zh_TW"/>
+        </w:rPr>
+      </w:r>
+      <w:r>
+        <w:rPr>
+          <w:lang w:val="zh_TW" w:bidi="zh_TW"/>
+        </w:rPr>
+        <w:t>巴多羅買啟示錄</w:t>
+      </w:r>
+    </w:p>
+    <w:p>
+      <w:pPr>
+        <w:pStyle w:val="ListBullet"/>
+        <w:spacing w:line="240" w:lineRule="auto"/>
+        <w:ind w:left="720"/>
+      </w:pPr>
+      <w:r>
+        <w:rPr>
+          <w:lang w:val="zh_TW" w:bidi="zh_TW"/>
+        </w:rPr>
+      </w:r>
+      <w:r>
+        <w:rPr>
+          <w:lang w:val="zh_TW" w:bidi="zh_TW"/>
+        </w:rPr>
+        <w:t>亞當啟示錄</w:t>
+      </w:r>
+    </w:p>
+    <w:p>
+      <w:pPr>
+        <w:pStyle w:val="ListBullet"/>
+        <w:spacing w:line="240" w:lineRule="auto"/>
+        <w:ind w:left="720"/>
+      </w:pPr>
+      <w:r>
+        <w:rPr>
+          <w:lang w:val="zh_TW" w:bidi="zh_TW"/>
+        </w:rPr>
+      </w:r>
+      <w:r>
+        <w:rPr>
+          <w:lang w:val="zh_TW" w:bidi="zh_TW"/>
+        </w:rPr>
+        <w:t>雅各啟示錄</w:t>
+      </w:r>
+    </w:p>
+    <w:p>
+      <w:pPr>
+        <w:pStyle w:val="ListBullet"/>
+        <w:spacing w:line="240" w:lineRule="auto"/>
+        <w:ind w:left="720"/>
+      </w:pPr>
+      <w:r>
+        <w:rPr>
+          <w:lang w:val="zh_TW" w:bidi="zh_TW"/>
+        </w:rPr>
+      </w:r>
+      <w:r>
+        <w:rPr>
+          <w:lang w:val="zh_TW" w:bidi="zh_TW"/>
+        </w:rPr>
+        <w:t>保羅啟示錄</w:t>
+      </w:r>
+    </w:p>
+    <w:p>
+      <w:pPr>
+        <w:pStyle w:val="ListBullet"/>
+        <w:spacing w:line="240" w:lineRule="auto"/>
+        <w:ind w:left="720"/>
+      </w:pPr>
+      <w:r>
+        <w:rPr>
+          <w:lang w:val="zh_TW" w:bidi="zh_TW"/>
+        </w:rPr>
+      </w:r>
+      <w:r>
+        <w:rPr>
+          <w:lang w:val="zh_TW" w:bidi="zh_TW"/>
+        </w:rPr>
+        <w:t>以賽亞升天記</w:t>
+      </w:r>
+    </w:p>
+    <w:p>
+      <w:pPr>
+        <w:pStyle w:val="ListBullet"/>
+        <w:spacing w:line="240" w:lineRule="auto"/>
+        <w:ind w:left="720"/>
+      </w:pPr>
+      <w:r>
+        <w:rPr>
+          <w:lang w:val="zh_TW" w:bidi="zh_TW"/>
+        </w:rPr>
+      </w:r>
+      <w:r>
+        <w:rPr>
+          <w:lang w:val="zh_TW" w:bidi="zh_TW"/>
+        </w:rPr>
+        <w:t>雅各升天記</w:t>
+      </w:r>
+    </w:p>
+    <w:p>
+      <w:pPr>
+        <w:pStyle w:val="ListBullet"/>
+        <w:spacing w:line="240" w:lineRule="auto"/>
+        <w:ind w:left="720"/>
+      </w:pPr>
+      <w:r>
+        <w:rPr>
+          <w:lang w:val="zh_TW" w:bidi="zh_TW"/>
+        </w:rPr>
+      </w:r>
+      <w:r>
+        <w:rPr>
+          <w:lang w:val="zh_TW" w:bidi="zh_TW"/>
+        </w:rPr>
+        <w:t>至高無上的阿羅基耐</w:t>
+      </w:r>
+    </w:p>
+    <w:p>
+      <w:pPr>
+        <w:pStyle w:val="ListBullet"/>
+        <w:spacing w:line="240" w:lineRule="auto"/>
+        <w:ind w:left="720"/>
+      </w:pPr>
+      <w:r>
+        <w:rPr>
+          <w:lang w:val="zh_TW" w:bidi="zh_TW"/>
+        </w:rPr>
+      </w:r>
+      <w:r>
+        <w:rPr>
+          <w:lang w:val="zh_TW" w:bidi="zh_TW"/>
+        </w:rPr>
+        <w:t>救主對話錄</w:t>
+      </w:r>
+    </w:p>
+    <w:p>
+      <w:pPr>
+        <w:pStyle w:val="ListBullet"/>
+        <w:spacing w:line="240" w:lineRule="auto"/>
+        <w:ind w:left="720"/>
+      </w:pPr>
+      <w:r>
+        <w:rPr>
+          <w:lang w:val="zh_TW" w:bidi="zh_TW"/>
+        </w:rPr>
+      </w:r>
+      <w:r>
+        <w:rPr>
+          <w:lang w:val="zh_TW" w:bidi="zh_TW"/>
+        </w:rPr>
+        <w:t>智慧信仰</w:t>
+      </w:r>
+    </w:p>
+    <w:p>
+      <w:pPr>
+        <w:pStyle w:val="ListBullet"/>
+        <w:spacing w:line="240" w:lineRule="auto"/>
+        <w:ind w:left="720"/>
+      </w:pPr>
+      <w:r>
+        <w:rPr>
+          <w:lang w:val="zh_TW" w:bidi="zh_TW"/>
+        </w:rPr>
+      </w:r>
+      <w:r>
+        <w:rPr>
+          <w:lang w:val="zh_TW" w:bidi="zh_TW"/>
+        </w:rPr>
+        <w:t>艾赫米姆殘片</w:t>
+      </w:r>
+      <w:r>
+        <w:rPr>
+          <w:lang w:val="zh_TW" w:bidi="zh_TW"/>
+        </w:rPr>
+      </w:r>
+      <w:r>
+        <w:rPr>
+          <w:lang w:val="zh_TW" w:bidi="zh_TW"/>
+        </w:rPr>
+      </w:r>
+    </w:p>
+    <w:p>
+      <w:pPr/>
+      <w:r>
+        <w:rPr>
+          <w:lang w:val="zh_TW" w:bidi="zh_TW"/>
+        </w:rPr>
+      </w:r>
+    </w:p>
+    <w:p>
+      <w:pPr>
+        <w:pStyle w:val="Heading2"/>
+      </w:pPr>
+      <w:r>
+        <w:rPr>
+          <w:lang w:val="zh_TW" w:bidi="zh_TW"/>
+        </w:rPr>
+        <w:t>賜福、祝福</w:t>
+      </w:r>
+      <w:r>
+        <w:rPr>
+          <w:lang w:val="zh_TW" w:bidi="zh_TW"/>
+        </w:rPr>
+      </w:r>
+    </w:p>
+    <w:p>
+      <w:pPr/>
+      <w:r>
+        <w:rPr>
+          <w:lang w:val="zh_TW" w:bidi="zh_TW"/>
+        </w:rPr>
+      </w:r>
+      <w:r>
+        <w:rPr>
+          <w:lang w:val="zh_TW" w:bidi="zh_TW"/>
+        </w:rPr>
+        <w:t>宣告神對一群聚集在一起的人的恩惠。</w:t>
+      </w:r>
+    </w:p>
+    <w:p>
+      <w:pPr/>
+      <w:r>
+        <w:rPr>
+          <w:lang w:val="zh_TW" w:bidi="zh_TW"/>
+        </w:rPr>
+      </w:r>
+      <w:r>
+        <w:rPr>
+          <w:lang w:val="zh_TW" w:bidi="zh_TW"/>
+        </w:rPr>
+        <w:t>在東正教、羅馬天主教和大多數新教教會的敬拜儀式中（例如聖餐禮），通常會以神職人員的祝福作為結束。這種宣告（在羅馬天主教、東正教和聖公會教會中稱為「祝福（blessing）」，在大多數新教教會中稱為「祝禱（benediction）」）有聖經的根據（</w:t>
+      </w:r>
       <w:hyperlink r:id="rId17">
         <w:r>
           <w:rPr>
@@ -322,9 +3600,33 @@
             <w:color w:val="0000EE"/>
             <w:u w:val="single"/>
           </w:rPr>
-          <w:t>14:36，</w:t>
+          <w:t>創27:27</w:t>
         </w:r>
       </w:hyperlink>
+      <w:r>
+        <w:rPr>
+          <w:lang w:val="zh_TW" w:bidi="zh_TW"/>
+        </w:rPr>
+        <w:t>–</w:t>
+      </w:r>
+      <w:hyperlink r:id="rId17">
+        <w:r>
+          <w:rPr>
+            <w:lang w:val="zh_TW" w:bidi="zh_TW"/>
+          </w:rPr>
+          <w:rPr>
+            <w:color w:val="0000EE"/>
+            <w:u w:val="single"/>
+          </w:rPr>
+          <w:t>29</w:t>
+        </w:r>
+      </w:hyperlink>
+      <w:r>
+        <w:rPr>
+          <w:lang w:val="zh_TW" w:bidi="zh_TW"/>
+        </w:rPr>
+        <w:t>；</w:t>
+      </w:r>
       <w:hyperlink r:id="rId18">
         <w:r>
           <w:rPr>
@@ -334,14 +3636,32 @@
             <w:color w:val="0000EE"/>
             <w:u w:val="single"/>
           </w:rPr>
-          <w:t>15:22、34</w:t>
+          <w:t>民6:22</w:t>
         </w:r>
       </w:hyperlink>
       <w:r>
         <w:rPr>
           <w:lang w:val="zh_TW" w:bidi="zh_TW"/>
         </w:rPr>
-        <w:t>）。馬太只記載了兩個亞蘭文片語（</w:t>
+        <w:t>–</w:t>
+      </w:r>
+      <w:hyperlink r:id="rId18">
+        <w:r>
+          <w:rPr>
+            <w:lang w:val="zh_TW" w:bidi="zh_TW"/>
+          </w:rPr>
+          <w:rPr>
+            <w:color w:val="0000EE"/>
+            <w:u w:val="single"/>
+          </w:rPr>
+          <w:t>27</w:t>
+        </w:r>
+      </w:hyperlink>
+      <w:r>
+        <w:rPr>
+          <w:lang w:val="zh_TW" w:bidi="zh_TW"/>
+        </w:rPr>
+        <w:t>；</w:t>
       </w:r>
       <w:hyperlink r:id="rId19">
         <w:r>
@@ -352,62 +3672,14 @@
             <w:color w:val="0000EE"/>
             <w:u w:val="single"/>
           </w:rPr>
-          <w:t>太27:33、46</w:t>
+          <w:t>路24:50</w:t>
         </w:r>
       </w:hyperlink>
       <w:r>
         <w:rPr>
           <w:lang w:val="zh_TW" w:bidi="zh_TW"/>
         </w:rPr>
-        <w:t>），而路加則一個也沒有記載。</w:t>
-      </w:r>
-      <w:r>
-        <w:rPr>
-          <w:lang w:val="zh_TW" w:bidi="zh_TW"/>
-        </w:rPr>
-      </w:r>
-      <w:r>
-        <w:rPr>
-          <w:lang w:val="zh_TW" w:bidi="zh_TW"/>
-        </w:rPr>
-      </w:r>
-    </w:p>
-    <w:p>
-      <w:pPr/>
-      <w:r>
-        <w:rPr>
-          <w:lang w:val="zh_TW" w:bidi="zh_TW"/>
-        </w:rPr>
-      </w:r>
-    </w:p>
-    <w:p>
-      <w:pPr>
-        <w:pStyle w:val="Heading2"/>
-      </w:pPr>
-      <w:r>
-        <w:rPr>
-          <w:lang w:val="zh_TW" w:bidi="zh_TW"/>
-        </w:rPr>
-        <w:t>大瑪努他</w:t>
-      </w:r>
-      <w:r>
-        <w:rPr>
-          <w:lang w:val="zh_TW" w:bidi="zh_TW"/>
-        </w:rPr>
-      </w:r>
-    </w:p>
-    <w:p>
-      <w:pPr/>
-      <w:r>
-        <w:rPr>
-          <w:lang w:val="zh_TW" w:bidi="zh_TW"/>
-        </w:rPr>
-      </w:r>
-      <w:r>
-        <w:rPr>
-          <w:lang w:val="zh_TW" w:bidi="zh_TW"/>
-        </w:rPr>
-        <w:t>位於加利利海西側、革尼撒勒平原南端附近的地區，其確切位置不明。耶穌和祂的門徒在餵飽四千人的事件後，曾短暫停留於此（</w:t>
+        <w:t>；</w:t>
       </w:r>
       <w:hyperlink r:id="rId20">
         <w:r>
@@ -418,14 +3690,14 @@
             <w:color w:val="0000EE"/>
             <w:u w:val="single"/>
           </w:rPr>
-          <w:t>可8:10</w:t>
+          <w:t>林後13:11、14</w:t>
         </w:r>
       </w:hyperlink>
       <w:r>
         <w:rPr>
           <w:lang w:val="zh_TW" w:bidi="zh_TW"/>
         </w:rPr>
-        <w:t>）。當時，法利賽人來試探祂，要求祂顯示從天而來的神蹟。耶穌回答說，沒有神蹟給這世代看（</w:t>
+        <w:t>；</w:t>
       </w:r>
       <w:hyperlink r:id="rId21">
         <w:r>
@@ -436,40 +3708,14 @@
             <w:color w:val="0000EE"/>
             <w:u w:val="single"/>
           </w:rPr>
-          <w:t>12</w:t>
+          <w:t>腓4:7</w:t>
         </w:r>
       </w:hyperlink>
       <w:r>
         <w:rPr>
           <w:lang w:val="zh_TW" w:bidi="zh_TW"/>
         </w:rPr>
-        <w:t>節），隨後便離開那裡。</w:t>
-      </w:r>
-    </w:p>
-    <w:p>
-      <w:pPr/>
-      <w:r>
-        <w:rPr>
-          <w:lang w:val="zh_TW" w:bidi="zh_TW"/>
-        </w:rPr>
-      </w:r>
-      <w:r>
-        <w:rPr>
-          <w:lang w:val="zh_TW" w:bidi="zh_TW"/>
-        </w:rPr>
-        <w:t>「大瑪努他」這名稱出現在最可靠的抄本中，然而其它文獻記載則為馬加丹（Magadan）或</w:t>
-      </w:r>
-      <w:r>
-        <w:rPr>
-          <w:lang w:val="zh_TW" w:bidi="zh_TW"/>
-        </w:rPr>
-        <w:t>抹大拉（</w:t>
-      </w:r>
-      <w:r>
-        <w:rPr>
-          <w:lang w:val="zh_TW" w:bidi="zh_TW"/>
-        </w:rPr>
-        <w:t>Magdala）。</w:t>
+        <w:t>；</w:t>
       </w:r>
       <w:hyperlink r:id="rId22">
         <w:r>
@@ -480,115 +3726,32 @@
             <w:color w:val="0000EE"/>
             <w:u w:val="single"/>
           </w:rPr>
-          <w:t>馬太福音十五章39節</w:t>
+          <w:t>帖後2:16</w:t>
         </w:r>
       </w:hyperlink>
       <w:r>
         <w:rPr>
           <w:lang w:val="zh_TW" w:bidi="zh_TW"/>
         </w:rPr>
-        <w:t>平行經文中提到的是馬加丹。因此，確切的名字和位置一直難以確定。這些名稱可能指的是同一地點，或至少是在同一地區的兩個地方。</w:t>
-      </w:r>
-    </w:p>
-    <w:p>
-      <w:pPr/>
-      <w:r>
-        <w:rPr>
-          <w:lang w:val="zh_TW" w:bidi="zh_TW"/>
-        </w:rPr>
-      </w:r>
-      <w:r>
-        <w:rPr>
-          <w:i/>
-          <w:lang w:val="zh_TW" w:bidi="zh_TW"/>
-        </w:rPr>
-        <w:t>另見</w:t>
-      </w:r>
-      <w:r>
-        <w:rPr>
-          <w:lang w:val="zh_TW" w:bidi="zh_TW"/>
-        </w:rPr>
-        <w:t xml:space="preserve"> </w:t>
-      </w:r>
-      <w:r>
-        <w:rPr>
-          <w:lang w:val="zh_TW" w:bidi="zh_TW"/>
-        </w:rPr>
-        <w:t>馬加丹</w:t>
-      </w:r>
+        <w:t>–</w:t>
+      </w:r>
+      <w:hyperlink r:id="rId22">
+        <w:r>
+          <w:rPr>
+            <w:lang w:val="zh_TW" w:bidi="zh_TW"/>
+          </w:rPr>
+          <w:rPr>
+            <w:color w:val="0000EE"/>
+            <w:u w:val="single"/>
+          </w:rPr>
+          <w:t>17</w:t>
+        </w:r>
+      </w:hyperlink>
       <w:r>
         <w:rPr>
           <w:lang w:val="zh_TW" w:bidi="zh_TW"/>
         </w:rPr>
         <w:t>；</w:t>
-      </w:r>
-      <w:r>
-        <w:rPr>
-          <w:lang w:val="zh_TW" w:bidi="zh_TW"/>
-        </w:rPr>
-        <w:t>抹大拉</w:t>
-      </w:r>
-      <w:r>
-        <w:rPr>
-          <w:lang w:val="zh_TW" w:bidi="zh_TW"/>
-        </w:rPr>
-        <w:t>。</w:t>
-      </w:r>
-      <w:r>
-        <w:rPr>
-          <w:lang w:val="zh_TW" w:bidi="zh_TW"/>
-        </w:rPr>
-      </w:r>
-      <w:r>
-        <w:rPr>
-          <w:lang w:val="zh_TW" w:bidi="zh_TW"/>
-        </w:rPr>
-      </w:r>
-    </w:p>
-    <w:p>
-      <w:pPr/>
-      <w:r>
-        <w:rPr>
-          <w:lang w:val="zh_TW" w:bidi="zh_TW"/>
-        </w:rPr>
-      </w:r>
-    </w:p>
-    <w:p>
-      <w:pPr>
-        <w:pStyle w:val="Heading2"/>
-      </w:pPr>
-      <w:r>
-        <w:rPr>
-          <w:lang w:val="zh_TW" w:bidi="zh_TW"/>
-        </w:rPr>
-        <w:t>大錢</w:t>
-      </w:r>
-      <w:r>
-        <w:rPr>
-          <w:lang w:val="zh_TW" w:bidi="zh_TW"/>
-        </w:rPr>
-      </w:r>
-    </w:p>
-    <w:p>
-      <w:pPr>
-        <w:pStyle w:val="ListNumber"/>
-        <w:numPr>
-          <w:ilvl w:val="0"/>
-          <w:numId w:val="14"/>
-        </w:numPr>
-        <w:spacing w:line="240" w:lineRule="auto"/>
-        <w:ind w:left="720"/>
-      </w:pPr>
-      <w:r>
-        <w:rPr>
-          <w:lang w:val="zh_TW" w:bidi="zh_TW"/>
-        </w:rPr>
-      </w:r>
-      <w:r>
-        <w:rPr>
-          <w:lang w:val="zh_TW" w:bidi="zh_TW"/>
-        </w:rPr>
-        <w:t>在一些譯本中，將此用於翻譯一種小面額的硬幣，相當於一錢銀子（denarius）的十六分之一（</w:t>
       </w:r>
       <w:hyperlink r:id="rId23">
         <w:r>
@@ -599,14 +3762,60 @@
             <w:color w:val="0000EE"/>
             <w:u w:val="single"/>
           </w:rPr>
-          <w:t>太10:29</w:t>
+          <w:t>來13:20</w:t>
         </w:r>
       </w:hyperlink>
       <w:r>
         <w:rPr>
           <w:lang w:val="zh_TW" w:bidi="zh_TW"/>
         </w:rPr>
-        <w:t>；</w:t>
+        <w:t>–</w:t>
+      </w:r>
+      <w:hyperlink r:id="rId23">
+        <w:r>
+          <w:rPr>
+            <w:lang w:val="zh_TW" w:bidi="zh_TW"/>
+          </w:rPr>
+          <w:rPr>
+            <w:color w:val="0000EE"/>
+            <w:u w:val="single"/>
+          </w:rPr>
+          <w:t>21</w:t>
+        </w:r>
+      </w:hyperlink>
+      <w:r>
+        <w:rPr>
+          <w:lang w:val="zh_TW" w:bidi="zh_TW"/>
+        </w:rPr>
+        <w:t>）。</w:t>
+      </w:r>
+    </w:p>
+    <w:p>
+      <w:pPr/>
+      <w:r>
+        <w:rPr>
+          <w:lang w:val="zh_TW" w:bidi="zh_TW"/>
+        </w:rPr>
+      </w:r>
+      <w:r>
+        <w:rPr>
+          <w:lang w:val="zh_TW" w:bidi="zh_TW"/>
+        </w:rPr>
+        <w:t>祝禱或祝福被視為儀式性地結束崇拜，但它實際上是一種重要的神恩宣告。由具有聖經權柄的神職人員賜予忠心的信徒。藉此，基督徒確信聖父的恩典、聖子的慈愛以及聖靈的交通與他們同在。</w:t>
+      </w:r>
+    </w:p>
+    <w:p>
+      <w:pPr/>
+      <w:r>
+        <w:rPr>
+          <w:lang w:val="zh_TW" w:bidi="zh_TW"/>
+        </w:rPr>
+      </w:r>
+      <w:r>
+        <w:rPr>
+          <w:lang w:val="zh_TW" w:bidi="zh_TW"/>
+        </w:rPr>
+        <w:t>「祝福」一詞也用於感謝神賜食物和飲料的行為（</w:t>
       </w:r>
       <w:hyperlink r:id="rId24">
         <w:r>
@@ -617,32 +3826,14 @@
             <w:color w:val="0000EE"/>
             <w:u w:val="single"/>
           </w:rPr>
-          <w:t>路12:6</w:t>
+          <w:t>太14:19</w:t>
         </w:r>
       </w:hyperlink>
       <w:r>
         <w:rPr>
           <w:lang w:val="zh_TW" w:bidi="zh_TW"/>
         </w:rPr>
-        <w:t>）。一錢銀子是一日的工資。</w:t>
-      </w:r>
-    </w:p>
-    <w:p>
-      <w:pPr>
-        <w:pStyle w:val="ListNumber"/>
-        <w:spacing w:line="240" w:lineRule="auto"/>
-        <w:ind w:left="720"/>
-      </w:pPr>
-      <w:r>
-        <w:rPr>
-          <w:lang w:val="zh_TW" w:bidi="zh_TW"/>
-        </w:rPr>
-      </w:r>
-      <w:r>
-        <w:rPr>
-          <w:lang w:val="zh_TW" w:bidi="zh_TW"/>
-        </w:rPr>
-        <w:t>在一些譯本中，另一處將其譯為「大錢（penny）」，相當於上述#1的四分之一，或一錢銀子的六十四分之一（</w:t>
+        <w:t>；</w:t>
       </w:r>
       <w:hyperlink r:id="rId25">
         <w:r>
@@ -653,7 +3844,7 @@
             <w:color w:val="0000EE"/>
             <w:u w:val="single"/>
           </w:rPr>
-          <w:t>太5:26</w:t>
+          <w:t>可8:7</w:t>
         </w:r>
       </w:hyperlink>
       <w:r>
@@ -671,7 +3862,7 @@
             <w:color w:val="0000EE"/>
             <w:u w:val="single"/>
           </w:rPr>
-          <w:t>可12:42</w:t>
+          <w:t>路24:30</w:t>
         </w:r>
       </w:hyperlink>
       <w:r>
@@ -699,2626 +3890,13 @@
         <w:rPr>
           <w:lang w:val="zh_TW" w:bidi="zh_TW"/>
         </w:rPr>
-        <w:t xml:space="preserve"> 銀錢；銀子。</w:t>
-      </w:r>
-      <w:r>
-        <w:rPr>
-          <w:lang w:val="zh_TW" w:bidi="zh_TW"/>
-        </w:rPr>
-      </w:r>
-      <w:r>
-        <w:rPr>
-          <w:lang w:val="zh_TW" w:bidi="zh_TW"/>
-        </w:rPr>
-      </w:r>
-    </w:p>
-    <w:p>
-      <w:pPr/>
-      <w:r>
-        <w:rPr>
-          <w:lang w:val="zh_TW" w:bidi="zh_TW"/>
-        </w:rPr>
-      </w:r>
-    </w:p>
-    <w:p>
-      <w:pPr>
-        <w:pStyle w:val="Heading2"/>
-      </w:pPr>
-      <w:r>
-        <w:rPr>
-          <w:lang w:val="zh_TW" w:bidi="zh_TW"/>
-        </w:rPr>
-        <w:t>大衛</w:t>
-      </w:r>
-      <w:r>
-        <w:rPr>
-          <w:lang w:val="zh_TW" w:bidi="zh_TW"/>
-        </w:rPr>
-      </w:r>
-    </w:p>
-    <w:p>
-      <w:pPr/>
-      <w:r>
-        <w:rPr>
-          <w:lang w:val="zh_TW" w:bidi="zh_TW"/>
-        </w:rPr>
-      </w:r>
-      <w:r>
-        <w:rPr>
-          <w:lang w:val="zh_TW" w:bidi="zh_TW"/>
-        </w:rPr>
-        <w:t>以色列最重要的王。大衛的王國代表以色列在舊約歷史上權力和影響力的巔峰。</w:t>
-      </w:r>
-    </w:p>
-    <w:p>
-      <w:pPr/>
-      <w:r>
-        <w:rPr>
-          <w:lang w:val="zh_TW" w:bidi="zh_TW"/>
-        </w:rPr>
-      </w:r>
-      <w:r>
-        <w:rPr>
-          <w:lang w:val="zh_TW" w:bidi="zh_TW"/>
-        </w:rPr>
-        <w:t>舊約中專門記載大衛統治的兩卷書，是撒母耳記下和歷代志上。大衛早年的事蹟則記錄在撒母耳記上，自第</w:t>
-      </w:r>
-      <w:hyperlink r:id="rId27">
-        <w:r>
-          <w:rPr>
-            <w:lang w:val="zh_TW" w:bidi="zh_TW"/>
-          </w:rPr>
-          <w:rPr>
-            <w:color w:val="0000EE"/>
-            <w:u w:val="single"/>
-          </w:rPr>
-          <w:t>十六</w:t>
-        </w:r>
-      </w:hyperlink>
-      <w:r>
-        <w:rPr>
-          <w:lang w:val="zh_TW" w:bidi="zh_TW"/>
-        </w:rPr>
-        <w:t>章開始。聖經中的詩篇，有接近一半是由大衛所寫。他的重要地位延伸到新約，人們認定他是耶穌基督的祖先和彌賽亞君王的預表。</w:t>
-      </w:r>
-    </w:p>
-    <w:p>
-      <w:pPr/>
-      <w:r>
-        <w:rPr>
-          <w:lang w:val="zh_TW" w:bidi="zh_TW"/>
-        </w:rPr>
-      </w:r>
-      <w:r>
-        <w:rPr>
-          <w:lang w:val="zh_TW" w:bidi="zh_TW"/>
-        </w:rPr>
-        <w:t>概述</w:t>
-      </w:r>
-    </w:p>
-    <w:p>
-      <w:pPr>
-        <w:pStyle w:val="ListBullet"/>
-        <w:spacing w:line="240" w:lineRule="auto"/>
-        <w:ind w:left="720"/>
-      </w:pPr>
-      <w:r>
-        <w:rPr>
-          <w:lang w:val="zh_TW" w:bidi="zh_TW"/>
-        </w:rPr>
-      </w:r>
-      <w:r>
-        <w:rPr>
-          <w:lang w:val="zh_TW" w:bidi="zh_TW"/>
-        </w:rPr>
-        <w:t>早年</w:t>
-      </w:r>
-    </w:p>
-    <w:p>
-      <w:pPr>
-        <w:pStyle w:val="ListBullet"/>
-        <w:spacing w:line="240" w:lineRule="auto"/>
-        <w:ind w:left="720"/>
-      </w:pPr>
-      <w:r>
-        <w:rPr>
-          <w:lang w:val="zh_TW" w:bidi="zh_TW"/>
-        </w:rPr>
-      </w:r>
-      <w:r>
-        <w:rPr>
-          <w:lang w:val="zh_TW" w:bidi="zh_TW"/>
-        </w:rPr>
-        <w:t>為君王職分做準備</w:t>
-      </w:r>
-    </w:p>
-    <w:p>
-      <w:pPr>
-        <w:pStyle w:val="ListBullet"/>
-        <w:spacing w:line="240" w:lineRule="auto"/>
-        <w:ind w:left="720"/>
-      </w:pPr>
-      <w:r>
-        <w:rPr>
-          <w:lang w:val="zh_TW" w:bidi="zh_TW"/>
-        </w:rPr>
-      </w:r>
-      <w:r>
-        <w:rPr>
-          <w:lang w:val="zh_TW" w:bidi="zh_TW"/>
-        </w:rPr>
-        <w:t>大衛作為君王</w:t>
-      </w:r>
-    </w:p>
-    <w:p>
-      <w:pPr>
-        <w:pStyle w:val="ListBullet"/>
-        <w:spacing w:line="240" w:lineRule="auto"/>
-        <w:ind w:left="720"/>
-      </w:pPr>
-      <w:r>
-        <w:rPr>
-          <w:lang w:val="zh_TW" w:bidi="zh_TW"/>
-        </w:rPr>
-      </w:r>
-      <w:r>
-        <w:rPr>
-          <w:lang w:val="zh_TW" w:bidi="zh_TW"/>
-        </w:rPr>
-        <w:t>大衛的持續影響</w:t>
-      </w:r>
-    </w:p>
-    <w:p>
-      <w:pPr>
-        <w:pStyle w:val="Heading3"/>
-      </w:pPr>
-      <w:r>
-        <w:rPr>
-          <w:lang w:val="zh_TW" w:bidi="zh_TW"/>
-        </w:rPr>
-        <w:t>早年</w:t>
-      </w:r>
-    </w:p>
-    <w:p>
-      <w:pPr>
-        <w:pStyle w:val="Heading4"/>
-      </w:pPr>
-      <w:r>
-        <w:rPr>
-          <w:lang w:val="zh_TW" w:bidi="zh_TW"/>
-        </w:rPr>
-        <w:t>家世</w:t>
-      </w:r>
-    </w:p>
-    <w:p>
-      <w:pPr/>
-      <w:r>
-        <w:rPr>
-          <w:lang w:val="zh_TW" w:bidi="zh_TW"/>
-        </w:rPr>
-      </w:r>
-      <w:r>
-        <w:rPr>
-          <w:lang w:val="zh_TW" w:bidi="zh_TW"/>
-        </w:rPr>
-        <w:t>大衛是耶西家中最小的兒子，屬於猶大支派。他們一家住在伯利恆，距離耶路撒冷約六英里（十公里）。他的曾祖母是來自摩押地的路得（</w:t>
-      </w:r>
-      <w:hyperlink r:id="rId28">
-        <w:r>
-          <w:rPr>
-            <w:lang w:val="zh_TW" w:bidi="zh_TW"/>
-          </w:rPr>
-          <w:rPr>
-            <w:color w:val="0000EE"/>
-            <w:u w:val="single"/>
-          </w:rPr>
-          <w:t>得4:18–22</w:t>
-        </w:r>
-      </w:hyperlink>
-      <w:r>
-        <w:rPr>
-          <w:lang w:val="zh_TW" w:bidi="zh_TW"/>
-        </w:rPr>
-        <w:t>）。舊約與新約中的族譜，均將大衛的血統追溯到雅各的兒子猶大（</w:t>
-      </w:r>
-      <w:hyperlink r:id="rId29">
-        <w:r>
-          <w:rPr>
-            <w:lang w:val="zh_TW" w:bidi="zh_TW"/>
-          </w:rPr>
-          <w:rPr>
-            <w:color w:val="0000EE"/>
-            <w:u w:val="single"/>
-          </w:rPr>
-          <w:t>代上2:3–15</w:t>
-        </w:r>
-      </w:hyperlink>
-      <w:r>
-        <w:rPr>
-          <w:lang w:val="zh_TW" w:bidi="zh_TW"/>
-        </w:rPr>
-        <w:t>；</w:t>
-      </w:r>
-      <w:hyperlink r:id="rId30">
-        <w:r>
-          <w:rPr>
-            <w:lang w:val="zh_TW" w:bidi="zh_TW"/>
-          </w:rPr>
-          <w:rPr>
-            <w:color w:val="0000EE"/>
-            <w:u w:val="single"/>
-          </w:rPr>
-          <w:t>太1:3–6</w:t>
-        </w:r>
-      </w:hyperlink>
-      <w:r>
-        <w:rPr>
-          <w:lang w:val="zh_TW" w:bidi="zh_TW"/>
-        </w:rPr>
-        <w:t>；</w:t>
-      </w:r>
-      <w:hyperlink r:id="rId31">
-        <w:r>
-          <w:rPr>
-            <w:lang w:val="zh_TW" w:bidi="zh_TW"/>
-          </w:rPr>
-          <w:rPr>
-            <w:color w:val="0000EE"/>
-            <w:u w:val="single"/>
-          </w:rPr>
-          <w:t>路3:31–33</w:t>
-        </w:r>
-      </w:hyperlink>
-      <w:r>
-        <w:rPr>
-          <w:lang w:val="zh_TW" w:bidi="zh_TW"/>
-        </w:rPr>
-        <w:t>）。</w:t>
-      </w:r>
-    </w:p>
-    <w:p>
-      <w:pPr>
-        <w:pStyle w:val="Heading4"/>
-      </w:pPr>
-      <w:r>
-        <w:rPr>
-          <w:lang w:val="zh_TW" w:bidi="zh_TW"/>
-        </w:rPr>
-        <w:t>訓練與才能</w:t>
-      </w:r>
-    </w:p>
-    <w:p>
-      <w:pPr/>
-      <w:r>
-        <w:rPr>
-          <w:lang w:val="zh_TW" w:bidi="zh_TW"/>
-        </w:rPr>
-      </w:r>
-      <w:r>
-        <w:rPr>
-          <w:lang w:val="zh_TW" w:bidi="zh_TW"/>
-        </w:rPr>
-        <w:t>我們對於大衛早年的生活，所知甚少。他年少時為父親牧羊，甚至冒險擊殺襲擊羊群的熊和獅子。後來，大衛公開承認，神曾賜給他保護羊群的本領和力量（</w:t>
-      </w:r>
-      <w:hyperlink r:id="rId32">
-        <w:r>
-          <w:rPr>
-            <w:lang w:val="zh_TW" w:bidi="zh_TW"/>
-          </w:rPr>
-          <w:rPr>
-            <w:color w:val="0000EE"/>
-            <w:u w:val="single"/>
-          </w:rPr>
-          <w:t>撒上17:34–37</w:t>
-        </w:r>
-      </w:hyperlink>
-      <w:r>
-        <w:rPr>
-          <w:lang w:val="zh_TW" w:bidi="zh_TW"/>
-        </w:rPr>
-        <w:t>）。</w:t>
-      </w:r>
-    </w:p>
-    <w:p>
-      <w:pPr/>
-      <w:r>
-        <w:rPr>
-          <w:lang w:val="zh_TW" w:bidi="zh_TW"/>
-        </w:rPr>
-      </w:r>
-      <w:r>
-        <w:rPr>
-          <w:lang w:val="zh_TW" w:bidi="zh_TW"/>
-        </w:rPr>
-        <w:t>大衛也是一位出色的音樂家。他的豎琴技巧卓越，以至當掃羅王的宮廷需要樂手時，有人立即舉薦大衛。</w:t>
-      </w:r>
-    </w:p>
-    <w:p>
-      <w:pPr/>
-      <w:r>
-        <w:rPr>
-          <w:lang w:val="zh_TW" w:bidi="zh_TW"/>
-        </w:rPr>
-      </w:r>
-      <w:r>
-        <w:rPr>
-          <w:lang w:val="zh_TW" w:bidi="zh_TW"/>
-        </w:rPr>
-        <w:t>在耶西家中，大衛的地位無足輕重。當全國知名的先知撒母耳拜訪耶西的家時，所有哥哥都被叫來見他；而大衛則在牧羊。神指示撒母耳要從耶西的兒子中膏立一位王，但事先並未告知是哪一位兒子。七個兄弟在撒母耳面前經過，他感受到神的引導而進一步詢問，得知耶西還有一個兒子。大衛隨即被召來，並受撒母耳膏立，領受耶和華的靈（</w:t>
-      </w:r>
-      <w:hyperlink r:id="rId33">
-        <w:r>
-          <w:rPr>
-            <w:lang w:val="zh_TW" w:bidi="zh_TW"/>
-          </w:rPr>
-          <w:rPr>
-            <w:color w:val="0000EE"/>
-            <w:u w:val="single"/>
-          </w:rPr>
-          <w:t>撒上16:1–13</w:t>
-        </w:r>
-      </w:hyperlink>
-      <w:r>
-        <w:rPr>
-          <w:lang w:val="zh_TW" w:bidi="zh_TW"/>
-        </w:rPr>
-        <w:t>）。不論耶西一家如何理解這次膏立，卻似乎沒有即時改變大衛的生活模式，他仍然繼續牧羊。</w:t>
-      </w:r>
-    </w:p>
-    <w:p>
-      <w:pPr>
-        <w:pStyle w:val="Heading3"/>
-      </w:pPr>
-      <w:r>
-        <w:rPr>
-          <w:lang w:val="zh_TW" w:bidi="zh_TW"/>
-        </w:rPr>
-        <w:t>為君王職分做準備</w:t>
-      </w:r>
-    </w:p>
-    <w:p>
-      <w:pPr/>
-      <w:r>
-        <w:rPr>
-          <w:lang w:val="zh_TW" w:bidi="zh_TW"/>
-        </w:rPr>
-      </w:r>
-      <w:r>
-        <w:rPr>
-          <w:lang w:val="zh_TW" w:bidi="zh_TW"/>
-        </w:rPr>
-        <w:t>大衛年輕時願意服事他人，儘管他已被膏立為王。他為軍中的三位兄長補給時，得到展現自己、獲得全國名聲的機會。</w:t>
-      </w:r>
-    </w:p>
-    <w:p>
-      <w:pPr/>
-      <w:r>
-        <w:rPr>
-          <w:lang w:val="zh_TW" w:bidi="zh_TW"/>
-        </w:rPr>
-      </w:r>
-      <w:r>
-        <w:rPr>
-          <w:lang w:val="zh_TW" w:bidi="zh_TW"/>
-        </w:rPr>
-        <w:t>年紀輕輕的大衛，對神有敏銳的心。他探望兄長時，因為非利士人歌利亞挑釁神的軍隊而憤怒。雖然他受到兄長責備，卻仍接受挑戰，迎戰歌利亞。他相信那位幫助他擊殺獅子與熊的神，也必然會幫助他面對這位非利士戰士。因此，憑藉對神的信心和甩石的技巧，大衛擊殺了歌利亞（</w:t>
-      </w:r>
-      <w:hyperlink r:id="rId34">
-        <w:r>
-          <w:rPr>
-            <w:lang w:val="zh_TW" w:bidi="zh_TW"/>
-          </w:rPr>
-          <w:rPr>
-            <w:color w:val="0000EE"/>
-            <w:u w:val="single"/>
-          </w:rPr>
-          <w:t>撒上17:12–58</w:t>
-        </w:r>
-      </w:hyperlink>
-      <w:r>
-        <w:rPr>
-          <w:lang w:val="zh_TW" w:bidi="zh_TW"/>
-        </w:rPr>
-        <w:t>）。</w:t>
-      </w:r>
-    </w:p>
-    <w:p>
-      <w:pPr>
-        <w:pStyle w:val="Heading4"/>
-      </w:pPr>
-      <w:r>
-        <w:rPr>
-          <w:lang w:val="zh_TW" w:bidi="zh_TW"/>
-        </w:rPr>
-        <w:t>全國知名</w:t>
-      </w:r>
-    </w:p>
-    <w:p>
-      <w:pPr/>
-      <w:r>
-        <w:rPr>
-          <w:lang w:val="zh_TW" w:bidi="zh_TW"/>
-        </w:rPr>
-      </w:r>
-      <w:r>
-        <w:rPr>
-          <w:lang w:val="zh_TW" w:bidi="zh_TW"/>
-        </w:rPr>
-        <w:t>擊殺歌利亞之事，使大衛成為以色列的英雄，也讓他與掃羅王室建立了密切關係。不過，他得到勝利，又獲得全國讚譽，引發掃羅嫉妒，最終導致大衛被逐出以色列地。</w:t>
-      </w:r>
-    </w:p>
-    <w:p>
-      <w:pPr>
-        <w:pStyle w:val="Heading4"/>
-      </w:pPr>
-      <w:r>
-        <w:rPr>
-          <w:lang w:val="zh_TW" w:bidi="zh_TW"/>
-        </w:rPr>
-        <w:t>在王室中</w:t>
-      </w:r>
-    </w:p>
-    <w:p>
-      <w:pPr/>
-      <w:r>
-        <w:rPr>
-          <w:lang w:val="zh_TW" w:bidi="zh_TW"/>
-        </w:rPr>
-      </w:r>
-      <w:r>
-        <w:rPr>
-          <w:lang w:val="zh_TW" w:bidi="zh_TW"/>
-        </w:rPr>
-        <w:t>掃羅曾應許將長女米拉嫁給大衛，但後來反悔，改將另一個女兒米甲許配給他。掃羅要求的聘禮是從非利士人身上取來的戰利品，目的在於使大衛死於非利士人之手。然而，大衛再次得勝，婦女歌頌他的戰績，使掃羅更為嫉妒，令大衛的生命更加危險（</w:t>
-      </w:r>
-      <w:hyperlink r:id="rId35">
-        <w:r>
-          <w:rPr>
-            <w:lang w:val="zh_TW" w:bidi="zh_TW"/>
-          </w:rPr>
-          <w:rPr>
-            <w:color w:val="0000EE"/>
-            <w:u w:val="single"/>
-          </w:rPr>
-          <w:t>撒上18:6–30</w:t>
-        </w:r>
-      </w:hyperlink>
-      <w:r>
-        <w:rPr>
-          <w:lang w:val="zh_TW" w:bidi="zh_TW"/>
-        </w:rPr>
-        <w:t>）。</w:t>
-      </w:r>
-    </w:p>
-    <w:p>
-      <w:pPr/>
-      <w:r>
-        <w:rPr>
-          <w:lang w:val="zh_TW" w:bidi="zh_TW"/>
-        </w:rPr>
-      </w:r>
-      <w:r>
-        <w:rPr>
-          <w:lang w:val="zh_TW" w:bidi="zh_TW"/>
-        </w:rPr>
-        <w:t>同時，大衛和掃羅的兒子約拿單建立了深厚的友誼。他們立約，約拿單將自己最好的軍事裝備（劍、弓和腰帶）送給大衛。儘管掃羅試圖挑撥約拿單與大衛的關係，他們的友誼卻更加深厚。由於掃羅試圖殺害大衛，大衛不得不逃離王宮，過著逃亡的生活。</w:t>
-      </w:r>
-    </w:p>
-    <w:p>
-      <w:pPr/>
-      <w:r>
-        <w:rPr>
-          <w:lang w:val="zh_TW" w:bidi="zh_TW"/>
-        </w:rPr>
-      </w:r>
-      <w:r>
-        <w:rPr>
-          <w:lang w:val="zh_TW" w:bidi="zh_TW"/>
-        </w:rPr>
-        <w:t>約拿單警告大衛，指掃羅仍會圖謀害命，大衛於是前往拉瑪尋找先知撒母耳。他們一起去了靠近拉瑪的拿約。掃羅派出幾批人抓捕大衛，最後親自帶人前往，但所有抓捕行動受到挫敗，因為神的靈使他們整夜說預言（</w:t>
-      </w:r>
-      <w:hyperlink r:id="rId36">
-        <w:r>
-          <w:rPr>
-            <w:lang w:val="zh_TW" w:bidi="zh_TW"/>
-          </w:rPr>
-          <w:rPr>
-            <w:color w:val="0000EE"/>
-            <w:u w:val="single"/>
-          </w:rPr>
-          <w:t>撒上19章</w:t>
-        </w:r>
-      </w:hyperlink>
-      <w:r>
-        <w:rPr>
-          <w:lang w:val="zh_TW" w:bidi="zh_TW"/>
-        </w:rPr>
-        <w:t>）。</w:t>
-      </w:r>
-    </w:p>
-    <w:p>
-      <w:pPr/>
-      <w:r>
-        <w:rPr>
-          <w:lang w:val="zh_TW" w:bidi="zh_TW"/>
-        </w:rPr>
-      </w:r>
-      <w:r>
-        <w:rPr>
-          <w:lang w:val="zh_TW" w:bidi="zh_TW"/>
-        </w:rPr>
-        <w:t>大衛再次與約拿單商議，意識到掃羅的嫉妒已經轉化為仇恨。約拿單知道大衛將來必成為以色列的王，於是要求大衛保證，在他掌權時會保護自己的後代（</w:t>
-      </w:r>
-      <w:hyperlink r:id="rId37">
-        <w:r>
-          <w:rPr>
-            <w:lang w:val="zh_TW" w:bidi="zh_TW"/>
-          </w:rPr>
-          <w:rPr>
-            <w:color w:val="0000EE"/>
-            <w:u w:val="single"/>
-          </w:rPr>
-          <w:t>撒上20章</w:t>
-        </w:r>
-      </w:hyperlink>
-      <w:r>
-        <w:rPr>
-          <w:lang w:val="zh_TW" w:bidi="zh_TW"/>
-        </w:rPr>
-        <w:t>）。</w:t>
-      </w:r>
-    </w:p>
-    <w:p>
-      <w:pPr>
-        <w:pStyle w:val="Heading4"/>
-      </w:pPr>
-      <w:r>
-        <w:rPr>
-          <w:lang w:val="zh_TW" w:bidi="zh_TW"/>
-        </w:rPr>
-        <w:t>逃亡生活</w:t>
-      </w:r>
-    </w:p>
-    <w:p>
-      <w:pPr/>
-      <w:r>
-        <w:rPr>
-          <w:lang w:val="zh_TW" w:bidi="zh_TW"/>
-        </w:rPr>
-      </w:r>
-      <w:r>
-        <w:rPr>
-          <w:lang w:val="zh_TW" w:bidi="zh_TW"/>
-        </w:rPr>
-        <w:t>逃離掃羅的追殺後，大衛來到挪伯。在那裡，他欺騙當時的祭司亞希米勒，獲得食物和歌利亞的劍（是戰利品收藏）。一個名叫多益的以東人（掃羅牧人的首領）目睹在挪伯發生的事。大衛繼續逃亡，暫時躲避在迦特王亞吉處（</w:t>
-      </w:r>
-      <w:hyperlink r:id="rId38">
-        <w:r>
-          <w:rPr>
-            <w:lang w:val="zh_TW" w:bidi="zh_TW"/>
-          </w:rPr>
-          <w:rPr>
-            <w:color w:val="0000EE"/>
-            <w:u w:val="single"/>
-          </w:rPr>
-          <w:t>撒上21章</w:t>
-        </w:r>
-      </w:hyperlink>
-      <w:r>
-        <w:rPr>
-          <w:lang w:val="zh_TW" w:bidi="zh_TW"/>
-        </w:rPr>
-        <w:t>），隨後在避至亞杜蘭洞。亞杜蘭洞位於伯利恆西南約10英里（16.1公里）。他的親屬以及約400名能戰之士聚集到他身邊。大衛前往摩押的米斯巴，為了他父母的安全，請求摩押王，讓他們留在那裡。大衛自己也在一個山寨住了一段時間。當先知迦得告訴他不要留在此山寨時，大衛就離開，回到猶大地，在哈列樹林居住（</w:t>
-      </w:r>
-      <w:hyperlink r:id="rId39">
-        <w:r>
-          <w:rPr>
-            <w:lang w:val="zh_TW" w:bidi="zh_TW"/>
-          </w:rPr>
-          <w:rPr>
-            <w:color w:val="0000EE"/>
-            <w:u w:val="single"/>
-          </w:rPr>
-          <w:t>撒上22:1–5</w:t>
-        </w:r>
-      </w:hyperlink>
-      <w:r>
-        <w:rPr>
-          <w:lang w:val="zh_TW" w:bidi="zh_TW"/>
-        </w:rPr>
-        <w:t>）。</w:t>
-      </w:r>
-    </w:p>
-    <w:p>
-      <w:pPr/>
-      <w:r>
-        <w:rPr>
-          <w:lang w:val="zh_TW" w:bidi="zh_TW"/>
-        </w:rPr>
-      </w:r>
-      <w:r>
-        <w:rPr>
-          <w:lang w:val="zh_TW" w:bidi="zh_TW"/>
-        </w:rPr>
-        <w:t>掃羅對大衛能夠自由行動極為憤怒，指控他的臣民串通。多益報告自己在挪伯看到的事後，掃羅下令處決亞希米勒和其他84名祭司，並屠殺挪伯所有居民。一個名叫亞比亞他的祭司逃脫，向大衛報告掃羅的暴行。大衛向他保證提供保護（</w:t>
-      </w:r>
-      <w:hyperlink r:id="rId40">
-        <w:r>
-          <w:rPr>
-            <w:lang w:val="zh_TW" w:bidi="zh_TW"/>
-          </w:rPr>
-          <w:rPr>
-            <w:color w:val="0000EE"/>
-            <w:u w:val="single"/>
-          </w:rPr>
-          <w:t>撒上22:6–23</w:t>
-        </w:r>
-      </w:hyperlink>
-      <w:r>
-        <w:rPr>
-          <w:lang w:val="zh_TW" w:bidi="zh_TW"/>
-        </w:rPr>
-        <w:t>）。</w:t>
-      </w:r>
-    </w:p>
-    <w:p>
-      <w:pPr/>
-      <w:r>
-        <w:rPr>
-          <w:lang w:val="zh_TW" w:bidi="zh_TW"/>
-        </w:rPr>
-      </w:r>
-      <w:r>
-        <w:rPr>
-          <w:lang w:val="zh_TW" w:bidi="zh_TW"/>
-        </w:rPr>
-        <w:t>非利士人一直伺機利用以色列的弱點。在非利士人襲擊基伊拉（位於伯利恆西南約12英里或19.3公里）後，大衛率領人馬報復，讓掃羅有機會攻擊大衛。然而，大衛成功逃往希伯崙附近的曠野——西弗的沙漠地帶。在那片曠野中，大衛與約拿單最後一次相見。大衛被掃羅的軍隊追擊，便逃往更南的地區。他幾乎在靠近瑪雲的曠野中被包圍，但因非利士人再次進攻以色列，掃羅被迫帶兵撤離（</w:t>
-      </w:r>
-      <w:hyperlink r:id="rId41">
-        <w:r>
-          <w:rPr>
-            <w:lang w:val="zh_TW" w:bidi="zh_TW"/>
-          </w:rPr>
-          <w:rPr>
-            <w:color w:val="0000EE"/>
-            <w:u w:val="single"/>
-          </w:rPr>
-          <w:t>撒上23章</w:t>
-        </w:r>
-      </w:hyperlink>
-      <w:r>
-        <w:rPr>
-          <w:lang w:val="zh_TW" w:bidi="zh_TW"/>
-        </w:rPr>
-        <w:t>）。</w:t>
-      </w:r>
-    </w:p>
-    <w:p>
-      <w:pPr/>
-      <w:r>
-        <w:rPr>
-          <w:lang w:val="zh_TW" w:bidi="zh_TW"/>
-        </w:rPr>
-      </w:r>
-      <w:r>
-        <w:rPr>
-          <w:lang w:val="zh_TW" w:bidi="zh_TW"/>
-        </w:rPr>
-        <w:t>大衛的下一個避難之處，位於死海西岸的隱‧基底，大衛被掃羅追捕，掃羅帶著三千名士兵來搜捕他。大衛有機會殺害掃羅，但他拒絕傷害這位「耶和華的受膏者」以色列的王。掃羅得知大衛忠心後，承認自己追殺大衛是罪（</w:t>
-      </w:r>
-      <w:hyperlink r:id="rId42">
-        <w:r>
-          <w:rPr>
-            <w:lang w:val="zh_TW" w:bidi="zh_TW"/>
-          </w:rPr>
-          <w:rPr>
-            <w:color w:val="0000EE"/>
-            <w:u w:val="single"/>
-          </w:rPr>
-          <w:t>撒上24章</w:t>
-        </w:r>
-      </w:hyperlink>
-      <w:r>
-        <w:rPr>
-          <w:lang w:val="zh_TW" w:bidi="zh_TW"/>
-        </w:rPr>
-        <w:t>）。</w:t>
-      </w:r>
-    </w:p>
-    <w:p>
-      <w:pPr/>
-      <w:r>
-        <w:rPr>
-          <w:lang w:val="zh_TW" w:bidi="zh_TW"/>
-        </w:rPr>
-      </w:r>
-      <w:r>
-        <w:rPr>
-          <w:lang w:val="zh_TW" w:bidi="zh_TW"/>
-        </w:rPr>
-        <w:t>大衛與他的部下，在靠近瑪雲/西弗/隱‧基底地區的曠野時，他們善待拿八的牧羊人，保護他在迦密附近的羊群。後來，大衛派使者請拿八在一個節日分享一些食物和物資以示慷慨。然而，拿八的輕蔑態度激怒了大衛，而拿八的妻子亞比該勸阻大衛不要復仇。當亞比該告訴拿八，他僥倖逃過一劫時，拿八顯然因過度驚嚇而心臟病發，十天後死去。後來，亞比該成為了大衛的妻子（</w:t>
-      </w:r>
-      <w:hyperlink r:id="rId43">
-        <w:r>
-          <w:rPr>
-            <w:lang w:val="zh_TW" w:bidi="zh_TW"/>
-          </w:rPr>
-          <w:rPr>
-            <w:color w:val="0000EE"/>
-            <w:u w:val="single"/>
-          </w:rPr>
-          <w:t>撒上25章</w:t>
-        </w:r>
-      </w:hyperlink>
-      <w:r>
-        <w:rPr>
-          <w:lang w:val="zh_TW" w:bidi="zh_TW"/>
-        </w:rPr>
-        <w:t>）。</w:t>
-      </w:r>
-    </w:p>
-    <w:p>
-      <w:pPr/>
-      <w:r>
-        <w:rPr>
-          <w:lang w:val="zh_TW" w:bidi="zh_TW"/>
-        </w:rPr>
-      </w:r>
-      <w:r>
-        <w:rPr>
-          <w:lang w:val="zh_TW" w:bidi="zh_TW"/>
-        </w:rPr>
-        <w:t>掃羅再次率領3,000名士兵進入西弗沙漠追捕大衛，但大衛又一次放棄傷害這位王的機會。最終，掃羅意識到追殺大衛是徒勞的，便停止追捕（</w:t>
-      </w:r>
-      <w:hyperlink r:id="rId44">
-        <w:r>
-          <w:rPr>
-            <w:lang w:val="zh_TW" w:bidi="zh_TW"/>
-          </w:rPr>
-          <w:rPr>
-            <w:color w:val="0000EE"/>
-            <w:u w:val="single"/>
-          </w:rPr>
-          <w:t>撒上26章</w:t>
-        </w:r>
-      </w:hyperlink>
-      <w:r>
-        <w:rPr>
-          <w:lang w:val="zh_TW" w:bidi="zh_TW"/>
-        </w:rPr>
-        <w:t>）。</w:t>
-      </w:r>
-    </w:p>
-    <w:p>
-      <w:pPr>
-        <w:pStyle w:val="Heading4"/>
-      </w:pPr>
-      <w:r>
-        <w:rPr>
-          <w:lang w:val="zh_TW" w:bidi="zh_TW"/>
-        </w:rPr>
-        <w:t>非利士的避難所</w:t>
-      </w:r>
-    </w:p>
-    <w:p>
-      <w:pPr/>
-      <w:r>
-        <w:rPr>
-          <w:lang w:val="zh_TW" w:bidi="zh_TW"/>
-        </w:rPr>
-      </w:r>
-      <w:r>
-        <w:rPr>
-          <w:lang w:val="zh_TW" w:bidi="zh_TW"/>
-        </w:rPr>
-        <w:t>大衛在掃羅的國境內仍未感安全，於是再次前往非利士地的迦特，並受到亞吉王的歡迎。他的追隨者被分配到洗革拉城居住。他們在那裡生活了約16個月，期間吸引了來自猶大及以色列其它地區的新追隨者（</w:t>
-      </w:r>
-      <w:hyperlink r:id="rId45">
-        <w:r>
-          <w:rPr>
-            <w:lang w:val="zh_TW" w:bidi="zh_TW"/>
-          </w:rPr>
-          <w:rPr>
-            <w:color w:val="0000EE"/>
-            <w:u w:val="single"/>
-          </w:rPr>
-          <w:t>撒上27章</w:t>
-        </w:r>
-      </w:hyperlink>
-      <w:r>
-        <w:rPr>
-          <w:lang w:val="zh_TW" w:bidi="zh_TW"/>
-        </w:rPr>
-        <w:t>；</w:t>
-      </w:r>
-      <w:hyperlink r:id="rId46">
-        <w:r>
-          <w:rPr>
-            <w:lang w:val="zh_TW" w:bidi="zh_TW"/>
-          </w:rPr>
-          <w:rPr>
-            <w:color w:val="0000EE"/>
-            <w:u w:val="single"/>
-          </w:rPr>
-          <w:t>代上12:19–22</w:t>
-        </w:r>
-      </w:hyperlink>
-      <w:r>
-        <w:rPr>
-          <w:lang w:val="zh_TW" w:bidi="zh_TW"/>
-        </w:rPr>
-        <w:t>）。</w:t>
-      </w:r>
-    </w:p>
-    <w:p>
-      <w:pPr/>
-      <w:r>
-        <w:rPr>
-          <w:lang w:val="zh_TW" w:bidi="zh_TW"/>
-        </w:rPr>
-      </w:r>
-      <w:r>
-        <w:rPr>
-          <w:lang w:val="zh_TW" w:bidi="zh_TW"/>
-        </w:rPr>
-        <w:t>當非利士軍隊向米吉多谷進發，準備與掃羅的軍隊交戰時，非利士的指揮官對大衛的游擊隊出現在後方陣列感到不安，因而向亞吉施壓，要大衛離開。大衛返回洗革拉時，發現該城剛遭亞瑪力人洗劫。他隨即追擊敵人，奪回被擄掠的百姓與財物，並將戰利品分給留下看守物資的人（</w:t>
-      </w:r>
-      <w:hyperlink r:id="rId47">
-        <w:r>
-          <w:rPr>
-            <w:lang w:val="zh_TW" w:bidi="zh_TW"/>
-          </w:rPr>
-          <w:rPr>
-            <w:color w:val="0000EE"/>
-            <w:u w:val="single"/>
-          </w:rPr>
-          <w:t>撒上29–30章</w:t>
-        </w:r>
-      </w:hyperlink>
-      <w:r>
-        <w:rPr>
-          <w:lang w:val="zh_TW" w:bidi="zh_TW"/>
-        </w:rPr>
-        <w:t>）。與此同時，非利士人在基利波山大敗以色列軍，約拿單和掃羅另外兩個兒子在激烈的戰鬥中陣亡。掃羅身受重傷，最後以自己的劍自盡（</w:t>
-      </w:r>
-      <w:hyperlink r:id="rId48">
-        <w:r>
-          <w:rPr>
-            <w:lang w:val="zh_TW" w:bidi="zh_TW"/>
-          </w:rPr>
-          <w:rPr>
-            <w:color w:val="0000EE"/>
-            <w:u w:val="single"/>
-          </w:rPr>
-          <w:t>31</w:t>
-        </w:r>
-      </w:hyperlink>
-      <w:r>
-        <w:rPr>
-          <w:lang w:val="zh_TW" w:bidi="zh_TW"/>
-        </w:rPr>
-        <w:t>章）。</w:t>
-      </w:r>
-    </w:p>
-    <w:p>
-      <w:pPr>
-        <w:pStyle w:val="Heading3"/>
-      </w:pPr>
-      <w:r>
-        <w:rPr>
-          <w:lang w:val="zh_TW" w:bidi="zh_TW"/>
-        </w:rPr>
-        <w:t>大衛作為君王</w:t>
-      </w:r>
-    </w:p>
-    <w:p>
-      <w:pPr/>
-      <w:r>
-        <w:rPr>
-          <w:lang w:val="zh_TW" w:bidi="zh_TW"/>
-        </w:rPr>
-      </w:r>
-      <w:r>
-        <w:rPr>
-          <w:lang w:val="zh_TW" w:bidi="zh_TW"/>
-        </w:rPr>
-        <w:t>大衛統治以色列約40年，不過關於他統治的記載不多，不足以準確建立年表。他起初在希伯崙作王，統治猶大的地區七至八年。隨著掃羅的繼承人伊施波設去世，大衛被所有支派承認為王，並將耶路撒冷定為首都。在接下來的十年間，他通過軍事和經濟擴張統一以色列。然而，隨之而來的是王室約十年的內亂。在大衛統治的最後幾年，他似乎專注於耶路撒冷聖殿的建設計劃，該聖殿最終在兒子所羅門統治期間完成。</w:t>
-      </w:r>
-    </w:p>
-    <w:p>
-      <w:pPr>
-        <w:pStyle w:val="Heading4"/>
-      </w:pPr>
-      <w:r>
-        <w:rPr>
-          <w:lang w:val="zh_TW" w:bidi="zh_TW"/>
-        </w:rPr>
-        <w:t>希伯崙的歲月</w:t>
-      </w:r>
-    </w:p>
-    <w:p>
-      <w:pPr/>
-      <w:r>
-        <w:rPr>
-          <w:lang w:val="zh_TW" w:bidi="zh_TW"/>
-        </w:rPr>
-      </w:r>
-      <w:r>
-        <w:rPr>
-          <w:lang w:val="zh_TW" w:bidi="zh_TW"/>
-        </w:rPr>
-        <w:t>大衛在成為王之前，經歷了一段極其艱辛的訓練時期。他在掃羅手下服役時，累積了對抗非利士人的軍事作戰經驗。隨後，在猶大南部曠野的逃亡歲月裡，他通過保護土地擁有者和牧羊人，贏得他們的支持。他被視為以色列的逃亡者，甚至因此可以與摩押和非利士地建立外交關係。</w:t>
-      </w:r>
-    </w:p>
-    <w:p>
-      <w:pPr/>
-      <w:r>
-        <w:rPr>
-          <w:lang w:val="zh_TW" w:bidi="zh_TW"/>
-        </w:rPr>
-      </w:r>
-      <w:r>
-        <w:rPr>
-          <w:lang w:val="zh_TW" w:bidi="zh_TW"/>
-        </w:rPr>
-        <w:t>大衛在非利士地時，聽到掃羅和約拿單陣亡的消息，就以優美的輓歌悼念他的朋友約拿單，同時也向掃羅王致敬（</w:t>
-      </w:r>
-      <w:hyperlink r:id="rId49">
-        <w:r>
-          <w:rPr>
-            <w:lang w:val="zh_TW" w:bidi="zh_TW"/>
-          </w:rPr>
-          <w:rPr>
-            <w:color w:val="0000EE"/>
-            <w:u w:val="single"/>
-          </w:rPr>
-          <w:t>撒下1章</w:t>
-        </w:r>
-      </w:hyperlink>
-      <w:r>
-        <w:rPr>
-          <w:lang w:val="zh_TW" w:bidi="zh_TW"/>
-        </w:rPr>
-        <w:t>）。</w:t>
-      </w:r>
-    </w:p>
-    <w:p>
-      <w:pPr/>
-      <w:r>
-        <w:rPr>
-          <w:lang w:val="zh_TW" w:bidi="zh_TW"/>
-        </w:rPr>
-      </w:r>
-      <w:r>
-        <w:rPr>
-          <w:lang w:val="zh_TW" w:bidi="zh_TW"/>
-        </w:rPr>
-        <w:t>大衛確信神的引導，回到家鄉，猶大的領袖在希伯崙膏立他為王。他隨後向雅比的居民致謝，稱讚他們為掃羅王舉行體面的葬禮，可能也是為了爭取他們的支持。</w:t>
-      </w:r>
-    </w:p>
-    <w:p>
-      <w:pPr/>
-      <w:r>
-        <w:rPr>
-          <w:lang w:val="zh_TW" w:bidi="zh_TW"/>
-        </w:rPr>
-      </w:r>
-      <w:r>
-        <w:rPr>
-          <w:lang w:val="zh_TW" w:bidi="zh_TW"/>
-        </w:rPr>
-        <w:t>掃羅被殺後，以色列可能陷入混亂，因為非利士人佔據大量土地。隨著昔日的支派再次顯出忠誠，許多領袖召集他們能找到的戰士。大衛得到了猶大支派的大力支持。</w:t>
-      </w:r>
-    </w:p>
-    <w:p>
-      <w:pPr/>
-      <w:r>
-        <w:rPr>
-          <w:lang w:val="zh_TW" w:bidi="zh_TW"/>
-        </w:rPr>
-      </w:r>
-      <w:r>
-        <w:rPr>
-          <w:lang w:val="zh_TW" w:bidi="zh_TW"/>
-        </w:rPr>
-        <w:t>大衛的追隨者與掃羅的支持者之間爆發內戰，越來越多人歸順大衛。掃羅的將軍押尼珥最終與大衛談和，而大衛要求歸還米甲作為他的妻子，表明他對掃羅的王朝並無怨恨。在掃羅之子伊施波設（他曾擁立為王）同意之下，押尼珥到了希伯崙，向大衛承諾會讓全以色列支持他。然而，押尼珥因家族仇怨被大衛的將領約押殺害，不久之後，伊施波設也被刺殺。大衛公開哀悼押尼珥，並處決了刺殺伊施波設的兩名兇手。因此，當掃羅的王朝結束時，大衛並未被視為挑戰者，百姓認為他是順理成章的繼承人。於是，他得到了全以色列的承認而成為王（</w:t>
-      </w:r>
-      <w:hyperlink r:id="rId50">
-        <w:r>
-          <w:rPr>
-            <w:lang w:val="zh_TW" w:bidi="zh_TW"/>
-          </w:rPr>
-          <w:rPr>
-            <w:color w:val="0000EE"/>
-            <w:u w:val="single"/>
-          </w:rPr>
-          <w:t>撒下2–4章</w:t>
-        </w:r>
-      </w:hyperlink>
-      <w:r>
-        <w:rPr>
-          <w:lang w:val="zh_TW" w:bidi="zh_TW"/>
-        </w:rPr>
-        <w:t>）。</w:t>
-      </w:r>
-    </w:p>
-    <w:p>
-      <w:pPr>
-        <w:pStyle w:val="Heading4"/>
-      </w:pPr>
-      <w:r>
-        <w:rPr>
-          <w:lang w:val="zh_TW" w:bidi="zh_TW"/>
-        </w:rPr>
-        <w:t>在耶路撒冷建立統一的基礎</w:t>
-      </w:r>
-    </w:p>
-    <w:p>
-      <w:pPr/>
-      <w:r>
-        <w:rPr>
-          <w:lang w:val="zh_TW" w:bidi="zh_TW"/>
-        </w:rPr>
-      </w:r>
-      <w:r>
-        <w:rPr>
-          <w:lang w:val="zh_TW" w:bidi="zh_TW"/>
-        </w:rPr>
-        <w:t>當以色列人擁立大衛為王時，非利士人感到威脅，隨即發動攻擊（</w:t>
-      </w:r>
-      <w:hyperlink r:id="rId51">
-        <w:r>
-          <w:rPr>
-            <w:lang w:val="zh_TW" w:bidi="zh_TW"/>
-          </w:rPr>
-          <w:rPr>
-            <w:color w:val="0000EE"/>
-            <w:u w:val="single"/>
-          </w:rPr>
-          <w:t>撒下5章</w:t>
-        </w:r>
-      </w:hyperlink>
-      <w:r>
-        <w:rPr>
-          <w:lang w:val="zh_TW" w:bidi="zh_TW"/>
-        </w:rPr>
-        <w:t>；</w:t>
-      </w:r>
-      <w:hyperlink r:id="rId52">
-        <w:r>
-          <w:rPr>
-            <w:lang w:val="zh_TW" w:bidi="zh_TW"/>
-          </w:rPr>
-          <w:rPr>
-            <w:color w:val="0000EE"/>
-            <w:u w:val="single"/>
-          </w:rPr>
-          <w:t>代上14:8–17</w:t>
-        </w:r>
-      </w:hyperlink>
-      <w:r>
-        <w:rPr>
-          <w:lang w:val="zh_TW" w:bidi="zh_TW"/>
-        </w:rPr>
-        <w:t>）。大衛展現了強大的軍事實力，擊敗非利士人，成功統一以色列各支派。</w:t>
-      </w:r>
-    </w:p>
-    <w:p>
-      <w:pPr/>
-      <w:r>
-        <w:rPr>
-          <w:lang w:val="zh_TW" w:bidi="zh_TW"/>
-        </w:rPr>
-      </w:r>
-      <w:r>
-        <w:rPr>
-          <w:lang w:val="zh_TW" w:bidi="zh_TW"/>
-        </w:rPr>
-        <w:t>為尋求一個更中心的首都位置，大衛將目光轉向耶路撒冷城，那是耶布斯人的堡壘。約押接受了大衛攻克該城的挑戰，最終成功，並因此被任命為大衛軍隊的將軍。耶路撒冷後來被稱為「大衛的城」（</w:t>
-      </w:r>
-      <w:hyperlink r:id="rId53">
-        <w:r>
-          <w:rPr>
-            <w:lang w:val="zh_TW" w:bidi="zh_TW"/>
-          </w:rPr>
-          <w:rPr>
-            <w:color w:val="0000EE"/>
-            <w:u w:val="single"/>
-          </w:rPr>
-          <w:t>代上11:4–9</w:t>
-        </w:r>
-      </w:hyperlink>
-      <w:r>
-        <w:rPr>
-          <w:lang w:val="zh_TW" w:bidi="zh_TW"/>
-        </w:rPr>
-        <w:t>）。</w:t>
-      </w:r>
-    </w:p>
-    <w:p>
-      <w:pPr/>
-      <w:r>
-        <w:rPr>
-          <w:lang w:val="zh_TW" w:bidi="zh_TW"/>
-        </w:rPr>
-      </w:r>
-      <w:r>
-        <w:rPr>
-          <w:lang w:val="zh_TW" w:bidi="zh_TW"/>
-        </w:rPr>
-        <w:t>大衛曾在希伯崙將早期的追隨者組織成一支有效的游擊隊（</w:t>
-      </w:r>
-      <w:hyperlink r:id="rId54">
-        <w:r>
-          <w:rPr>
-            <w:lang w:val="zh_TW" w:bidi="zh_TW"/>
-          </w:rPr>
-          <w:rPr>
-            <w:color w:val="0000EE"/>
-            <w:u w:val="single"/>
-          </w:rPr>
-          <w:t>代上11:1–12:22</w:t>
-        </w:r>
-      </w:hyperlink>
-      <w:r>
-        <w:rPr>
-          <w:lang w:val="zh_TW" w:bidi="zh_TW"/>
-        </w:rPr>
-        <w:t>），他也同樣開始著手，組織整個以色列民族（</w:t>
-      </w:r>
-      <w:hyperlink r:id="rId55">
-        <w:r>
-          <w:rPr>
-            <w:lang w:val="zh_TW" w:bidi="zh_TW"/>
-          </w:rPr>
-          <w:rPr>
-            <w:color w:val="0000EE"/>
-            <w:u w:val="single"/>
-          </w:rPr>
-          <w:t>12:23–40</w:t>
-        </w:r>
-      </w:hyperlink>
-      <w:r>
-        <w:rPr>
-          <w:lang w:val="zh_TW" w:bidi="zh_TW"/>
-        </w:rPr>
-        <w:t>）。他在耶路撒冷立足後，迅速贏得了腓尼基人的認可，並與他們立約，聘請工匠為他在新首都建造了一座華麗的宮殿（</w:t>
-      </w:r>
-      <w:hyperlink r:id="rId56">
-        <w:r>
-          <w:rPr>
-            <w:lang w:val="zh_TW" w:bidi="zh_TW"/>
-          </w:rPr>
-          <w:rPr>
-            <w:color w:val="0000EE"/>
-            <w:u w:val="single"/>
-          </w:rPr>
-          <w:t>14:1–2</w:t>
-        </w:r>
-      </w:hyperlink>
-      <w:r>
-        <w:rPr>
-          <w:lang w:val="zh_TW" w:bidi="zh_TW"/>
-        </w:rPr>
-        <w:t>）。他還確保耶路撒冷成為以色列的宗教中心（</w:t>
-      </w:r>
-      <w:hyperlink r:id="rId57">
-        <w:r>
-          <w:rPr>
-            <w:lang w:val="zh_TW" w:bidi="zh_TW"/>
-          </w:rPr>
-          <w:rPr>
-            <w:color w:val="0000EE"/>
-            <w:u w:val="single"/>
-          </w:rPr>
-          <w:t>撒下6章</w:t>
-        </w:r>
-      </w:hyperlink>
-      <w:r>
-        <w:rPr>
-          <w:lang w:val="zh_TW" w:bidi="zh_TW"/>
-        </w:rPr>
-        <w:t>；</w:t>
-      </w:r>
-      <w:hyperlink r:id="rId58">
-        <w:r>
-          <w:rPr>
-            <w:lang w:val="zh_TW" w:bidi="zh_TW"/>
-          </w:rPr>
-          <w:rPr>
-            <w:color w:val="0000EE"/>
-            <w:u w:val="single"/>
-          </w:rPr>
-          <w:t>代上13–16</w:t>
-        </w:r>
-      </w:hyperlink>
-      <w:r>
-        <w:rPr>
-          <w:lang w:val="zh_TW" w:bidi="zh_TW"/>
-        </w:rPr>
-        <w:t>）。然而，他嘗試用牛車搬運約櫃，並且失敗（參</w:t>
-      </w:r>
-      <w:hyperlink r:id="rId59">
-        <w:r>
-          <w:rPr>
-            <w:lang w:val="zh_TW" w:bidi="zh_TW"/>
-          </w:rPr>
-          <w:rPr>
-            <w:color w:val="0000EE"/>
-            <w:u w:val="single"/>
-          </w:rPr>
-          <w:t>民4章</w:t>
-        </w:r>
-      </w:hyperlink>
-      <w:r>
-        <w:rPr>
-          <w:lang w:val="zh_TW" w:bidi="zh_TW"/>
-        </w:rPr>
-        <w:t>），提醒了這位強大的王，仍需按照神的方式行事才能成功。</w:t>
-      </w:r>
-    </w:p>
-    <w:p>
-      <w:pPr/>
-      <w:r>
-        <w:rPr>
-          <w:lang w:val="zh_TW" w:bidi="zh_TW"/>
-        </w:rPr>
-      </w:r>
-      <w:r>
-        <w:rPr>
-          <w:lang w:val="zh_TW" w:bidi="zh_TW"/>
-        </w:rPr>
-        <w:t>當耶路撒冷完全建立，成為國的首都後，大衛計劃為神建造聖殿。他與先知拿單分享了這一計劃，拿單初步表示支持。然而，當晚神藉著拿單傳達了信息，表示大衛不應建造聖殿。先知告訴大衛，神應許他的王位將永遠堅立。大衛與掃羅不同，他將有一個兒子繼承王位並延續他的國度，而這個兒子將會建造聖殿（</w:t>
-      </w:r>
-      <w:hyperlink r:id="rId60">
-        <w:r>
-          <w:rPr>
-            <w:lang w:val="zh_TW" w:bidi="zh_TW"/>
-          </w:rPr>
-          <w:rPr>
-            <w:color w:val="0000EE"/>
-            <w:u w:val="single"/>
-          </w:rPr>
-          <w:t>撒下7章</w:t>
-        </w:r>
-      </w:hyperlink>
-      <w:r>
-        <w:rPr>
-          <w:lang w:val="zh_TW" w:bidi="zh_TW"/>
-        </w:rPr>
-        <w:t>；</w:t>
-      </w:r>
-      <w:hyperlink r:id="rId61">
-        <w:r>
-          <w:rPr>
-            <w:lang w:val="zh_TW" w:bidi="zh_TW"/>
-          </w:rPr>
-          <w:rPr>
-            <w:color w:val="0000EE"/>
-            <w:u w:val="single"/>
-          </w:rPr>
-          <w:t>代上17章</w:t>
-        </w:r>
-      </w:hyperlink>
-      <w:r>
-        <w:rPr>
-          <w:lang w:val="zh_TW" w:bidi="zh_TW"/>
-        </w:rPr>
-        <w:t>）。</w:t>
-      </w:r>
-    </w:p>
-    <w:p>
-      <w:pPr>
-        <w:pStyle w:val="Heading4"/>
-      </w:pPr>
-      <w:r>
-        <w:rPr>
-          <w:lang w:val="zh_TW" w:bidi="zh_TW"/>
-        </w:rPr>
-        <w:t>繁榮與霸權</w:t>
-      </w:r>
-    </w:p>
-    <w:p>
-      <w:pPr/>
-      <w:r>
-        <w:rPr>
-          <w:lang w:val="zh_TW" w:bidi="zh_TW"/>
-        </w:rPr>
-      </w:r>
-      <w:r>
-        <w:rPr>
-          <w:lang w:val="zh_TW" w:bidi="zh_TW"/>
-        </w:rPr>
-        <w:t>關於大衛如何將其統治擴大，從猶大的部族地區擴展到從埃及的尼羅河至底格里斯—幼發拉底河流域的廣大帝國，記載甚少。然而，世俗歷史並未否定聖經的觀點，即大衛在公元前約1000年的「肥沃新月地帶」中心，擁有最強大的王國。</w:t>
-      </w:r>
-    </w:p>
-    <w:p>
-      <w:pPr/>
-      <w:r>
-        <w:rPr>
-          <w:lang w:val="zh_TW" w:bidi="zh_TW"/>
-        </w:rPr>
-      </w:r>
-      <w:r>
-        <w:rPr>
-          <w:lang w:val="zh_TW" w:bidi="zh_TW"/>
-        </w:rPr>
-        <w:t>與西部非利士人的小規模戰鬥可能頻繁發生，直到他們最終臣服大衛，並向他進貢。在掃羅的時代，非利士人壟斷了鐵器的使用（</w:t>
-      </w:r>
-      <w:hyperlink r:id="rId62">
-        <w:r>
-          <w:rPr>
-            <w:lang w:val="zh_TW" w:bidi="zh_TW"/>
-          </w:rPr>
-          <w:rPr>
-            <w:color w:val="0000EE"/>
-            <w:u w:val="single"/>
-          </w:rPr>
-          <w:t>撒上13:19–21</w:t>
-        </w:r>
-      </w:hyperlink>
-      <w:r>
-        <w:rPr>
-          <w:lang w:val="zh_TW" w:bidi="zh_TW"/>
-        </w:rPr>
-        <w:t>）。大衛晚年能夠自由使用鐵器（</w:t>
-      </w:r>
-      <w:hyperlink r:id="rId63">
-        <w:r>
-          <w:rPr>
-            <w:lang w:val="zh_TW" w:bidi="zh_TW"/>
-          </w:rPr>
-          <w:rPr>
-            <w:color w:val="0000EE"/>
-            <w:u w:val="single"/>
-          </w:rPr>
-          <w:t>代上22:3</w:t>
-        </w:r>
-      </w:hyperlink>
-      <w:r>
-        <w:rPr>
-          <w:lang w:val="zh_TW" w:bidi="zh_TW"/>
-        </w:rPr>
-        <w:t>），顯示以色列在經濟上可能發生了深遠的變化。</w:t>
-      </w:r>
-    </w:p>
-    <w:p>
-      <w:pPr/>
-      <w:r>
-        <w:rPr>
-          <w:lang w:val="zh_TW" w:bidi="zh_TW"/>
-        </w:rPr>
-      </w:r>
-      <w:r>
-        <w:rPr>
-          <w:lang w:val="zh_TW" w:bidi="zh_TW"/>
-        </w:rPr>
-        <w:t>大衛的王國向南擴展，在以東地區建立了軍事駐地。他還控制了摩押人和亞瑪力人，並從他們那裡獲得大量的金銀進貢。在東北方，以色列的支配權擴展至亞捫人和以大馬士革為首都的亞蘭人。大衛對待朋友與敵人的方式似乎都增強了他的王國的穩定和力量（</w:t>
-      </w:r>
-      <w:hyperlink r:id="rId64">
-        <w:r>
-          <w:rPr>
-            <w:lang w:val="zh_TW" w:bidi="zh_TW"/>
-          </w:rPr>
-          <w:rPr>
-            <w:color w:val="0000EE"/>
-            <w:u w:val="single"/>
-          </w:rPr>
-          <w:t>撒下8–10章</w:t>
-        </w:r>
-      </w:hyperlink>
-      <w:r>
-        <w:rPr>
-          <w:lang w:val="zh_TW" w:bidi="zh_TW"/>
-        </w:rPr>
-        <w:t>）。雖然大衛是一位才華橫溢的軍事戰略家，善於運用一切手段和資源帶領以色列取得成功，但他仍然謙卑將榮耀歸於神（</w:t>
-      </w:r>
-      <w:hyperlink r:id="rId65">
-        <w:r>
-          <w:rPr>
-            <w:lang w:val="zh_TW" w:bidi="zh_TW"/>
-          </w:rPr>
-          <w:rPr>
-            <w:color w:val="0000EE"/>
-            <w:u w:val="single"/>
-          </w:rPr>
-          <w:t>撒下22章</w:t>
-        </w:r>
-      </w:hyperlink>
-      <w:r>
-        <w:rPr>
-          <w:lang w:val="zh_TW" w:bidi="zh_TW"/>
-        </w:rPr>
-        <w:t>；見</w:t>
-      </w:r>
-      <w:hyperlink r:id="rId66">
-        <w:r>
-          <w:rPr>
-            <w:lang w:val="zh_TW" w:bidi="zh_TW"/>
-          </w:rPr>
-          <w:rPr>
-            <w:color w:val="0000EE"/>
-            <w:u w:val="single"/>
-          </w:rPr>
-          <w:t>詩18篇</w:t>
-        </w:r>
-      </w:hyperlink>
-      <w:r>
-        <w:rPr>
-          <w:lang w:val="zh_TW" w:bidi="zh_TW"/>
-        </w:rPr>
-        <w:t>）。</w:t>
-      </w:r>
-    </w:p>
-    <w:p>
-      <w:pPr>
-        <w:pStyle w:val="Heading4"/>
-      </w:pPr>
-      <w:r>
-        <w:rPr>
-          <w:lang w:val="zh_TW" w:bidi="zh_TW"/>
-        </w:rPr>
-        <w:t>王室中的罪</w:t>
-      </w:r>
-    </w:p>
-    <w:p>
-      <w:pPr/>
-      <w:r>
-        <w:rPr>
-          <w:lang w:val="zh_TW" w:bidi="zh_TW"/>
-        </w:rPr>
-      </w:r>
-      <w:r>
-        <w:rPr>
-          <w:lang w:val="zh_TW" w:bidi="zh_TW"/>
-        </w:rPr>
-        <w:t>撒母耳記下的長篇章節（第</w:t>
-      </w:r>
-      <w:hyperlink r:id="rId67">
-        <w:r>
-          <w:rPr>
-            <w:lang w:val="zh_TW" w:bidi="zh_TW"/>
-          </w:rPr>
-          <w:rPr>
-            <w:color w:val="0000EE"/>
-            <w:u w:val="single"/>
-          </w:rPr>
-          <w:t>11–20</w:t>
-        </w:r>
-      </w:hyperlink>
-      <w:r>
-        <w:rPr>
-          <w:lang w:val="zh_TW" w:bidi="zh_TW"/>
-        </w:rPr>
-        <w:t>章），坦白詳述了大衛家中的罪惡、犯罪和叛亂。他雖然是以色列的王，自身的缺點也有清楚描繪，並且他在行惡時也無法逃避神的審判。</w:t>
-      </w:r>
-    </w:p>
-    <w:p>
-      <w:pPr/>
-      <w:r>
-        <w:rPr>
-          <w:lang w:val="zh_TW" w:bidi="zh_TW"/>
-        </w:rPr>
-      </w:r>
-      <w:r>
-        <w:rPr>
-          <w:lang w:val="zh_TW" w:bidi="zh_TW"/>
-        </w:rPr>
-        <w:t>雖然在當時的近東地區，一夫多妻被視為地位的象徵，但以色列的王被明令禁止實行多妻制（</w:t>
-      </w:r>
-      <w:hyperlink r:id="rId68">
-        <w:r>
-          <w:rPr>
-            <w:lang w:val="zh_TW" w:bidi="zh_TW"/>
-          </w:rPr>
-          <w:rPr>
-            <w:color w:val="0000EE"/>
-            <w:u w:val="single"/>
-          </w:rPr>
-          <w:t>申17:17</w:t>
-        </w:r>
-      </w:hyperlink>
-      <w:r>
-        <w:rPr>
-          <w:lang w:val="zh_TW" w:bidi="zh_TW"/>
-        </w:rPr>
-        <w:t>）。然而，大衛卻實行了一夫多妻制，他的部分婚姻顯然具有政治目的，例如娶了掃羅的女兒米甲和基述公主瑪迦。家庭中接連發生亂倫、謀殺和叛亂等公然罪行，為大衛帶來極大的痛苦，甚至一度威脅他的王位。</w:t>
-      </w:r>
-    </w:p>
-    <w:p>
-      <w:pPr/>
-      <w:r>
-        <w:rPr>
-          <w:lang w:val="zh_TW" w:bidi="zh_TW"/>
-        </w:rPr>
-      </w:r>
-      <w:r>
-        <w:rPr>
-          <w:lang w:val="zh_TW" w:bidi="zh_TW"/>
-        </w:rPr>
-        <w:t>大衛與拔示巴犯下姦淫罪時，正值他軍事勝利和領土擴張的巔峰時期。這罪行使大衛陷入更深的罪惡之中：他策劃將拔示巴的丈夫烏利亞派往戰場前線，以圖謀害他的性命。在這段私生活中，大衛似乎完全將神排除在外。然而，當先知拿單直言責備他的罪時，大衛承認自己的過犯。他向神認罪，懇求赦免（見</w:t>
-      </w:r>
-      <w:hyperlink r:id="rId69">
-        <w:r>
-          <w:rPr>
-            <w:lang w:val="zh_TW" w:bidi="zh_TW"/>
-          </w:rPr>
-          <w:rPr>
-            <w:color w:val="0000EE"/>
-            <w:u w:val="single"/>
-          </w:rPr>
-          <w:t>詩32篇</w:t>
-        </w:r>
-      </w:hyperlink>
-      <w:r>
-        <w:rPr>
-          <w:lang w:val="zh_TW" w:bidi="zh_TW"/>
-        </w:rPr>
-        <w:t>和</w:t>
-      </w:r>
-      <w:hyperlink r:id="rId70">
-        <w:r>
-          <w:rPr>
-            <w:lang w:val="zh_TW" w:bidi="zh_TW"/>
-          </w:rPr>
-          <w:rPr>
-            <w:color w:val="0000EE"/>
-            <w:u w:val="single"/>
-          </w:rPr>
-          <w:t>51篇</w:t>
-        </w:r>
-      </w:hyperlink>
-      <w:r>
-        <w:rPr>
-          <w:lang w:val="zh_TW" w:bidi="zh_TW"/>
-        </w:rPr>
-        <w:t>）。神寬恕他，但他因缺乏自制和未能在家中執行紀律，承受了近十年的後果。雖然大衛在軍事和外交策略上無與倫比，但在家庭事務上卻顯得軟弱無力。他的放縱態度，很快見於兒子暗嫩亂倫犯罪之上，接著是押沙龍殺害兄弟的悲劇。</w:t>
-      </w:r>
-    </w:p>
-    <w:p>
-      <w:pPr/>
-      <w:r>
-        <w:rPr>
-          <w:lang w:val="zh_TW" w:bidi="zh_TW"/>
-        </w:rPr>
-      </w:r>
-      <w:r>
-        <w:rPr>
-          <w:lang w:val="zh_TW" w:bidi="zh_TW"/>
-        </w:rPr>
-        <w:t>押沙龍因觸怒父親逃往基述，在他母親的族人中避難了三年。最終，大衛的將軍約押成功讓大衛與這個疏遠的兒子和解。然而，押沙龍利用他在王室的地位籠絡人心，前往希伯崙發動突襲，並在全以色列自立為王。他的支持者眾多，對大衛構成巨大威脅，迫使大衛逃離耶路撒冷。大衛以他卓越的戰略才能，通過計策爭取時間，重組軍隊平息了兒子的叛亂。押沙龍在逃亡過程中喪命，使大衛哀痛不已。</w:t>
-      </w:r>
-    </w:p>
-    <w:p>
-      <w:pPr/>
-      <w:r>
-        <w:rPr>
-          <w:lang w:val="zh_TW" w:bidi="zh_TW"/>
-        </w:rPr>
-      </w:r>
-      <w:r>
-        <w:rPr>
-          <w:lang w:val="zh_TW" w:bidi="zh_TW"/>
-        </w:rPr>
-        <w:t>返回耶路撒冷後，大衛不得不修補押沙龍叛亂造成的損害。例如，他所屬的猶大支派曾支持押沙龍。此外，另一場由便雅憫支派的示巴煽動的叛亂，也必須由約押鎮壓後，王國才能恢復穩定。</w:t>
-      </w:r>
-    </w:p>
-    <w:p>
-      <w:pPr>
-        <w:pStyle w:val="Heading4"/>
-      </w:pPr>
-      <w:r>
-        <w:rPr>
-          <w:lang w:val="zh_TW" w:bidi="zh_TW"/>
-        </w:rPr>
-        <w:t>大衛的晚年</w:t>
-      </w:r>
-    </w:p>
-    <w:p>
-      <w:pPr/>
-      <w:r>
-        <w:rPr>
-          <w:lang w:val="zh_TW" w:bidi="zh_TW"/>
-        </w:rPr>
-      </w:r>
-      <w:r>
-        <w:rPr>
-          <w:lang w:val="zh_TW" w:bidi="zh_TW"/>
-        </w:rPr>
-        <w:t>儘管大衛未得允許建造耶路撒冷的聖殿，他在統治的最後幾年，卻為這一計劃做了大量準備。他儲備建築材料，並組織王國資源，有效使用國內外的勞動力。此外，他還仔細安排好新聖殿的宗教敬拜細節（</w:t>
-      </w:r>
-      <w:hyperlink r:id="rId71">
-        <w:r>
-          <w:rPr>
-            <w:lang w:val="zh_TW" w:bidi="zh_TW"/>
-          </w:rPr>
-          <w:rPr>
-            <w:color w:val="0000EE"/>
-            <w:u w:val="single"/>
-          </w:rPr>
-          <w:t>代上21–29章</w:t>
-        </w:r>
-      </w:hyperlink>
-      <w:r>
-        <w:rPr>
-          <w:lang w:val="zh_TW" w:bidi="zh_TW"/>
-        </w:rPr>
-        <w:t>）。</w:t>
-      </w:r>
-    </w:p>
-    <w:p>
-      <w:pPr/>
-      <w:r>
-        <w:rPr>
-          <w:lang w:val="zh_TW" w:bidi="zh_TW"/>
-        </w:rPr>
-      </w:r>
-      <w:r>
-        <w:rPr>
-          <w:lang w:val="zh_TW" w:bidi="zh_TW"/>
-        </w:rPr>
-        <w:t>大衛的軍事和行政組織可能仿效埃及的模式。他的軍隊由忠於王室的軍官嚴格控制，還包括雇傭兵。大衛任命可信賴的官員管理帝國各地的農場、牲畜和果園（</w:t>
-      </w:r>
-      <w:hyperlink r:id="rId72">
-        <w:r>
-          <w:rPr>
-            <w:lang w:val="zh_TW" w:bidi="zh_TW"/>
-          </w:rPr>
-          <w:rPr>
-            <w:color w:val="0000EE"/>
-            <w:u w:val="single"/>
-          </w:rPr>
-          <w:t>代上27:25–31</w:t>
-        </w:r>
-      </w:hyperlink>
-      <w:r>
-        <w:rPr>
-          <w:lang w:val="zh_TW" w:bidi="zh_TW"/>
-        </w:rPr>
-        <w:t>）。</w:t>
-      </w:r>
-    </w:p>
-    <w:p>
-      <w:pPr/>
-      <w:r>
-        <w:rPr>
-          <w:lang w:val="zh_TW" w:bidi="zh_TW"/>
-        </w:rPr>
-      </w:r>
-      <w:r>
-        <w:rPr>
-          <w:lang w:val="zh_TW" w:bidi="zh_TW"/>
-        </w:rPr>
-        <w:t>大衛發起或至少開始了一次以色列的人口普查（</w:t>
-      </w:r>
-      <w:hyperlink r:id="rId73">
-        <w:r>
-          <w:rPr>
-            <w:lang w:val="zh_TW" w:bidi="zh_TW"/>
-          </w:rPr>
-          <w:rPr>
-            <w:color w:val="0000EE"/>
-            <w:u w:val="single"/>
-          </w:rPr>
-          <w:t>撒下24章</w:t>
-        </w:r>
-      </w:hyperlink>
-      <w:r>
-        <w:rPr>
-          <w:lang w:val="zh_TW" w:bidi="zh_TW"/>
-        </w:rPr>
-        <w:t>；</w:t>
-      </w:r>
-      <w:hyperlink r:id="rId74">
-        <w:r>
-          <w:rPr>
-            <w:lang w:val="zh_TW" w:bidi="zh_TW"/>
-          </w:rPr>
-          <w:rPr>
-            <w:color w:val="0000EE"/>
-            <w:u w:val="single"/>
-          </w:rPr>
-          <w:t>代上21章</w:t>
-        </w:r>
-      </w:hyperlink>
-      <w:r>
-        <w:rPr>
-          <w:lang w:val="zh_TW" w:bidi="zh_TW"/>
-        </w:rPr>
-        <w:t>）。記載並不完整，未能解答部分問題，例如神為何施行懲罰。儘管約押反對，大衛堅持進行普查。由於大衛後來清楚意識到此舉為罪，可能他是因驕傲而希望確定自己的軍事實力（約150萬人）。神的懲罰或許也與百姓支持押沙龍和示巴的叛亂有關。</w:t>
-      </w:r>
-    </w:p>
-    <w:p>
-      <w:pPr/>
-      <w:r>
-        <w:rPr>
-          <w:lang w:val="zh_TW" w:bidi="zh_TW"/>
-        </w:rPr>
-      </w:r>
-      <w:r>
-        <w:rPr>
-          <w:lang w:val="zh_TW" w:bidi="zh_TW"/>
-        </w:rPr>
-        <w:t>神藉著先知迦得，給大衛三種懲罰的選擇，他選擇了三天的瘟疫。在大衛和長老悔改時，他們看見一位天使站在耶布斯人阿珥楠（亞勞拿）的打麥場上。大衛在此獻祭，並為百姓禱告。後來，他購買了該打麥場，決定這裡將成為他的兒子所羅門建造聖殿的所在地（</w:t>
-      </w:r>
-      <w:hyperlink r:id="rId75">
-        <w:r>
-          <w:rPr>
-            <w:lang w:val="zh_TW" w:bidi="zh_TW"/>
-          </w:rPr>
-          <w:rPr>
-            <w:color w:val="0000EE"/>
-            <w:u w:val="single"/>
-          </w:rPr>
-          <w:t>代上21:28–22:1</w:t>
-        </w:r>
-      </w:hyperlink>
-      <w:r>
-        <w:rPr>
-          <w:lang w:val="zh_TW" w:bidi="zh_TW"/>
-        </w:rPr>
-        <w:t>）。</w:t>
-      </w:r>
-    </w:p>
-    <w:p>
-      <w:pPr>
-        <w:pStyle w:val="Heading3"/>
-      </w:pPr>
-      <w:r>
-        <w:rPr>
-          <w:lang w:val="zh_TW" w:bidi="zh_TW"/>
-        </w:rPr>
-        <w:t>大衛的持續影響</w:t>
-      </w:r>
-    </w:p>
-    <w:p>
-      <w:pPr>
-        <w:pStyle w:val="Heading4"/>
-      </w:pPr>
-      <w:r>
-        <w:rPr>
-          <w:lang w:val="zh_TW" w:bidi="zh_TW"/>
-        </w:rPr>
-        <w:t>詩篇的作者</w:t>
-      </w:r>
-    </w:p>
-    <w:p>
-      <w:pPr/>
-      <w:r>
-        <w:rPr>
-          <w:lang w:val="zh_TW" w:bidi="zh_TW"/>
-        </w:rPr>
-      </w:r>
-      <w:r>
-        <w:rPr>
-          <w:lang w:val="zh_TW" w:bidi="zh_TW"/>
-        </w:rPr>
-        <w:t>舊約的詩篇成為古代以色列最受歡迎的書卷之一，並持續影響歷世歷代的無數讀者。這些由大衛創作的讚美詩，是為聖殿敬拜所準備的（</w:t>
-      </w:r>
-      <w:hyperlink r:id="rId76">
-        <w:r>
-          <w:rPr>
-            <w:lang w:val="zh_TW" w:bidi="zh_TW"/>
-          </w:rPr>
-          <w:rPr>
-            <w:color w:val="0000EE"/>
-            <w:u w:val="single"/>
-          </w:rPr>
-          <w:t>代下29:30</w:t>
-        </w:r>
-      </w:hyperlink>
-      <w:r>
-        <w:rPr>
-          <w:lang w:val="zh_TW" w:bidi="zh_TW"/>
-        </w:rPr>
-        <w:t>）。由大衛所寫的73篇詩篇，靈感多數源自他與神及他人的關係。</w:t>
-      </w:r>
-    </w:p>
-    <w:p>
-      <w:pPr/>
-      <w:r>
-        <w:rPr>
-          <w:lang w:val="zh_TW" w:bidi="zh_TW"/>
-        </w:rPr>
-      </w:r>
-      <w:r>
-        <w:rPr>
-          <w:lang w:val="zh_TW" w:bidi="zh_TW"/>
-        </w:rPr>
-        <w:t>大衛可能編輯了詩篇的第一卷（</w:t>
-      </w:r>
-      <w:hyperlink r:id="rId77">
-        <w:r>
-          <w:rPr>
-            <w:lang w:val="zh_TW" w:bidi="zh_TW"/>
-          </w:rPr>
-          <w:rPr>
-            <w:color w:val="0000EE"/>
-            <w:u w:val="single"/>
-          </w:rPr>
-          <w:t>1–41篇</w:t>
-        </w:r>
-      </w:hyperlink>
-      <w:r>
-        <w:rPr>
-          <w:lang w:val="zh_TW" w:bidi="zh_TW"/>
-        </w:rPr>
-        <w:t>）和第四卷（</w:t>
-      </w:r>
-      <w:hyperlink r:id="rId78">
-        <w:r>
-          <w:rPr>
-            <w:lang w:val="zh_TW" w:bidi="zh_TW"/>
-          </w:rPr>
-          <w:rPr>
-            <w:color w:val="0000EE"/>
-            <w:u w:val="single"/>
-          </w:rPr>
-          <w:t>90–106篇</w:t>
-        </w:r>
-      </w:hyperlink>
-      <w:r>
-        <w:rPr>
-          <w:lang w:val="zh_TW" w:bidi="zh_TW"/>
-        </w:rPr>
-        <w:t>），因為其中大部分詩篇由他親自創作。他的其它詩篇（</w:t>
-      </w:r>
-      <w:hyperlink r:id="rId79">
-        <w:r>
-          <w:rPr>
-            <w:lang w:val="zh_TW" w:bidi="zh_TW"/>
-          </w:rPr>
-          <w:rPr>
-            <w:color w:val="0000EE"/>
-            <w:u w:val="single"/>
-          </w:rPr>
-          <w:t>詩51–71篇</w:t>
-        </w:r>
-      </w:hyperlink>
-      <w:r>
-        <w:rPr>
-          <w:lang w:val="zh_TW" w:bidi="zh_TW"/>
-        </w:rPr>
-        <w:t>）則被納入可能由所羅門編輯的第二卷（</w:t>
-      </w:r>
-      <w:hyperlink r:id="rId80">
-        <w:r>
-          <w:rPr>
-            <w:lang w:val="zh_TW" w:bidi="zh_TW"/>
-          </w:rPr>
-          <w:rPr>
-            <w:color w:val="0000EE"/>
-            <w:u w:val="single"/>
-          </w:rPr>
-          <w:t>42–72篇</w:t>
-        </w:r>
-      </w:hyperlink>
-      <w:r>
-        <w:rPr>
-          <w:lang w:val="zh_TW" w:bidi="zh_TW"/>
-        </w:rPr>
-        <w:t>）。在後世中，這些詩篇用於敬拜時，又添加了更多篇章，直至以斯拉的時代。</w:t>
-      </w:r>
-    </w:p>
-    <w:p>
-      <w:pPr/>
-      <w:r>
-        <w:rPr>
-          <w:lang w:val="zh_TW" w:bidi="zh_TW"/>
-        </w:rPr>
-      </w:r>
-      <w:r>
-        <w:rPr>
-          <w:lang w:val="zh_TW" w:bidi="zh_TW"/>
-        </w:rPr>
-        <w:t>大衛的詩篇是多篇詩作，為以色列敬拜而譜成音樂。他組織祭司和利未人，又為敬拜提供樂器（</w:t>
-      </w:r>
-      <w:hyperlink r:id="rId81">
-        <w:r>
-          <w:rPr>
-            <w:lang w:val="zh_TW" w:bidi="zh_TW"/>
-          </w:rPr>
-          <w:rPr>
-            <w:color w:val="0000EE"/>
-            <w:u w:val="single"/>
-          </w:rPr>
-          <w:t>代下7:6，</w:t>
-        </w:r>
-      </w:hyperlink>
-      <w:hyperlink r:id="rId82">
-        <w:r>
-          <w:rPr>
-            <w:lang w:val="zh_TW" w:bidi="zh_TW"/>
-          </w:rPr>
-          <w:rPr>
-            <w:color w:val="0000EE"/>
-            <w:u w:val="single"/>
-          </w:rPr>
-          <w:t>8:14</w:t>
-        </w:r>
-      </w:hyperlink>
-      <w:r>
-        <w:rPr>
-          <w:lang w:val="zh_TW" w:bidi="zh_TW"/>
-        </w:rPr>
-        <w:t>），奠定了以色列宗教生活的模式。</w:t>
-      </w:r>
-    </w:p>
-    <w:p>
-      <w:pPr>
-        <w:pStyle w:val="Heading4"/>
-      </w:pPr>
-      <w:r>
-        <w:rPr>
-          <w:lang w:val="zh_TW" w:bidi="zh_TW"/>
-        </w:rPr>
-        <w:t>先知書中的大衛</w:t>
-      </w:r>
-    </w:p>
-    <w:p>
-      <w:pPr/>
-      <w:r>
-        <w:rPr>
-          <w:lang w:val="zh_TW" w:bidi="zh_TW"/>
-        </w:rPr>
-      </w:r>
-      <w:r>
-        <w:rPr>
-          <w:lang w:val="zh_TW" w:bidi="zh_TW"/>
-        </w:rPr>
-        <w:t>大衛被認為是以色列最偉大的王，常在舊約先知書中用作比較的標準。以賽亞（如</w:t>
-      </w:r>
-      <w:hyperlink r:id="rId83">
-        <w:r>
-          <w:rPr>
-            <w:lang w:val="zh_TW" w:bidi="zh_TW"/>
-          </w:rPr>
-          <w:rPr>
-            <w:color w:val="0000EE"/>
-            <w:u w:val="single"/>
-          </w:rPr>
-          <w:t>賽7:2、13，</w:t>
-        </w:r>
-      </w:hyperlink>
-      <w:hyperlink r:id="rId84">
-        <w:r>
-          <w:rPr>
-            <w:lang w:val="zh_TW" w:bidi="zh_TW"/>
-          </w:rPr>
-          <w:rPr>
-            <w:color w:val="0000EE"/>
-            <w:u w:val="single"/>
-          </w:rPr>
-          <w:t>22:22</w:t>
-        </w:r>
-      </w:hyperlink>
-      <w:r>
-        <w:rPr>
-          <w:lang w:val="zh_TW" w:bidi="zh_TW"/>
-        </w:rPr>
-        <w:t>）和耶利米，經常提到他們當代的君王，是屬於大衛的「家」或「寶座」。對比一些未尊崇神的大衛後裔，以賽亞和耶利米都曾預言一位彌賽亞君王，將在大衛的寶座上，永遠施行公平和公義（</w:t>
-      </w:r>
-      <w:hyperlink r:id="rId85">
-        <w:r>
-          <w:rPr>
-            <w:lang w:val="zh_TW" w:bidi="zh_TW"/>
-          </w:rPr>
-          <w:rPr>
-            <w:color w:val="0000EE"/>
-            <w:u w:val="single"/>
-          </w:rPr>
-          <w:t>賽9:7</w:t>
-        </w:r>
-      </w:hyperlink>
-      <w:r>
-        <w:rPr>
-          <w:lang w:val="zh_TW" w:bidi="zh_TW"/>
-        </w:rPr>
-        <w:t>；</w:t>
-      </w:r>
-      <w:hyperlink r:id="rId86">
-        <w:r>
-          <w:rPr>
-            <w:lang w:val="zh_TW" w:bidi="zh_TW"/>
-          </w:rPr>
-          <w:rPr>
-            <w:color w:val="0000EE"/>
-            <w:u w:val="single"/>
-          </w:rPr>
-          <w:t>耶33:15</w:t>
-        </w:r>
-      </w:hyperlink>
-      <w:r>
-        <w:rPr>
-          <w:lang w:val="zh_TW" w:bidi="zh_TW"/>
-        </w:rPr>
-        <w:t>）。以賽亞描述這位未來的君王時，指出他來自大衛之父耶西的家系（</w:t>
-      </w:r>
-      <w:hyperlink r:id="rId87">
-        <w:r>
-          <w:rPr>
-            <w:lang w:val="zh_TW" w:bidi="zh_TW"/>
-          </w:rPr>
-          <w:rPr>
-            <w:color w:val="0000EE"/>
-            <w:u w:val="single"/>
-          </w:rPr>
-          <w:t>賽11:1–10</w:t>
-        </w:r>
-      </w:hyperlink>
-      <w:r>
-        <w:rPr>
-          <w:lang w:val="zh_TW" w:bidi="zh_TW"/>
-        </w:rPr>
-        <w:t>）。預言普世和平的到來時，以賽亞提到首都在「錫安」，即大衛的城（</w:t>
-      </w:r>
-      <w:hyperlink r:id="rId88">
-        <w:r>
-          <w:rPr>
-            <w:lang w:val="zh_TW" w:bidi="zh_TW"/>
-          </w:rPr>
-          <w:rPr>
-            <w:color w:val="0000EE"/>
-            <w:u w:val="single"/>
-          </w:rPr>
-          <w:t>2:1–4</w:t>
-        </w:r>
-      </w:hyperlink>
-      <w:r>
-        <w:rPr>
-          <w:lang w:val="zh_TW" w:bidi="zh_TW"/>
-        </w:rPr>
-        <w:t>）。</w:t>
-      </w:r>
-    </w:p>
-    <w:p>
-      <w:pPr/>
-      <w:r>
-        <w:rPr>
-          <w:lang w:val="zh_TW" w:bidi="zh_TW"/>
-        </w:rPr>
-      </w:r>
-      <w:r>
-        <w:rPr>
-          <w:lang w:val="zh_TW" w:bidi="zh_TW"/>
-        </w:rPr>
-        <w:t>以西結應許大衛將在末世及彌賽亞時代重新作王（</w:t>
-      </w:r>
-      <w:hyperlink r:id="rId89">
-        <w:r>
-          <w:rPr>
-            <w:lang w:val="zh_TW" w:bidi="zh_TW"/>
-          </w:rPr>
-          <w:rPr>
-            <w:color w:val="0000EE"/>
-            <w:u w:val="single"/>
-          </w:rPr>
-          <w:t>結37:24–25</w:t>
-        </w:r>
-      </w:hyperlink>
-      <w:r>
-        <w:rPr>
-          <w:lang w:val="zh_TW" w:bidi="zh_TW"/>
-        </w:rPr>
-        <w:t>），並稱「我的僕人大衛」為以色列的牧人（</w:t>
-      </w:r>
-      <w:hyperlink r:id="rId90">
-        <w:r>
-          <w:rPr>
-            <w:lang w:val="zh_TW" w:bidi="zh_TW"/>
-          </w:rPr>
-          <w:rPr>
-            <w:color w:val="0000EE"/>
-            <w:u w:val="single"/>
-          </w:rPr>
-          <w:t>34:23</w:t>
-        </w:r>
-      </w:hyperlink>
-      <w:r>
-        <w:rPr>
-          <w:lang w:val="zh_TW" w:bidi="zh_TW"/>
-        </w:rPr>
-        <w:t>）。何西阿同樣將未來的君王視為大衛王（</w:t>
-      </w:r>
-      <w:hyperlink r:id="rId91">
-        <w:r>
-          <w:rPr>
-            <w:lang w:val="zh_TW" w:bidi="zh_TW"/>
-          </w:rPr>
-          <w:rPr>
-            <w:color w:val="0000EE"/>
-            <w:u w:val="single"/>
-          </w:rPr>
-          <w:t>何3:5</w:t>
-        </w:r>
-      </w:hyperlink>
-      <w:r>
-        <w:rPr>
-          <w:lang w:val="zh_TW" w:bidi="zh_TW"/>
-        </w:rPr>
-        <w:t>）。阿摩司保證神將重建大衛倒塌的「帳幕」（</w:t>
-      </w:r>
-      <w:hyperlink r:id="rId92">
-        <w:r>
-          <w:rPr>
-            <w:lang w:val="zh_TW" w:bidi="zh_TW"/>
-          </w:rPr>
-          <w:rPr>
-            <w:color w:val="0000EE"/>
-            <w:u w:val="single"/>
-          </w:rPr>
-          <w:t>摩9:11</w:t>
-        </w:r>
-      </w:hyperlink>
-      <w:r>
-        <w:rPr>
-          <w:lang w:val="zh_TW" w:bidi="zh_TW"/>
-        </w:rPr>
-        <w:t>），使百姓再次安居。撒迦利亞五次提到「大衛的家」（在</w:t>
-      </w:r>
-      <w:hyperlink r:id="rId93">
-        <w:r>
-          <w:rPr>
-            <w:lang w:val="zh_TW" w:bidi="zh_TW"/>
-          </w:rPr>
-          <w:rPr>
-            <w:color w:val="0000EE"/>
-            <w:u w:val="single"/>
-          </w:rPr>
-          <w:t>亞12–13章</w:t>
-        </w:r>
-      </w:hyperlink>
-      <w:r>
-        <w:rPr>
-          <w:lang w:val="zh_TW" w:bidi="zh_TW"/>
-        </w:rPr>
-        <w:t>），激勵人們盼望恢復大衛的輝煌王朝。在預告審判降臨當代君王與百姓的同時，先知的信息也闡明了大衛統治期間，應許那永恆寶座的概念。</w:t>
-      </w:r>
-    </w:p>
-    <w:p>
-      <w:pPr>
-        <w:pStyle w:val="Heading4"/>
-      </w:pPr>
-      <w:r>
-        <w:rPr>
-          <w:lang w:val="zh_TW" w:bidi="zh_TW"/>
-        </w:rPr>
-        <w:t>新約聖經中的大衛</w:t>
-      </w:r>
-    </w:p>
-    <w:p>
-      <w:pPr/>
-      <w:r>
-        <w:rPr>
-          <w:lang w:val="zh_TW" w:bidi="zh_TW"/>
-        </w:rPr>
-      </w:r>
-      <w:r>
-        <w:rPr>
-          <w:lang w:val="zh_TW" w:bidi="zh_TW"/>
-        </w:rPr>
-        <w:t>福音書多次提到大衛，確立耶穌為「大衛子孫」的身份。神與大衛所立的約，包括一位永恆的君王將來自大衛的家系（</w:t>
-      </w:r>
-      <w:hyperlink r:id="rId94">
-        <w:r>
-          <w:rPr>
-            <w:lang w:val="zh_TW" w:bidi="zh_TW"/>
-          </w:rPr>
-          <w:rPr>
-            <w:color w:val="0000EE"/>
-            <w:u w:val="single"/>
-          </w:rPr>
-          <w:t>太1:1，</w:t>
-        </w:r>
-      </w:hyperlink>
-      <w:hyperlink r:id="rId95">
-        <w:r>
-          <w:rPr>
-            <w:lang w:val="zh_TW" w:bidi="zh_TW"/>
-          </w:rPr>
-          <w:rPr>
-            <w:color w:val="0000EE"/>
-            <w:u w:val="single"/>
-          </w:rPr>
-          <w:t>9:27，</w:t>
-        </w:r>
-      </w:hyperlink>
-      <w:hyperlink r:id="rId96">
-        <w:r>
-          <w:rPr>
-            <w:lang w:val="zh_TW" w:bidi="zh_TW"/>
-          </w:rPr>
-          <w:rPr>
-            <w:color w:val="0000EE"/>
-            <w:u w:val="single"/>
-          </w:rPr>
-          <w:t>12:23</w:t>
-        </w:r>
-      </w:hyperlink>
-      <w:r>
-        <w:rPr>
-          <w:lang w:val="zh_TW" w:bidi="zh_TW"/>
-        </w:rPr>
-        <w:t>；</w:t>
-      </w:r>
-      <w:hyperlink r:id="rId97">
-        <w:r>
-          <w:rPr>
-            <w:lang w:val="zh_TW" w:bidi="zh_TW"/>
-          </w:rPr>
-          <w:rPr>
-            <w:color w:val="0000EE"/>
-            <w:u w:val="single"/>
-          </w:rPr>
-          <w:t>可10:48，</w:t>
-        </w:r>
-      </w:hyperlink>
-      <w:hyperlink r:id="rId98">
-        <w:r>
-          <w:rPr>
-            <w:lang w:val="zh_TW" w:bidi="zh_TW"/>
-          </w:rPr>
-          <w:rPr>
-            <w:color w:val="0000EE"/>
-            <w:u w:val="single"/>
-          </w:rPr>
-          <w:t>12:35</w:t>
-        </w:r>
-      </w:hyperlink>
-      <w:r>
-        <w:rPr>
-          <w:lang w:val="zh_TW" w:bidi="zh_TW"/>
-        </w:rPr>
-        <w:t>；</w:t>
-      </w:r>
-      <w:hyperlink r:id="rId99">
-        <w:r>
-          <w:rPr>
-            <w:lang w:val="zh_TW" w:bidi="zh_TW"/>
-          </w:rPr>
-          <w:rPr>
-            <w:color w:val="0000EE"/>
-            <w:u w:val="single"/>
-          </w:rPr>
-          <w:t>路18:38–39，</w:t>
-        </w:r>
-      </w:hyperlink>
-      <w:hyperlink r:id="rId100">
-        <w:r>
-          <w:rPr>
-            <w:lang w:val="zh_TW" w:bidi="zh_TW"/>
-          </w:rPr>
-          <w:rPr>
-            <w:color w:val="0000EE"/>
-            <w:u w:val="single"/>
-          </w:rPr>
-          <w:t>20:41</w:t>
-        </w:r>
-      </w:hyperlink>
-      <w:r>
-        <w:rPr>
-          <w:lang w:val="zh_TW" w:bidi="zh_TW"/>
-        </w:rPr>
-        <w:t>）。根據</w:t>
-      </w:r>
-      <w:hyperlink r:id="rId101">
-        <w:r>
-          <w:rPr>
-            <w:lang w:val="zh_TW" w:bidi="zh_TW"/>
-          </w:rPr>
-          <w:rPr>
-            <w:color w:val="0000EE"/>
-            <w:u w:val="single"/>
-          </w:rPr>
-          <w:t>馬可福音十一章10節</w:t>
-        </w:r>
-      </w:hyperlink>
-      <w:r>
-        <w:rPr>
-          <w:lang w:val="zh_TW" w:bidi="zh_TW"/>
-        </w:rPr>
-        <w:t>和</w:t>
-      </w:r>
-      <w:hyperlink r:id="rId102">
-        <w:r>
-          <w:rPr>
-            <w:lang w:val="zh_TW" w:bidi="zh_TW"/>
-          </w:rPr>
-          <w:rPr>
-            <w:color w:val="0000EE"/>
-            <w:u w:val="single"/>
-          </w:rPr>
-          <w:t>約翰福音七章42節</w:t>
-        </w:r>
-      </w:hyperlink>
-      <w:r>
-        <w:rPr>
-          <w:lang w:val="zh_TW" w:bidi="zh_TW"/>
-        </w:rPr>
-        <w:t>，耶穌時代的猶太人期望彌賽亞（基督）是大衛的後裔。雖然福音書表明耶穌來自大衛的家系，但也明確教導耶穌是神的兒子（</w:t>
-      </w:r>
-      <w:hyperlink r:id="rId103">
-        <w:r>
-          <w:rPr>
-            <w:lang w:val="zh_TW" w:bidi="zh_TW"/>
-          </w:rPr>
-          <w:rPr>
-            <w:color w:val="0000EE"/>
-            <w:u w:val="single"/>
-          </w:rPr>
-          <w:t>太22:41–45</w:t>
-        </w:r>
-      </w:hyperlink>
-      <w:r>
-        <w:rPr>
-          <w:lang w:val="zh_TW" w:bidi="zh_TW"/>
-        </w:rPr>
-        <w:t>；</w:t>
-      </w:r>
-      <w:hyperlink r:id="rId104">
-        <w:r>
-          <w:rPr>
-            <w:lang w:val="zh_TW" w:bidi="zh_TW"/>
-          </w:rPr>
-          <w:rPr>
-            <w:color w:val="0000EE"/>
-            <w:u w:val="single"/>
-          </w:rPr>
-          <w:t>可12:35–37</w:t>
-        </w:r>
-      </w:hyperlink>
-      <w:r>
-        <w:rPr>
-          <w:lang w:val="zh_TW" w:bidi="zh_TW"/>
-        </w:rPr>
-        <w:t>；</w:t>
-      </w:r>
-      <w:hyperlink r:id="rId105">
-        <w:r>
-          <w:rPr>
-            <w:lang w:val="zh_TW" w:bidi="zh_TW"/>
-          </w:rPr>
-          <w:rPr>
-            <w:color w:val="0000EE"/>
-            <w:u w:val="single"/>
-          </w:rPr>
-          <w:t>路20:41–44</w:t>
-        </w:r>
-      </w:hyperlink>
-      <w:r>
-        <w:rPr>
-          <w:lang w:val="zh_TW" w:bidi="zh_TW"/>
-        </w:rPr>
-        <w:t>）。</w:t>
-      </w:r>
-    </w:p>
-    <w:p>
-      <w:pPr/>
-      <w:r>
-        <w:rPr>
-          <w:lang w:val="zh_TW" w:bidi="zh_TW"/>
-        </w:rPr>
-      </w:r>
-      <w:r>
-        <w:rPr>
-          <w:lang w:val="zh_TW" w:bidi="zh_TW"/>
-        </w:rPr>
-        <w:t>使徒行傳將大衛視為神應許的接受者，而這些應許在耶穌基督裡得以成就。此外，大衛也被視為先知，受聖靈啟示而寫下詩篇（</w:t>
-      </w:r>
-      <w:hyperlink r:id="rId106">
-        <w:r>
-          <w:rPr>
-            <w:lang w:val="zh_TW" w:bidi="zh_TW"/>
-          </w:rPr>
-          <w:rPr>
-            <w:color w:val="0000EE"/>
-            <w:u w:val="single"/>
-          </w:rPr>
-          <w:t>徒1:16</w:t>
-        </w:r>
-      </w:hyperlink>
-      <w:r>
-        <w:rPr>
-          <w:lang w:val="zh_TW" w:bidi="zh_TW"/>
-        </w:rPr>
-        <w:t>；</w:t>
-      </w:r>
-      <w:hyperlink r:id="rId107">
-        <w:r>
-          <w:rPr>
-            <w:lang w:val="zh_TW" w:bidi="zh_TW"/>
-          </w:rPr>
-          <w:rPr>
-            <w:color w:val="0000EE"/>
-            <w:u w:val="single"/>
-          </w:rPr>
-          <w:t>2:22–36，</w:t>
-        </w:r>
-      </w:hyperlink>
-      <w:hyperlink r:id="rId108">
-        <w:r>
-          <w:rPr>
-            <w:lang w:val="zh_TW" w:bidi="zh_TW"/>
-          </w:rPr>
-          <w:rPr>
-            <w:color w:val="0000EE"/>
-            <w:u w:val="single"/>
-          </w:rPr>
-          <w:t>4:25，</w:t>
-        </w:r>
-      </w:hyperlink>
-      <w:hyperlink r:id="rId109">
-        <w:r>
-          <w:rPr>
-            <w:lang w:val="zh_TW" w:bidi="zh_TW"/>
-          </w:rPr>
-          <w:rPr>
-            <w:color w:val="0000EE"/>
-            <w:u w:val="single"/>
-          </w:rPr>
-          <w:t>13:26–39</w:t>
-        </w:r>
-      </w:hyperlink>
-      <w:r>
-        <w:rPr>
-          <w:lang w:val="zh_TW" w:bidi="zh_TW"/>
-        </w:rPr>
-        <w:t>）。</w:t>
-      </w:r>
-    </w:p>
-    <w:p>
-      <w:pPr/>
-      <w:r>
-        <w:rPr>
-          <w:lang w:val="zh_TW" w:bidi="zh_TW"/>
-        </w:rPr>
-      </w:r>
-      <w:r>
-        <w:rPr>
-          <w:lang w:val="zh_TW" w:bidi="zh_TW"/>
-        </w:rPr>
-        <w:t>在啟示錄中，耶穌被稱為擁有「大衛的鑰匙」（</w:t>
-      </w:r>
-      <w:hyperlink r:id="rId110">
-        <w:r>
-          <w:rPr>
-            <w:lang w:val="zh_TW" w:bidi="zh_TW"/>
-          </w:rPr>
-          <w:rPr>
-            <w:color w:val="0000EE"/>
-            <w:u w:val="single"/>
-          </w:rPr>
-          <w:t>啟3:7</w:t>
-        </w:r>
-      </w:hyperlink>
-      <w:r>
-        <w:rPr>
-          <w:lang w:val="zh_TW" w:bidi="zh_TW"/>
-        </w:rPr>
-        <w:t>），並被稱為「猶大支派中的獅子， 大衛的根」（</w:t>
-      </w:r>
-      <w:hyperlink r:id="rId111">
-        <w:r>
-          <w:rPr>
-            <w:lang w:val="zh_TW" w:bidi="zh_TW"/>
-          </w:rPr>
-          <w:rPr>
-            <w:color w:val="0000EE"/>
-            <w:u w:val="single"/>
-          </w:rPr>
-          <w:t>5:5</w:t>
-        </w:r>
-      </w:hyperlink>
-      <w:r>
-        <w:rPr>
-          <w:lang w:val="zh_TW" w:bidi="zh_TW"/>
-        </w:rPr>
-        <w:t>）。耶穌自稱說：「我是大衛的根，又是他的後裔。我是明亮的晨星」（</w:t>
-      </w:r>
-      <w:hyperlink r:id="rId112">
-        <w:r>
-          <w:rPr>
-            <w:lang w:val="zh_TW" w:bidi="zh_TW"/>
-          </w:rPr>
-          <w:rPr>
-            <w:color w:val="0000EE"/>
-            <w:u w:val="single"/>
-          </w:rPr>
-          <w:t>22:16</w:t>
-        </w:r>
-      </w:hyperlink>
-      <w:r>
-        <w:rPr>
-          <w:lang w:val="zh_TW" w:bidi="zh_TW"/>
-        </w:rPr>
-        <w:t>）。</w:t>
-      </w:r>
-    </w:p>
-    <w:p>
-      <w:pPr/>
-      <w:r>
-        <w:rPr>
-          <w:lang w:val="zh_TW" w:bidi="zh_TW"/>
-        </w:rPr>
-      </w:r>
-      <w:r>
-        <w:rPr>
-          <w:i/>
-          <w:lang w:val="zh_TW" w:bidi="zh_TW"/>
-        </w:rPr>
-        <w:t>另見</w:t>
-      </w:r>
-      <w:r>
-        <w:rPr>
-          <w:lang w:val="zh_TW" w:bidi="zh_TW"/>
-        </w:rPr>
         <w:t xml:space="preserve"> </w:t>
       </w:r>
       <w:r>
         <w:rPr>
           <w:lang w:val="zh_TW" w:bidi="zh_TW"/>
         </w:rPr>
-        <w:t>基督論</w:t>
-      </w:r>
-      <w:r>
-        <w:rPr>
-          <w:lang w:val="zh_TW" w:bidi="zh_TW"/>
-        </w:rPr>
-        <w:t>；</w:t>
-      </w:r>
-      <w:r>
-        <w:rPr>
-          <w:lang w:val="zh_TW" w:bidi="zh_TW"/>
-        </w:rPr>
-        <w:t>聖經年表（舊約）</w:t>
-      </w:r>
-      <w:r>
-        <w:rPr>
-          <w:lang w:val="zh_TW" w:bidi="zh_TW"/>
-        </w:rPr>
-        <w:t>；</w:t>
-      </w:r>
-      <w:r>
-        <w:rPr>
-          <w:lang w:val="zh_TW" w:bidi="zh_TW"/>
-        </w:rPr>
-        <w:t>以色列歷史</w:t>
-      </w:r>
-      <w:r>
-        <w:rPr>
-          <w:lang w:val="zh_TW" w:bidi="zh_TW"/>
-        </w:rPr>
-        <w:t>；</w:t>
-      </w:r>
-      <w:r>
-        <w:rPr>
-          <w:lang w:val="zh_TW" w:bidi="zh_TW"/>
-        </w:rPr>
-        <w:t>王</w:t>
-      </w:r>
-      <w:r>
-        <w:rPr>
-          <w:lang w:val="zh_TW" w:bidi="zh_TW"/>
-        </w:rPr>
-        <w:t>；</w:t>
-      </w:r>
-      <w:r>
-        <w:rPr>
-          <w:lang w:val="zh_TW" w:bidi="zh_TW"/>
-        </w:rPr>
-        <w:t>神的國，天國</w:t>
-      </w:r>
-      <w:r>
-        <w:rPr>
-          <w:lang w:val="zh_TW" w:bidi="zh_TW"/>
-        </w:rPr>
-        <w:t>；</w:t>
-      </w:r>
-      <w:r>
-        <w:rPr>
-          <w:lang w:val="zh_TW" w:bidi="zh_TW"/>
-        </w:rPr>
-        <w:t>彌賽亞</w:t>
+        <w:t>八福</w:t>
       </w:r>
       <w:r>
         <w:rPr>

--- a/zht/docx/022.content.docx
+++ b/zht/docx/022.content.docx
@@ -149,7 +149,7 @@
         <w:rPr>
           <w:lang w:val="zh_TW" w:bidi="zh_TW"/>
         </w:rPr>
-        <w:t>ci</w:t>
+        <w:t>chuo</w:t>
       </w:r>
       <w:r>
         <w:rPr>
@@ -212,7 +212,7 @@
         <w:rPr>
           <w:lang w:val="zh_TW" w:bidi="zh_TW"/>
         </w:rPr>
-        <w:t>次經</w:t>
+        <w:t>綽巴</w:t>
       </w:r>
       <w:r>
         <w:rPr>
@@ -231,140 +231,19 @@
         <w:rPr>
           <w:lang w:val="zh_TW" w:bidi="zh_TW"/>
         </w:rPr>
-        <w:t>次經（Apocrypha）是複數詞語，是指某些特定的猶太與基督教書卷。這個詞語原本來自希臘文</w:t>
-      </w:r>
-      <w:r>
-        <w:rPr>
-          <w:i/>
-          <w:lang w:val="zh_TW" w:bidi="zh_TW"/>
-        </w:rPr>
-        <w:t>apocryphos</w:t>
+        <w:t>在猶滴傳中提到的村莊，當亞述將領</w:t>
       </w:r>
       <w:r>
         <w:rPr>
           <w:lang w:val="zh_TW" w:bidi="zh_TW"/>
         </w:rPr>
-        <w:t>，意思是「隱藏」或「秘密」。這些書卷通常以三種方式呈現：</w:t>
-      </w:r>
-    </w:p>
-    <w:p>
-      <w:pPr>
-        <w:pStyle w:val="ListBullet"/>
-        <w:spacing w:line="240" w:lineRule="auto"/>
-        <w:ind w:left="720"/>
-      </w:pPr>
-      <w:r>
-        <w:rPr>
-          <w:lang w:val="zh_TW" w:bidi="zh_TW"/>
-        </w:rPr>
+        <w:t>何樂佛尼</w:t>
       </w:r>
       <w:r>
         <w:rPr>
           <w:lang w:val="zh_TW" w:bidi="zh_TW"/>
         </w:rPr>
-        <w:t>由某位著名的聖經人物所寫，</w:t>
-      </w:r>
-    </w:p>
-    <w:p>
-      <w:pPr>
-        <w:pStyle w:val="ListBullet"/>
-        <w:spacing w:line="240" w:lineRule="auto"/>
-        <w:ind w:left="720"/>
-      </w:pPr>
-      <w:r>
-        <w:rPr>
-          <w:lang w:val="zh_TW" w:bidi="zh_TW"/>
-        </w:rPr>
-      </w:r>
-      <w:r>
-        <w:rPr>
-          <w:lang w:val="zh_TW" w:bidi="zh_TW"/>
-        </w:rPr>
-        <w:t>從神而來的啟示，以及</w:t>
-      </w:r>
-    </w:p>
-    <w:p>
-      <w:pPr>
-        <w:pStyle w:val="ListBullet"/>
-        <w:spacing w:line="240" w:lineRule="auto"/>
-        <w:ind w:left="720"/>
-      </w:pPr>
-      <w:r>
-        <w:rPr>
-          <w:lang w:val="zh_TW" w:bidi="zh_TW"/>
-        </w:rPr>
-      </w:r>
-      <w:r>
-        <w:rPr>
-          <w:lang w:val="zh_TW" w:bidi="zh_TW"/>
-        </w:rPr>
-        <w:t>包含與聖經信仰有關的重要教導。</w:t>
-      </w:r>
-    </w:p>
-    <w:p>
-      <w:pPr/>
-      <w:r>
-        <w:rPr>
-          <w:lang w:val="zh_TW" w:bidi="zh_TW"/>
-        </w:rPr>
-      </w:r>
-      <w:r>
-        <w:rPr>
-          <w:lang w:val="zh_TW" w:bidi="zh_TW"/>
-        </w:rPr>
-        <w:t>猶太人與基督徒都熟悉這些次經，而且常常使用它們。不過，是否應該把這些書卷接納為聖經，當時的人一直都有爭論。後來，次經這個詞語便逐漸用來指向聖經以外的書卷，人們不認為這些書卷與聖經同樣具有默示性質或權威。</w:t>
-      </w:r>
-    </w:p>
-    <w:p>
-      <w:pPr/>
-      <w:r>
-        <w:rPr>
-          <w:lang w:val="zh_TW" w:bidi="zh_TW"/>
-        </w:rPr>
-      </w:r>
-      <w:r>
-        <w:rPr>
-          <w:lang w:val="zh_TW" w:bidi="zh_TW"/>
-        </w:rPr>
-        <w:t>有些基督教傳統（包括天主教會與東正教會）接納若干古代猶太書卷作為他們的聖經一部分。這些書卷寫於舊約聖經與新約聖經之間的時期。這些傳統稱它們為次正典（</w:t>
-      </w:r>
-      <w:r>
-        <w:rPr>
-          <w:i/>
-          <w:lang w:val="zh_TW" w:bidi="zh_TW"/>
-        </w:rPr>
-        <w:t>Deuterocanon，</w:t>
-      </w:r>
-      <w:r>
-        <w:rPr>
-          <w:lang w:val="zh_TW" w:bidi="zh_TW"/>
-        </w:rPr>
-        <w:t>意指「第二正典」或後來被視為聖經的「第二批書卷」）。在這些傳統的聖經中，這些書卷通常放在舊約聖經與新約聖經之間。</w:t>
-      </w:r>
-    </w:p>
-    <w:p>
-      <w:pPr>
-        <w:pStyle w:val="Heading3"/>
-      </w:pPr>
-      <w:r>
-        <w:rPr>
-          <w:lang w:val="zh_TW" w:bidi="zh_TW"/>
-        </w:rPr>
-        <w:t>簡介</w:t>
-      </w:r>
-    </w:p>
-    <w:p>
-      <w:pPr/>
-      <w:r>
-        <w:rPr>
-          <w:lang w:val="zh_TW" w:bidi="zh_TW"/>
-        </w:rPr>
-      </w:r>
-      <w:r>
-        <w:rPr>
-          <w:lang w:val="zh_TW" w:bidi="zh_TW"/>
-        </w:rPr>
-        <w:t>古代有不少與聖經信仰有關的書卷，不只是舊約聖經與新約聖經本身。舊約聖經偶爾提到一些後來失傳的書卷，例如雅煞珥書（</w:t>
+        <w:t>（Holofernes）入侵巴勒斯坦時，猶太人進行加固（</w:t>
       </w:r>
       <w:hyperlink r:id="rId13">
         <w:r>
@@ -375,14 +254,14 @@
             <w:color w:val="0000EE"/>
             <w:u w:val="single"/>
           </w:rPr>
-          <w:t>書10:13</w:t>
+          <w:t>猶滴傳4:4</w:t>
         </w:r>
       </w:hyperlink>
       <w:r>
         <w:rPr>
           <w:lang w:val="zh_TW" w:bidi="zh_TW"/>
         </w:rPr>
-        <w:t>）。新約聖經也有引用聖經以外的書面資料（例如，</w:t>
+        <w:t>）。確切位置無法確定，但可能是伊勒·馬可乎比（el-Makhubbi），距離比散（Besan）三英里（4.8公里），或者可能是創世記中的何把（</w:t>
       </w:r>
       <w:hyperlink r:id="rId14">
         <w:r>
@@ -393,372 +272,14 @@
             <w:color w:val="0000EE"/>
             <w:u w:val="single"/>
           </w:rPr>
-          <w:t>猶14–15</w:t>
+          <w:t>創14:15</w:t>
         </w:r>
       </w:hyperlink>
       <w:r>
         <w:rPr>
           <w:lang w:val="zh_TW" w:bidi="zh_TW"/>
         </w:rPr>
-        <w:t>）。</w:t>
-      </w:r>
-    </w:p>
-    <w:p>
-      <w:pPr>
-        <w:pStyle w:val="Heading3"/>
-      </w:pPr>
-      <w:r>
-        <w:rPr>
-          <w:lang w:val="zh_TW" w:bidi="zh_TW"/>
-        </w:rPr>
-        <w:t>猶太背景與舊約聖經次經</w:t>
-      </w:r>
-    </w:p>
-    <w:p>
-      <w:pPr/>
-      <w:r>
-        <w:rPr>
-          <w:lang w:val="zh_TW" w:bidi="zh_TW"/>
-        </w:rPr>
-      </w:r>
-      <w:r>
-        <w:rPr>
-          <w:lang w:val="zh_TW" w:bidi="zh_TW"/>
-        </w:rPr>
-        <w:t>這類書卷中，有部分被納入七十士譯本（即在公元前二世紀完成的希臘文舊約聖經譯本）。那些收錄於七十士譯本的書卷就被稱為舊約聖經次經。羅馬天主教會與東正教會把其中許多書卷視為次經書卷（deuterocanonical），但兩者對哪些書卷應列入次經書卷清單，則沒有共識。猶太群體與大部分新教教會，則不接納這些著作為神的話語，認為這些著作並無同等的默示性質與權威。</w:t>
-      </w:r>
-    </w:p>
-    <w:p>
-      <w:pPr>
-        <w:pStyle w:val="Heading3"/>
-      </w:pPr>
-      <w:r>
-        <w:rPr>
-          <w:lang w:val="zh_TW" w:bidi="zh_TW"/>
-        </w:rPr>
-        <w:t>基督教的使用與新約聖經次經</w:t>
-      </w:r>
-    </w:p>
-    <w:p>
-      <w:pPr/>
-      <w:r>
-        <w:rPr>
-          <w:lang w:val="zh_TW" w:bidi="zh_TW"/>
-        </w:rPr>
-      </w:r>
-      <w:r>
-        <w:rPr>
-          <w:lang w:val="zh_TW" w:bidi="zh_TW"/>
-        </w:rPr>
-        <w:t>一些來自早期基督教時代的著作，被稱為新約聖經次經（模仿或擴展新約聖經故事的一組書卷）。其中有些著作，曾被視為有助靈修或道德教導，但很快就被人發現其中包含與聖經真理不符的思想，因此被視為異端（即錯誤或違背信仰共識）而被拒絕。</w:t>
-      </w:r>
-    </w:p>
-    <w:p>
-      <w:pPr/>
-      <w:r>
-        <w:rPr>
-          <w:lang w:val="zh_TW" w:bidi="zh_TW"/>
-        </w:rPr>
-      </w:r>
-      <w:r>
-        <w:rPr>
-          <w:lang w:val="zh_TW" w:bidi="zh_TW"/>
-        </w:rPr>
-        <w:t>所有新約聖經次經都沒有被納入聖經正典（即公認具有默示性質與權威的書卷），只有部分東正教傳統接納其中少數著作為正典。</w:t>
-      </w:r>
-    </w:p>
-    <w:p>
-      <w:pPr>
-        <w:pStyle w:val="Heading3"/>
-      </w:pPr>
-      <w:r>
-        <w:rPr>
-          <w:lang w:val="zh_TW" w:bidi="zh_TW"/>
-        </w:rPr>
-        <w:t>作者與偽經</w:t>
-      </w:r>
-    </w:p>
-    <w:p>
-      <w:pPr/>
-      <w:r>
-        <w:rPr>
-          <w:lang w:val="zh_TW" w:bidi="zh_TW"/>
-        </w:rPr>
-      </w:r>
-      <w:r>
-        <w:rPr>
-          <w:lang w:val="zh_TW" w:bidi="zh_TW"/>
-        </w:rPr>
-        <w:t>大多數次經的作者，都沒有在書卷裡留下其名字。不過，有些人把自己的著作寫得好像出自某位著名的舊約人物，或早期某位知名的基督徒領袖。</w:t>
-      </w:r>
-    </w:p>
-    <w:p>
-      <w:pPr/>
-      <w:r>
-        <w:rPr>
-          <w:lang w:val="zh_TW" w:bidi="zh_TW"/>
-        </w:rPr>
-      </w:r>
-      <w:r>
-        <w:rPr>
-          <w:lang w:val="zh_TW" w:bidi="zh_TW"/>
-        </w:rPr>
-        <w:t>舊約聖經次經成為介乎舊約聖經與新約聖經之間，一小部分但重要的猶太文學。這些猶太著作中，許多出自一個時代，當時猶太人感到自己的信仰與生活方式受到希臘文化（希臘化）威脅，後來又受到羅馬統治的威脅。</w:t>
-      </w:r>
-    </w:p>
-    <w:p>
-      <w:pPr/>
-      <w:r>
-        <w:rPr>
-          <w:lang w:val="zh_TW" w:bidi="zh_TW"/>
-        </w:rPr>
-      </w:r>
-      <w:r>
-        <w:rPr>
-          <w:lang w:val="zh_TW" w:bidi="zh_TW"/>
-        </w:rPr>
-        <w:t>若干次經書卷也被稱為偽經（</w:t>
-      </w:r>
-      <w:r>
-        <w:rPr>
-          <w:i/>
-          <w:lang w:val="zh_TW" w:bidi="zh_TW"/>
-        </w:rPr>
-        <w:t>Pseudepigrapha，</w:t>
-      </w:r>
-      <w:r>
-        <w:rPr>
-          <w:lang w:val="zh_TW" w:bidi="zh_TW"/>
-        </w:rPr>
-        <w:t>源自希臘文</w:t>
-      </w:r>
-      <w:r>
-        <w:rPr>
-          <w:i/>
-          <w:lang w:val="zh_TW" w:bidi="zh_TW"/>
-        </w:rPr>
-        <w:t>pseudes</w:t>
-      </w:r>
-      <w:r>
-        <w:rPr>
-          <w:lang w:val="zh_TW" w:bidi="zh_TW"/>
-        </w:rPr>
-        <w:t>和</w:t>
-      </w:r>
-      <w:r>
-        <w:rPr>
-          <w:i/>
-          <w:lang w:val="zh_TW" w:bidi="zh_TW"/>
-        </w:rPr>
-        <w:t>epigraphe</w:t>
-      </w:r>
-      <w:r>
-        <w:rPr>
-          <w:lang w:val="zh_TW" w:bidi="zh_TW"/>
-        </w:rPr>
-        <w:t>，意為「虛假」和「名字/銘文」）。偽經這個名稱反映出這些書卷所作的宣稱：</w:t>
-      </w:r>
-    </w:p>
-    <w:p>
-      <w:pPr>
-        <w:pStyle w:val="ListNumber"/>
-        <w:numPr>
-          <w:ilvl w:val="0"/>
-          <w:numId w:val="14"/>
-        </w:numPr>
-        <w:spacing w:line="240" w:lineRule="auto"/>
-        <w:ind w:left="720"/>
-      </w:pPr>
-      <w:r>
-        <w:rPr>
-          <w:lang w:val="zh_TW" w:bidi="zh_TW"/>
-        </w:rPr>
-      </w:r>
-      <w:r>
-        <w:rPr>
-          <w:lang w:val="zh_TW" w:bidi="zh_TW"/>
-        </w:rPr>
-        <w:t>說該書卷是由某位聖經人物（例如以諾、亞伯拉罕、摩西、所羅門、巴多羅買或多馬）寫成，或</w:t>
-      </w:r>
-    </w:p>
-    <w:p>
-      <w:pPr>
-        <w:pStyle w:val="ListNumber"/>
-        <w:spacing w:line="240" w:lineRule="auto"/>
-        <w:ind w:left="720"/>
-      </w:pPr>
-      <w:r>
-        <w:rPr>
-          <w:lang w:val="zh_TW" w:bidi="zh_TW"/>
-        </w:rPr>
-      </w:r>
-      <w:r>
-        <w:rPr>
-          <w:lang w:val="zh_TW" w:bidi="zh_TW"/>
-        </w:rPr>
-        <w:t>說該書卷包含原本啟示給某位聖經人物（例如亞當和夏娃或以賽亞）的啟示。</w:t>
-      </w:r>
-    </w:p>
-    <w:p>
-      <w:pPr/>
-      <w:r>
-        <w:rPr>
-          <w:lang w:val="zh_TW" w:bidi="zh_TW"/>
-        </w:rPr>
-      </w:r>
-      <w:r>
-        <w:rPr>
-          <w:lang w:val="zh_TW" w:bidi="zh_TW"/>
-        </w:rPr>
-        <w:t>換句話說，這些書卷都錯誤宣稱其作者為某位聖經人物，或錯誤宣稱其提供啟示，而該啟示原本是給予某位聖經人物。</w:t>
-      </w:r>
-    </w:p>
-    <w:p>
-      <w:pPr/>
-      <w:r>
-        <w:rPr>
-          <w:lang w:val="zh_TW" w:bidi="zh_TW"/>
-        </w:rPr>
-      </w:r>
-      <w:r>
-        <w:rPr>
-          <w:lang w:val="zh_TW" w:bidi="zh_TW"/>
-        </w:rPr>
-        <w:t>偽經常常強烈關注天啟題材，例如世界的創造、以色列與列邦的將來、神與天使的榮耀、彌賽亞的國度，以及死後的生命。</w:t>
-      </w:r>
-    </w:p>
-    <w:p>
-      <w:pPr/>
-      <w:r>
-        <w:rPr>
-          <w:lang w:val="zh_TW" w:bidi="zh_TW"/>
-        </w:rPr>
-      </w:r>
-      <w:r>
-        <w:rPr>
-          <w:lang w:val="zh_TW" w:bidi="zh_TW"/>
-        </w:rPr>
-        <w:t>許多偽經是猶太人的著作，但從未被猶太或基督徒群體接納。他們的寫作年代與其它次經大致相同（約公元前200年至公元110年）。不過，這些書卷的內容具有特殊性，因此只得到某些群體的承認。又由於其中一些作品模仿正典聖經的部分內容，那些群體可能視它們的權威與受神默示的程度，與聖經書卷相近。</w:t>
-      </w:r>
-    </w:p>
-    <w:p>
-      <w:pPr>
-        <w:pStyle w:val="Heading3"/>
-      </w:pPr>
-      <w:r>
-        <w:rPr>
-          <w:b/>
-          <w:lang w:val="zh_TW" w:bidi="zh_TW"/>
-        </w:rPr>
-        <w:t>該時期的其它宗教著作</w:t>
-      </w:r>
-    </w:p>
-    <w:p>
-      <w:pPr/>
-      <w:r>
-        <w:rPr>
-          <w:lang w:val="zh_TW" w:bidi="zh_TW"/>
-        </w:rPr>
-      </w:r>
-      <w:r>
-        <w:rPr>
-          <w:lang w:val="zh_TW" w:bidi="zh_TW"/>
-        </w:rPr>
-        <w:t>當時其他宗教著作並沒有宣稱自己是聖經。這些作品保存了一些猶太與早期基督徒的傳統，有時也加入傳說與其它故事，這些內容並未有記載準確的歷史，或包含與聖經不同的教導。在那個時期，除了聖經本身之外，與聖經信仰有關的書卷並不多。</w:t>
-      </w:r>
-    </w:p>
-    <w:p>
-      <w:pPr/>
-      <w:r>
-        <w:rPr>
-          <w:lang w:val="zh_TW" w:bidi="zh_TW"/>
-        </w:rPr>
-      </w:r>
-      <w:r>
-        <w:rPr>
-          <w:lang w:val="zh_TW" w:bidi="zh_TW"/>
-        </w:rPr>
-        <w:t>因此，這些僅有的其它書卷，往往在猶太人與基督徒中為人熟知。妥拉（摩西律法）一直被猶太人視為神學上合乎正統的標準。然而，在外邦統治下，猶太人的生活艱難，他們偏愛其它書卷的故事，因為這些故事講述人們如何在逼迫中忍耐，或講述神百姓的仇敵如何被擊敗。</w:t>
-      </w:r>
-    </w:p>
-    <w:p>
-      <w:pPr/>
-      <w:r>
-        <w:rPr>
-          <w:lang w:val="zh_TW" w:bidi="zh_TW"/>
-        </w:rPr>
-      </w:r>
-      <w:r>
-        <w:rPr>
-          <w:lang w:val="zh_TW" w:bidi="zh_TW"/>
-        </w:rPr>
-        <w:t>同樣地，早期基督徒也對許多與新約相關的其它書卷感興趣，即使那些書卷並不屬於已被接納的書卷之列（包括猶太人的舊約聖經，以及我們今日所知的新約聖經）。其它著作常常講述耶穌與祂的跟隨者所做的事，也包含自稱的啟示與屬靈教導。其中有些內容缺乏歷史根據，並且相當奇異；而另一些內容在某種程度上反映出基督的精神與使徒的教導。</w:t>
-      </w:r>
-    </w:p>
-    <w:p>
-      <w:pPr/>
-      <w:r>
-        <w:rPr>
-          <w:lang w:val="zh_TW" w:bidi="zh_TW"/>
-        </w:rPr>
-      </w:r>
-      <w:r>
-        <w:rPr>
-          <w:lang w:val="zh_TW" w:bidi="zh_TW"/>
-        </w:rPr>
-        <w:t>對猶太人而言（就像對早期基督徒一樣），正式確認一個正典，也就是正式列出哪些書卷被認為具有默示性質與權威，可視為神的話語，這件事變得十分重要。這過程有助人們把聖經的正典書卷，與那些傳講其它教義、異端思想，或虛構故事的書卷區分開來。</w:t>
-      </w:r>
-    </w:p>
-    <w:p>
-      <w:pPr>
-        <w:pStyle w:val="Heading3"/>
-      </w:pPr>
-      <w:r>
-        <w:rPr>
-          <w:lang w:val="zh_TW" w:bidi="zh_TW"/>
-        </w:rPr>
-        <w:t>早期基督徒對次經的看法</w:t>
-      </w:r>
-    </w:p>
-    <w:p>
-      <w:pPr/>
-      <w:r>
-        <w:rPr>
-          <w:lang w:val="zh_TW" w:bidi="zh_TW"/>
-        </w:rPr>
-      </w:r>
-      <w:r>
-        <w:rPr>
-          <w:lang w:val="zh_TW" w:bidi="zh_TW"/>
-        </w:rPr>
-        <w:t>在最初的幾個世紀，一些基督徒教師用次經一詞，指那些未有納入舊約聖經或新約聖經正典的著作。這個詞來自希臘文</w:t>
-      </w:r>
-      <w:r>
-        <w:rPr>
-          <w:i/>
-          <w:lang w:val="zh_TW" w:bidi="zh_TW"/>
-        </w:rPr>
-        <w:t>apokrypha</w:t>
-      </w:r>
-      <w:r>
-        <w:rPr>
-          <w:lang w:val="zh_TW" w:bidi="zh_TW"/>
-        </w:rPr>
-        <w:t>，意思是「隱藏的事」。早期基督徒學者把這些著作稱為次經，是表示這些書卷不應在敬拜中公開朗讀。他們認為這些書卷包含特殊的知識，不適合一般信徒閱讀。</w:t>
-      </w:r>
-    </w:p>
-    <w:p>
-      <w:pPr/>
-      <w:r>
-        <w:rPr>
-          <w:lang w:val="zh_TW" w:bidi="zh_TW"/>
-        </w:rPr>
-      </w:r>
-      <w:r>
-        <w:rPr>
-          <w:lang w:val="zh_TW" w:bidi="zh_TW"/>
-        </w:rPr>
-        <w:t>關於「哪些書卷給所有人讀，哪些只給受過特別教導的人讀」這種區別，可在</w:t>
+        <w:t>）。記載顯示，猶太人追擊何樂佛尼的軍隊到達何把，並越過大馬士革（</w:t>
       </w:r>
       <w:hyperlink r:id="rId15">
         <w:r>
@@ -769,3018 +290,7 @@
             <w:color w:val="0000EE"/>
             <w:u w:val="single"/>
           </w:rPr>
-          <w:t>以斯拉二書十四章1至6節</w:t>
-        </w:r>
-      </w:hyperlink>
-      <w:r>
-        <w:rPr>
-          <w:lang w:val="zh_TW" w:bidi="zh_TW"/>
-        </w:rPr>
-        <w:t>（以斯拉二書有時稱為以斯拉四書）找到例子。這段經文的作者聲稱，神告訴以斯拉，讓所有人都能讀某些著作（如妥拉），但要把另一些著作保密。這些「隱藏的書卷」包含天啟（末世）傳統，關於末世的內容。</w:t>
-      </w:r>
-    </w:p>
-    <w:p>
-      <w:pPr/>
-      <w:r>
-        <w:rPr>
-          <w:lang w:val="zh_TW" w:bidi="zh_TW"/>
-        </w:rPr>
-      </w:r>
-      <w:hyperlink r:id="rId16">
-        <w:r>
-          <w:rPr>
-            <w:lang w:val="zh_TW" w:bidi="zh_TW"/>
-          </w:rPr>
-          <w:rPr>
-            <w:color w:val="0000EE"/>
-            <w:u w:val="single"/>
-          </w:rPr>
-          <w:t>以斯拉二書十四章42至46節</w:t>
-        </w:r>
-      </w:hyperlink>
-      <w:r>
-        <w:rPr>
-          <w:lang w:val="zh_TW" w:bidi="zh_TW"/>
-        </w:rPr>
-        <w:t>提到70卷書，這些書明顯不屬於正典，因為它們的寫作年代在24卷希伯來正典之後。到了公元一世紀末，多數猶太人已經區分哪些著作可以公開使用，哪些不適合公開使用。</w:t>
-      </w:r>
-    </w:p>
-    <w:p>
-      <w:pPr/>
-      <w:r>
-        <w:rPr>
-          <w:lang w:val="zh_TW" w:bidi="zh_TW"/>
-        </w:rPr>
-      </w:r>
-      <w:r>
-        <w:rPr>
-          <w:lang w:val="zh_TW" w:bidi="zh_TW"/>
-        </w:rPr>
-        <w:t>人們也將次經一詞語用在負面意義上，來指那些應該被隱藏起來的書卷，因為它們包含有害或錯誤的教導。這些教導的目的不是為了建立讀者的信仰，而是敗壞信仰。當時要阻止這類著作散佈，相對容易，因為書卷的抄本本來就很少，流傳的數量也不多。</w:t>
-      </w:r>
-    </w:p>
-    <w:p>
-      <w:pPr>
-        <w:pStyle w:val="Heading3"/>
-      </w:pPr>
-      <w:r>
-        <w:rPr>
-          <w:b/>
-          <w:lang w:val="zh_TW" w:bidi="zh_TW"/>
-        </w:rPr>
-        <w:t>公元</w:t>
-      </w:r>
-      <w:r>
-        <w:rPr>
-          <w:lang w:val="zh_TW" w:bidi="zh_TW"/>
-        </w:rPr>
-        <w:t>五世紀起及後期教會傳統中的用法</w:t>
-      </w:r>
-    </w:p>
-    <w:p>
-      <w:pPr/>
-      <w:r>
-        <w:rPr>
-          <w:lang w:val="zh_TW" w:bidi="zh_TW"/>
-        </w:rPr>
-      </w:r>
-      <w:r>
-        <w:rPr>
-          <w:lang w:val="zh_TW" w:bidi="zh_TW"/>
-        </w:rPr>
-        <w:t>到了公元五世紀，次經一詞開始用來表示「不屬於正典」的意思。教父耶柔米（Jerome）教導，凡是在七十士譯本與拉丁文聖經中出現，但不在希伯來文舊約聖經裡的書卷，都應視為次經。耶柔米認為，人們不應完全拒絕這些著作，因為它們是猶太文學的重要部分。</w:t>
-      </w:r>
-    </w:p>
-    <w:p>
-      <w:pPr/>
-      <w:r>
-        <w:rPr>
-          <w:lang w:val="zh_TW" w:bidi="zh_TW"/>
-        </w:rPr>
-      </w:r>
-      <w:r>
-        <w:rPr>
-          <w:lang w:val="zh_TW" w:bidi="zh_TW"/>
-        </w:rPr>
-        <w:t>不過，他同時教導，這些書卷不能用作基督教教義的根基，但可以用來得著勉勵與啟發。新教教會採納耶柔米的看法，把這些書卷排除在聖經正典之外。有些新教群體仍然視它們為靈修閱讀的材料，但大部分並不把它們視為聖經。</w:t>
-      </w:r>
-    </w:p>
-    <w:p>
-      <w:pPr>
-        <w:pStyle w:val="Heading3"/>
-      </w:pPr>
-      <w:r>
-        <w:rPr>
-          <w:b/>
-          <w:lang w:val="zh_TW" w:bidi="zh_TW"/>
-        </w:rPr>
-        <w:t>正典的形成</w:t>
-      </w:r>
-    </w:p>
-    <w:p>
-      <w:pPr/>
-      <w:r>
-        <w:rPr>
-          <w:lang w:val="zh_TW" w:bidi="zh_TW"/>
-        </w:rPr>
-      </w:r>
-      <w:r>
-        <w:rPr>
-          <w:lang w:val="zh_TW" w:bidi="zh_TW"/>
-        </w:rPr>
-        <w:t>當猶太學者在托勒密二世（Ptolemy II）統治期間（公元前285至246年）於埃及把希伯來聖經譯成希臘文時，他們也收錄了幾卷額外的書卷。這些書卷雖然不屬於當時公認的希伯來正典，卻在猶太歷史與社會中具有重要地位。這情況顯示：至少在某些猶太群體當中，正典書卷與非正典書卷之間的界線當時尚未完全清楚。</w:t>
-      </w:r>
-    </w:p>
-    <w:p>
-      <w:pPr/>
-      <w:r>
-        <w:rPr>
-          <w:lang w:val="zh_TW" w:bidi="zh_TW"/>
-        </w:rPr>
-      </w:r>
-      <w:r>
-        <w:rPr>
-          <w:lang w:val="zh_TW" w:bidi="zh_TW"/>
-        </w:rPr>
-        <w:t>古代抄本和死海古卷的殘片顯示，希伯來正典最後完成的書卷，極可能寫於亞歷山大大帝（Alexander the Great）征服近東（公元前356至323年）前的幾十年。雖然妥拉一直被視為神的話，但承認其它書卷屬於聖經的過程則漫長得多。</w:t>
-      </w:r>
-    </w:p>
-    <w:p>
-      <w:pPr/>
-      <w:r>
-        <w:rPr>
-          <w:lang w:val="zh_TW" w:bidi="zh_TW"/>
-        </w:rPr>
-      </w:r>
-      <w:r>
-        <w:rPr>
-          <w:lang w:val="zh_TW" w:bidi="zh_TW"/>
-        </w:rPr>
-        <w:t>當更多人認識和閱讀這些書卷，並將它們與妥拉的教導比較之後，人們才逐漸承認它們為聖經。由此可見，在正統猶太教中，人們經常使用這些書卷並達成普遍共識，對分辨哪些書卷屬於</w:t>
-      </w:r>
-      <w:r>
-        <w:rPr>
-          <w:b/>
-          <w:lang w:val="zh_TW" w:bidi="zh_TW"/>
-        </w:rPr>
-        <w:t>正典</w:t>
-      </w:r>
-      <w:r>
-        <w:rPr>
-          <w:lang w:val="zh_TW" w:bidi="zh_TW"/>
-        </w:rPr>
-        <w:t>、哪些屬於</w:t>
-      </w:r>
-      <w:r>
-        <w:rPr>
-          <w:b/>
-          <w:lang w:val="zh_TW" w:bidi="zh_TW"/>
-        </w:rPr>
-        <w:t>次經</w:t>
-      </w:r>
-      <w:r>
-        <w:rPr>
-          <w:lang w:val="zh_TW" w:bidi="zh_TW"/>
-        </w:rPr>
-        <w:t>，具有關鍵的影響。</w:t>
-      </w:r>
-    </w:p>
-    <w:p>
-      <w:pPr/>
-      <w:r>
-        <w:rPr>
-          <w:lang w:val="zh_TW" w:bidi="zh_TW"/>
-        </w:rPr>
-      </w:r>
-      <w:r>
-        <w:rPr>
-          <w:lang w:val="zh_TW" w:bidi="zh_TW"/>
-        </w:rPr>
-        <w:t>較早期的學者曾認為，古巴勒斯坦的雅麥尼亞（Jamnia）曾在約公元100年舉行了一場會議，用來決定舊約聖經正典的書卷名單。這種看法基於古代猶太資料中的記載。</w:t>
-      </w:r>
-    </w:p>
-    <w:p>
-      <w:pPr/>
-      <w:r>
-        <w:rPr>
-          <w:lang w:val="zh_TW" w:bidi="zh_TW"/>
-        </w:rPr>
-      </w:r>
-      <w:r>
-        <w:rPr>
-          <w:lang w:val="zh_TW" w:bidi="zh_TW"/>
-        </w:rPr>
-        <w:t>然而，後來的研究質疑，這類會議有否真的舉行。這些研究也顯示，當時的猶太領袖認為非正典著作會阻礙人的信仰與敬虔，而不是帶來幫助。</w:t>
-      </w:r>
-    </w:p>
-    <w:p>
-      <w:pPr>
-        <w:pStyle w:val="Heading3"/>
-      </w:pPr>
-      <w:r>
-        <w:rPr>
-          <w:b/>
-          <w:lang w:val="zh_TW" w:bidi="zh_TW"/>
-        </w:rPr>
-        <w:t>猶太次經書卷</w:t>
-      </w:r>
-    </w:p>
-    <w:p>
-      <w:pPr/>
-      <w:r>
-        <w:rPr>
-          <w:lang w:val="zh_TW" w:bidi="zh_TW"/>
-        </w:rPr>
-      </w:r>
-      <w:r>
-        <w:rPr>
-          <w:lang w:val="zh_TW" w:bidi="zh_TW"/>
-        </w:rPr>
-        <w:t>猶太群體把以下著作視為正典以外的書卷，因此歸為次經：</w:t>
-      </w:r>
-    </w:p>
-    <w:p>
-      <w:pPr>
-        <w:pStyle w:val="ListBullet"/>
-        <w:spacing w:line="240" w:lineRule="auto"/>
-        <w:ind w:left="720"/>
-      </w:pPr>
-      <w:r>
-        <w:rPr>
-          <w:lang w:val="zh_TW" w:bidi="zh_TW"/>
-        </w:rPr>
-      </w:r>
-      <w:r>
-        <w:rPr>
-          <w:lang w:val="zh_TW" w:bidi="zh_TW"/>
-        </w:rPr>
-        <w:t>以斯拉一書</w:t>
-      </w:r>
-    </w:p>
-    <w:p>
-      <w:pPr>
-        <w:pStyle w:val="ListBullet"/>
-        <w:spacing w:line="240" w:lineRule="auto"/>
-        <w:ind w:left="720"/>
-      </w:pPr>
-      <w:r>
-        <w:rPr>
-          <w:lang w:val="zh_TW" w:bidi="zh_TW"/>
-        </w:rPr>
-      </w:r>
-      <w:r>
-        <w:rPr>
-          <w:lang w:val="zh_TW" w:bidi="zh_TW"/>
-        </w:rPr>
-        <w:t>以斯拉二書</w:t>
-      </w:r>
-    </w:p>
-    <w:p>
-      <w:pPr>
-        <w:pStyle w:val="ListBullet"/>
-        <w:spacing w:line="240" w:lineRule="auto"/>
-        <w:ind w:left="720"/>
-      </w:pPr>
-      <w:r>
-        <w:rPr>
-          <w:lang w:val="zh_TW" w:bidi="zh_TW"/>
-        </w:rPr>
-      </w:r>
-      <w:r>
-        <w:rPr>
-          <w:lang w:val="zh_TW" w:bidi="zh_TW"/>
-        </w:rPr>
-        <w:t>多比傳</w:t>
-      </w:r>
-    </w:p>
-    <w:p>
-      <w:pPr>
-        <w:pStyle w:val="ListBullet"/>
-        <w:spacing w:line="240" w:lineRule="auto"/>
-        <w:ind w:left="720"/>
-      </w:pPr>
-      <w:r>
-        <w:rPr>
-          <w:lang w:val="zh_TW" w:bidi="zh_TW"/>
-        </w:rPr>
-      </w:r>
-      <w:r>
-        <w:rPr>
-          <w:lang w:val="zh_TW" w:bidi="zh_TW"/>
-        </w:rPr>
-        <w:t>猶滴傳</w:t>
-      </w:r>
-    </w:p>
-    <w:p>
-      <w:pPr>
-        <w:pStyle w:val="ListBullet"/>
-        <w:spacing w:line="240" w:lineRule="auto"/>
-        <w:ind w:left="720"/>
-      </w:pPr>
-      <w:r>
-        <w:rPr>
-          <w:lang w:val="zh_TW" w:bidi="zh_TW"/>
-        </w:rPr>
-      </w:r>
-      <w:r>
-        <w:rPr>
-          <w:lang w:val="zh_TW" w:bidi="zh_TW"/>
-        </w:rPr>
-        <w:t>以斯帖記補篇</w:t>
-      </w:r>
-    </w:p>
-    <w:p>
-      <w:pPr>
-        <w:pStyle w:val="ListBullet"/>
-        <w:spacing w:line="240" w:lineRule="auto"/>
-        <w:ind w:left="720"/>
-      </w:pPr>
-      <w:r>
-        <w:rPr>
-          <w:lang w:val="zh_TW" w:bidi="zh_TW"/>
-        </w:rPr>
-      </w:r>
-      <w:r>
-        <w:rPr>
-          <w:lang w:val="zh_TW" w:bidi="zh_TW"/>
-        </w:rPr>
-        <w:t>所羅門智訓</w:t>
-      </w:r>
-    </w:p>
-    <w:p>
-      <w:pPr>
-        <w:pStyle w:val="ListBullet"/>
-        <w:spacing w:line="240" w:lineRule="auto"/>
-        <w:ind w:left="720"/>
-      </w:pPr>
-      <w:r>
-        <w:rPr>
-          <w:lang w:val="zh_TW" w:bidi="zh_TW"/>
-        </w:rPr>
-      </w:r>
-      <w:r>
-        <w:rPr>
-          <w:lang w:val="zh_TW" w:bidi="zh_TW"/>
-        </w:rPr>
-        <w:t>便西拉智訓</w:t>
-      </w:r>
-    </w:p>
-    <w:p>
-      <w:pPr>
-        <w:pStyle w:val="ListBullet"/>
-        <w:spacing w:line="240" w:lineRule="auto"/>
-        <w:ind w:left="720"/>
-      </w:pPr>
-      <w:r>
-        <w:rPr>
-          <w:lang w:val="zh_TW" w:bidi="zh_TW"/>
-        </w:rPr>
-      </w:r>
-      <w:r>
-        <w:rPr>
-          <w:lang w:val="zh_TW" w:bidi="zh_TW"/>
-        </w:rPr>
-        <w:t>巴錄書</w:t>
-      </w:r>
-    </w:p>
-    <w:p>
-      <w:pPr>
-        <w:pStyle w:val="ListBullet"/>
-        <w:spacing w:line="240" w:lineRule="auto"/>
-        <w:ind w:left="720"/>
-      </w:pPr>
-      <w:r>
-        <w:rPr>
-          <w:lang w:val="zh_TW" w:bidi="zh_TW"/>
-        </w:rPr>
-      </w:r>
-      <w:r>
-        <w:rPr>
-          <w:lang w:val="zh_TW" w:bidi="zh_TW"/>
-        </w:rPr>
-        <w:t>耶利米書信</w:t>
-      </w:r>
-    </w:p>
-    <w:p>
-      <w:pPr>
-        <w:pStyle w:val="ListBullet"/>
-        <w:spacing w:line="240" w:lineRule="auto"/>
-        <w:ind w:left="720"/>
-      </w:pPr>
-      <w:r>
-        <w:rPr>
-          <w:lang w:val="zh_TW" w:bidi="zh_TW"/>
-        </w:rPr>
-      </w:r>
-      <w:r>
-        <w:rPr>
-          <w:lang w:val="zh_TW" w:bidi="zh_TW"/>
-        </w:rPr>
-        <w:t>但以理書補篇</w:t>
-      </w:r>
-    </w:p>
-    <w:p>
-      <w:pPr>
-        <w:pStyle w:val="ListBullet"/>
-        <w:spacing w:line="240" w:lineRule="auto"/>
-        <w:ind w:left="1440"/>
-      </w:pPr>
-      <w:r>
-        <w:rPr>
-          <w:lang w:val="zh_TW" w:bidi="zh_TW"/>
-        </w:rPr>
-      </w:r>
-      <w:r>
-        <w:rPr>
-          <w:lang w:val="zh_TW" w:bidi="zh_TW"/>
-        </w:rPr>
-        <w:t>亞撒利雅的禱告</w:t>
-      </w:r>
-    </w:p>
-    <w:p>
-      <w:pPr>
-        <w:pStyle w:val="ListBullet"/>
-        <w:spacing w:line="240" w:lineRule="auto"/>
-        <w:ind w:left="1440"/>
-      </w:pPr>
-      <w:r>
-        <w:rPr>
-          <w:lang w:val="zh_TW" w:bidi="zh_TW"/>
-        </w:rPr>
-      </w:r>
-      <w:r>
-        <w:rPr>
-          <w:lang w:val="zh_TW" w:bidi="zh_TW"/>
-        </w:rPr>
-        <w:t>三童歌</w:t>
-      </w:r>
-    </w:p>
-    <w:p>
-      <w:pPr>
-        <w:pStyle w:val="ListBullet"/>
-        <w:spacing w:line="240" w:lineRule="auto"/>
-        <w:ind w:left="1440"/>
-      </w:pPr>
-      <w:r>
-        <w:rPr>
-          <w:lang w:val="zh_TW" w:bidi="zh_TW"/>
-        </w:rPr>
-      </w:r>
-      <w:r>
-        <w:rPr>
-          <w:lang w:val="zh_TW" w:bidi="zh_TW"/>
-        </w:rPr>
-        <w:t>蘇撒拿與長老</w:t>
-      </w:r>
-    </w:p>
-    <w:p>
-      <w:pPr>
-        <w:pStyle w:val="ListBullet"/>
-        <w:spacing w:line="240" w:lineRule="auto"/>
-        <w:ind w:left="1440"/>
-      </w:pPr>
-      <w:r>
-        <w:rPr>
-          <w:lang w:val="zh_TW" w:bidi="zh_TW"/>
-        </w:rPr>
-      </w:r>
-      <w:r>
-        <w:rPr>
-          <w:lang w:val="zh_TW" w:bidi="zh_TW"/>
-        </w:rPr>
-        <w:t>彼勒與大龍</w:t>
-      </w:r>
-    </w:p>
-    <w:p>
-      <w:pPr>
-        <w:pStyle w:val="ListBullet"/>
-        <w:spacing w:line="240" w:lineRule="auto"/>
-        <w:ind w:left="720"/>
-      </w:pPr>
-      <w:r>
-        <w:rPr>
-          <w:lang w:val="zh_TW" w:bidi="zh_TW"/>
-        </w:rPr>
-      </w:r>
-      <w:r>
-        <w:rPr>
-          <w:lang w:val="zh_TW" w:bidi="zh_TW"/>
-        </w:rPr>
-        <w:t>瑪拿西禱文</w:t>
-      </w:r>
-    </w:p>
-    <w:p>
-      <w:pPr>
-        <w:pStyle w:val="ListBullet"/>
-        <w:spacing w:line="240" w:lineRule="auto"/>
-        <w:ind w:left="720"/>
-      </w:pPr>
-      <w:r>
-        <w:rPr>
-          <w:lang w:val="zh_TW" w:bidi="zh_TW"/>
-        </w:rPr>
-      </w:r>
-      <w:r>
-        <w:rPr>
-          <w:lang w:val="zh_TW" w:bidi="zh_TW"/>
-        </w:rPr>
-        <w:t>馬加比一書和馬加比二書</w:t>
-      </w:r>
-    </w:p>
-    <w:p>
-      <w:pPr/>
-      <w:r>
-        <w:rPr>
-          <w:lang w:val="zh_TW" w:bidi="zh_TW"/>
-        </w:rPr>
-      </w:r>
-      <w:r>
-        <w:rPr>
-          <w:lang w:val="zh_TW" w:bidi="zh_TW"/>
-        </w:rPr>
-        <w:t>有若干七十士譯本的抄本把一些具有</w:t>
-      </w:r>
-      <w:r>
-        <w:rPr>
-          <w:b/>
-          <w:lang w:val="zh_TW" w:bidi="zh_TW"/>
-        </w:rPr>
-        <w:t>偽歷史性</w:t>
-      </w:r>
-      <w:r>
-        <w:rPr>
-          <w:lang w:val="zh_TW" w:bidi="zh_TW"/>
-        </w:rPr>
-        <w:t>（pseudohistorical）的著作（看起來像歷史但實際並非如此），收錄於</w:t>
-      </w:r>
-      <w:r>
-        <w:rPr>
-          <w:lang w:val="zh_TW" w:bidi="zh_TW"/>
-        </w:rPr>
-        <w:t>馬加比三書和馬加比四書</w:t>
-      </w:r>
-      <w:r>
-        <w:rPr>
-          <w:lang w:val="zh_TW" w:bidi="zh_TW"/>
-        </w:rPr>
-        <w:t>。這些次經內容上的差異，反映出不同抄本傳統之間的分別。</w:t>
-      </w:r>
-    </w:p>
-    <w:p>
-      <w:pPr>
-        <w:pStyle w:val="Heading3"/>
-      </w:pPr>
-      <w:r>
-        <w:rPr>
-          <w:lang w:val="zh_TW" w:bidi="zh_TW"/>
-        </w:rPr>
-        <w:t>初期教會的爭議</w:t>
-      </w:r>
-    </w:p>
-    <w:p>
-      <w:pPr/>
-      <w:r>
-        <w:rPr>
-          <w:lang w:val="zh_TW" w:bidi="zh_TW"/>
-        </w:rPr>
-      </w:r>
-      <w:r>
-        <w:rPr>
-          <w:lang w:val="zh_TW" w:bidi="zh_TW"/>
-        </w:rPr>
-        <w:t>在最初的幾個世紀，一些基督徒學者對哪些書卷應列入舊約聖經正典、哪些應視為次經，並沒有共識。希坡的奧古斯丁（Augustine of Hippo，公元354至430年）的著作在其中起了決定性的影響，他主張舊約聖經次經，跟希伯來正典與基督教正典中的其它書卷具有同等的權威。這一立場與較早的希伯來與拉比傳統有所不同。</w:t>
-      </w:r>
-    </w:p>
-    <w:p>
-      <w:pPr/>
-      <w:r>
-        <w:rPr>
-          <w:lang w:val="zh_TW" w:bidi="zh_TW"/>
-        </w:rPr>
-      </w:r>
-      <w:r>
-        <w:rPr>
-          <w:lang w:val="zh_TW" w:bidi="zh_TW"/>
-        </w:rPr>
-        <w:t>雖然有些領袖支持耶柔米的反對立場，但羅馬天主教會在公元1546年的天特會議（Council of Trent）中，採納了奧古斯丁的觀點，並把這立場定為天主教會的官方教導。</w:t>
-      </w:r>
-    </w:p>
-    <w:p>
-      <w:pPr/>
-      <w:r>
-        <w:rPr>
-          <w:lang w:val="zh_TW" w:bidi="zh_TW"/>
-        </w:rPr>
-      </w:r>
-      <w:r>
-        <w:rPr>
-          <w:lang w:val="zh_TW" w:bidi="zh_TW"/>
-        </w:rPr>
-        <w:t>許多後來從羅馬天主教會分裂出來、並形成東正教會的地區，也一直使用舊約聖經次經。其中一些書卷得到東正教官方所承認，但不同教區承認的書卷並不相同。在某些國家，東正教官方甚至不承認任何一卷次經。新教教會則把所有出現在七十士譯本、但不屬於希伯來舊約聖經正典的著作都視為次經。</w:t>
-      </w:r>
-    </w:p>
-    <w:p>
-      <w:pPr>
-        <w:pStyle w:val="Heading3"/>
-      </w:pPr>
-      <w:r>
-        <w:rPr>
-          <w:lang w:val="zh_TW" w:bidi="zh_TW"/>
-        </w:rPr>
-        <w:t>羅馬天主教與東正教所接納的書卷</w:t>
-      </w:r>
-    </w:p>
-    <w:p>
-      <w:pPr/>
-      <w:r>
-        <w:rPr>
-          <w:lang w:val="zh_TW" w:bidi="zh_TW"/>
-        </w:rPr>
-      </w:r>
-      <w:r>
-        <w:rPr>
-          <w:lang w:val="zh_TW" w:bidi="zh_TW"/>
-        </w:rPr>
-        <w:t>羅馬天主教會正式把下列著作列入次經書卷：</w:t>
-      </w:r>
-    </w:p>
-    <w:p>
-      <w:pPr>
-        <w:pStyle w:val="ListBullet"/>
-        <w:spacing w:line="240" w:lineRule="auto"/>
-        <w:ind w:left="720"/>
-      </w:pPr>
-      <w:r>
-        <w:rPr>
-          <w:lang w:val="zh_TW" w:bidi="zh_TW"/>
-        </w:rPr>
-      </w:r>
-      <w:r>
-        <w:rPr>
-          <w:lang w:val="zh_TW" w:bidi="zh_TW"/>
-        </w:rPr>
-        <w:t>多比傳</w:t>
-      </w:r>
-    </w:p>
-    <w:p>
-      <w:pPr>
-        <w:pStyle w:val="ListBullet"/>
-        <w:spacing w:line="240" w:lineRule="auto"/>
-        <w:ind w:left="720"/>
-      </w:pPr>
-      <w:r>
-        <w:rPr>
-          <w:lang w:val="zh_TW" w:bidi="zh_TW"/>
-        </w:rPr>
-      </w:r>
-      <w:r>
-        <w:rPr>
-          <w:lang w:val="zh_TW" w:bidi="zh_TW"/>
-        </w:rPr>
-        <w:t>猶滴傳</w:t>
-      </w:r>
-    </w:p>
-    <w:p>
-      <w:pPr>
-        <w:pStyle w:val="ListBullet"/>
-        <w:spacing w:line="240" w:lineRule="auto"/>
-        <w:ind w:left="720"/>
-      </w:pPr>
-      <w:r>
-        <w:rPr>
-          <w:lang w:val="zh_TW" w:bidi="zh_TW"/>
-        </w:rPr>
-      </w:r>
-      <w:r>
-        <w:rPr>
-          <w:lang w:val="zh_TW" w:bidi="zh_TW"/>
-        </w:rPr>
-        <w:t>以斯帖記補篇</w:t>
-      </w:r>
-    </w:p>
-    <w:p>
-      <w:pPr>
-        <w:pStyle w:val="ListBullet"/>
-        <w:spacing w:line="240" w:lineRule="auto"/>
-        <w:ind w:left="720"/>
-      </w:pPr>
-      <w:r>
-        <w:rPr>
-          <w:lang w:val="zh_TW" w:bidi="zh_TW"/>
-        </w:rPr>
-      </w:r>
-      <w:r>
-        <w:rPr>
-          <w:lang w:val="zh_TW" w:bidi="zh_TW"/>
-        </w:rPr>
-        <w:t>所羅門智訓</w:t>
-      </w:r>
-    </w:p>
-    <w:p>
-      <w:pPr>
-        <w:pStyle w:val="ListBullet"/>
-        <w:spacing w:line="240" w:lineRule="auto"/>
-        <w:ind w:left="720"/>
-      </w:pPr>
-      <w:r>
-        <w:rPr>
-          <w:lang w:val="zh_TW" w:bidi="zh_TW"/>
-        </w:rPr>
-      </w:r>
-      <w:r>
-        <w:rPr>
-          <w:lang w:val="zh_TW" w:bidi="zh_TW"/>
-        </w:rPr>
-        <w:t>便西拉智訓</w:t>
-      </w:r>
-    </w:p>
-    <w:p>
-      <w:pPr>
-        <w:pStyle w:val="ListBullet"/>
-        <w:spacing w:line="240" w:lineRule="auto"/>
-        <w:ind w:left="720"/>
-      </w:pPr>
-      <w:r>
-        <w:rPr>
-          <w:lang w:val="zh_TW" w:bidi="zh_TW"/>
-        </w:rPr>
-      </w:r>
-      <w:r>
-        <w:rPr>
-          <w:lang w:val="zh_TW" w:bidi="zh_TW"/>
-        </w:rPr>
-        <w:t>巴錄書</w:t>
-      </w:r>
-    </w:p>
-    <w:p>
-      <w:pPr>
-        <w:pStyle w:val="ListBullet"/>
-        <w:spacing w:line="240" w:lineRule="auto"/>
-        <w:ind w:left="720"/>
-      </w:pPr>
-      <w:r>
-        <w:rPr>
-          <w:lang w:val="zh_TW" w:bidi="zh_TW"/>
-        </w:rPr>
-      </w:r>
-      <w:r>
-        <w:rPr>
-          <w:lang w:val="zh_TW" w:bidi="zh_TW"/>
-        </w:rPr>
-        <w:t>但以理書補篇</w:t>
-      </w:r>
-    </w:p>
-    <w:p>
-      <w:pPr>
-        <w:pStyle w:val="ListBullet"/>
-        <w:spacing w:line="240" w:lineRule="auto"/>
-        <w:ind w:left="1440"/>
-      </w:pPr>
-      <w:r>
-        <w:rPr>
-          <w:lang w:val="zh_TW" w:bidi="zh_TW"/>
-        </w:rPr>
-      </w:r>
-      <w:r>
-        <w:rPr>
-          <w:lang w:val="zh_TW" w:bidi="zh_TW"/>
-        </w:rPr>
-        <w:t>亞撒利雅的禱告</w:t>
-      </w:r>
-    </w:p>
-    <w:p>
-      <w:pPr>
-        <w:pStyle w:val="ListBullet"/>
-        <w:spacing w:line="240" w:lineRule="auto"/>
-        <w:ind w:left="1440"/>
-      </w:pPr>
-      <w:r>
-        <w:rPr>
-          <w:lang w:val="zh_TW" w:bidi="zh_TW"/>
-        </w:rPr>
-      </w:r>
-      <w:r>
-        <w:rPr>
-          <w:lang w:val="zh_TW" w:bidi="zh_TW"/>
-        </w:rPr>
-        <w:t>三童歌</w:t>
-      </w:r>
-    </w:p>
-    <w:p>
-      <w:pPr>
-        <w:pStyle w:val="ListBullet"/>
-        <w:spacing w:line="240" w:lineRule="auto"/>
-        <w:ind w:left="1440"/>
-      </w:pPr>
-      <w:r>
-        <w:rPr>
-          <w:lang w:val="zh_TW" w:bidi="zh_TW"/>
-        </w:rPr>
-      </w:r>
-      <w:r>
-        <w:rPr>
-          <w:lang w:val="zh_TW" w:bidi="zh_TW"/>
-        </w:rPr>
-        <w:t>蘇撒拿與長老</w:t>
-      </w:r>
-    </w:p>
-    <w:p>
-      <w:pPr>
-        <w:pStyle w:val="ListBullet"/>
-        <w:spacing w:line="240" w:lineRule="auto"/>
-        <w:ind w:left="1440"/>
-      </w:pPr>
-      <w:r>
-        <w:rPr>
-          <w:lang w:val="zh_TW" w:bidi="zh_TW"/>
-        </w:rPr>
-      </w:r>
-      <w:r>
-        <w:rPr>
-          <w:lang w:val="zh_TW" w:bidi="zh_TW"/>
-        </w:rPr>
-        <w:t>彼勒與大龍</w:t>
-      </w:r>
-    </w:p>
-    <w:p>
-      <w:pPr>
-        <w:pStyle w:val="ListBullet"/>
-        <w:spacing w:line="240" w:lineRule="auto"/>
-        <w:ind w:left="720"/>
-      </w:pPr>
-      <w:r>
-        <w:rPr>
-          <w:lang w:val="zh_TW" w:bidi="zh_TW"/>
-        </w:rPr>
-      </w:r>
-      <w:r>
-        <w:rPr>
-          <w:lang w:val="zh_TW" w:bidi="zh_TW"/>
-        </w:rPr>
-        <w:t>馬加比一書和馬加比二書</w:t>
-      </w:r>
-    </w:p>
-    <w:p>
-      <w:pPr/>
-      <w:r>
-        <w:rPr>
-          <w:lang w:val="zh_TW" w:bidi="zh_TW"/>
-        </w:rPr>
-      </w:r>
-      <w:r>
-        <w:rPr>
-          <w:lang w:val="zh_TW" w:bidi="zh_TW"/>
-        </w:rPr>
-        <w:t>東正教會亦把</w:t>
-      </w:r>
-      <w:r>
-        <w:rPr>
-          <w:lang w:val="zh_TW" w:bidi="zh_TW"/>
-        </w:rPr>
-        <w:t>馬加比三書</w:t>
-      </w:r>
-      <w:r>
-        <w:rPr>
-          <w:lang w:val="zh_TW" w:bidi="zh_TW"/>
-        </w:rPr>
-        <w:t>列入次經書卷名單。</w:t>
-        <w:br/>
-      </w:r>
-      <w:r>
-        <w:rPr>
-          <w:lang w:val="zh_TW" w:bidi="zh_TW"/>
-        </w:rPr>
-        <w:t>本辭典另有討論這些書卷的個別條目。</w:t>
-      </w:r>
-    </w:p>
-    <w:p>
-      <w:pPr>
-        <w:pStyle w:val="Heading3"/>
-      </w:pPr>
-      <w:r>
-        <w:rPr>
-          <w:b/>
-          <w:lang w:val="zh_TW" w:bidi="zh_TW"/>
-        </w:rPr>
-        <w:t>基督教次經與新約聖經正典</w:t>
-      </w:r>
-    </w:p>
-    <w:p>
-      <w:pPr/>
-      <w:r>
-        <w:rPr>
-          <w:lang w:val="zh_TW" w:bidi="zh_TW"/>
-        </w:rPr>
-      </w:r>
-      <w:r>
-        <w:rPr>
-          <w:lang w:val="zh_TW" w:bidi="zh_TW"/>
-        </w:rPr>
-        <w:t>在新約聖經時期，基督徒已經熟悉猶太人的次經著作，包括以斯拉二書裡那些帶有天啟推想的內容。因此，不久之後，當大部分新約書卷已經寫成並開始流傳時，另有一些人開始撰寫並散佈他們自己關於基督信仰的著作。為了把這些書卷與具有默示性與權威性的聖經區分開來，清楚界定新約書卷的正式正典便成為一件重要的事。</w:t>
-      </w:r>
-    </w:p>
-    <w:p>
-      <w:pPr/>
-      <w:r>
-        <w:rPr>
-          <w:lang w:val="zh_TW" w:bidi="zh_TW"/>
-        </w:rPr>
-      </w:r>
-      <w:r>
-        <w:rPr>
-          <w:lang w:val="zh_TW" w:bidi="zh_TW"/>
-        </w:rPr>
-        <w:t>我們現存最早的新約聖經核准書卷名單──穆拉多利正典（Muratorian Canon），大約是在公元200年前後才被編成。因此，在正式教會聲明出現，指出哪些書卷應被視為新約次經之前，已經過了一段相當漫長的時間。在此期間，大量以宗教性質為主的著作出現，並開始在各地流傳。這些著作自稱為教導真理，並描寫歷史上基督信仰的種種面貌。然而，新約聖經次經文獻最終未能達成這些著作原本的目的，因為教會從它們的內容看出其虛假性質，並不接納它們。</w:t>
-      </w:r>
-    </w:p>
-    <w:p>
-      <w:pPr>
-        <w:pStyle w:val="Heading4"/>
-      </w:pPr>
-      <w:r>
-        <w:rPr>
-          <w:b/>
-          <w:lang w:val="zh_TW" w:bidi="zh_TW"/>
-        </w:rPr>
-        <w:t>新約聖經次經的類型</w:t>
-      </w:r>
-    </w:p>
-    <w:p>
-      <w:pPr/>
-      <w:r>
-        <w:rPr>
-          <w:lang w:val="zh_TW" w:bidi="zh_TW"/>
-        </w:rPr>
-      </w:r>
-      <w:r>
-        <w:rPr>
-          <w:lang w:val="zh_TW" w:bidi="zh_TW"/>
-        </w:rPr>
-        <w:t>要了解新約次經不同的類型，可參考以下各項：</w:t>
-      </w:r>
-    </w:p>
-    <w:p>
-      <w:pPr>
-        <w:pStyle w:val="ListBullet"/>
-        <w:spacing w:line="240" w:lineRule="auto"/>
-        <w:ind w:left="720"/>
-      </w:pPr>
-      <w:r>
-        <w:rPr>
-          <w:lang w:val="zh_TW" w:bidi="zh_TW"/>
-        </w:rPr>
-      </w:r>
-      <w:r>
-        <w:rPr>
-          <w:lang w:val="zh_TW" w:bidi="zh_TW"/>
-        </w:rPr>
-        <w:t>次經福音書</w:t>
-      </w:r>
-      <w:r>
-        <w:rPr>
-          <w:lang w:val="zh_TW" w:bidi="zh_TW"/>
-        </w:rPr>
-        <w:t>：這類著作擴展闡述耶穌的生平與教導。</w:t>
-      </w:r>
-    </w:p>
-    <w:p>
-      <w:pPr>
-        <w:pStyle w:val="ListBullet"/>
-        <w:spacing w:line="240" w:lineRule="auto"/>
-        <w:ind w:left="720"/>
-      </w:pPr>
-      <w:r>
-        <w:rPr>
-          <w:lang w:val="zh_TW" w:bidi="zh_TW"/>
-        </w:rPr>
-      </w:r>
-      <w:r>
-        <w:rPr>
-          <w:lang w:val="zh_TW" w:bidi="zh_TW"/>
-        </w:rPr>
-        <w:t>次經使徒行傳</w:t>
-      </w:r>
-      <w:r>
-        <w:rPr>
-          <w:lang w:val="zh_TW" w:bidi="zh_TW"/>
-        </w:rPr>
-        <w:t>：這類著作聲稱記錄聖經沒有記載的使徒事蹟。</w:t>
-      </w:r>
-    </w:p>
-    <w:p>
-      <w:pPr>
-        <w:pStyle w:val="ListBullet"/>
-        <w:spacing w:line="240" w:lineRule="auto"/>
-        <w:ind w:left="720"/>
-      </w:pPr>
-      <w:r>
-        <w:rPr>
-          <w:lang w:val="zh_TW" w:bidi="zh_TW"/>
-        </w:rPr>
-      </w:r>
-      <w:r>
-        <w:rPr>
-          <w:lang w:val="zh_TW" w:bidi="zh_TW"/>
-        </w:rPr>
-        <w:t>次經書信</w:t>
-      </w:r>
-      <w:r>
-        <w:rPr>
-          <w:lang w:val="zh_TW" w:bidi="zh_TW"/>
-        </w:rPr>
-        <w:t>：這些書信以新約以外的使徒或早期基督徒人物為名而寫成。</w:t>
-      </w:r>
-    </w:p>
-    <w:p>
-      <w:pPr>
-        <w:pStyle w:val="ListBullet"/>
-        <w:spacing w:line="240" w:lineRule="auto"/>
-        <w:ind w:left="720"/>
-      </w:pPr>
-      <w:r>
-        <w:rPr>
-          <w:lang w:val="zh_TW" w:bidi="zh_TW"/>
-        </w:rPr>
-      </w:r>
-      <w:r>
-        <w:rPr>
-          <w:lang w:val="zh_TW" w:bidi="zh_TW"/>
-        </w:rPr>
-        <w:t>天啟次經</w:t>
-      </w:r>
-      <w:r>
-        <w:rPr>
-          <w:lang w:val="zh_TW" w:bidi="zh_TW"/>
-        </w:rPr>
-        <w:t>：這類著作描述關於天上、審判和末世的異象與啟示。</w:t>
-      </w:r>
-    </w:p>
-    <w:p>
-      <w:pPr>
-        <w:pStyle w:val="Heading3"/>
-      </w:pPr>
-      <w:r>
-        <w:rPr>
-          <w:lang w:val="zh_TW" w:bidi="zh_TW"/>
-        </w:rPr>
-        <w:t>特定的次經書卷</w:t>
-      </w:r>
-    </w:p>
-    <w:p>
-      <w:pPr>
-        <w:pStyle w:val="Heading4"/>
-      </w:pPr>
-      <w:r>
-        <w:rPr>
-          <w:lang w:val="zh_TW" w:bidi="zh_TW"/>
-        </w:rPr>
-        <w:t>舊約聖經次經與偽經</w:t>
-      </w:r>
-    </w:p>
-    <w:p>
-      <w:pPr/>
-      <w:r>
-        <w:rPr>
-          <w:lang w:val="zh_TW" w:bidi="zh_TW"/>
-        </w:rPr>
-      </w:r>
-      <w:r>
-        <w:rPr>
-          <w:lang w:val="zh_TW" w:bidi="zh_TW"/>
-        </w:rPr>
-        <w:t>這些著作是介乎舊約聖經與新約聖經時期所寫的猶太文獻，用來擴展、詮釋或重新敘述聖經的傳統。</w:t>
-      </w:r>
-    </w:p>
-    <w:p>
-      <w:pPr/>
-      <w:r>
-        <w:rPr>
-          <w:lang w:val="zh_TW" w:bidi="zh_TW"/>
-        </w:rPr>
-      </w:r>
-      <w:r>
-        <w:rPr>
-          <w:b/>
-          <w:lang w:val="zh_TW" w:bidi="zh_TW"/>
-        </w:rPr>
-        <w:t>啟示錄與遺訓</w:t>
-      </w:r>
-    </w:p>
-    <w:p>
-      <w:pPr/>
-      <w:r>
-        <w:rPr>
-          <w:lang w:val="zh_TW" w:bidi="zh_TW"/>
-        </w:rPr>
-      </w:r>
-      <w:r>
-        <w:rPr>
-          <w:lang w:val="zh_TW" w:bidi="zh_TW"/>
-        </w:rPr>
-        <w:t>這些著作屬於啟示性著作與遺訓著作，用來描寫關於天上的異象、最後審判，或偉大先祖臨終遺訓。</w:t>
-      </w:r>
-    </w:p>
-    <w:p>
-      <w:pPr>
-        <w:pStyle w:val="ListBullet"/>
-        <w:spacing w:line="240" w:lineRule="auto"/>
-        <w:ind w:left="720"/>
-      </w:pPr>
-      <w:r>
-        <w:rPr>
-          <w:lang w:val="zh_TW" w:bidi="zh_TW"/>
-        </w:rPr>
-      </w:r>
-      <w:r>
-        <w:rPr>
-          <w:lang w:val="zh_TW" w:bidi="zh_TW"/>
-        </w:rPr>
-        <w:t>亞伯拉罕的啟示錄</w:t>
-      </w:r>
-    </w:p>
-    <w:p>
-      <w:pPr>
-        <w:pStyle w:val="ListBullet"/>
-        <w:spacing w:line="240" w:lineRule="auto"/>
-        <w:ind w:left="720"/>
-      </w:pPr>
-      <w:r>
-        <w:rPr>
-          <w:lang w:val="zh_TW" w:bidi="zh_TW"/>
-        </w:rPr>
-      </w:r>
-      <w:r>
-        <w:rPr>
-          <w:lang w:val="zh_TW" w:bidi="zh_TW"/>
-        </w:rPr>
-        <w:t>巴錄的啟示錄</w:t>
-      </w:r>
-    </w:p>
-    <w:p>
-      <w:pPr>
-        <w:pStyle w:val="ListBullet"/>
-        <w:spacing w:line="240" w:lineRule="auto"/>
-        <w:ind w:left="720"/>
-      </w:pPr>
-      <w:r>
-        <w:rPr>
-          <w:lang w:val="zh_TW" w:bidi="zh_TW"/>
-        </w:rPr>
-      </w:r>
-      <w:r>
-        <w:rPr>
-          <w:lang w:val="zh_TW" w:bidi="zh_TW"/>
-        </w:rPr>
-        <w:t>以斯拉四書</w:t>
-      </w:r>
-    </w:p>
-    <w:p>
-      <w:pPr>
-        <w:pStyle w:val="ListBullet"/>
-        <w:spacing w:line="240" w:lineRule="auto"/>
-        <w:ind w:left="720"/>
-      </w:pPr>
-      <w:r>
-        <w:rPr>
-          <w:lang w:val="zh_TW" w:bidi="zh_TW"/>
-        </w:rPr>
-      </w:r>
-      <w:r>
-        <w:rPr>
-          <w:lang w:val="zh_TW" w:bidi="zh_TW"/>
-        </w:rPr>
-        <w:t>摩西升天記</w:t>
-      </w:r>
-    </w:p>
-    <w:p>
-      <w:pPr>
-        <w:pStyle w:val="ListBullet"/>
-        <w:spacing w:line="240" w:lineRule="auto"/>
-        <w:ind w:left="720"/>
-      </w:pPr>
-      <w:r>
-        <w:rPr>
-          <w:lang w:val="zh_TW" w:bidi="zh_TW"/>
-        </w:rPr>
-      </w:r>
-      <w:r>
-        <w:rPr>
-          <w:lang w:val="zh_TW" w:bidi="zh_TW"/>
-        </w:rPr>
-        <w:t>亞伯拉罕遺訓</w:t>
-      </w:r>
-    </w:p>
-    <w:p>
-      <w:pPr>
-        <w:pStyle w:val="ListBullet"/>
-        <w:spacing w:line="240" w:lineRule="auto"/>
-        <w:ind w:left="720"/>
-      </w:pPr>
-      <w:r>
-        <w:rPr>
-          <w:lang w:val="zh_TW" w:bidi="zh_TW"/>
-        </w:rPr>
-      </w:r>
-      <w:r>
-        <w:rPr>
-          <w:lang w:val="zh_TW" w:bidi="zh_TW"/>
-        </w:rPr>
-        <w:t>約伯遺訓</w:t>
-      </w:r>
-    </w:p>
-    <w:p>
-      <w:pPr>
-        <w:pStyle w:val="ListBullet"/>
-        <w:spacing w:line="240" w:lineRule="auto"/>
-        <w:ind w:left="720"/>
-      </w:pPr>
-      <w:r>
-        <w:rPr>
-          <w:lang w:val="zh_TW" w:bidi="zh_TW"/>
-        </w:rPr>
-      </w:r>
-      <w:r>
-        <w:rPr>
-          <w:lang w:val="zh_TW" w:bidi="zh_TW"/>
-        </w:rPr>
-        <w:t>十二族長遺訓</w:t>
-      </w:r>
-    </w:p>
-    <w:p>
-      <w:pPr>
-        <w:pStyle w:val="ListBullet"/>
-        <w:spacing w:line="240" w:lineRule="auto"/>
-        <w:ind w:left="720"/>
-      </w:pPr>
-      <w:r>
-        <w:rPr>
-          <w:lang w:val="zh_TW" w:bidi="zh_TW"/>
-        </w:rPr>
-      </w:r>
-      <w:r>
-        <w:rPr>
-          <w:lang w:val="zh_TW" w:bidi="zh_TW"/>
-        </w:rPr>
-        <w:t>所羅門遺訓</w:t>
-      </w:r>
-    </w:p>
-    <w:p>
-      <w:pPr/>
-      <w:r>
-        <w:rPr>
-          <w:lang w:val="zh_TW" w:bidi="zh_TW"/>
-        </w:rPr>
-      </w:r>
-      <w:r>
-        <w:rPr>
-          <w:b/>
-          <w:lang w:val="zh_TW" w:bidi="zh_TW"/>
-        </w:rPr>
-        <w:t>智慧與道德文學</w:t>
-      </w:r>
-    </w:p>
-    <w:p>
-      <w:pPr/>
-      <w:r>
-        <w:rPr>
-          <w:lang w:val="zh_TW" w:bidi="zh_TW"/>
-        </w:rPr>
-      </w:r>
-      <w:r>
-        <w:rPr>
-          <w:lang w:val="zh_TW" w:bidi="zh_TW"/>
-        </w:rPr>
-        <w:t>這些是關於道德教導、美德省思與倫理指引的文獻集。</w:t>
-      </w:r>
-    </w:p>
-    <w:p>
-      <w:pPr>
-        <w:pStyle w:val="ListBullet"/>
-        <w:spacing w:line="240" w:lineRule="auto"/>
-        <w:ind w:left="720"/>
-      </w:pPr>
-      <w:r>
-        <w:rPr>
-          <w:lang w:val="zh_TW" w:bidi="zh_TW"/>
-        </w:rPr>
-      </w:r>
-      <w:r>
-        <w:rPr>
-          <w:lang w:val="zh_TW" w:bidi="zh_TW"/>
-        </w:rPr>
-        <w:t>阿希卡之書</w:t>
-      </w:r>
-    </w:p>
-    <w:p>
-      <w:pPr>
-        <w:pStyle w:val="ListBullet"/>
-        <w:spacing w:line="240" w:lineRule="auto"/>
-        <w:ind w:left="720"/>
-      </w:pPr>
-      <w:r>
-        <w:rPr>
-          <w:lang w:val="zh_TW" w:bidi="zh_TW"/>
-        </w:rPr>
-      </w:r>
-      <w:r>
-        <w:rPr>
-          <w:lang w:val="zh_TW" w:bidi="zh_TW"/>
-        </w:rPr>
-        <w:t>伊利達和米達之書</w:t>
-      </w:r>
-    </w:p>
-    <w:p>
-      <w:pPr>
-        <w:pStyle w:val="ListBullet"/>
-        <w:spacing w:line="240" w:lineRule="auto"/>
-        <w:ind w:left="720"/>
-      </w:pPr>
-      <w:r>
-        <w:rPr>
-          <w:lang w:val="zh_TW" w:bidi="zh_TW"/>
-        </w:rPr>
-      </w:r>
-      <w:r>
-        <w:rPr>
-          <w:lang w:val="zh_TW" w:bidi="zh_TW"/>
-        </w:rPr>
-        <w:t>亞當和夏娃生平</w:t>
-      </w:r>
-    </w:p>
-    <w:p>
-      <w:pPr>
-        <w:pStyle w:val="ListBullet"/>
-        <w:spacing w:line="240" w:lineRule="auto"/>
-        <w:ind w:left="720"/>
-      </w:pPr>
-      <w:r>
-        <w:rPr>
-          <w:lang w:val="zh_TW" w:bidi="zh_TW"/>
-        </w:rPr>
-      </w:r>
-      <w:r>
-        <w:rPr>
-          <w:lang w:val="zh_TW" w:bidi="zh_TW"/>
-        </w:rPr>
-        <w:t>所羅門詩篇</w:t>
-      </w:r>
-    </w:p>
-    <w:p>
-      <w:pPr/>
-      <w:r>
-        <w:rPr>
-          <w:lang w:val="zh_TW" w:bidi="zh_TW"/>
-        </w:rPr>
-      </w:r>
-      <w:r>
-        <w:rPr>
-          <w:b/>
-          <w:lang w:val="zh_TW" w:bidi="zh_TW"/>
-        </w:rPr>
-        <w:t>歷史與傳奇著作</w:t>
-      </w:r>
-    </w:p>
-    <w:p>
-      <w:pPr/>
-      <w:r>
-        <w:rPr>
-          <w:lang w:val="zh_TW" w:bidi="zh_TW"/>
-        </w:rPr>
-      </w:r>
-      <w:r>
-        <w:rPr>
-          <w:lang w:val="zh_TW" w:bidi="zh_TW"/>
-        </w:rPr>
-        <w:t>這些文獻以重述早期聖經歷史或傳奇事件的方式，補足舊約聖經記載中的空缺。</w:t>
-      </w:r>
-    </w:p>
-    <w:p>
-      <w:pPr>
-        <w:pStyle w:val="ListBullet"/>
-        <w:spacing w:line="240" w:lineRule="auto"/>
-        <w:ind w:left="720"/>
-      </w:pPr>
-      <w:r>
-        <w:rPr>
-          <w:lang w:val="zh_TW" w:bidi="zh_TW"/>
-        </w:rPr>
-      </w:r>
-      <w:r>
-        <w:rPr>
-          <w:lang w:val="zh_TW" w:bidi="zh_TW"/>
-        </w:rPr>
-        <w:t>挪亞書</w:t>
-      </w:r>
-    </w:p>
-    <w:p>
-      <w:pPr>
-        <w:pStyle w:val="ListBullet"/>
-        <w:spacing w:line="240" w:lineRule="auto"/>
-        <w:ind w:left="720"/>
-      </w:pPr>
-      <w:r>
-        <w:rPr>
-          <w:lang w:val="zh_TW" w:bidi="zh_TW"/>
-        </w:rPr>
-      </w:r>
-      <w:r>
-        <w:rPr>
-          <w:lang w:val="zh_TW" w:bidi="zh_TW"/>
-        </w:rPr>
-        <w:t>禧年書</w:t>
-      </w:r>
-    </w:p>
-    <w:p>
-      <w:pPr>
-        <w:pStyle w:val="ListBullet"/>
-        <w:spacing w:line="240" w:lineRule="auto"/>
-        <w:ind w:left="720"/>
-      </w:pPr>
-      <w:r>
-        <w:rPr>
-          <w:lang w:val="zh_TW" w:bidi="zh_TW"/>
-        </w:rPr>
-      </w:r>
-      <w:r>
-        <w:rPr>
-          <w:lang w:val="zh_TW" w:bidi="zh_TW"/>
-        </w:rPr>
-        <w:t>次經創世記</w:t>
-      </w:r>
-    </w:p>
-    <w:p>
-      <w:pPr>
-        <w:pStyle w:val="ListBullet"/>
-        <w:spacing w:line="240" w:lineRule="auto"/>
-        <w:ind w:left="720"/>
-      </w:pPr>
-      <w:r>
-        <w:rPr>
-          <w:lang w:val="zh_TW" w:bidi="zh_TW"/>
-        </w:rPr>
-      </w:r>
-      <w:r>
-        <w:rPr>
-          <w:lang w:val="zh_TW" w:bidi="zh_TW"/>
-        </w:rPr>
-        <w:t>亞里斯提書信</w:t>
-      </w:r>
-    </w:p>
-    <w:p>
-      <w:pPr>
-        <w:pStyle w:val="ListBullet"/>
-        <w:spacing w:line="240" w:lineRule="auto"/>
-        <w:ind w:left="720"/>
-      </w:pPr>
-      <w:r>
-        <w:rPr>
-          <w:lang w:val="zh_TW" w:bidi="zh_TW"/>
-        </w:rPr>
-      </w:r>
-      <w:r>
-        <w:rPr>
-          <w:lang w:val="zh_TW" w:bidi="zh_TW"/>
-        </w:rPr>
-        <w:t>約瑟和亞西納書</w:t>
-      </w:r>
-    </w:p>
-    <w:p>
-      <w:pPr/>
-      <w:r>
-        <w:rPr>
-          <w:lang w:val="zh_TW" w:bidi="zh_TW"/>
-        </w:rPr>
-      </w:r>
-      <w:r>
-        <w:rPr>
-          <w:b/>
-          <w:lang w:val="zh_TW" w:bidi="zh_TW"/>
-        </w:rPr>
-        <w:t>先知與異象著作</w:t>
-      </w:r>
-    </w:p>
-    <w:p>
-      <w:pPr/>
-      <w:r>
-        <w:rPr>
-          <w:lang w:val="zh_TW" w:bidi="zh_TW"/>
-        </w:rPr>
-      </w:r>
-      <w:r>
-        <w:rPr>
-          <w:lang w:val="zh_TW" w:bidi="zh_TW"/>
-        </w:rPr>
-        <w:t>這些文獻宣稱記載來自神的異象或神諭，並以先知性的洞察重新詮釋以色列的歷史與命定。</w:t>
-      </w:r>
-    </w:p>
-    <w:p>
-      <w:pPr>
-        <w:pStyle w:val="ListBullet"/>
-        <w:spacing w:line="240" w:lineRule="auto"/>
-        <w:ind w:left="720"/>
-      </w:pPr>
-      <w:r>
-        <w:rPr>
-          <w:lang w:val="zh_TW" w:bidi="zh_TW"/>
-        </w:rPr>
-      </w:r>
-      <w:r>
-        <w:rPr>
-          <w:lang w:val="zh_TW" w:bidi="zh_TW"/>
-        </w:rPr>
-        <w:t>次經以西結書</w:t>
-      </w:r>
-    </w:p>
-    <w:p>
-      <w:pPr>
-        <w:pStyle w:val="ListBullet"/>
-        <w:spacing w:line="240" w:lineRule="auto"/>
-        <w:ind w:left="720"/>
-      </w:pPr>
-      <w:r>
-        <w:rPr>
-          <w:lang w:val="zh_TW" w:bidi="zh_TW"/>
-        </w:rPr>
-      </w:r>
-      <w:r>
-        <w:rPr>
-          <w:lang w:val="zh_TW" w:bidi="zh_TW"/>
-        </w:rPr>
-        <w:t>約瑟的禱告</w:t>
-      </w:r>
-    </w:p>
-    <w:p>
-      <w:pPr>
-        <w:pStyle w:val="ListBullet"/>
-        <w:spacing w:line="240" w:lineRule="auto"/>
-        <w:ind w:left="720"/>
-      </w:pPr>
-      <w:r>
-        <w:rPr>
-          <w:lang w:val="zh_TW" w:bidi="zh_TW"/>
-        </w:rPr>
-      </w:r>
-      <w:r>
-        <w:rPr>
-          <w:lang w:val="zh_TW" w:bidi="zh_TW"/>
-        </w:rPr>
-        <w:t>西比拉神諭</w:t>
-      </w:r>
-    </w:p>
-    <w:p>
-      <w:pPr>
-        <w:pStyle w:val="Heading4"/>
-      </w:pPr>
-      <w:r>
-        <w:rPr>
-          <w:lang w:val="zh_TW" w:bidi="zh_TW"/>
-        </w:rPr>
-        <w:t>新約聖經次經</w:t>
-      </w:r>
-    </w:p>
-    <w:p>
-      <w:pPr/>
-      <w:r>
-        <w:rPr>
-          <w:lang w:val="zh_TW" w:bidi="zh_TW"/>
-        </w:rPr>
-      </w:r>
-      <w:r>
-        <w:rPr>
-          <w:lang w:val="zh_TW" w:bidi="zh_TW"/>
-        </w:rPr>
-        <w:t>這些基督教著作模仿新約聖經的文體，並進一步記述耶穌與使徒的生平、教導與神蹟。</w:t>
-      </w:r>
-    </w:p>
-    <w:p>
-      <w:pPr/>
-      <w:r>
-        <w:rPr>
-          <w:lang w:val="zh_TW" w:bidi="zh_TW"/>
-        </w:rPr>
-      </w:r>
-      <w:r>
-        <w:rPr>
-          <w:b/>
-          <w:lang w:val="zh_TW" w:bidi="zh_TW"/>
-        </w:rPr>
-        <w:t>次經福音書</w:t>
-      </w:r>
-    </w:p>
-    <w:p>
-      <w:pPr/>
-      <w:r>
-        <w:rPr>
-          <w:lang w:val="zh_TW" w:bidi="zh_TW"/>
-        </w:rPr>
-      </w:r>
-      <w:r>
-        <w:rPr>
-          <w:lang w:val="zh_TW" w:bidi="zh_TW"/>
-        </w:rPr>
-        <w:t>這些是擴展闡述耶穌生命和教導的故事。</w:t>
-      </w:r>
-    </w:p>
-    <w:p>
-      <w:pPr>
-        <w:pStyle w:val="ListBullet"/>
-        <w:spacing w:line="240" w:lineRule="auto"/>
-        <w:ind w:left="720"/>
-      </w:pPr>
-      <w:r>
-        <w:rPr>
-          <w:lang w:val="zh_TW" w:bidi="zh_TW"/>
-        </w:rPr>
-      </w:r>
-      <w:r>
-        <w:rPr>
-          <w:lang w:val="zh_TW" w:bidi="zh_TW"/>
-        </w:rPr>
-        <w:t>以便尼派福音</w:t>
-      </w:r>
-    </w:p>
-    <w:p>
-      <w:pPr>
-        <w:pStyle w:val="ListBullet"/>
-        <w:spacing w:line="240" w:lineRule="auto"/>
-        <w:ind w:left="720"/>
-      </w:pPr>
-      <w:r>
-        <w:rPr>
-          <w:lang w:val="zh_TW" w:bidi="zh_TW"/>
-        </w:rPr>
-      </w:r>
-      <w:r>
-        <w:rPr>
-          <w:lang w:val="zh_TW" w:bidi="zh_TW"/>
-        </w:rPr>
-        <w:t>埃及人福音</w:t>
-      </w:r>
-    </w:p>
-    <w:p>
-      <w:pPr>
-        <w:pStyle w:val="ListBullet"/>
-        <w:spacing w:line="240" w:lineRule="auto"/>
-        <w:ind w:left="720"/>
-      </w:pPr>
-      <w:r>
-        <w:rPr>
-          <w:lang w:val="zh_TW" w:bidi="zh_TW"/>
-        </w:rPr>
-      </w:r>
-      <w:r>
-        <w:rPr>
-          <w:lang w:val="zh_TW" w:bidi="zh_TW"/>
-        </w:rPr>
-        <w:t>多馬福音</w:t>
-      </w:r>
-    </w:p>
-    <w:p>
-      <w:pPr>
-        <w:pStyle w:val="ListBullet"/>
-        <w:spacing w:line="240" w:lineRule="auto"/>
-        <w:ind w:left="720"/>
-      </w:pPr>
-      <w:r>
-        <w:rPr>
-          <w:lang w:val="zh_TW" w:bidi="zh_TW"/>
-        </w:rPr>
-      </w:r>
-      <w:r>
-        <w:rPr>
-          <w:lang w:val="zh_TW" w:bidi="zh_TW"/>
-        </w:rPr>
-        <w:t>真理福音</w:t>
-      </w:r>
-    </w:p>
-    <w:p>
-      <w:pPr>
-        <w:pStyle w:val="ListBullet"/>
-        <w:spacing w:line="240" w:lineRule="auto"/>
-        <w:ind w:left="720"/>
-      </w:pPr>
-      <w:r>
-        <w:rPr>
-          <w:lang w:val="zh_TW" w:bidi="zh_TW"/>
-        </w:rPr>
-      </w:r>
-      <w:r>
-        <w:rPr>
-          <w:lang w:val="zh_TW" w:bidi="zh_TW"/>
-        </w:rPr>
-        <w:t>夏娃福音</w:t>
-      </w:r>
-    </w:p>
-    <w:p>
-      <w:pPr>
-        <w:pStyle w:val="ListBullet"/>
-        <w:spacing w:line="240" w:lineRule="auto"/>
-        <w:ind w:left="720"/>
-      </w:pPr>
-      <w:r>
-        <w:rPr>
-          <w:lang w:val="zh_TW" w:bidi="zh_TW"/>
-        </w:rPr>
-      </w:r>
-      <w:r>
-        <w:rPr>
-          <w:lang w:val="zh_TW" w:bidi="zh_TW"/>
-        </w:rPr>
-        <w:t>巴西里德福音</w:t>
-      </w:r>
-    </w:p>
-    <w:p>
-      <w:pPr>
-        <w:pStyle w:val="ListBullet"/>
-        <w:spacing w:line="240" w:lineRule="auto"/>
-        <w:ind w:left="720"/>
-      </w:pPr>
-      <w:r>
-        <w:rPr>
-          <w:lang w:val="zh_TW" w:bidi="zh_TW"/>
-        </w:rPr>
-      </w:r>
-      <w:r>
-        <w:rPr>
-          <w:lang w:val="zh_TW" w:bidi="zh_TW"/>
-        </w:rPr>
-        <w:t>十二使徒福音</w:t>
-      </w:r>
-    </w:p>
-    <w:p>
-      <w:pPr>
-        <w:pStyle w:val="ListBullet"/>
-        <w:spacing w:line="240" w:lineRule="auto"/>
-        <w:ind w:left="720"/>
-      </w:pPr>
-      <w:r>
-        <w:rPr>
-          <w:lang w:val="zh_TW" w:bidi="zh_TW"/>
-        </w:rPr>
-      </w:r>
-      <w:r>
-        <w:rPr>
-          <w:lang w:val="zh_TW" w:bidi="zh_TW"/>
-        </w:rPr>
-        <w:t>巴拿巴福音</w:t>
-      </w:r>
-    </w:p>
-    <w:p>
-      <w:pPr>
-        <w:pStyle w:val="ListBullet"/>
-        <w:spacing w:line="240" w:lineRule="auto"/>
-        <w:ind w:left="720"/>
-      </w:pPr>
-      <w:r>
-        <w:rPr>
-          <w:lang w:val="zh_TW" w:bidi="zh_TW"/>
-        </w:rPr>
-      </w:r>
-      <w:r>
-        <w:rPr>
-          <w:lang w:val="zh_TW" w:bidi="zh_TW"/>
-        </w:rPr>
-        <w:t>巴多羅買福音</w:t>
-      </w:r>
-    </w:p>
-    <w:p>
-      <w:pPr>
-        <w:pStyle w:val="ListBullet"/>
-        <w:spacing w:line="240" w:lineRule="auto"/>
-        <w:ind w:left="720"/>
-      </w:pPr>
-      <w:r>
-        <w:rPr>
-          <w:lang w:val="zh_TW" w:bidi="zh_TW"/>
-        </w:rPr>
-      </w:r>
-      <w:r>
-        <w:rPr>
-          <w:lang w:val="zh_TW" w:bidi="zh_TW"/>
-        </w:rPr>
-        <w:t>約翰傳道者之書</w:t>
-      </w:r>
-    </w:p>
-    <w:p>
-      <w:pPr>
-        <w:pStyle w:val="ListBullet"/>
-        <w:spacing w:line="240" w:lineRule="auto"/>
-        <w:ind w:left="720"/>
-      </w:pPr>
-      <w:r>
-        <w:rPr>
-          <w:lang w:val="zh_TW" w:bidi="zh_TW"/>
-        </w:rPr>
-      </w:r>
-      <w:r>
-        <w:rPr>
-          <w:lang w:val="zh_TW" w:bidi="zh_TW"/>
-        </w:rPr>
-        <w:t>雅各原始福音</w:t>
-      </w:r>
-    </w:p>
-    <w:p>
-      <w:pPr>
-        <w:pStyle w:val="ListBullet"/>
-        <w:spacing w:line="240" w:lineRule="auto"/>
-        <w:ind w:left="720"/>
-      </w:pPr>
-      <w:r>
-        <w:rPr>
-          <w:lang w:val="zh_TW" w:bidi="zh_TW"/>
-        </w:rPr>
-      </w:r>
-      <w:r>
-        <w:rPr>
-          <w:lang w:val="zh_TW" w:bidi="zh_TW"/>
-        </w:rPr>
-        <w:t>馬利亞出生記</w:t>
-      </w:r>
-    </w:p>
-    <w:p>
-      <w:pPr>
-        <w:pStyle w:val="ListBullet"/>
-        <w:spacing w:line="240" w:lineRule="auto"/>
-        <w:ind w:left="720"/>
-      </w:pPr>
-      <w:r>
-        <w:rPr>
-          <w:lang w:val="zh_TW" w:bidi="zh_TW"/>
-        </w:rPr>
-      </w:r>
-      <w:r>
-        <w:rPr>
-          <w:lang w:val="zh_TW" w:bidi="zh_TW"/>
-        </w:rPr>
-        <w:t>馬利亞誕生福音</w:t>
-      </w:r>
-    </w:p>
-    <w:p>
-      <w:pPr>
-        <w:pStyle w:val="ListBullet"/>
-        <w:spacing w:line="240" w:lineRule="auto"/>
-        <w:ind w:left="720"/>
-      </w:pPr>
-      <w:r>
-        <w:rPr>
-          <w:lang w:val="zh_TW" w:bidi="zh_TW"/>
-        </w:rPr>
-      </w:r>
-      <w:r>
-        <w:rPr>
-          <w:lang w:val="zh_TW" w:bidi="zh_TW"/>
-        </w:rPr>
-        <w:t>阿拉伯文耶穌嬰兒時期福音</w:t>
-      </w:r>
-    </w:p>
-    <w:p>
-      <w:pPr>
-        <w:pStyle w:val="ListBullet"/>
-        <w:spacing w:line="240" w:lineRule="auto"/>
-        <w:ind w:left="720"/>
-      </w:pPr>
-      <w:r>
-        <w:rPr>
-          <w:lang w:val="zh_TW" w:bidi="zh_TW"/>
-        </w:rPr>
-      </w:r>
-      <w:r>
-        <w:rPr>
-          <w:lang w:val="zh_TW" w:bidi="zh_TW"/>
-        </w:rPr>
-        <w:t>亞美尼亞文耶穌嬰兒時期福音</w:t>
-      </w:r>
-    </w:p>
-    <w:p>
-      <w:pPr>
-        <w:pStyle w:val="ListBullet"/>
-        <w:spacing w:line="240" w:lineRule="auto"/>
-        <w:ind w:left="720"/>
-      </w:pPr>
-      <w:r>
-        <w:rPr>
-          <w:lang w:val="zh_TW" w:bidi="zh_TW"/>
-        </w:rPr>
-      </w:r>
-      <w:r>
-        <w:rPr>
-          <w:lang w:val="zh_TW" w:bidi="zh_TW"/>
-        </w:rPr>
-        <w:t>木匠約瑟史述</w:t>
-      </w:r>
-    </w:p>
-    <w:p>
-      <w:pPr>
-        <w:pStyle w:val="ListBullet"/>
-        <w:spacing w:line="240" w:lineRule="auto"/>
-        <w:ind w:left="720"/>
-      </w:pPr>
-      <w:r>
-        <w:rPr>
-          <w:lang w:val="zh_TW" w:bidi="zh_TW"/>
-        </w:rPr>
-      </w:r>
-      <w:r>
-        <w:rPr>
-          <w:lang w:val="zh_TW" w:bidi="zh_TW"/>
-        </w:rPr>
-        <w:t>阿拉伯文木匠約瑟史述</w:t>
-      </w:r>
-    </w:p>
-    <w:p>
-      <w:pPr>
-        <w:pStyle w:val="ListBullet"/>
-        <w:spacing w:line="240" w:lineRule="auto"/>
-        <w:ind w:left="720"/>
-      </w:pPr>
-      <w:r>
-        <w:rPr>
-          <w:lang w:val="zh_TW" w:bidi="zh_TW"/>
-        </w:rPr>
-      </w:r>
-      <w:r>
-        <w:rPr>
-          <w:lang w:val="zh_TW" w:bidi="zh_TW"/>
-        </w:rPr>
-        <w:t>施洗約翰生平</w:t>
-      </w:r>
-    </w:p>
-    <w:p>
-      <w:pPr>
-        <w:pStyle w:val="ListBullet"/>
-        <w:spacing w:line="240" w:lineRule="auto"/>
-        <w:ind w:left="720"/>
-      </w:pPr>
-      <w:r>
-        <w:rPr>
-          <w:lang w:val="zh_TW" w:bidi="zh_TW"/>
-        </w:rPr>
-      </w:r>
-      <w:r>
-        <w:rPr>
-          <w:lang w:val="zh_TW" w:bidi="zh_TW"/>
-        </w:rPr>
-        <w:t>公雞之書</w:t>
-      </w:r>
-    </w:p>
-    <w:p>
-      <w:pPr>
-        <w:pStyle w:val="ListBullet"/>
-        <w:spacing w:line="240" w:lineRule="auto"/>
-        <w:ind w:left="720"/>
-      </w:pPr>
-      <w:r>
-        <w:rPr>
-          <w:lang w:val="zh_TW" w:bidi="zh_TW"/>
-        </w:rPr>
-      </w:r>
-      <w:r>
-        <w:rPr>
-          <w:lang w:val="zh_TW" w:bidi="zh_TW"/>
-        </w:rPr>
-        <w:t>巴多羅買的基督復活之書</w:t>
-      </w:r>
-    </w:p>
-    <w:p>
-      <w:pPr>
-        <w:pStyle w:val="ListBullet"/>
-        <w:spacing w:line="240" w:lineRule="auto"/>
-        <w:ind w:left="720"/>
-      </w:pPr>
-      <w:r>
-        <w:rPr>
-          <w:lang w:val="zh_TW" w:bidi="zh_TW"/>
-        </w:rPr>
-      </w:r>
-      <w:r>
-        <w:rPr>
-          <w:lang w:val="zh_TW" w:bidi="zh_TW"/>
-        </w:rPr>
-        <w:t>加略人猶大福音</w:t>
-      </w:r>
-    </w:p>
-    <w:p>
-      <w:pPr>
-        <w:pStyle w:val="ListBullet"/>
-        <w:spacing w:line="240" w:lineRule="auto"/>
-        <w:ind w:left="720"/>
-      </w:pPr>
-      <w:r>
-        <w:rPr>
-          <w:lang w:val="zh_TW" w:bidi="zh_TW"/>
-        </w:rPr>
-      </w:r>
-      <w:r>
-        <w:rPr>
-          <w:lang w:val="zh_TW" w:bidi="zh_TW"/>
-        </w:rPr>
-        <w:t>聖母生平</w:t>
-      </w:r>
-    </w:p>
-    <w:p>
-      <w:pPr>
-        <w:pStyle w:val="ListBullet"/>
-        <w:spacing w:line="240" w:lineRule="auto"/>
-        <w:ind w:left="720"/>
-      </w:pPr>
-      <w:r>
-        <w:rPr>
-          <w:lang w:val="zh_TW" w:bidi="zh_TW"/>
-        </w:rPr>
-      </w:r>
-      <w:r>
-        <w:rPr>
-          <w:lang w:val="zh_TW" w:bidi="zh_TW"/>
-        </w:rPr>
-        <w:t>狄奧多西講論</w:t>
-      </w:r>
-    </w:p>
-    <w:p>
-      <w:pPr>
-        <w:pStyle w:val="ListBullet"/>
-        <w:spacing w:line="240" w:lineRule="auto"/>
-        <w:ind w:left="720"/>
-      </w:pPr>
-      <w:r>
-        <w:rPr>
-          <w:lang w:val="zh_TW" w:bidi="zh_TW"/>
-        </w:rPr>
-      </w:r>
-      <w:r>
-        <w:rPr>
-          <w:lang w:val="zh_TW" w:bidi="zh_TW"/>
-        </w:rPr>
-        <w:t>聖母升天記</w:t>
-      </w:r>
-    </w:p>
-    <w:p>
-      <w:pPr/>
-      <w:r>
-        <w:rPr>
-          <w:lang w:val="zh_TW" w:bidi="zh_TW"/>
-        </w:rPr>
-      </w:r>
-      <w:r>
-        <w:rPr>
-          <w:b/>
-          <w:lang w:val="zh_TW" w:bidi="zh_TW"/>
-        </w:rPr>
-        <w:t>次經使徒行傳</w:t>
-      </w:r>
-    </w:p>
-    <w:p>
-      <w:pPr/>
-      <w:r>
-        <w:rPr>
-          <w:lang w:val="zh_TW" w:bidi="zh_TW"/>
-        </w:rPr>
-      </w:r>
-      <w:r>
-        <w:rPr>
-          <w:lang w:val="zh_TW" w:bidi="zh_TW"/>
-        </w:rPr>
-        <w:t>這些是關於使徒的作為與宣教事工的故事，並未記載於新約聖經。</w:t>
-      </w:r>
-    </w:p>
-    <w:p>
-      <w:pPr>
-        <w:pStyle w:val="ListBullet"/>
-        <w:spacing w:line="240" w:lineRule="auto"/>
-        <w:ind w:left="720"/>
-      </w:pPr>
-      <w:r>
-        <w:rPr>
-          <w:lang w:val="zh_TW" w:bidi="zh_TW"/>
-        </w:rPr>
-      </w:r>
-      <w:r>
-        <w:rPr>
-          <w:lang w:val="zh_TW" w:bidi="zh_TW"/>
-        </w:rPr>
-        <w:t>安得烈行傳</w:t>
-      </w:r>
-    </w:p>
-    <w:p>
-      <w:pPr>
-        <w:pStyle w:val="ListBullet"/>
-        <w:spacing w:line="240" w:lineRule="auto"/>
-        <w:ind w:left="720"/>
-      </w:pPr>
-      <w:r>
-        <w:rPr>
-          <w:lang w:val="zh_TW" w:bidi="zh_TW"/>
-        </w:rPr>
-      </w:r>
-      <w:r>
-        <w:rPr>
-          <w:lang w:val="zh_TW" w:bidi="zh_TW"/>
-        </w:rPr>
-        <w:t>安得烈與馬提亞行傳</w:t>
-      </w:r>
-    </w:p>
-    <w:p>
-      <w:pPr>
-        <w:pStyle w:val="ListBullet"/>
-        <w:spacing w:line="240" w:lineRule="auto"/>
-        <w:ind w:left="720"/>
-      </w:pPr>
-      <w:r>
-        <w:rPr>
-          <w:lang w:val="zh_TW" w:bidi="zh_TW"/>
-        </w:rPr>
-      </w:r>
-      <w:r>
-        <w:rPr>
-          <w:lang w:val="zh_TW" w:bidi="zh_TW"/>
-        </w:rPr>
-        <w:t>安得烈與保羅行傳</w:t>
-      </w:r>
-    </w:p>
-    <w:p>
-      <w:pPr>
-        <w:pStyle w:val="ListBullet"/>
-        <w:spacing w:line="240" w:lineRule="auto"/>
-        <w:ind w:left="720"/>
-      </w:pPr>
-      <w:r>
-        <w:rPr>
-          <w:lang w:val="zh_TW" w:bidi="zh_TW"/>
-        </w:rPr>
-      </w:r>
-      <w:r>
-        <w:rPr>
-          <w:lang w:val="zh_TW" w:bidi="zh_TW"/>
-        </w:rPr>
-        <w:t>安得烈的故事</w:t>
-      </w:r>
-    </w:p>
-    <w:p>
-      <w:pPr>
-        <w:pStyle w:val="ListBullet"/>
-        <w:spacing w:line="240" w:lineRule="auto"/>
-        <w:ind w:left="720"/>
-      </w:pPr>
-      <w:r>
-        <w:rPr>
-          <w:lang w:val="zh_TW" w:bidi="zh_TW"/>
-        </w:rPr>
-      </w:r>
-      <w:r>
-        <w:rPr>
-          <w:lang w:val="zh_TW" w:bidi="zh_TW"/>
-        </w:rPr>
-        <w:t>巴多羅買行傳</w:t>
-      </w:r>
-    </w:p>
-    <w:p>
-      <w:pPr>
-        <w:pStyle w:val="ListBullet"/>
-        <w:spacing w:line="240" w:lineRule="auto"/>
-        <w:ind w:left="720"/>
-      </w:pPr>
-      <w:r>
-        <w:rPr>
-          <w:lang w:val="zh_TW" w:bidi="zh_TW"/>
-        </w:rPr>
-      </w:r>
-      <w:r>
-        <w:rPr>
-          <w:lang w:val="zh_TW" w:bidi="zh_TW"/>
-        </w:rPr>
-        <w:t>巴拿巴行傳</w:t>
-      </w:r>
-    </w:p>
-    <w:p>
-      <w:pPr>
-        <w:pStyle w:val="ListBullet"/>
-        <w:spacing w:line="240" w:lineRule="auto"/>
-        <w:ind w:left="720"/>
-      </w:pPr>
-      <w:r>
-        <w:rPr>
-          <w:lang w:val="zh_TW" w:bidi="zh_TW"/>
-        </w:rPr>
-      </w:r>
-      <w:r>
-        <w:rPr>
-          <w:lang w:val="zh_TW" w:bidi="zh_TW"/>
-        </w:rPr>
-        <w:t>保羅與特格拉行傳</w:t>
-      </w:r>
-    </w:p>
-    <w:p>
-      <w:pPr>
-        <w:pStyle w:val="ListBullet"/>
-        <w:spacing w:line="240" w:lineRule="auto"/>
-        <w:ind w:left="720"/>
-      </w:pPr>
-      <w:r>
-        <w:rPr>
-          <w:lang w:val="zh_TW" w:bidi="zh_TW"/>
-        </w:rPr>
-      </w:r>
-      <w:r>
-        <w:rPr>
-          <w:lang w:val="zh_TW" w:bidi="zh_TW"/>
-        </w:rPr>
-        <w:t>多馬行傳</w:t>
-      </w:r>
-    </w:p>
-    <w:p>
-      <w:pPr>
-        <w:pStyle w:val="ListBullet"/>
-        <w:spacing w:line="240" w:lineRule="auto"/>
-        <w:ind w:left="720"/>
-      </w:pPr>
-      <w:r>
-        <w:rPr>
-          <w:lang w:val="zh_TW" w:bidi="zh_TW"/>
-        </w:rPr>
-      </w:r>
-      <w:r>
-        <w:rPr>
-          <w:lang w:val="zh_TW" w:bidi="zh_TW"/>
-        </w:rPr>
-        <w:t>達太行傳</w:t>
-      </w:r>
-    </w:p>
-    <w:p>
-      <w:pPr>
-        <w:pStyle w:val="ListBullet"/>
-        <w:spacing w:line="240" w:lineRule="auto"/>
-        <w:ind w:left="720"/>
-      </w:pPr>
-      <w:r>
-        <w:rPr>
-          <w:lang w:val="zh_TW" w:bidi="zh_TW"/>
-        </w:rPr>
-      </w:r>
-      <w:r>
-        <w:rPr>
-          <w:lang w:val="zh_TW" w:bidi="zh_TW"/>
-        </w:rPr>
-        <w:t>彼得與保羅受難記</w:t>
-      </w:r>
-    </w:p>
-    <w:p>
-      <w:pPr>
-        <w:pStyle w:val="ListBullet"/>
-        <w:spacing w:line="240" w:lineRule="auto"/>
-        <w:ind w:left="720"/>
-      </w:pPr>
-      <w:r>
-        <w:rPr>
-          <w:lang w:val="zh_TW" w:bidi="zh_TW"/>
-        </w:rPr>
-      </w:r>
-      <w:r>
-        <w:rPr>
-          <w:lang w:val="zh_TW" w:bidi="zh_TW"/>
-        </w:rPr>
-        <w:t>斯拉夫文彼得行傳</w:t>
-      </w:r>
-    </w:p>
-    <w:p>
-      <w:pPr>
-        <w:pStyle w:val="ListBullet"/>
-        <w:spacing w:line="240" w:lineRule="auto"/>
-        <w:ind w:left="720"/>
-      </w:pPr>
-      <w:r>
-        <w:rPr>
-          <w:lang w:val="zh_TW" w:bidi="zh_TW"/>
-        </w:rPr>
-      </w:r>
-      <w:r>
-        <w:rPr>
-          <w:lang w:val="zh_TW" w:bidi="zh_TW"/>
-        </w:rPr>
-        <w:t>保羅受難記</w:t>
-      </w:r>
-    </w:p>
-    <w:p>
-      <w:pPr>
-        <w:pStyle w:val="ListBullet"/>
-        <w:spacing w:line="240" w:lineRule="auto"/>
-        <w:ind w:left="720"/>
-      </w:pPr>
-      <w:r>
-        <w:rPr>
-          <w:lang w:val="zh_TW" w:bidi="zh_TW"/>
-        </w:rPr>
-      </w:r>
-      <w:r>
-        <w:rPr>
-          <w:lang w:val="zh_TW" w:bidi="zh_TW"/>
-        </w:rPr>
-        <w:t>阿迪教義</w:t>
-      </w:r>
-    </w:p>
-    <w:p>
-      <w:pPr>
-        <w:pStyle w:val="ListBullet"/>
-        <w:spacing w:line="240" w:lineRule="auto"/>
-        <w:ind w:left="720"/>
-      </w:pPr>
-      <w:r>
-        <w:rPr>
-          <w:lang w:val="zh_TW" w:bidi="zh_TW"/>
-        </w:rPr>
-      </w:r>
-      <w:r>
-        <w:rPr>
-          <w:lang w:val="zh_TW" w:bidi="zh_TW"/>
-        </w:rPr>
-        <w:t>阿布迪亞斯的使徒歷史</w:t>
-      </w:r>
-    </w:p>
-    <w:p>
-      <w:pPr>
-        <w:pStyle w:val="ListBullet"/>
-        <w:spacing w:line="240" w:lineRule="auto"/>
-        <w:ind w:left="720"/>
-      </w:pPr>
-      <w:r>
-        <w:rPr>
-          <w:lang w:val="zh_TW" w:bidi="zh_TW"/>
-        </w:rPr>
-      </w:r>
-      <w:r>
-        <w:rPr>
-          <w:lang w:val="zh_TW" w:bidi="zh_TW"/>
-        </w:rPr>
-        <w:t>彼得講道集</w:t>
-      </w:r>
-    </w:p>
-    <w:p>
-      <w:pPr>
-        <w:pStyle w:val="ListBullet"/>
-        <w:spacing w:line="240" w:lineRule="auto"/>
-        <w:ind w:left="720"/>
-      </w:pPr>
-      <w:r>
-        <w:rPr>
-          <w:lang w:val="zh_TW" w:bidi="zh_TW"/>
-        </w:rPr>
-      </w:r>
-      <w:r>
-        <w:rPr>
-          <w:lang w:val="zh_TW" w:bidi="zh_TW"/>
-        </w:rPr>
-        <w:t>彼拉多行傳</w:t>
-      </w:r>
-    </w:p>
-    <w:p>
-      <w:pPr>
-        <w:pStyle w:val="ListBullet"/>
-        <w:spacing w:line="240" w:lineRule="auto"/>
-        <w:ind w:left="720"/>
-      </w:pPr>
-      <w:r>
-        <w:rPr>
-          <w:lang w:val="zh_TW" w:bidi="zh_TW"/>
-        </w:rPr>
-      </w:r>
-      <w:r>
-        <w:rPr>
-          <w:lang w:val="zh_TW" w:bidi="zh_TW"/>
-        </w:rPr>
-        <w:t>馬太殉道記</w:t>
-      </w:r>
-    </w:p>
-    <w:p>
-      <w:pPr/>
-      <w:r>
-        <w:rPr>
-          <w:lang w:val="zh_TW" w:bidi="zh_TW"/>
-        </w:rPr>
-      </w:r>
-      <w:r>
-        <w:rPr>
-          <w:b/>
-          <w:lang w:val="zh_TW" w:bidi="zh_TW"/>
-        </w:rPr>
-        <w:t>次經書信</w:t>
-      </w:r>
-    </w:p>
-    <w:p>
-      <w:pPr/>
-      <w:r>
-        <w:rPr>
-          <w:lang w:val="zh_TW" w:bidi="zh_TW"/>
-        </w:rPr>
-      </w:r>
-      <w:r>
-        <w:rPr>
-          <w:lang w:val="zh_TW" w:bidi="zh_TW"/>
-        </w:rPr>
-        <w:t>這些是以使徒或早期基督徒人物為署名的書信。</w:t>
-      </w:r>
-    </w:p>
-    <w:p>
-      <w:pPr>
-        <w:pStyle w:val="ListBullet"/>
-        <w:spacing w:line="240" w:lineRule="auto"/>
-        <w:ind w:left="720"/>
-      </w:pPr>
-      <w:r>
-        <w:rPr>
-          <w:lang w:val="zh_TW" w:bidi="zh_TW"/>
-        </w:rPr>
-      </w:r>
-      <w:r>
-        <w:rPr>
-          <w:lang w:val="zh_TW" w:bidi="zh_TW"/>
-        </w:rPr>
-        <w:t>使徒書信</w:t>
-      </w:r>
-    </w:p>
-    <w:p>
-      <w:pPr>
-        <w:pStyle w:val="ListBullet"/>
-        <w:spacing w:line="240" w:lineRule="auto"/>
-        <w:ind w:left="720"/>
-      </w:pPr>
-      <w:r>
-        <w:rPr>
-          <w:lang w:val="zh_TW" w:bidi="zh_TW"/>
-        </w:rPr>
-      </w:r>
-      <w:r>
-        <w:rPr>
-          <w:lang w:val="zh_TW" w:bidi="zh_TW"/>
-        </w:rPr>
-        <w:t>巴拿巴書信</w:t>
-      </w:r>
-    </w:p>
-    <w:p>
-      <w:pPr>
-        <w:pStyle w:val="ListBullet"/>
-        <w:spacing w:line="240" w:lineRule="auto"/>
-        <w:ind w:left="720"/>
-      </w:pPr>
-      <w:r>
-        <w:rPr>
-          <w:lang w:val="zh_TW" w:bidi="zh_TW"/>
-        </w:rPr>
-      </w:r>
-      <w:r>
-        <w:rPr>
-          <w:lang w:val="zh_TW" w:bidi="zh_TW"/>
-        </w:rPr>
-        <w:t>哥林多三書</w:t>
-      </w:r>
-    </w:p>
-    <w:p>
-      <w:pPr>
-        <w:pStyle w:val="ListBullet"/>
-        <w:spacing w:line="240" w:lineRule="auto"/>
-        <w:ind w:left="720"/>
-      </w:pPr>
-      <w:r>
-        <w:rPr>
-          <w:lang w:val="zh_TW" w:bidi="zh_TW"/>
-        </w:rPr>
-      </w:r>
-      <w:r>
-        <w:rPr>
-          <w:lang w:val="zh_TW" w:bidi="zh_TW"/>
-        </w:rPr>
-        <w:t>彼得致腓力信書</w:t>
-      </w:r>
-    </w:p>
-    <w:p>
-      <w:pPr>
-        <w:pStyle w:val="ListBullet"/>
-        <w:spacing w:line="240" w:lineRule="auto"/>
-        <w:ind w:left="720"/>
-      </w:pPr>
-      <w:r>
-        <w:rPr>
-          <w:lang w:val="zh_TW" w:bidi="zh_TW"/>
-        </w:rPr>
-      </w:r>
-      <w:r>
-        <w:rPr>
-          <w:lang w:val="zh_TW" w:bidi="zh_TW"/>
-        </w:rPr>
-        <w:t>猶諾斯托斯書信</w:t>
-      </w:r>
-    </w:p>
-    <w:p>
-      <w:pPr>
-        <w:pStyle w:val="ListBullet"/>
-        <w:spacing w:line="240" w:lineRule="auto"/>
-        <w:ind w:left="720"/>
-      </w:pPr>
-      <w:r>
-        <w:rPr>
-          <w:lang w:val="zh_TW" w:bidi="zh_TW"/>
-        </w:rPr>
-      </w:r>
-      <w:r>
-        <w:rPr>
-          <w:lang w:val="zh_TW" w:bidi="zh_TW"/>
-        </w:rPr>
-        <w:t>西拉訓言</w:t>
-      </w:r>
-    </w:p>
-    <w:p>
-      <w:pPr>
-        <w:pStyle w:val="ListBullet"/>
-        <w:spacing w:line="240" w:lineRule="auto"/>
-        <w:ind w:left="720"/>
-      </w:pPr>
-      <w:r>
-        <w:rPr>
-          <w:lang w:val="zh_TW" w:bidi="zh_TW"/>
-        </w:rPr>
-      </w:r>
-      <w:r>
-        <w:rPr>
-          <w:lang w:val="zh_TW" w:bidi="zh_TW"/>
-        </w:rPr>
-        <w:t>蘭圖拉斯書信</w:t>
-      </w:r>
-    </w:p>
-    <w:p>
-      <w:pPr>
-        <w:pStyle w:val="ListBullet"/>
-        <w:spacing w:line="240" w:lineRule="auto"/>
-        <w:ind w:left="720"/>
-      </w:pPr>
-      <w:r>
-        <w:rPr>
-          <w:lang w:val="zh_TW" w:bidi="zh_TW"/>
-        </w:rPr>
-      </w:r>
-      <w:r>
-        <w:rPr>
-          <w:lang w:val="zh_TW" w:bidi="zh_TW"/>
-        </w:rPr>
-        <w:t>基督與阿布加魯斯書信</w:t>
-      </w:r>
-    </w:p>
-    <w:p>
-      <w:pPr/>
-      <w:r>
-        <w:rPr>
-          <w:lang w:val="zh_TW" w:bidi="zh_TW"/>
-        </w:rPr>
-      </w:r>
-      <w:r>
-        <w:rPr>
-          <w:b/>
-          <w:lang w:val="zh_TW" w:bidi="zh_TW"/>
-        </w:rPr>
-        <w:t>天啟次經</w:t>
-      </w:r>
-    </w:p>
-    <w:p>
-      <w:pPr/>
-      <w:r>
-        <w:rPr>
-          <w:lang w:val="zh_TW" w:bidi="zh_TW"/>
-        </w:rPr>
-      </w:r>
-      <w:r>
-        <w:rPr>
-          <w:lang w:val="zh_TW" w:bidi="zh_TW"/>
-        </w:rPr>
-        <w:t>這些是關於天堂、審判和末世的異象與啟示。</w:t>
-      </w:r>
-    </w:p>
-    <w:p>
-      <w:pPr>
-        <w:pStyle w:val="ListBullet"/>
-        <w:spacing w:line="240" w:lineRule="auto"/>
-        <w:ind w:left="720"/>
-      </w:pPr>
-      <w:r>
-        <w:rPr>
-          <w:lang w:val="zh_TW" w:bidi="zh_TW"/>
-        </w:rPr>
-      </w:r>
-      <w:r>
-        <w:rPr>
-          <w:lang w:val="zh_TW" w:bidi="zh_TW"/>
-        </w:rPr>
-        <w:t>巴多羅買啟示錄</w:t>
-      </w:r>
-    </w:p>
-    <w:p>
-      <w:pPr>
-        <w:pStyle w:val="ListBullet"/>
-        <w:spacing w:line="240" w:lineRule="auto"/>
-        <w:ind w:left="720"/>
-      </w:pPr>
-      <w:r>
-        <w:rPr>
-          <w:lang w:val="zh_TW" w:bidi="zh_TW"/>
-        </w:rPr>
-      </w:r>
-      <w:r>
-        <w:rPr>
-          <w:lang w:val="zh_TW" w:bidi="zh_TW"/>
-        </w:rPr>
-        <w:t>亞當啟示錄</w:t>
-      </w:r>
-    </w:p>
-    <w:p>
-      <w:pPr>
-        <w:pStyle w:val="ListBullet"/>
-        <w:spacing w:line="240" w:lineRule="auto"/>
-        <w:ind w:left="720"/>
-      </w:pPr>
-      <w:r>
-        <w:rPr>
-          <w:lang w:val="zh_TW" w:bidi="zh_TW"/>
-        </w:rPr>
-      </w:r>
-      <w:r>
-        <w:rPr>
-          <w:lang w:val="zh_TW" w:bidi="zh_TW"/>
-        </w:rPr>
-        <w:t>雅各啟示錄</w:t>
-      </w:r>
-    </w:p>
-    <w:p>
-      <w:pPr>
-        <w:pStyle w:val="ListBullet"/>
-        <w:spacing w:line="240" w:lineRule="auto"/>
-        <w:ind w:left="720"/>
-      </w:pPr>
-      <w:r>
-        <w:rPr>
-          <w:lang w:val="zh_TW" w:bidi="zh_TW"/>
-        </w:rPr>
-      </w:r>
-      <w:r>
-        <w:rPr>
-          <w:lang w:val="zh_TW" w:bidi="zh_TW"/>
-        </w:rPr>
-        <w:t>保羅啟示錄</w:t>
-      </w:r>
-    </w:p>
-    <w:p>
-      <w:pPr>
-        <w:pStyle w:val="ListBullet"/>
-        <w:spacing w:line="240" w:lineRule="auto"/>
-        <w:ind w:left="720"/>
-      </w:pPr>
-      <w:r>
-        <w:rPr>
-          <w:lang w:val="zh_TW" w:bidi="zh_TW"/>
-        </w:rPr>
-      </w:r>
-      <w:r>
-        <w:rPr>
-          <w:lang w:val="zh_TW" w:bidi="zh_TW"/>
-        </w:rPr>
-        <w:t>以賽亞升天記</w:t>
-      </w:r>
-    </w:p>
-    <w:p>
-      <w:pPr>
-        <w:pStyle w:val="ListBullet"/>
-        <w:spacing w:line="240" w:lineRule="auto"/>
-        <w:ind w:left="720"/>
-      </w:pPr>
-      <w:r>
-        <w:rPr>
-          <w:lang w:val="zh_TW" w:bidi="zh_TW"/>
-        </w:rPr>
-      </w:r>
-      <w:r>
-        <w:rPr>
-          <w:lang w:val="zh_TW" w:bidi="zh_TW"/>
-        </w:rPr>
-        <w:t>雅各升天記</w:t>
-      </w:r>
-    </w:p>
-    <w:p>
-      <w:pPr>
-        <w:pStyle w:val="ListBullet"/>
-        <w:spacing w:line="240" w:lineRule="auto"/>
-        <w:ind w:left="720"/>
-      </w:pPr>
-      <w:r>
-        <w:rPr>
-          <w:lang w:val="zh_TW" w:bidi="zh_TW"/>
-        </w:rPr>
-      </w:r>
-      <w:r>
-        <w:rPr>
-          <w:lang w:val="zh_TW" w:bidi="zh_TW"/>
-        </w:rPr>
-        <w:t>至高無上的阿羅基耐</w:t>
-      </w:r>
-    </w:p>
-    <w:p>
-      <w:pPr>
-        <w:pStyle w:val="ListBullet"/>
-        <w:spacing w:line="240" w:lineRule="auto"/>
-        <w:ind w:left="720"/>
-      </w:pPr>
-      <w:r>
-        <w:rPr>
-          <w:lang w:val="zh_TW" w:bidi="zh_TW"/>
-        </w:rPr>
-      </w:r>
-      <w:r>
-        <w:rPr>
-          <w:lang w:val="zh_TW" w:bidi="zh_TW"/>
-        </w:rPr>
-        <w:t>救主對話錄</w:t>
-      </w:r>
-    </w:p>
-    <w:p>
-      <w:pPr>
-        <w:pStyle w:val="ListBullet"/>
-        <w:spacing w:line="240" w:lineRule="auto"/>
-        <w:ind w:left="720"/>
-      </w:pPr>
-      <w:r>
-        <w:rPr>
-          <w:lang w:val="zh_TW" w:bidi="zh_TW"/>
-        </w:rPr>
-      </w:r>
-      <w:r>
-        <w:rPr>
-          <w:lang w:val="zh_TW" w:bidi="zh_TW"/>
-        </w:rPr>
-        <w:t>智慧信仰</w:t>
-      </w:r>
-    </w:p>
-    <w:p>
-      <w:pPr>
-        <w:pStyle w:val="ListBullet"/>
-        <w:spacing w:line="240" w:lineRule="auto"/>
-        <w:ind w:left="720"/>
-      </w:pPr>
-      <w:r>
-        <w:rPr>
-          <w:lang w:val="zh_TW" w:bidi="zh_TW"/>
-        </w:rPr>
-      </w:r>
-      <w:r>
-        <w:rPr>
-          <w:lang w:val="zh_TW" w:bidi="zh_TW"/>
-        </w:rPr>
-        <w:t>艾赫米姆殘片</w:t>
-      </w:r>
-      <w:r>
-        <w:rPr>
-          <w:lang w:val="zh_TW" w:bidi="zh_TW"/>
-        </w:rPr>
-      </w:r>
-      <w:r>
-        <w:rPr>
-          <w:lang w:val="zh_TW" w:bidi="zh_TW"/>
-        </w:rPr>
-      </w:r>
-    </w:p>
-    <w:p>
-      <w:pPr/>
-      <w:r>
-        <w:rPr>
-          <w:lang w:val="zh_TW" w:bidi="zh_TW"/>
-        </w:rPr>
-      </w:r>
-    </w:p>
-    <w:p>
-      <w:pPr>
-        <w:pStyle w:val="Heading2"/>
-      </w:pPr>
-      <w:r>
-        <w:rPr>
-          <w:lang w:val="zh_TW" w:bidi="zh_TW"/>
-        </w:rPr>
-        <w:t>賜福、祝福</w:t>
-      </w:r>
-      <w:r>
-        <w:rPr>
-          <w:lang w:val="zh_TW" w:bidi="zh_TW"/>
-        </w:rPr>
-      </w:r>
-    </w:p>
-    <w:p>
-      <w:pPr/>
-      <w:r>
-        <w:rPr>
-          <w:lang w:val="zh_TW" w:bidi="zh_TW"/>
-        </w:rPr>
-      </w:r>
-      <w:r>
-        <w:rPr>
-          <w:lang w:val="zh_TW" w:bidi="zh_TW"/>
-        </w:rPr>
-        <w:t>宣告神對一群聚集在一起的人的恩惠。</w:t>
-      </w:r>
-    </w:p>
-    <w:p>
-      <w:pPr/>
-      <w:r>
-        <w:rPr>
-          <w:lang w:val="zh_TW" w:bidi="zh_TW"/>
-        </w:rPr>
-      </w:r>
-      <w:r>
-        <w:rPr>
-          <w:lang w:val="zh_TW" w:bidi="zh_TW"/>
-        </w:rPr>
-        <w:t>在東正教、羅馬天主教和大多數新教教會的敬拜儀式中（例如聖餐禮），通常會以神職人員的祝福作為結束。這種宣告（在羅馬天主教、東正教和聖公會教會中稱為「祝福（blessing）」，在大多數新教教會中稱為「祝禱（benediction）」）有聖經的根據（</w:t>
-      </w:r>
-      <w:hyperlink r:id="rId17">
-        <w:r>
-          <w:rPr>
-            <w:lang w:val="zh_TW" w:bidi="zh_TW"/>
-          </w:rPr>
-          <w:rPr>
-            <w:color w:val="0000EE"/>
-            <w:u w:val="single"/>
-          </w:rPr>
-          <w:t>創27:27</w:t>
-        </w:r>
-      </w:hyperlink>
-      <w:r>
-        <w:rPr>
-          <w:lang w:val="zh_TW" w:bidi="zh_TW"/>
-        </w:rPr>
-        <w:t>–</w:t>
-      </w:r>
-      <w:hyperlink r:id="rId17">
-        <w:r>
-          <w:rPr>
-            <w:lang w:val="zh_TW" w:bidi="zh_TW"/>
-          </w:rPr>
-          <w:rPr>
-            <w:color w:val="0000EE"/>
-            <w:u w:val="single"/>
-          </w:rPr>
-          <w:t>29</w:t>
-        </w:r>
-      </w:hyperlink>
-      <w:r>
-        <w:rPr>
-          <w:lang w:val="zh_TW" w:bidi="zh_TW"/>
-        </w:rPr>
-        <w:t>；</w:t>
-      </w:r>
-      <w:hyperlink r:id="rId18">
-        <w:r>
-          <w:rPr>
-            <w:lang w:val="zh_TW" w:bidi="zh_TW"/>
-          </w:rPr>
-          <w:rPr>
-            <w:color w:val="0000EE"/>
-            <w:u w:val="single"/>
-          </w:rPr>
-          <w:t>民6:22</w:t>
-        </w:r>
-      </w:hyperlink>
-      <w:r>
-        <w:rPr>
-          <w:lang w:val="zh_TW" w:bidi="zh_TW"/>
-        </w:rPr>
-        <w:t>–</w:t>
-      </w:r>
-      <w:hyperlink r:id="rId18">
-        <w:r>
-          <w:rPr>
-            <w:lang w:val="zh_TW" w:bidi="zh_TW"/>
-          </w:rPr>
-          <w:rPr>
-            <w:color w:val="0000EE"/>
-            <w:u w:val="single"/>
-          </w:rPr>
-          <w:t>27</w:t>
-        </w:r>
-      </w:hyperlink>
-      <w:r>
-        <w:rPr>
-          <w:lang w:val="zh_TW" w:bidi="zh_TW"/>
-        </w:rPr>
-        <w:t>；</w:t>
-      </w:r>
-      <w:hyperlink r:id="rId19">
-        <w:r>
-          <w:rPr>
-            <w:lang w:val="zh_TW" w:bidi="zh_TW"/>
-          </w:rPr>
-          <w:rPr>
-            <w:color w:val="0000EE"/>
-            <w:u w:val="single"/>
-          </w:rPr>
-          <w:t>路24:50</w:t>
-        </w:r>
-      </w:hyperlink>
-      <w:r>
-        <w:rPr>
-          <w:lang w:val="zh_TW" w:bidi="zh_TW"/>
-        </w:rPr>
-        <w:t>；</w:t>
-      </w:r>
-      <w:hyperlink r:id="rId20">
-        <w:r>
-          <w:rPr>
-            <w:lang w:val="zh_TW" w:bidi="zh_TW"/>
-          </w:rPr>
-          <w:rPr>
-            <w:color w:val="0000EE"/>
-            <w:u w:val="single"/>
-          </w:rPr>
-          <w:t>林後13:11、14</w:t>
-        </w:r>
-      </w:hyperlink>
-      <w:r>
-        <w:rPr>
-          <w:lang w:val="zh_TW" w:bidi="zh_TW"/>
-        </w:rPr>
-        <w:t>；</w:t>
-      </w:r>
-      <w:hyperlink r:id="rId21">
-        <w:r>
-          <w:rPr>
-            <w:lang w:val="zh_TW" w:bidi="zh_TW"/>
-          </w:rPr>
-          <w:rPr>
-            <w:color w:val="0000EE"/>
-            <w:u w:val="single"/>
-          </w:rPr>
-          <w:t>腓4:7</w:t>
-        </w:r>
-      </w:hyperlink>
-      <w:r>
-        <w:rPr>
-          <w:lang w:val="zh_TW" w:bidi="zh_TW"/>
-        </w:rPr>
-        <w:t>；</w:t>
-      </w:r>
-      <w:hyperlink r:id="rId22">
-        <w:r>
-          <w:rPr>
-            <w:lang w:val="zh_TW" w:bidi="zh_TW"/>
-          </w:rPr>
-          <w:rPr>
-            <w:color w:val="0000EE"/>
-            <w:u w:val="single"/>
-          </w:rPr>
-          <w:t>帖後2:16</w:t>
-        </w:r>
-      </w:hyperlink>
-      <w:r>
-        <w:rPr>
-          <w:lang w:val="zh_TW" w:bidi="zh_TW"/>
-        </w:rPr>
-        <w:t>–</w:t>
-      </w:r>
-      <w:hyperlink r:id="rId22">
-        <w:r>
-          <w:rPr>
-            <w:lang w:val="zh_TW" w:bidi="zh_TW"/>
-          </w:rPr>
-          <w:rPr>
-            <w:color w:val="0000EE"/>
-            <w:u w:val="single"/>
-          </w:rPr>
-          <w:t>17</w:t>
-        </w:r>
-      </w:hyperlink>
-      <w:r>
-        <w:rPr>
-          <w:lang w:val="zh_TW" w:bidi="zh_TW"/>
-        </w:rPr>
-        <w:t>；</w:t>
-      </w:r>
-      <w:hyperlink r:id="rId23">
-        <w:r>
-          <w:rPr>
-            <w:lang w:val="zh_TW" w:bidi="zh_TW"/>
-          </w:rPr>
-          <w:rPr>
-            <w:color w:val="0000EE"/>
-            <w:u w:val="single"/>
-          </w:rPr>
-          <w:t>來13:20</w:t>
-        </w:r>
-      </w:hyperlink>
-      <w:r>
-        <w:rPr>
-          <w:lang w:val="zh_TW" w:bidi="zh_TW"/>
-        </w:rPr>
-        <w:t>–</w:t>
-      </w:r>
-      <w:hyperlink r:id="rId23">
-        <w:r>
-          <w:rPr>
-            <w:lang w:val="zh_TW" w:bidi="zh_TW"/>
-          </w:rPr>
-          <w:rPr>
-            <w:color w:val="0000EE"/>
-            <w:u w:val="single"/>
-          </w:rPr>
-          <w:t>21</w:t>
+          <w:t>猶滴傳15:4–5</w:t>
         </w:r>
       </w:hyperlink>
       <w:r>
@@ -3788,121 +298,6 @@
           <w:lang w:val="zh_TW" w:bidi="zh_TW"/>
         </w:rPr>
         <w:t>）。</w:t>
-      </w:r>
-    </w:p>
-    <w:p>
-      <w:pPr/>
-      <w:r>
-        <w:rPr>
-          <w:lang w:val="zh_TW" w:bidi="zh_TW"/>
-        </w:rPr>
-      </w:r>
-      <w:r>
-        <w:rPr>
-          <w:lang w:val="zh_TW" w:bidi="zh_TW"/>
-        </w:rPr>
-        <w:t>祝禱或祝福被視為儀式性地結束崇拜，但它實際上是一種重要的神恩宣告。由具有聖經權柄的神職人員賜予忠心的信徒。藉此，基督徒確信聖父的恩典、聖子的慈愛以及聖靈的交通與他們同在。</w:t>
-      </w:r>
-    </w:p>
-    <w:p>
-      <w:pPr/>
-      <w:r>
-        <w:rPr>
-          <w:lang w:val="zh_TW" w:bidi="zh_TW"/>
-        </w:rPr>
-      </w:r>
-      <w:r>
-        <w:rPr>
-          <w:lang w:val="zh_TW" w:bidi="zh_TW"/>
-        </w:rPr>
-        <w:t>「祝福」一詞也用於感謝神賜食物和飲料的行為（</w:t>
-      </w:r>
-      <w:hyperlink r:id="rId24">
-        <w:r>
-          <w:rPr>
-            <w:lang w:val="zh_TW" w:bidi="zh_TW"/>
-          </w:rPr>
-          <w:rPr>
-            <w:color w:val="0000EE"/>
-            <w:u w:val="single"/>
-          </w:rPr>
-          <w:t>太14:19</w:t>
-        </w:r>
-      </w:hyperlink>
-      <w:r>
-        <w:rPr>
-          <w:lang w:val="zh_TW" w:bidi="zh_TW"/>
-        </w:rPr>
-        <w:t>；</w:t>
-      </w:r>
-      <w:hyperlink r:id="rId25">
-        <w:r>
-          <w:rPr>
-            <w:lang w:val="zh_TW" w:bidi="zh_TW"/>
-          </w:rPr>
-          <w:rPr>
-            <w:color w:val="0000EE"/>
-            <w:u w:val="single"/>
-          </w:rPr>
-          <w:t>可8:7</w:t>
-        </w:r>
-      </w:hyperlink>
-      <w:r>
-        <w:rPr>
-          <w:lang w:val="zh_TW" w:bidi="zh_TW"/>
-        </w:rPr>
-        <w:t>；</w:t>
-      </w:r>
-      <w:hyperlink r:id="rId26">
-        <w:r>
-          <w:rPr>
-            <w:lang w:val="zh_TW" w:bidi="zh_TW"/>
-          </w:rPr>
-          <w:rPr>
-            <w:color w:val="0000EE"/>
-            <w:u w:val="single"/>
-          </w:rPr>
-          <w:t>路24:30</w:t>
-        </w:r>
-      </w:hyperlink>
-      <w:r>
-        <w:rPr>
-          <w:lang w:val="zh_TW" w:bidi="zh_TW"/>
-        </w:rPr>
-        <w:t>）。</w:t>
-      </w:r>
-    </w:p>
-    <w:p>
-      <w:pPr/>
-      <w:r>
-        <w:rPr>
-          <w:lang w:val="zh_TW" w:bidi="zh_TW"/>
-        </w:rPr>
-      </w:r>
-      <w:r>
-        <w:rPr>
-          <w:i/>
-          <w:lang w:val="zh_TW" w:bidi="zh_TW"/>
-        </w:rPr>
-        <w:t>另見</w:t>
-      </w:r>
-      <w:r>
-        <w:rPr>
-          <w:lang w:val="zh_TW" w:bidi="zh_TW"/>
-        </w:rPr>
-        <w:t xml:space="preserve"> </w:t>
-      </w:r>
-      <w:r>
-        <w:rPr>
-          <w:lang w:val="zh_TW" w:bidi="zh_TW"/>
-        </w:rPr>
-        <w:t>八福</w:t>
-      </w:r>
-      <w:r>
-        <w:rPr>
-          <w:lang w:val="zh_TW" w:bidi="zh_TW"/>
-        </w:rPr>
-        <w:t>。</w:t>
       </w:r>
       <w:r>
         <w:rPr>
@@ -5804,12 +2199,6 @@
   </w:num>
   <w:num w:numId="13" w16cid:durableId="592781308">
     <w:abstractNumId w:val="11"/>
-  </w:num>
-  <w:num w:numId="14">
-    <w:abstractNumId w:val="3"/>
-    <w:lvlOverride w:ilvl="0">
-      <w:startOverride w:val="1"/>
-    </w:lvlOverride>
   </w:num>
   <w:numIdMacAtCleanup w:val="10"/>
 </w:numbering>

--- a/zht/docx/022.content.docx
+++ b/zht/docx/022.content.docx
@@ -19,7 +19,7 @@
         <w:rPr>
           <w:lang w:val="zh_TW" w:bidi="zh_TW"/>
         </w:rPr>
-        <w:t>Resource: Tyndale Open Bible Dictionary</w:t>
+        <w:t>Resource: Aquifer Open Bible Dictionary</w:t>
       </w:r>
       <w:r>
         <w:rPr>
@@ -112,7 +112,7 @@
         <w:rPr>
           <w:lang w:val="zh_TW" w:bidi="zh_TW"/>
         </w:rPr>
-        <w:t>Tyndale Open Bible Dictionary</w:t>
+        <w:t>Aquifer Open Bible Dictionary</w:t>
       </w:r>
     </w:p>
     <w:p>

--- a/zht/docx/022.content.docx
+++ b/zht/docx/022.content.docx
@@ -149,7 +149,7 @@
         <w:rPr>
           <w:lang w:val="zh_TW" w:bidi="zh_TW"/>
         </w:rPr>
-        <w:t>chuo</w:t>
+        <w:t>chui</w:t>
       </w:r>
       <w:r>
         <w:rPr>
@@ -212,12 +212,23 @@
         <w:rPr>
           <w:lang w:val="zh_TW" w:bidi="zh_TW"/>
         </w:rPr>
-        <w:t>綽巴</w:t>
+        <w:t>垂絲柳樹</w:t>
       </w:r>
       <w:r>
         <w:rPr>
           <w:lang w:val="zh_TW" w:bidi="zh_TW"/>
         </w:rPr>
+      </w:r>
+    </w:p>
+    <w:p>
+      <w:pPr>
+        <w:pStyle w:val="Heading2"/>
+      </w:pPr>
+      <w:r>
+        <w:rPr>
+          <w:lang w:val="zh_TW" w:bidi="zh_TW"/>
+        </w:rPr>
+        <w:t>垂絲柳樹</w:t>
       </w:r>
     </w:p>
     <w:p>
@@ -231,19 +242,13 @@
         <w:rPr>
           <w:lang w:val="zh_TW" w:bidi="zh_TW"/>
         </w:rPr>
-        <w:t>在猶滴傳中提到的村莊，當亞述將領</w:t>
+        <w:t>垂絲柳樹</w:t>
       </w:r>
       <w:r>
         <w:rPr>
           <w:lang w:val="zh_TW" w:bidi="zh_TW"/>
         </w:rPr>
-        <w:t>何樂佛尼</w:t>
-      </w:r>
-      <w:r>
-        <w:rPr>
-          <w:lang w:val="zh_TW" w:bidi="zh_TW"/>
-        </w:rPr>
-        <w:t>（Holofernes）入侵巴勒斯坦時，猶太人進行加固（</w:t>
+        <w:t>是一種小型、快速生長的樹木或灌木，其木材堅固耐用。這些植物在沙漠、沙丘和鹽鹼地等惡劣環境中生長良好。在</w:t>
       </w:r>
       <w:hyperlink r:id="rId13">
         <w:r>
@@ -254,14 +259,14 @@
             <w:color w:val="0000EE"/>
             <w:u w:val="single"/>
           </w:rPr>
-          <w:t>猶滴傳4:4</w:t>
+          <w:t>創世記二十一章33節</w:t>
         </w:r>
       </w:hyperlink>
       <w:r>
         <w:rPr>
           <w:lang w:val="zh_TW" w:bidi="zh_TW"/>
         </w:rPr>
-        <w:t>）。確切位置無法確定，但可能是伊勒·馬可乎比（el-Makhubbi），距離比散（Besan）三英里（4.8公里），或者可能是創世記中的何把（</w:t>
+        <w:t>，</w:t>
       </w:r>
       <w:hyperlink r:id="rId14">
         <w:r>
@@ -272,14 +277,14 @@
             <w:color w:val="0000EE"/>
             <w:u w:val="single"/>
           </w:rPr>
-          <w:t>創14:15</w:t>
+          <w:t>撒母耳記上二十二章6節</w:t>
         </w:r>
       </w:hyperlink>
       <w:r>
         <w:rPr>
           <w:lang w:val="zh_TW" w:bidi="zh_TW"/>
         </w:rPr>
-        <w:t>）。記載顯示，猶太人追擊何樂佛尼的軍隊到達何把，並越過大馬士革（</w:t>
+        <w:t>及</w:t>
       </w:r>
       <w:hyperlink r:id="rId15">
         <w:r>
@@ -290,14 +295,112 @@
             <w:color w:val="0000EE"/>
             <w:u w:val="single"/>
           </w:rPr>
-          <w:t>猶滴傳15:4–5</w:t>
+          <w:t>三十一章13節</w:t>
         </w:r>
       </w:hyperlink>
       <w:r>
         <w:rPr>
           <w:lang w:val="zh_TW" w:bidi="zh_TW"/>
         </w:rPr>
-        <w:t>）。</w:t>
+        <w:t>中都提到</w:t>
+      </w:r>
+      <w:r>
+        <w:rPr>
+          <w:lang w:val="zh_TW" w:bidi="zh_TW"/>
+        </w:rPr>
+        <w:t>垂絲柳樹</w:t>
+      </w:r>
+      <w:r>
+        <w:rPr>
+          <w:lang w:val="zh_TW" w:bidi="zh_TW"/>
+        </w:rPr>
+        <w:t>。</w:t>
+      </w:r>
+    </w:p>
+    <w:p>
+      <w:pPr/>
+      <w:r>
+        <w:rPr>
+          <w:lang w:val="zh_TW" w:bidi="zh_TW"/>
+        </w:rPr>
+      </w:r>
+      <w:r>
+        <w:rPr>
+          <w:lang w:val="zh_TW" w:bidi="zh_TW"/>
+        </w:rPr>
+        <w:t>這種植物經常為炎熱乾燥地區的旅行者提供宜人的綠葉和涼爽的陰影。有一種垂絲柳樹——無葉檉柳（</w:t>
+      </w:r>
+      <w:r>
+        <w:rPr>
+          <w:i/>
+          <w:lang w:val="zh_TW" w:bidi="zh_TW"/>
+        </w:rPr>
+        <w:t>Tamarix aphylla</w:t>
+      </w:r>
+      <w:r>
+        <w:rPr>
+          <w:lang w:val="zh_TW" w:bidi="zh_TW"/>
+        </w:rPr>
+        <w:t>）——有小型鱗片狀的葉子並會開小白花。這些細小的葉子幫助樹木在乾燥的氣候中保存水分。無葉檉柳能在惡劣的環境中生存，並在水資源稀缺的地區生長良好。</w:t>
+      </w:r>
+    </w:p>
+    <w:p>
+      <w:pPr/>
+      <w:r>
+        <w:rPr>
+          <w:lang w:val="zh_TW" w:bidi="zh_TW"/>
+        </w:rPr>
+      </w:r>
+      <w:r>
+        <w:rPr>
+          <w:lang w:val="zh_TW" w:bidi="zh_TW"/>
+        </w:rPr>
+        <w:t>嗎哪檉柳（</w:t>
+      </w:r>
+      <w:r>
+        <w:rPr>
+          <w:i/>
+          <w:lang w:val="zh_TW" w:bidi="zh_TW"/>
+        </w:rPr>
+        <w:t>Tamarix mannifera</w:t>
+      </w:r>
+      <w:r>
+        <w:rPr>
+          <w:lang w:val="zh_TW" w:bidi="zh_TW"/>
+        </w:rPr>
+        <w:t>）是一種灌木或小樹，高約2.7到4.6公尺（9到15英尺），開有細小的粉紅色花朵。其分布在以色列及周邊地區、阿拉伯和西奈的沙漠中。在炎熱的日子裡，寄生在這種植物上的微小昆蟲會在枝條上製造出甜而黏的物質。這種物質乾燥後會形成小白塊，可以採集並食用。有些人認為這可能就是以色列人在曠野中吃的「嗎哪」（</w:t>
+      </w:r>
+      <w:hyperlink r:id="rId16">
+        <w:r>
+          <w:rPr>
+            <w:lang w:val="zh_TW" w:bidi="zh_TW"/>
+          </w:rPr>
+          <w:rPr>
+            <w:color w:val="0000EE"/>
+            <w:u w:val="single"/>
+          </w:rPr>
+          <w:t>出16章</w:t>
+        </w:r>
+      </w:hyperlink>
+      <w:r>
+        <w:rPr>
+          <w:lang w:val="zh_TW" w:bidi="zh_TW"/>
+        </w:rPr>
+        <w:t>），但它並不符合聖經中對嗎哪的所有描述。</w:t>
+      </w:r>
+    </w:p>
+    <w:p>
+      <w:pPr/>
+      <w:r>
+        <w:rPr>
+          <w:lang w:val="zh_TW" w:bidi="zh_TW"/>
+        </w:rPr>
+      </w:r>
+      <w:r>
+        <w:rPr>
+          <w:lang w:val="zh_TW" w:bidi="zh_TW"/>
+        </w:rPr>
+        <w:t>在樹木稀少的地區，人們看重較大的垂絲柳樹，因為它們的木材可用於建造建築物，並製作高品質的木炭以生火。</w:t>
       </w:r>
       <w:r>
         <w:rPr>

--- a/zht/docx/022.content.docx
+++ b/zht/docx/022.content.docx
@@ -250,54 +250,36 @@
         </w:rPr>
         <w:t>是一種小型、快速生長的樹木或灌木，其木材堅固耐用。這些植物在沙漠、沙丘和鹽鹼地等惡劣環境中生長良好。在</w:t>
       </w:r>
-      <w:hyperlink r:id="rId13">
-        <w:r>
-          <w:rPr>
-            <w:lang w:val="zh_TW" w:bidi="zh_TW"/>
-          </w:rPr>
-          <w:rPr>
-            <w:color w:val="0000EE"/>
-            <w:u w:val="single"/>
-          </w:rPr>
-          <w:t>創世記二十一章33節</w:t>
-        </w:r>
-      </w:hyperlink>
+      <w:r>
+        <w:rPr>
+          <w:lang w:val="zh_TW" w:bidi="zh_TW"/>
+        </w:rPr>
+        <w:t>創世記二十一章33節</w:t>
+      </w:r>
       <w:r>
         <w:rPr>
           <w:lang w:val="zh_TW" w:bidi="zh_TW"/>
         </w:rPr>
         <w:t>，</w:t>
       </w:r>
-      <w:hyperlink r:id="rId14">
-        <w:r>
-          <w:rPr>
-            <w:lang w:val="zh_TW" w:bidi="zh_TW"/>
-          </w:rPr>
-          <w:rPr>
-            <w:color w:val="0000EE"/>
-            <w:u w:val="single"/>
-          </w:rPr>
-          <w:t>撒母耳記上二十二章6節</w:t>
-        </w:r>
-      </w:hyperlink>
+      <w:r>
+        <w:rPr>
+          <w:lang w:val="zh_TW" w:bidi="zh_TW"/>
+        </w:rPr>
+        <w:t>撒母耳記上二十二章6節</w:t>
+      </w:r>
       <w:r>
         <w:rPr>
           <w:lang w:val="zh_TW" w:bidi="zh_TW"/>
         </w:rPr>
         <w:t>及</w:t>
       </w:r>
-      <w:hyperlink r:id="rId15">
-        <w:r>
-          <w:rPr>
-            <w:lang w:val="zh_TW" w:bidi="zh_TW"/>
-          </w:rPr>
-          <w:rPr>
-            <w:color w:val="0000EE"/>
-            <w:u w:val="single"/>
-          </w:rPr>
-          <w:t>三十一章13節</w:t>
-        </w:r>
-      </w:hyperlink>
+      <w:r>
+        <w:rPr>
+          <w:lang w:val="zh_TW" w:bidi="zh_TW"/>
+        </w:rPr>
+        <w:t>三十一章13節</w:t>
+      </w:r>
       <w:r>
         <w:rPr>
           <w:lang w:val="zh_TW" w:bidi="zh_TW"/>
@@ -370,18 +352,12 @@
         </w:rPr>
         <w:t>）是一種灌木或小樹，高約2.7到4.6公尺（9到15英尺），開有細小的粉紅色花朵。其分布在以色列及周邊地區、阿拉伯和西奈的沙漠中。在炎熱的日子裡，寄生在這種植物上的微小昆蟲會在枝條上製造出甜而黏的物質。這種物質乾燥後會形成小白塊，可以採集並食用。有些人認為這可能就是以色列人在曠野中吃的「嗎哪」（</w:t>
       </w:r>
-      <w:hyperlink r:id="rId16">
-        <w:r>
-          <w:rPr>
-            <w:lang w:val="zh_TW" w:bidi="zh_TW"/>
-          </w:rPr>
-          <w:rPr>
-            <w:color w:val="0000EE"/>
-            <w:u w:val="single"/>
-          </w:rPr>
-          <w:t>出16章</w:t>
-        </w:r>
-      </w:hyperlink>
+      <w:r>
+        <w:rPr>
+          <w:lang w:val="zh_TW" w:bidi="zh_TW"/>
+        </w:rPr>
+        <w:t>出16章</w:t>
+      </w:r>
       <w:r>
         <w:rPr>
           <w:lang w:val="zh_TW" w:bidi="zh_TW"/>
